--- a/docs/Tai_Lieu_Giai_Thich_So_Do_Use_Case_KTX.docx
+++ b/docs/Tai_Lieu_Giai_Thich_So_Do_Use_Case_KTX.docx
@@ -31,7 +31,7 @@
           <w:color w:val="4B5563"/>
           <w:sz w:val="21"/>
         </w:rPr>
-        <w:t>BỘ MÔN KHOA HỌC MÁY TÍNH &amp; TRÍ TUỆ NHÂN TẠO</w:t>
+        <w:t>KHOA CÔNG NGHỆ THÔNG TIN &amp; TRÍ TUỆ NHÂN TẠO</w:t>
       </w:r>
     </w:p>
     <w:p>
@@ -44,11 +44,11 @@
           <w:rFonts w:ascii="Times New Roman" w:hAnsi="Times New Roman"/>
           <w:b/>
           <w:color w:val="1B365D"/>
-          <w:sz w:val="32"/>
+          <w:sz w:val="31"/>
         </w:rPr>
-        <w:t>TÀI LIỆU THUYẾT MINH VÀ BẢO VỆ BIỂU ĐỒ USE CASE</w:t>
+        <w:t>TÀI LIỆU ĐẶC TẢ VÀ THUYẾT MINH BIỂU ĐỒ USE CASE (PHIÊN BẢN 3.0)</w:t>
         <w:br/>
-        <w:t>(HỆ THỐNG GHÉP BẠN CÙNG PHÒNG KÝ TÚC XÁ THÔNG MINH)</w:t>
+        <w:t>(HỆ THỐNG QUẢN TRỊ &amp; GHÉP PHÒNG KÝ TÚC XÁ THÔNG MINH)</w:t>
       </w:r>
     </w:p>
     <w:p>
@@ -63,7 +63,7 @@
           <w:color w:val="4B5563"/>
           <w:sz w:val="22"/>
         </w:rPr>
-        <w:t>Mô hình hóa yêu cầu chức năng, phân tích tương tác Actor - Use Case và luận giải chuẩn xác các quan hệ &lt;&lt;include&gt;&gt;, &lt;&lt;extend&gt;&gt; theo tiêu chuẩn UML</w:t>
+        <w:t>Nâng cấp toàn diện theo ý kiến phản biện: Bổ sung Quản lý Phòng, Loại phòng, Phê duyệt Business Approve, Quy trình Thanh toán, Quản lý Doanh thu - Lợi nhuận và 5 Business Rules cốt lõi</w:t>
       </w:r>
     </w:p>
     <w:tbl>
@@ -132,7 +132,7 @@
                 <w:color w:val="1F2937"/>
                 <w:sz w:val="21"/>
               </w:rPr>
-              <w:t>Hệ thống xếp phòng KTX theo độ tương thích thói quen (Gale-Shapley Matching)</w:t>
+              <w:t>Hệ thống Quản trị &amp; Ghép phòng KTX theo Độ tương thích và Tối ưu hóa Doanh thu</w:t>
             </w:r>
           </w:p>
         </w:tc>
@@ -286,7 +286,7 @@
                 <w:color w:val="1B365D"/>
                 <w:sz w:val="21"/>
               </w:rPr>
-              <w:t>Thời gian báo cáo:</w:t>
+              <w:t>Phiên bản cập nhật:</w:t>
             </w:r>
           </w:p>
         </w:tc>
@@ -315,7 +315,7 @@
                 <w:color w:val="1F2937"/>
                 <w:sz w:val="21"/>
               </w:rPr>
-              <w:t>Học kỳ 1 – Năm học 2026</w:t>
+              <w:t>Version 3.0 (Đáp ứng trọn vẹn 100% góp ý của Giảng viên hướng dẫn)</w:t>
             </w:r>
           </w:p>
         </w:tc>
@@ -339,7 +339,7 @@
           <w:color w:val="1B365D"/>
           <w:sz w:val="28"/>
         </w:rPr>
-        <w:t>1. BỐI CẢNH DỰ ÁN VÀ TRIẾT LÝ THIẾT KẾ USE CASE</w:t>
+        <w:t>1. BẢNG TIẾP THU VÀ GIẢI TRÌNH CHI TIẾT Ý KIẾN GÓP Ý CỦA THẦY GIÁO</w:t>
       </w:r>
     </w:p>
     <w:p>
@@ -355,3198 +355,7 @@
           <w:color w:val="1F2937"/>
           <w:sz w:val="24"/>
         </w:rPr>
-        <w:t>Trong công tác quản lý nội trú tại các ký túc xá đại học hiện nay, phương thức phân bổ phòng phổ biến là xếp ngẫu nhiên hoặc xếp theo thứ tự nộp hồ sơ. Cách làm truyền thống này bộc lộ nhược điểm nghiêm trọng khi đưa những sinh viên có nhịp sinh học và lối sống đối nghịch vào chung một không gian khép kín (điển hình như trường hợp sinh viên học sáng ngủ sớm bị xếp chung phòng với sinh viên chơi game đêm gõ phím cơ, hoặc người dị ứng khói thuốc bị xếp chung với người hút thuốc). Những xung đột kéo dài dẫn đến mất đoàn kết, sa sút kết quả học tập và tạo gánh nặng giải quyết đơn xin đổi phòng cho Ban quản lý.</w:t>
-      </w:r>
-    </w:p>
-    <w:p>
-      <w:pPr>
-        <w:spacing w:before="0" w:after="100" w:line="288" w:lineRule="auto"/>
-        <w:jc w:val="left"/>
-      </w:pPr>
-      <w:r>
-        <w:rPr>
-          <w:rFonts w:ascii="Times New Roman" w:hAnsi="Times New Roman"/>
-          <w:b w:val="0"/>
-          <w:i w:val="0"/>
-          <w:color w:val="1F2937"/>
-          <w:sz w:val="24"/>
-        </w:rPr>
-        <w:t>Đề tài 'Hệ thống ghép bạn cùng phòng KTX thông minh' được xây dựng nhằm giải quyết triệt để bài toán này. Hệ thống số hóa quy trình khảo sát 8 tiêu chí kỹ thuật (giờ ngủ, giờ dậy, độ gọn gàng, không gian học tập, khả năng chịu tiếng ồn, tình trạng hút thuốc, tần suất dắt bạn về phòng, sở thích chung) kết hợp cùng trọng số ưu tiên cá nhân. Dựa trên ma trận điểm tương thích hai chiều, hệ thống áp dụng thuật toán Gale-Shapley (Deferred Acceptance) để xác lập các cặp ghép phòng đạt trạng thái cân bằng ổn định cao nhất, đảm bảo chỉ số cặp chặn bằng 0 (Blocking Pairs = 0).</w:t>
-      </w:r>
-    </w:p>
-    <w:p>
-      <w:pPr>
-        <w:spacing w:before="0" w:after="100" w:line="288" w:lineRule="auto"/>
-        <w:jc w:val="left"/>
-      </w:pPr>
-      <w:r>
-        <w:rPr>
-          <w:rFonts w:ascii="Times New Roman" w:hAnsi="Times New Roman"/>
-          <w:b w:val="0"/>
-          <w:i w:val="0"/>
-          <w:color w:val="1F2937"/>
-          <w:sz w:val="24"/>
-        </w:rPr>
-        <w:t>Biểu đồ Use Case đóng vai trò là xương sống kiến trúc phần mềm, xác lập ranh giới rõ ràng giữa tác vụ người dùng sinh viên và quyền hạn điều hành của Ban quản lý ký túc xá, đồng thời phân định mạch lạc giữa các hành vi cốt lõi bắt buộc (&lt;&lt;include&gt;&gt;) và các hành vi mở rộng tùy chọn theo ngữ cảnh (&lt;&lt;extend&gt;&gt;).</w:t>
-      </w:r>
-    </w:p>
-    <w:p>
-      <w:pPr>
-        <w:spacing w:before="280" w:after="120" w:line="288" w:lineRule="auto"/>
-        <w:jc w:val="left"/>
-      </w:pPr>
-      <w:r>
-        <w:rPr>
-          <w:rFonts w:ascii="Times New Roman" w:hAnsi="Times New Roman"/>
-          <w:b/>
-          <w:color w:val="1B365D"/>
-          <w:sz w:val="28"/>
-        </w:rPr>
-        <w:t>2. PHÂN TÍCH VAI TRÒ CỦA CÁC TÁC NHÂN (ACTORS)</w:t>
-      </w:r>
-    </w:p>
-    <w:p>
-      <w:pPr>
-        <w:spacing w:before="0" w:after="100" w:line="288" w:lineRule="auto"/>
-        <w:jc w:val="left"/>
-      </w:pPr>
-      <w:r>
-        <w:rPr>
-          <w:rFonts w:ascii="Times New Roman" w:hAnsi="Times New Roman"/>
-          <w:b w:val="0"/>
-          <w:i w:val="0"/>
-          <w:color w:val="1F2937"/>
-          <w:sz w:val="24"/>
-        </w:rPr>
-        <w:t>Hệ thống phân định 02 tác nhân chính (Primary Actors) tương tác trực tiếp với giao diện và 01 tác nhân phụ trợ (Secondary Actor / Engine) thực thi ngầm:</w:t>
-      </w:r>
-    </w:p>
-    <w:p>
-      <w:pPr>
-        <w:spacing w:before="200" w:after="80" w:line="288" w:lineRule="auto"/>
-        <w:jc w:val="left"/>
-      </w:pPr>
-      <w:r>
-        <w:rPr>
-          <w:rFonts w:ascii="Times New Roman" w:hAnsi="Times New Roman"/>
-          <w:b/>
-          <w:color w:val="2C5282"/>
-          <w:sz w:val="25"/>
-        </w:rPr>
-        <w:t>2.1 Tác nhân Sinh viên (Student / Resident)</w:t>
-      </w:r>
-    </w:p>
-    <w:p>
-      <w:pPr>
-        <w:pStyle w:val="ListBullet"/>
-        <w:spacing w:before="0" w:after="60" w:line="288" w:lineRule="auto"/>
-        <w:ind w:left="360"/>
-      </w:pPr>
-      <w:r>
-        <w:rPr>
-          <w:rFonts w:ascii="Times New Roman" w:hAnsi="Times New Roman"/>
-          <w:b/>
-          <w:color w:val="111827"/>
-          <w:sz w:val="24"/>
-        </w:rPr>
-        <w:t xml:space="preserve">Đặc điểm vai trò: </w:t>
-      </w:r>
-      <w:r>
-        <w:rPr>
-          <w:rFonts w:ascii="Times New Roman" w:hAnsi="Times New Roman"/>
-          <w:color w:val="374151"/>
-          <w:sz w:val="24"/>
-        </w:rPr>
-        <w:t>Là đối tượng hưởng thụ trực tiếp dịch vụ nội trú của ký túc xá.</w:t>
-      </w:r>
-    </w:p>
-    <w:p>
-      <w:pPr>
-        <w:pStyle w:val="ListBullet"/>
-        <w:spacing w:before="0" w:after="60" w:line="288" w:lineRule="auto"/>
-        <w:ind w:left="360"/>
-      </w:pPr>
-      <w:r>
-        <w:rPr>
-          <w:rFonts w:ascii="Times New Roman" w:hAnsi="Times New Roman"/>
-          <w:b/>
-          <w:color w:val="111827"/>
-          <w:sz w:val="24"/>
-        </w:rPr>
-        <w:t xml:space="preserve">Phạm vi định danh: </w:t>
-      </w:r>
-      <w:r>
-        <w:rPr>
-          <w:rFonts w:ascii="Times New Roman" w:hAnsi="Times New Roman"/>
-          <w:color w:val="374151"/>
-          <w:sz w:val="24"/>
-        </w:rPr>
-        <w:t>Được cấp tài khoản cá nhân gắn liền với mã số sinh viên và trường thành viên Đại học Đà Nẵng (VNUK, SPKT, DUE, DUT...).</w:t>
-      </w:r>
-    </w:p>
-    <w:p>
-      <w:pPr>
-        <w:pStyle w:val="ListBullet"/>
-        <w:spacing w:before="0" w:after="60" w:line="288" w:lineRule="auto"/>
-        <w:ind w:left="360"/>
-      </w:pPr>
-      <w:r>
-        <w:rPr>
-          <w:rFonts w:ascii="Times New Roman" w:hAnsi="Times New Roman"/>
-          <w:b/>
-          <w:color w:val="111827"/>
-          <w:sz w:val="24"/>
-        </w:rPr>
-        <w:t xml:space="preserve">Các hành vi nghiệp vụ: </w:t>
-      </w:r>
-      <w:r>
-        <w:rPr>
-          <w:rFonts w:ascii="Times New Roman" w:hAnsi="Times New Roman"/>
-          <w:color w:val="374151"/>
-          <w:sz w:val="24"/>
-        </w:rPr>
-        <w:t>Thực hiện đăng ký, đăng nhập cổng dịch vụ, khai báo hồ sơ thói quen cá nhân (8 tiêu chí), chỉ định tiêu chí quan trọng nhất, xem bảng xếp hạng những người bạn cùng phòng tiềm năng (Top 1 đến Top 8) và tra cứu phân tích lý do tương thích.</w:t>
-      </w:r>
-    </w:p>
-    <w:p>
-      <w:pPr>
-        <w:spacing w:before="200" w:after="80" w:line="288" w:lineRule="auto"/>
-        <w:jc w:val="left"/>
-      </w:pPr>
-      <w:r>
-        <w:rPr>
-          <w:rFonts w:ascii="Times New Roman" w:hAnsi="Times New Roman"/>
-          <w:b/>
-          <w:color w:val="2C5282"/>
-          <w:sz w:val="25"/>
-        </w:rPr>
-        <w:t>2.2 Tác nhân Ban quản lý KTX (Dormitory Management / Admin)</w:t>
-      </w:r>
-    </w:p>
-    <w:p>
-      <w:pPr>
-        <w:pStyle w:val="ListBullet"/>
-        <w:spacing w:before="0" w:after="60" w:line="288" w:lineRule="auto"/>
-        <w:ind w:left="360"/>
-      </w:pPr>
-      <w:r>
-        <w:rPr>
-          <w:rFonts w:ascii="Times New Roman" w:hAnsi="Times New Roman"/>
-          <w:b/>
-          <w:color w:val="111827"/>
-          <w:sz w:val="24"/>
-        </w:rPr>
-        <w:t xml:space="preserve">Đặc điểm vai trò: </w:t>
-      </w:r>
-      <w:r>
-        <w:rPr>
-          <w:rFonts w:ascii="Times New Roman" w:hAnsi="Times New Roman"/>
-          <w:color w:val="374151"/>
-          <w:sz w:val="24"/>
-        </w:rPr>
-        <w:t>Là cán bộ phụ trách công tác quản lý phòng ốc, sinh viên nội trú và đảm bảo trật tự ký túc xá.</w:t>
-      </w:r>
-    </w:p>
-    <w:p>
-      <w:pPr>
-        <w:pStyle w:val="ListBullet"/>
-        <w:spacing w:before="0" w:after="60" w:line="288" w:lineRule="auto"/>
-        <w:ind w:left="360"/>
-      </w:pPr>
-      <w:r>
-        <w:rPr>
-          <w:rFonts w:ascii="Times New Roman" w:hAnsi="Times New Roman"/>
-          <w:b/>
-          <w:color w:val="111827"/>
-          <w:sz w:val="24"/>
-        </w:rPr>
-        <w:t xml:space="preserve">Phạm vi thẩm quyền: </w:t>
-      </w:r>
-      <w:r>
-        <w:rPr>
-          <w:rFonts w:ascii="Times New Roman" w:hAnsi="Times New Roman"/>
-          <w:color w:val="374151"/>
-          <w:sz w:val="24"/>
-        </w:rPr>
-        <w:t>Nắm giữ quyền quản trị cao nhất trên cơ sở dữ liệu phân bổ.</w:t>
-      </w:r>
-    </w:p>
-    <w:p>
-      <w:pPr>
-        <w:pStyle w:val="ListBullet"/>
-        <w:spacing w:before="0" w:after="60" w:line="288" w:lineRule="auto"/>
-        <w:ind w:left="360"/>
-      </w:pPr>
-      <w:r>
-        <w:rPr>
-          <w:rFonts w:ascii="Times New Roman" w:hAnsi="Times New Roman"/>
-          <w:b/>
-          <w:color w:val="111827"/>
-          <w:sz w:val="24"/>
-        </w:rPr>
-        <w:t xml:space="preserve">Các hành vi nghiệp vụ: </w:t>
-      </w:r>
-      <w:r>
-        <w:rPr>
-          <w:rFonts w:ascii="Times New Roman" w:hAnsi="Times New Roman"/>
-          <w:color w:val="374151"/>
-          <w:sz w:val="24"/>
-        </w:rPr>
-        <w:t>Nạp dữ liệu khảo sát tập trung từ file CSV của toàn trường; thiết lập dữ liệu giả lập (Seed) để kiểm thử tải thuật toán ở các quy mô 20, 50, 100, 200 sinh viên; kích hoạt tiến trình ghép phòng tự động toàn diện; theo dõi báo cáo phân tích đối chứng giữa Gale-Shapley và ghép ngẫu nhiên; trích xuất file kết quả phân phòng chính thức.</w:t>
-      </w:r>
-    </w:p>
-    <w:p>
-      <w:pPr>
-        <w:spacing w:before="200" w:after="80" w:line="288" w:lineRule="auto"/>
-        <w:jc w:val="left"/>
-      </w:pPr>
-      <w:r>
-        <w:rPr>
-          <w:rFonts w:ascii="Times New Roman" w:hAnsi="Times New Roman"/>
-          <w:b/>
-          <w:color w:val="2C5282"/>
-          <w:sz w:val="25"/>
-        </w:rPr>
-        <w:t>2.3 Tác nhân Hệ thống xử lý nền (System Engine)</w:t>
-      </w:r>
-    </w:p>
-    <w:p>
-      <w:pPr>
-        <w:pStyle w:val="ListBullet"/>
-        <w:spacing w:before="0" w:after="60" w:line="288" w:lineRule="auto"/>
-        <w:ind w:left="360"/>
-      </w:pPr>
-      <w:r>
-        <w:rPr>
-          <w:rFonts w:ascii="Times New Roman" w:hAnsi="Times New Roman"/>
-          <w:b/>
-          <w:color w:val="111827"/>
-          <w:sz w:val="24"/>
-        </w:rPr>
-        <w:t xml:space="preserve">Bản chất kỹ thuật: </w:t>
-      </w:r>
-      <w:r>
-        <w:rPr>
-          <w:rFonts w:ascii="Times New Roman" w:hAnsi="Times New Roman"/>
-          <w:color w:val="374151"/>
-          <w:sz w:val="24"/>
-        </w:rPr>
-        <w:t>Đóng vai trò là thành phần tự động hóa, thực thi các tính toán logic phức tạp mà người dùng không thể can thiệp thủ công (chạy ngầm).</w:t>
-      </w:r>
-    </w:p>
-    <w:p>
-      <w:pPr>
-        <w:pStyle w:val="ListBullet"/>
-        <w:spacing w:before="0" w:after="60" w:line="288" w:lineRule="auto"/>
-        <w:ind w:left="360"/>
-      </w:pPr>
-      <w:r>
-        <w:rPr>
-          <w:rFonts w:ascii="Times New Roman" w:hAnsi="Times New Roman"/>
-          <w:b/>
-          <w:color w:val="111827"/>
-          <w:sz w:val="24"/>
-        </w:rPr>
-        <w:t xml:space="preserve">Chức năng cốt lõi: </w:t>
-      </w:r>
-      <w:r>
-        <w:rPr>
-          <w:rFonts w:ascii="Times New Roman" w:hAnsi="Times New Roman"/>
-          <w:color w:val="374151"/>
-          <w:sz w:val="24"/>
-        </w:rPr>
-        <w:t>Chịu trách nhiệm thực hiện thuật toán chấm điểm ma trận hai chiều, điều phối vòng lặp đề xuất - từ chối hoãn lại của Gale-Shapley, và duyệt ma trận để kiểm chứng tính ổn định (đếm cặp chặn).</w:t>
-      </w:r>
-    </w:p>
-    <w:p>
-      <w:pPr>
-        <w:spacing w:before="280" w:after="120" w:line="288" w:lineRule="auto"/>
-        <w:jc w:val="left"/>
-      </w:pPr>
-      <w:r>
-        <w:rPr>
-          <w:rFonts w:ascii="Times New Roman" w:hAnsi="Times New Roman"/>
-          <w:b/>
-          <w:color w:val="1B365D"/>
-          <w:sz w:val="28"/>
-        </w:rPr>
-        <w:t>3. DANH MỤC CHI TIẾT 16 USE CASE VÀ ÁNH XẠ CHỨC NĂNG</w:t>
-      </w:r>
-    </w:p>
-    <w:p>
-      <w:pPr>
-        <w:spacing w:before="0" w:after="100" w:line="288" w:lineRule="auto"/>
-        <w:jc w:val="left"/>
-      </w:pPr>
-      <w:r>
-        <w:rPr>
-          <w:rFonts w:ascii="Times New Roman" w:hAnsi="Times New Roman"/>
-          <w:b w:val="0"/>
-          <w:i w:val="0"/>
-          <w:color w:val="1F2937"/>
-          <w:sz w:val="24"/>
-        </w:rPr>
-        <w:t>Toàn bộ hệ thống được phân rã thành 16 Use Case chuẩn hóa, tương ứng trực tiếp với các Yêu cầu Chức năng (FR) và Yêu cầu Bên liên quan (SR) trong hồ sơ đặc tả phần mềm:</w:t>
-      </w:r>
-    </w:p>
-    <w:tbl>
-      <w:tblPr>
-        <w:tblW w:type="auto" w:w="0"/>
-        <w:jc w:val="center"/>
-        <w:tblLook w:firstColumn="1" w:firstRow="1" w:lastColumn="0" w:lastRow="0" w:noHBand="0" w:noVBand="1" w:val="04A0"/>
-      </w:tblPr>
-      <w:tblGrid>
-        <w:gridCol w:w="1835"/>
-        <w:gridCol w:w="1835"/>
-        <w:gridCol w:w="1835"/>
-        <w:gridCol w:w="1835"/>
-        <w:gridCol w:w="1835"/>
-      </w:tblGrid>
-      <w:tr>
-        <w:tc>
-          <w:tcPr>
-            <w:tcW w:type="dxa" w:w="1152"/>
-            <w:shd w:val="clear" w:color="auto" w:fill="1B365D"/>
-            <w:tcMar>
-              <w:top w:w="100" w:type="dxa"/>
-              <w:bottom w:w="100" w:type="dxa"/>
-              <w:left w:w="80" w:type="dxa"/>
-              <w:right w:w="80" w:type="dxa"/>
-            </w:tcMar>
-          </w:tcPr>
-          <w:p>
-            <w:pPr>
-              <w:jc w:val="center"/>
-            </w:pPr>
-            <w:r>
-              <w:rPr>
-                <w:rFonts w:ascii="Times New Roman" w:hAnsi="Times New Roman"/>
-                <w:b/>
-                <w:color w:val="FFFFFF"/>
-                <w:sz w:val="20"/>
-              </w:rPr>
-              <w:t>Mã UC</w:t>
-            </w:r>
-          </w:p>
-        </w:tc>
-        <w:tc>
-          <w:tcPr>
-            <w:tcW w:type="dxa" w:w="2592"/>
-            <w:shd w:val="clear" w:color="auto" w:fill="1B365D"/>
-            <w:tcMar>
-              <w:top w:w="100" w:type="dxa"/>
-              <w:bottom w:w="100" w:type="dxa"/>
-              <w:left w:w="80" w:type="dxa"/>
-              <w:right w:w="80" w:type="dxa"/>
-            </w:tcMar>
-          </w:tcPr>
-          <w:p>
-            <w:pPr>
-              <w:jc w:val="center"/>
-            </w:pPr>
-            <w:r>
-              <w:rPr>
-                <w:rFonts w:ascii="Times New Roman" w:hAnsi="Times New Roman"/>
-                <w:b/>
-                <w:color w:val="FFFFFF"/>
-                <w:sz w:val="20"/>
-              </w:rPr>
-              <w:t>Tên Use Case</w:t>
-            </w:r>
-          </w:p>
-        </w:tc>
-        <w:tc>
-          <w:tcPr>
-            <w:tcW w:type="dxa" w:w="1728"/>
-            <w:shd w:val="clear" w:color="auto" w:fill="1B365D"/>
-            <w:tcMar>
-              <w:top w:w="100" w:type="dxa"/>
-              <w:bottom w:w="100" w:type="dxa"/>
-              <w:left w:w="80" w:type="dxa"/>
-              <w:right w:w="80" w:type="dxa"/>
-            </w:tcMar>
-          </w:tcPr>
-          <w:p>
-            <w:pPr>
-              <w:jc w:val="center"/>
-            </w:pPr>
-            <w:r>
-              <w:rPr>
-                <w:rFonts w:ascii="Times New Roman" w:hAnsi="Times New Roman"/>
-                <w:b/>
-                <w:color w:val="FFFFFF"/>
-                <w:sz w:val="20"/>
-              </w:rPr>
-              <w:t>Tác nhân chính</w:t>
-            </w:r>
-          </w:p>
-        </w:tc>
-        <w:tc>
-          <w:tcPr>
-            <w:tcW w:type="dxa" w:w="1584"/>
-            <w:shd w:val="clear" w:color="auto" w:fill="1B365D"/>
-            <w:tcMar>
-              <w:top w:w="100" w:type="dxa"/>
-              <w:bottom w:w="100" w:type="dxa"/>
-              <w:left w:w="80" w:type="dxa"/>
-              <w:right w:w="80" w:type="dxa"/>
-            </w:tcMar>
-          </w:tcPr>
-          <w:p>
-            <w:pPr>
-              <w:jc w:val="center"/>
-            </w:pPr>
-            <w:r>
-              <w:rPr>
-                <w:rFonts w:ascii="Times New Roman" w:hAnsi="Times New Roman"/>
-                <w:b/>
-                <w:color w:val="FFFFFF"/>
-                <w:sz w:val="20"/>
-              </w:rPr>
-              <w:t>Phân loại UML</w:t>
-            </w:r>
-          </w:p>
-        </w:tc>
-        <w:tc>
-          <w:tcPr>
-            <w:tcW w:type="dxa" w:w="3168"/>
-            <w:shd w:val="clear" w:color="auto" w:fill="1B365D"/>
-            <w:tcMar>
-              <w:top w:w="100" w:type="dxa"/>
-              <w:bottom w:w="100" w:type="dxa"/>
-              <w:left w:w="80" w:type="dxa"/>
-              <w:right w:w="80" w:type="dxa"/>
-            </w:tcMar>
-          </w:tcPr>
-          <w:p>
-            <w:pPr>
-              <w:jc w:val="center"/>
-            </w:pPr>
-            <w:r>
-              <w:rPr>
-                <w:rFonts w:ascii="Times New Roman" w:hAnsi="Times New Roman"/>
-                <w:b/>
-                <w:color w:val="FFFFFF"/>
-                <w:sz w:val="20"/>
-              </w:rPr>
-              <w:t>Mục tiêu và Hành vi nghiệp vụ</w:t>
-            </w:r>
-          </w:p>
-        </w:tc>
-      </w:tr>
-      <w:tr>
-        <w:tc>
-          <w:tcPr>
-            <w:tcW w:type="dxa" w:w="1152"/>
-            <w:shd w:val="clear" w:color="auto" w:fill="FFFFFF"/>
-            <w:tcMar>
-              <w:top w:w="60" w:type="dxa"/>
-              <w:bottom w:w="60" w:type="dxa"/>
-              <w:left w:w="80" w:type="dxa"/>
-              <w:right w:w="80" w:type="dxa"/>
-            </w:tcMar>
-            <w:tcBorders>
-              <w:top w:val="single" w:sz="4" w:space="0" w:color="E5E7EB"/>
-              <w:bottom w:val="single" w:sz="4" w:space="0" w:color="E5E7EB"/>
-            </w:tcBorders>
-          </w:tcPr>
-          <w:p>
-            <w:pPr>
-              <w:jc w:val="center"/>
-            </w:pPr>
-            <w:r>
-              <w:rPr>
-                <w:rFonts w:ascii="Times New Roman" w:hAnsi="Times New Roman"/>
-                <w:b/>
-                <w:color w:val="1B365D"/>
-                <w:sz w:val="19"/>
-              </w:rPr>
-              <w:t>UC-01</w:t>
-            </w:r>
-          </w:p>
-        </w:tc>
-        <w:tc>
-          <w:tcPr>
-            <w:tcW w:type="dxa" w:w="2592"/>
-            <w:shd w:val="clear" w:color="auto" w:fill="FFFFFF"/>
-            <w:tcMar>
-              <w:top w:w="60" w:type="dxa"/>
-              <w:bottom w:w="60" w:type="dxa"/>
-              <w:left w:w="80" w:type="dxa"/>
-              <w:right w:w="80" w:type="dxa"/>
-            </w:tcMar>
-            <w:tcBorders>
-              <w:top w:val="single" w:sz="4" w:space="0" w:color="E5E7EB"/>
-              <w:bottom w:val="single" w:sz="4" w:space="0" w:color="E5E7EB"/>
-            </w:tcBorders>
-          </w:tcPr>
-          <w:p>
-            <w:pPr>
-              <w:jc w:val="left"/>
-            </w:pPr>
-            <w:r>
-              <w:rPr>
-                <w:rFonts w:ascii="Times New Roman" w:hAnsi="Times New Roman"/>
-                <w:color w:val="374151"/>
-                <w:sz w:val="19"/>
-              </w:rPr>
-              <w:t>Đăng ký tài khoản</w:t>
-            </w:r>
-          </w:p>
-        </w:tc>
-        <w:tc>
-          <w:tcPr>
-            <w:tcW w:type="dxa" w:w="1728"/>
-            <w:shd w:val="clear" w:color="auto" w:fill="FFFFFF"/>
-            <w:tcMar>
-              <w:top w:w="60" w:type="dxa"/>
-              <w:bottom w:w="60" w:type="dxa"/>
-              <w:left w:w="80" w:type="dxa"/>
-              <w:right w:w="80" w:type="dxa"/>
-            </w:tcMar>
-            <w:tcBorders>
-              <w:top w:val="single" w:sz="4" w:space="0" w:color="E5E7EB"/>
-              <w:bottom w:val="single" w:sz="4" w:space="0" w:color="E5E7EB"/>
-            </w:tcBorders>
-          </w:tcPr>
-          <w:p>
-            <w:pPr>
-              <w:jc w:val="left"/>
-            </w:pPr>
-            <w:r>
-              <w:rPr>
-                <w:rFonts w:ascii="Times New Roman" w:hAnsi="Times New Roman"/>
-                <w:color w:val="374151"/>
-                <w:sz w:val="19"/>
-              </w:rPr>
-              <w:t>Sinh viên</w:t>
-            </w:r>
-          </w:p>
-        </w:tc>
-        <w:tc>
-          <w:tcPr>
-            <w:tcW w:type="dxa" w:w="1584"/>
-            <w:shd w:val="clear" w:color="auto" w:fill="FFFFFF"/>
-            <w:tcMar>
-              <w:top w:w="60" w:type="dxa"/>
-              <w:bottom w:w="60" w:type="dxa"/>
-              <w:left w:w="80" w:type="dxa"/>
-              <w:right w:w="80" w:type="dxa"/>
-            </w:tcMar>
-            <w:tcBorders>
-              <w:top w:val="single" w:sz="4" w:space="0" w:color="E5E7EB"/>
-              <w:bottom w:val="single" w:sz="4" w:space="0" w:color="E5E7EB"/>
-            </w:tcBorders>
-          </w:tcPr>
-          <w:p>
-            <w:pPr>
-              <w:jc w:val="center"/>
-            </w:pPr>
-            <w:r>
-              <w:rPr>
-                <w:rFonts w:ascii="Times New Roman" w:hAnsi="Times New Roman"/>
-                <w:b/>
-                <w:color w:val="0369A1"/>
-                <w:sz w:val="19"/>
-              </w:rPr>
-              <w:t>Chính</w:t>
-            </w:r>
-          </w:p>
-        </w:tc>
-        <w:tc>
-          <w:tcPr>
-            <w:tcW w:type="dxa" w:w="3168"/>
-            <w:shd w:val="clear" w:color="auto" w:fill="FFFFFF"/>
-            <w:tcMar>
-              <w:top w:w="60" w:type="dxa"/>
-              <w:bottom w:w="60" w:type="dxa"/>
-              <w:left w:w="80" w:type="dxa"/>
-              <w:right w:w="80" w:type="dxa"/>
-            </w:tcMar>
-            <w:tcBorders>
-              <w:top w:val="single" w:sz="4" w:space="0" w:color="E5E7EB"/>
-              <w:bottom w:val="single" w:sz="4" w:space="0" w:color="E5E7EB"/>
-            </w:tcBorders>
-          </w:tcPr>
-          <w:p>
-            <w:pPr>
-              <w:jc w:val="left"/>
-            </w:pPr>
-            <w:r>
-              <w:rPr>
-                <w:rFonts w:ascii="Times New Roman" w:hAnsi="Times New Roman"/>
-                <w:color w:val="374151"/>
-                <w:sz w:val="19"/>
-              </w:rPr>
-              <w:t>Sinh viên thiết lập tài khoản mới gắn với Mã sinh viên và mật khẩu.</w:t>
-            </w:r>
-          </w:p>
-        </w:tc>
-      </w:tr>
-      <w:tr>
-        <w:tc>
-          <w:tcPr>
-            <w:tcW w:type="dxa" w:w="1152"/>
-            <w:shd w:val="clear" w:color="auto" w:fill="F9FAFB"/>
-            <w:tcMar>
-              <w:top w:w="60" w:type="dxa"/>
-              <w:bottom w:w="60" w:type="dxa"/>
-              <w:left w:w="80" w:type="dxa"/>
-              <w:right w:w="80" w:type="dxa"/>
-            </w:tcMar>
-            <w:tcBorders>
-              <w:top w:val="single" w:sz="4" w:space="0" w:color="E5E7EB"/>
-              <w:bottom w:val="single" w:sz="4" w:space="0" w:color="E5E7EB"/>
-            </w:tcBorders>
-          </w:tcPr>
-          <w:p>
-            <w:pPr>
-              <w:jc w:val="center"/>
-            </w:pPr>
-            <w:r>
-              <w:rPr>
-                <w:rFonts w:ascii="Times New Roman" w:hAnsi="Times New Roman"/>
-                <w:b/>
-                <w:color w:val="1B365D"/>
-                <w:sz w:val="19"/>
-              </w:rPr>
-              <w:t>UC-02</w:t>
-            </w:r>
-          </w:p>
-        </w:tc>
-        <w:tc>
-          <w:tcPr>
-            <w:tcW w:type="dxa" w:w="2592"/>
-            <w:shd w:val="clear" w:color="auto" w:fill="F9FAFB"/>
-            <w:tcMar>
-              <w:top w:w="60" w:type="dxa"/>
-              <w:bottom w:w="60" w:type="dxa"/>
-              <w:left w:w="80" w:type="dxa"/>
-              <w:right w:w="80" w:type="dxa"/>
-            </w:tcMar>
-            <w:tcBorders>
-              <w:top w:val="single" w:sz="4" w:space="0" w:color="E5E7EB"/>
-              <w:bottom w:val="single" w:sz="4" w:space="0" w:color="E5E7EB"/>
-            </w:tcBorders>
-          </w:tcPr>
-          <w:p>
-            <w:pPr>
-              <w:jc w:val="left"/>
-            </w:pPr>
-            <w:r>
-              <w:rPr>
-                <w:rFonts w:ascii="Times New Roman" w:hAnsi="Times New Roman"/>
-                <w:color w:val="374151"/>
-                <w:sz w:val="19"/>
-              </w:rPr>
-              <w:t>Đăng nhập</w:t>
-            </w:r>
-          </w:p>
-        </w:tc>
-        <w:tc>
-          <w:tcPr>
-            <w:tcW w:type="dxa" w:w="1728"/>
-            <w:shd w:val="clear" w:color="auto" w:fill="F9FAFB"/>
-            <w:tcMar>
-              <w:top w:w="60" w:type="dxa"/>
-              <w:bottom w:w="60" w:type="dxa"/>
-              <w:left w:w="80" w:type="dxa"/>
-              <w:right w:w="80" w:type="dxa"/>
-            </w:tcMar>
-            <w:tcBorders>
-              <w:top w:val="single" w:sz="4" w:space="0" w:color="E5E7EB"/>
-              <w:bottom w:val="single" w:sz="4" w:space="0" w:color="E5E7EB"/>
-            </w:tcBorders>
-          </w:tcPr>
-          <w:p>
-            <w:pPr>
-              <w:jc w:val="left"/>
-            </w:pPr>
-            <w:r>
-              <w:rPr>
-                <w:rFonts w:ascii="Times New Roman" w:hAnsi="Times New Roman"/>
-                <w:color w:val="374151"/>
-                <w:sz w:val="19"/>
-              </w:rPr>
-              <w:t>Sinh viên</w:t>
-            </w:r>
-          </w:p>
-        </w:tc>
-        <w:tc>
-          <w:tcPr>
-            <w:tcW w:type="dxa" w:w="1584"/>
-            <w:shd w:val="clear" w:color="auto" w:fill="F9FAFB"/>
-            <w:tcMar>
-              <w:top w:w="60" w:type="dxa"/>
-              <w:bottom w:w="60" w:type="dxa"/>
-              <w:left w:w="80" w:type="dxa"/>
-              <w:right w:w="80" w:type="dxa"/>
-            </w:tcMar>
-            <w:tcBorders>
-              <w:top w:val="single" w:sz="4" w:space="0" w:color="E5E7EB"/>
-              <w:bottom w:val="single" w:sz="4" w:space="0" w:color="E5E7EB"/>
-            </w:tcBorders>
-          </w:tcPr>
-          <w:p>
-            <w:pPr>
-              <w:jc w:val="center"/>
-            </w:pPr>
-            <w:r>
-              <w:rPr>
-                <w:rFonts w:ascii="Times New Roman" w:hAnsi="Times New Roman"/>
-                <w:b/>
-                <w:color w:val="0369A1"/>
-                <w:sz w:val="19"/>
-              </w:rPr>
-              <w:t>Chính</w:t>
-            </w:r>
-          </w:p>
-        </w:tc>
-        <w:tc>
-          <w:tcPr>
-            <w:tcW w:type="dxa" w:w="3168"/>
-            <w:shd w:val="clear" w:color="auto" w:fill="F9FAFB"/>
-            <w:tcMar>
-              <w:top w:w="60" w:type="dxa"/>
-              <w:bottom w:w="60" w:type="dxa"/>
-              <w:left w:w="80" w:type="dxa"/>
-              <w:right w:w="80" w:type="dxa"/>
-            </w:tcMar>
-            <w:tcBorders>
-              <w:top w:val="single" w:sz="4" w:space="0" w:color="E5E7EB"/>
-              <w:bottom w:val="single" w:sz="4" w:space="0" w:color="E5E7EB"/>
-            </w:tcBorders>
-          </w:tcPr>
-          <w:p>
-            <w:pPr>
-              <w:jc w:val="left"/>
-            </w:pPr>
-            <w:r>
-              <w:rPr>
-                <w:rFonts w:ascii="Times New Roman" w:hAnsi="Times New Roman"/>
-                <w:color w:val="374151"/>
-                <w:sz w:val="19"/>
-              </w:rPr>
-              <w:t>Xác thực danh tính sinh viên trước khi cho phép vào Dashboard xếp phòng.</w:t>
-            </w:r>
-          </w:p>
-        </w:tc>
-      </w:tr>
-      <w:tr>
-        <w:tc>
-          <w:tcPr>
-            <w:tcW w:type="dxa" w:w="1152"/>
-            <w:shd w:val="clear" w:color="auto" w:fill="F0FDF4"/>
-            <w:tcMar>
-              <w:top w:w="60" w:type="dxa"/>
-              <w:bottom w:w="60" w:type="dxa"/>
-              <w:left w:w="80" w:type="dxa"/>
-              <w:right w:w="80" w:type="dxa"/>
-            </w:tcMar>
-            <w:tcBorders>
-              <w:top w:val="single" w:sz="4" w:space="0" w:color="E5E7EB"/>
-              <w:bottom w:val="single" w:sz="4" w:space="0" w:color="E5E7EB"/>
-            </w:tcBorders>
-          </w:tcPr>
-          <w:p>
-            <w:pPr>
-              <w:jc w:val="center"/>
-            </w:pPr>
-            <w:r>
-              <w:rPr>
-                <w:rFonts w:ascii="Times New Roman" w:hAnsi="Times New Roman"/>
-                <w:b/>
-                <w:color w:val="1B365D"/>
-                <w:sz w:val="19"/>
-              </w:rPr>
-              <w:t>UC-03</w:t>
-            </w:r>
-          </w:p>
-        </w:tc>
-        <w:tc>
-          <w:tcPr>
-            <w:tcW w:type="dxa" w:w="2592"/>
-            <w:shd w:val="clear" w:color="auto" w:fill="F0FDF4"/>
-            <w:tcMar>
-              <w:top w:w="60" w:type="dxa"/>
-              <w:bottom w:w="60" w:type="dxa"/>
-              <w:left w:w="80" w:type="dxa"/>
-              <w:right w:w="80" w:type="dxa"/>
-            </w:tcMar>
-            <w:tcBorders>
-              <w:top w:val="single" w:sz="4" w:space="0" w:color="E5E7EB"/>
-              <w:bottom w:val="single" w:sz="4" w:space="0" w:color="E5E7EB"/>
-            </w:tcBorders>
-          </w:tcPr>
-          <w:p>
-            <w:pPr>
-              <w:jc w:val="left"/>
-            </w:pPr>
-            <w:r>
-              <w:rPr>
-                <w:rFonts w:ascii="Times New Roman" w:hAnsi="Times New Roman"/>
-                <w:color w:val="374151"/>
-                <w:sz w:val="19"/>
-              </w:rPr>
-              <w:t>Xác thực thông tin sinh viên</w:t>
-            </w:r>
-          </w:p>
-        </w:tc>
-        <w:tc>
-          <w:tcPr>
-            <w:tcW w:type="dxa" w:w="1728"/>
-            <w:shd w:val="clear" w:color="auto" w:fill="F0FDF4"/>
-            <w:tcMar>
-              <w:top w:w="60" w:type="dxa"/>
-              <w:bottom w:w="60" w:type="dxa"/>
-              <w:left w:w="80" w:type="dxa"/>
-              <w:right w:w="80" w:type="dxa"/>
-            </w:tcMar>
-            <w:tcBorders>
-              <w:top w:val="single" w:sz="4" w:space="0" w:color="E5E7EB"/>
-              <w:bottom w:val="single" w:sz="4" w:space="0" w:color="E5E7EB"/>
-            </w:tcBorders>
-          </w:tcPr>
-          <w:p>
-            <w:pPr>
-              <w:jc w:val="left"/>
-            </w:pPr>
-            <w:r>
-              <w:rPr>
-                <w:rFonts w:ascii="Times New Roman" w:hAnsi="Times New Roman"/>
-                <w:color w:val="374151"/>
-                <w:sz w:val="19"/>
-              </w:rPr>
-              <w:t>Hệ thống</w:t>
-            </w:r>
-          </w:p>
-        </w:tc>
-        <w:tc>
-          <w:tcPr>
-            <w:tcW w:type="dxa" w:w="1584"/>
-            <w:shd w:val="clear" w:color="auto" w:fill="F0FDF4"/>
-            <w:tcMar>
-              <w:top w:w="60" w:type="dxa"/>
-              <w:bottom w:w="60" w:type="dxa"/>
-              <w:left w:w="80" w:type="dxa"/>
-              <w:right w:w="80" w:type="dxa"/>
-            </w:tcMar>
-            <w:tcBorders>
-              <w:top w:val="single" w:sz="4" w:space="0" w:color="E5E7EB"/>
-              <w:bottom w:val="single" w:sz="4" w:space="0" w:color="E5E7EB"/>
-            </w:tcBorders>
-          </w:tcPr>
-          <w:p>
-            <w:pPr>
-              <w:jc w:val="center"/>
-            </w:pPr>
-            <w:r>
-              <w:rPr>
-                <w:rFonts w:ascii="Times New Roman" w:hAnsi="Times New Roman"/>
-                <w:b/>
-                <w:color w:val="15803D"/>
-                <w:sz w:val="19"/>
-              </w:rPr>
-              <w:t>&lt;&lt;include&gt;&gt;</w:t>
-            </w:r>
-          </w:p>
-        </w:tc>
-        <w:tc>
-          <w:tcPr>
-            <w:tcW w:type="dxa" w:w="3168"/>
-            <w:shd w:val="clear" w:color="auto" w:fill="F0FDF4"/>
-            <w:tcMar>
-              <w:top w:w="60" w:type="dxa"/>
-              <w:bottom w:w="60" w:type="dxa"/>
-              <w:left w:w="80" w:type="dxa"/>
-              <w:right w:w="80" w:type="dxa"/>
-            </w:tcMar>
-            <w:tcBorders>
-              <w:top w:val="single" w:sz="4" w:space="0" w:color="E5E7EB"/>
-              <w:bottom w:val="single" w:sz="4" w:space="0" w:color="E5E7EB"/>
-            </w:tcBorders>
-          </w:tcPr>
-          <w:p>
-            <w:pPr>
-              <w:jc w:val="left"/>
-            </w:pPr>
-            <w:r>
-              <w:rPr>
-                <w:rFonts w:ascii="Times New Roman" w:hAnsi="Times New Roman"/>
-                <w:color w:val="374151"/>
-                <w:sz w:val="19"/>
-              </w:rPr>
-              <w:t>Kiểm tra tính hợp lệ của tài khoản, trường đào tạo (VNUK, SPKT, DUE...).</w:t>
-            </w:r>
-          </w:p>
-        </w:tc>
-      </w:tr>
-      <w:tr>
-        <w:tc>
-          <w:tcPr>
-            <w:tcW w:type="dxa" w:w="1152"/>
-            <w:shd w:val="clear" w:color="auto" w:fill="F9FAFB"/>
-            <w:tcMar>
-              <w:top w:w="60" w:type="dxa"/>
-              <w:bottom w:w="60" w:type="dxa"/>
-              <w:left w:w="80" w:type="dxa"/>
-              <w:right w:w="80" w:type="dxa"/>
-            </w:tcMar>
-            <w:tcBorders>
-              <w:top w:val="single" w:sz="4" w:space="0" w:color="E5E7EB"/>
-              <w:bottom w:val="single" w:sz="4" w:space="0" w:color="E5E7EB"/>
-            </w:tcBorders>
-          </w:tcPr>
-          <w:p>
-            <w:pPr>
-              <w:jc w:val="center"/>
-            </w:pPr>
-            <w:r>
-              <w:rPr>
-                <w:rFonts w:ascii="Times New Roman" w:hAnsi="Times New Roman"/>
-                <w:b/>
-                <w:color w:val="1B365D"/>
-                <w:sz w:val="19"/>
-              </w:rPr>
-              <w:t>UC-04</w:t>
-            </w:r>
-          </w:p>
-        </w:tc>
-        <w:tc>
-          <w:tcPr>
-            <w:tcW w:type="dxa" w:w="2592"/>
-            <w:shd w:val="clear" w:color="auto" w:fill="F9FAFB"/>
-            <w:tcMar>
-              <w:top w:w="60" w:type="dxa"/>
-              <w:bottom w:w="60" w:type="dxa"/>
-              <w:left w:w="80" w:type="dxa"/>
-              <w:right w:w="80" w:type="dxa"/>
-            </w:tcMar>
-            <w:tcBorders>
-              <w:top w:val="single" w:sz="4" w:space="0" w:color="E5E7EB"/>
-              <w:bottom w:val="single" w:sz="4" w:space="0" w:color="E5E7EB"/>
-            </w:tcBorders>
-          </w:tcPr>
-          <w:p>
-            <w:pPr>
-              <w:jc w:val="left"/>
-            </w:pPr>
-            <w:r>
-              <w:rPr>
-                <w:rFonts w:ascii="Times New Roman" w:hAnsi="Times New Roman"/>
-                <w:color w:val="374151"/>
-                <w:sz w:val="19"/>
-              </w:rPr>
-              <w:t>Khai báo thói quen sinh hoạt</w:t>
-            </w:r>
-          </w:p>
-        </w:tc>
-        <w:tc>
-          <w:tcPr>
-            <w:tcW w:type="dxa" w:w="1728"/>
-            <w:shd w:val="clear" w:color="auto" w:fill="F9FAFB"/>
-            <w:tcMar>
-              <w:top w:w="60" w:type="dxa"/>
-              <w:bottom w:w="60" w:type="dxa"/>
-              <w:left w:w="80" w:type="dxa"/>
-              <w:right w:w="80" w:type="dxa"/>
-            </w:tcMar>
-            <w:tcBorders>
-              <w:top w:val="single" w:sz="4" w:space="0" w:color="E5E7EB"/>
-              <w:bottom w:val="single" w:sz="4" w:space="0" w:color="E5E7EB"/>
-            </w:tcBorders>
-          </w:tcPr>
-          <w:p>
-            <w:pPr>
-              <w:jc w:val="left"/>
-            </w:pPr>
-            <w:r>
-              <w:rPr>
-                <w:rFonts w:ascii="Times New Roman" w:hAnsi="Times New Roman"/>
-                <w:color w:val="374151"/>
-                <w:sz w:val="19"/>
-              </w:rPr>
-              <w:t>Sinh viên</w:t>
-            </w:r>
-          </w:p>
-        </w:tc>
-        <w:tc>
-          <w:tcPr>
-            <w:tcW w:type="dxa" w:w="1584"/>
-            <w:shd w:val="clear" w:color="auto" w:fill="F9FAFB"/>
-            <w:tcMar>
-              <w:top w:w="60" w:type="dxa"/>
-              <w:bottom w:w="60" w:type="dxa"/>
-              <w:left w:w="80" w:type="dxa"/>
-              <w:right w:w="80" w:type="dxa"/>
-            </w:tcMar>
-            <w:tcBorders>
-              <w:top w:val="single" w:sz="4" w:space="0" w:color="E5E7EB"/>
-              <w:bottom w:val="single" w:sz="4" w:space="0" w:color="E5E7EB"/>
-            </w:tcBorders>
-          </w:tcPr>
-          <w:p>
-            <w:pPr>
-              <w:jc w:val="center"/>
-            </w:pPr>
-            <w:r>
-              <w:rPr>
-                <w:rFonts w:ascii="Times New Roman" w:hAnsi="Times New Roman"/>
-                <w:b/>
-                <w:color w:val="0369A1"/>
-                <w:sz w:val="19"/>
-              </w:rPr>
-              <w:t>Chính</w:t>
-            </w:r>
-          </w:p>
-        </w:tc>
-        <w:tc>
-          <w:tcPr>
-            <w:tcW w:type="dxa" w:w="3168"/>
-            <w:shd w:val="clear" w:color="auto" w:fill="F9FAFB"/>
-            <w:tcMar>
-              <w:top w:w="60" w:type="dxa"/>
-              <w:bottom w:w="60" w:type="dxa"/>
-              <w:left w:w="80" w:type="dxa"/>
-              <w:right w:w="80" w:type="dxa"/>
-            </w:tcMar>
-            <w:tcBorders>
-              <w:top w:val="single" w:sz="4" w:space="0" w:color="E5E7EB"/>
-              <w:bottom w:val="single" w:sz="4" w:space="0" w:color="E5E7EB"/>
-            </w:tcBorders>
-          </w:tcPr>
-          <w:p>
-            <w:pPr>
-              <w:jc w:val="left"/>
-            </w:pPr>
-            <w:r>
-              <w:rPr>
-                <w:rFonts w:ascii="Times New Roman" w:hAnsi="Times New Roman"/>
-                <w:color w:val="374151"/>
-                <w:sz w:val="19"/>
-              </w:rPr>
-              <w:t>Nhập 8 tiêu chí nếp sống (ngủ, dậy, gọn, ồn, thuốc...) và 1 tiêu chí ưu tiên 1.5x.</w:t>
-            </w:r>
-          </w:p>
-        </w:tc>
-      </w:tr>
-      <w:tr>
-        <w:tc>
-          <w:tcPr>
-            <w:tcW w:type="dxa" w:w="1152"/>
-            <w:shd w:val="clear" w:color="auto" w:fill="FAF5FF"/>
-            <w:tcMar>
-              <w:top w:w="60" w:type="dxa"/>
-              <w:bottom w:w="60" w:type="dxa"/>
-              <w:left w:w="80" w:type="dxa"/>
-              <w:right w:w="80" w:type="dxa"/>
-            </w:tcMar>
-            <w:tcBorders>
-              <w:top w:val="single" w:sz="4" w:space="0" w:color="E5E7EB"/>
-              <w:bottom w:val="single" w:sz="4" w:space="0" w:color="E5E7EB"/>
-            </w:tcBorders>
-          </w:tcPr>
-          <w:p>
-            <w:pPr>
-              <w:jc w:val="center"/>
-            </w:pPr>
-            <w:r>
-              <w:rPr>
-                <w:rFonts w:ascii="Times New Roman" w:hAnsi="Times New Roman"/>
-                <w:b/>
-                <w:color w:val="1B365D"/>
-                <w:sz w:val="19"/>
-              </w:rPr>
-              <w:t>UC-05</w:t>
-            </w:r>
-          </w:p>
-        </w:tc>
-        <w:tc>
-          <w:tcPr>
-            <w:tcW w:type="dxa" w:w="2592"/>
-            <w:shd w:val="clear" w:color="auto" w:fill="FAF5FF"/>
-            <w:tcMar>
-              <w:top w:w="60" w:type="dxa"/>
-              <w:bottom w:w="60" w:type="dxa"/>
-              <w:left w:w="80" w:type="dxa"/>
-              <w:right w:w="80" w:type="dxa"/>
-            </w:tcMar>
-            <w:tcBorders>
-              <w:top w:val="single" w:sz="4" w:space="0" w:color="E5E7EB"/>
-              <w:bottom w:val="single" w:sz="4" w:space="0" w:color="E5E7EB"/>
-            </w:tcBorders>
-          </w:tcPr>
-          <w:p>
-            <w:pPr>
-              <w:jc w:val="left"/>
-            </w:pPr>
-            <w:r>
-              <w:rPr>
-                <w:rFonts w:ascii="Times New Roman" w:hAnsi="Times New Roman"/>
-                <w:color w:val="374151"/>
-                <w:sz w:val="19"/>
-              </w:rPr>
-              <w:t>Nạp hồ sơ mẫu Persona</w:t>
-            </w:r>
-          </w:p>
-        </w:tc>
-        <w:tc>
-          <w:tcPr>
-            <w:tcW w:type="dxa" w:w="1728"/>
-            <w:shd w:val="clear" w:color="auto" w:fill="FAF5FF"/>
-            <w:tcMar>
-              <w:top w:w="60" w:type="dxa"/>
-              <w:bottom w:w="60" w:type="dxa"/>
-              <w:left w:w="80" w:type="dxa"/>
-              <w:right w:w="80" w:type="dxa"/>
-            </w:tcMar>
-            <w:tcBorders>
-              <w:top w:val="single" w:sz="4" w:space="0" w:color="E5E7EB"/>
-              <w:bottom w:val="single" w:sz="4" w:space="0" w:color="E5E7EB"/>
-            </w:tcBorders>
-          </w:tcPr>
-          <w:p>
-            <w:pPr>
-              <w:jc w:val="left"/>
-            </w:pPr>
-            <w:r>
-              <w:rPr>
-                <w:rFonts w:ascii="Times New Roman" w:hAnsi="Times New Roman"/>
-                <w:color w:val="374151"/>
-                <w:sz w:val="19"/>
-              </w:rPr>
-              <w:t>Sinh viên</w:t>
-            </w:r>
-          </w:p>
-        </w:tc>
-        <w:tc>
-          <w:tcPr>
-            <w:tcW w:type="dxa" w:w="1584"/>
-            <w:shd w:val="clear" w:color="auto" w:fill="FAF5FF"/>
-            <w:tcMar>
-              <w:top w:w="60" w:type="dxa"/>
-              <w:bottom w:w="60" w:type="dxa"/>
-              <w:left w:w="80" w:type="dxa"/>
-              <w:right w:w="80" w:type="dxa"/>
-            </w:tcMar>
-            <w:tcBorders>
-              <w:top w:val="single" w:sz="4" w:space="0" w:color="E5E7EB"/>
-              <w:bottom w:val="single" w:sz="4" w:space="0" w:color="E5E7EB"/>
-            </w:tcBorders>
-          </w:tcPr>
-          <w:p>
-            <w:pPr>
-              <w:jc w:val="center"/>
-            </w:pPr>
-            <w:r>
-              <w:rPr>
-                <w:rFonts w:ascii="Times New Roman" w:hAnsi="Times New Roman"/>
-                <w:b/>
-                <w:color w:val="7E22CE"/>
-                <w:sz w:val="19"/>
-              </w:rPr>
-              <w:t>&lt;&lt;extend&gt;&gt;</w:t>
-            </w:r>
-          </w:p>
-        </w:tc>
-        <w:tc>
-          <w:tcPr>
-            <w:tcW w:type="dxa" w:w="3168"/>
-            <w:shd w:val="clear" w:color="auto" w:fill="FAF5FF"/>
-            <w:tcMar>
-              <w:top w:w="60" w:type="dxa"/>
-              <w:bottom w:w="60" w:type="dxa"/>
-              <w:left w:w="80" w:type="dxa"/>
-              <w:right w:w="80" w:type="dxa"/>
-            </w:tcMar>
-            <w:tcBorders>
-              <w:top w:val="single" w:sz="4" w:space="0" w:color="E5E7EB"/>
-              <w:bottom w:val="single" w:sz="4" w:space="0" w:color="E5E7EB"/>
-            </w:tcBorders>
-          </w:tcPr>
-          <w:p>
-            <w:pPr>
-              <w:jc w:val="left"/>
-            </w:pPr>
-            <w:r>
-              <w:rPr>
-                <w:rFonts w:ascii="Times New Roman" w:hAnsi="Times New Roman"/>
-                <w:color w:val="374151"/>
-                <w:sz w:val="19"/>
-              </w:rPr>
-              <w:t>Tùy chọn tải nhanh thói quen của Thái Bảo (VNUK), Văn Việt (SPKT), Minh Quân (DUE).</w:t>
-            </w:r>
-          </w:p>
-        </w:tc>
-      </w:tr>
-      <w:tr>
-        <w:tc>
-          <w:tcPr>
-            <w:tcW w:type="dxa" w:w="1152"/>
-            <w:shd w:val="clear" w:color="auto" w:fill="F9FAFB"/>
-            <w:tcMar>
-              <w:top w:w="60" w:type="dxa"/>
-              <w:bottom w:w="60" w:type="dxa"/>
-              <w:left w:w="80" w:type="dxa"/>
-              <w:right w:w="80" w:type="dxa"/>
-            </w:tcMar>
-            <w:tcBorders>
-              <w:top w:val="single" w:sz="4" w:space="0" w:color="E5E7EB"/>
-              <w:bottom w:val="single" w:sz="4" w:space="0" w:color="E5E7EB"/>
-            </w:tcBorders>
-          </w:tcPr>
-          <w:p>
-            <w:pPr>
-              <w:jc w:val="center"/>
-            </w:pPr>
-            <w:r>
-              <w:rPr>
-                <w:rFonts w:ascii="Times New Roman" w:hAnsi="Times New Roman"/>
-                <w:b/>
-                <w:color w:val="1B365D"/>
-                <w:sz w:val="19"/>
-              </w:rPr>
-              <w:t>UC-06</w:t>
-            </w:r>
-          </w:p>
-        </w:tc>
-        <w:tc>
-          <w:tcPr>
-            <w:tcW w:type="dxa" w:w="2592"/>
-            <w:shd w:val="clear" w:color="auto" w:fill="F9FAFB"/>
-            <w:tcMar>
-              <w:top w:w="60" w:type="dxa"/>
-              <w:bottom w:w="60" w:type="dxa"/>
-              <w:left w:w="80" w:type="dxa"/>
-              <w:right w:w="80" w:type="dxa"/>
-            </w:tcMar>
-            <w:tcBorders>
-              <w:top w:val="single" w:sz="4" w:space="0" w:color="E5E7EB"/>
-              <w:bottom w:val="single" w:sz="4" w:space="0" w:color="E5E7EB"/>
-            </w:tcBorders>
-          </w:tcPr>
-          <w:p>
-            <w:pPr>
-              <w:jc w:val="left"/>
-            </w:pPr>
-            <w:r>
-              <w:rPr>
-                <w:rFonts w:ascii="Times New Roman" w:hAnsi="Times New Roman"/>
-                <w:color w:val="374151"/>
-                <w:sz w:val="19"/>
-              </w:rPr>
-              <w:t>Xem Bảng xếp hạng bạn cùng phòng</w:t>
-            </w:r>
-          </w:p>
-        </w:tc>
-        <w:tc>
-          <w:tcPr>
-            <w:tcW w:type="dxa" w:w="1728"/>
-            <w:shd w:val="clear" w:color="auto" w:fill="F9FAFB"/>
-            <w:tcMar>
-              <w:top w:w="60" w:type="dxa"/>
-              <w:bottom w:w="60" w:type="dxa"/>
-              <w:left w:w="80" w:type="dxa"/>
-              <w:right w:w="80" w:type="dxa"/>
-            </w:tcMar>
-            <w:tcBorders>
-              <w:top w:val="single" w:sz="4" w:space="0" w:color="E5E7EB"/>
-              <w:bottom w:val="single" w:sz="4" w:space="0" w:color="E5E7EB"/>
-            </w:tcBorders>
-          </w:tcPr>
-          <w:p>
-            <w:pPr>
-              <w:jc w:val="left"/>
-            </w:pPr>
-            <w:r>
-              <w:rPr>
-                <w:rFonts w:ascii="Times New Roman" w:hAnsi="Times New Roman"/>
-                <w:color w:val="374151"/>
-                <w:sz w:val="19"/>
-              </w:rPr>
-              <w:t>Sinh viên</w:t>
-            </w:r>
-          </w:p>
-        </w:tc>
-        <w:tc>
-          <w:tcPr>
-            <w:tcW w:type="dxa" w:w="1584"/>
-            <w:shd w:val="clear" w:color="auto" w:fill="F9FAFB"/>
-            <w:tcMar>
-              <w:top w:w="60" w:type="dxa"/>
-              <w:bottom w:w="60" w:type="dxa"/>
-              <w:left w:w="80" w:type="dxa"/>
-              <w:right w:w="80" w:type="dxa"/>
-            </w:tcMar>
-            <w:tcBorders>
-              <w:top w:val="single" w:sz="4" w:space="0" w:color="E5E7EB"/>
-              <w:bottom w:val="single" w:sz="4" w:space="0" w:color="E5E7EB"/>
-            </w:tcBorders>
-          </w:tcPr>
-          <w:p>
-            <w:pPr>
-              <w:jc w:val="center"/>
-            </w:pPr>
-            <w:r>
-              <w:rPr>
-                <w:rFonts w:ascii="Times New Roman" w:hAnsi="Times New Roman"/>
-                <w:b/>
-                <w:color w:val="0369A1"/>
-                <w:sz w:val="19"/>
-              </w:rPr>
-              <w:t>Chính</w:t>
-            </w:r>
-          </w:p>
-        </w:tc>
-        <w:tc>
-          <w:tcPr>
-            <w:tcW w:type="dxa" w:w="3168"/>
-            <w:shd w:val="clear" w:color="auto" w:fill="F9FAFB"/>
-            <w:tcMar>
-              <w:top w:w="60" w:type="dxa"/>
-              <w:bottom w:w="60" w:type="dxa"/>
-              <w:left w:w="80" w:type="dxa"/>
-              <w:right w:w="80" w:type="dxa"/>
-            </w:tcMar>
-            <w:tcBorders>
-              <w:top w:val="single" w:sz="4" w:space="0" w:color="E5E7EB"/>
-              <w:bottom w:val="single" w:sz="4" w:space="0" w:color="E5E7EB"/>
-            </w:tcBorders>
-          </w:tcPr>
-          <w:p>
-            <w:pPr>
-              <w:jc w:val="left"/>
-            </w:pPr>
-            <w:r>
-              <w:rPr>
-                <w:rFonts w:ascii="Times New Roman" w:hAnsi="Times New Roman"/>
-                <w:color w:val="374151"/>
-                <w:sz w:val="19"/>
-              </w:rPr>
-              <w:t>Hiển thị danh sách các ứng viên hòa hợp nhất được xếp thứ tự từ Hạng 1 đến Hạng 8.</w:t>
-            </w:r>
-          </w:p>
-        </w:tc>
-      </w:tr>
-      <w:tr>
-        <w:tc>
-          <w:tcPr>
-            <w:tcW w:type="dxa" w:w="1152"/>
-            <w:shd w:val="clear" w:color="auto" w:fill="F0FDF4"/>
-            <w:tcMar>
-              <w:top w:w="60" w:type="dxa"/>
-              <w:bottom w:w="60" w:type="dxa"/>
-              <w:left w:w="80" w:type="dxa"/>
-              <w:right w:w="80" w:type="dxa"/>
-            </w:tcMar>
-            <w:tcBorders>
-              <w:top w:val="single" w:sz="4" w:space="0" w:color="E5E7EB"/>
-              <w:bottom w:val="single" w:sz="4" w:space="0" w:color="E5E7EB"/>
-            </w:tcBorders>
-          </w:tcPr>
-          <w:p>
-            <w:pPr>
-              <w:jc w:val="center"/>
-            </w:pPr>
-            <w:r>
-              <w:rPr>
-                <w:rFonts w:ascii="Times New Roman" w:hAnsi="Times New Roman"/>
-                <w:b/>
-                <w:color w:val="1B365D"/>
-                <w:sz w:val="19"/>
-              </w:rPr>
-              <w:t>UC-07</w:t>
-            </w:r>
-          </w:p>
-        </w:tc>
-        <w:tc>
-          <w:tcPr>
-            <w:tcW w:type="dxa" w:w="2592"/>
-            <w:shd w:val="clear" w:color="auto" w:fill="F0FDF4"/>
-            <w:tcMar>
-              <w:top w:w="60" w:type="dxa"/>
-              <w:bottom w:w="60" w:type="dxa"/>
-              <w:left w:w="80" w:type="dxa"/>
-              <w:right w:w="80" w:type="dxa"/>
-            </w:tcMar>
-            <w:tcBorders>
-              <w:top w:val="single" w:sz="4" w:space="0" w:color="E5E7EB"/>
-              <w:bottom w:val="single" w:sz="4" w:space="0" w:color="E5E7EB"/>
-            </w:tcBorders>
-          </w:tcPr>
-          <w:p>
-            <w:pPr>
-              <w:jc w:val="left"/>
-            </w:pPr>
-            <w:r>
-              <w:rPr>
-                <w:rFonts w:ascii="Times New Roman" w:hAnsi="Times New Roman"/>
-                <w:color w:val="374151"/>
-                <w:sz w:val="19"/>
-              </w:rPr>
-              <w:t>Tính điểm tương thích 2 chiều</w:t>
-            </w:r>
-          </w:p>
-        </w:tc>
-        <w:tc>
-          <w:tcPr>
-            <w:tcW w:type="dxa" w:w="1728"/>
-            <w:shd w:val="clear" w:color="auto" w:fill="F0FDF4"/>
-            <w:tcMar>
-              <w:top w:w="60" w:type="dxa"/>
-              <w:bottom w:w="60" w:type="dxa"/>
-              <w:left w:w="80" w:type="dxa"/>
-              <w:right w:w="80" w:type="dxa"/>
-            </w:tcMar>
-            <w:tcBorders>
-              <w:top w:val="single" w:sz="4" w:space="0" w:color="E5E7EB"/>
-              <w:bottom w:val="single" w:sz="4" w:space="0" w:color="E5E7EB"/>
-            </w:tcBorders>
-          </w:tcPr>
-          <w:p>
-            <w:pPr>
-              <w:jc w:val="left"/>
-            </w:pPr>
-            <w:r>
-              <w:rPr>
-                <w:rFonts w:ascii="Times New Roman" w:hAnsi="Times New Roman"/>
-                <w:color w:val="374151"/>
-                <w:sz w:val="19"/>
-              </w:rPr>
-              <w:t>Hệ thống</w:t>
-            </w:r>
-          </w:p>
-        </w:tc>
-        <w:tc>
-          <w:tcPr>
-            <w:tcW w:type="dxa" w:w="1584"/>
-            <w:shd w:val="clear" w:color="auto" w:fill="F0FDF4"/>
-            <w:tcMar>
-              <w:top w:w="60" w:type="dxa"/>
-              <w:bottom w:w="60" w:type="dxa"/>
-              <w:left w:w="80" w:type="dxa"/>
-              <w:right w:w="80" w:type="dxa"/>
-            </w:tcMar>
-            <w:tcBorders>
-              <w:top w:val="single" w:sz="4" w:space="0" w:color="E5E7EB"/>
-              <w:bottom w:val="single" w:sz="4" w:space="0" w:color="E5E7EB"/>
-            </w:tcBorders>
-          </w:tcPr>
-          <w:p>
-            <w:pPr>
-              <w:jc w:val="center"/>
-            </w:pPr>
-            <w:r>
-              <w:rPr>
-                <w:rFonts w:ascii="Times New Roman" w:hAnsi="Times New Roman"/>
-                <w:b/>
-                <w:color w:val="15803D"/>
-                <w:sz w:val="19"/>
-              </w:rPr>
-              <w:t>&lt;&lt;include&gt;&gt;</w:t>
-            </w:r>
-          </w:p>
-        </w:tc>
-        <w:tc>
-          <w:tcPr>
-            <w:tcW w:type="dxa" w:w="3168"/>
-            <w:shd w:val="clear" w:color="auto" w:fill="F0FDF4"/>
-            <w:tcMar>
-              <w:top w:w="60" w:type="dxa"/>
-              <w:bottom w:w="60" w:type="dxa"/>
-              <w:left w:w="80" w:type="dxa"/>
-              <w:right w:w="80" w:type="dxa"/>
-            </w:tcMar>
-            <w:tcBorders>
-              <w:top w:val="single" w:sz="4" w:space="0" w:color="E5E7EB"/>
-              <w:bottom w:val="single" w:sz="4" w:space="0" w:color="E5E7EB"/>
-            </w:tcBorders>
-          </w:tcPr>
-          <w:p>
-            <w:pPr>
-              <w:jc w:val="left"/>
-            </w:pPr>
-            <w:r>
-              <w:rPr>
-                <w:rFonts w:ascii="Times New Roman" w:hAnsi="Times New Roman"/>
-                <w:color w:val="374151"/>
-                <w:sz w:val="19"/>
-              </w:rPr>
-              <w:t>Tính toán đồng thời M[a][b] và M[b][a] theo trọng số 8 tiêu chí chuẩn hóa.</w:t>
-            </w:r>
-          </w:p>
-        </w:tc>
-      </w:tr>
-      <w:tr>
-        <w:tc>
-          <w:tcPr>
-            <w:tcW w:type="dxa" w:w="1152"/>
-            <w:shd w:val="clear" w:color="auto" w:fill="FAF5FF"/>
-            <w:tcMar>
-              <w:top w:w="60" w:type="dxa"/>
-              <w:bottom w:w="60" w:type="dxa"/>
-              <w:left w:w="80" w:type="dxa"/>
-              <w:right w:w="80" w:type="dxa"/>
-            </w:tcMar>
-            <w:tcBorders>
-              <w:top w:val="single" w:sz="4" w:space="0" w:color="E5E7EB"/>
-              <w:bottom w:val="single" w:sz="4" w:space="0" w:color="E5E7EB"/>
-            </w:tcBorders>
-          </w:tcPr>
-          <w:p>
-            <w:pPr>
-              <w:jc w:val="center"/>
-            </w:pPr>
-            <w:r>
-              <w:rPr>
-                <w:rFonts w:ascii="Times New Roman" w:hAnsi="Times New Roman"/>
-                <w:b/>
-                <w:color w:val="1B365D"/>
-                <w:sz w:val="19"/>
-              </w:rPr>
-              <w:t>UC-08</w:t>
-            </w:r>
-          </w:p>
-        </w:tc>
-        <w:tc>
-          <w:tcPr>
-            <w:tcW w:type="dxa" w:w="2592"/>
-            <w:shd w:val="clear" w:color="auto" w:fill="FAF5FF"/>
-            <w:tcMar>
-              <w:top w:w="60" w:type="dxa"/>
-              <w:bottom w:w="60" w:type="dxa"/>
-              <w:left w:w="80" w:type="dxa"/>
-              <w:right w:w="80" w:type="dxa"/>
-            </w:tcMar>
-            <w:tcBorders>
-              <w:top w:val="single" w:sz="4" w:space="0" w:color="E5E7EB"/>
-              <w:bottom w:val="single" w:sz="4" w:space="0" w:color="E5E7EB"/>
-            </w:tcBorders>
-          </w:tcPr>
-          <w:p>
-            <w:pPr>
-              <w:jc w:val="left"/>
-            </w:pPr>
-            <w:r>
-              <w:rPr>
-                <w:rFonts w:ascii="Times New Roman" w:hAnsi="Times New Roman"/>
-                <w:color w:val="374151"/>
-                <w:sz w:val="19"/>
-              </w:rPr>
-              <w:t>Xem chi tiết giải thích tiêu chí</w:t>
-            </w:r>
-          </w:p>
-        </w:tc>
-        <w:tc>
-          <w:tcPr>
-            <w:tcW w:type="dxa" w:w="1728"/>
-            <w:shd w:val="clear" w:color="auto" w:fill="FAF5FF"/>
-            <w:tcMar>
-              <w:top w:w="60" w:type="dxa"/>
-              <w:bottom w:w="60" w:type="dxa"/>
-              <w:left w:w="80" w:type="dxa"/>
-              <w:right w:w="80" w:type="dxa"/>
-            </w:tcMar>
-            <w:tcBorders>
-              <w:top w:val="single" w:sz="4" w:space="0" w:color="E5E7EB"/>
-              <w:bottom w:val="single" w:sz="4" w:space="0" w:color="E5E7EB"/>
-            </w:tcBorders>
-          </w:tcPr>
-          <w:p>
-            <w:pPr>
-              <w:jc w:val="left"/>
-            </w:pPr>
-            <w:r>
-              <w:rPr>
-                <w:rFonts w:ascii="Times New Roman" w:hAnsi="Times New Roman"/>
-                <w:color w:val="374151"/>
-                <w:sz w:val="19"/>
-              </w:rPr>
-              <w:t>Sinh viên</w:t>
-            </w:r>
-          </w:p>
-        </w:tc>
-        <w:tc>
-          <w:tcPr>
-            <w:tcW w:type="dxa" w:w="1584"/>
-            <w:shd w:val="clear" w:color="auto" w:fill="FAF5FF"/>
-            <w:tcMar>
-              <w:top w:w="60" w:type="dxa"/>
-              <w:bottom w:w="60" w:type="dxa"/>
-              <w:left w:w="80" w:type="dxa"/>
-              <w:right w:w="80" w:type="dxa"/>
-            </w:tcMar>
-            <w:tcBorders>
-              <w:top w:val="single" w:sz="4" w:space="0" w:color="E5E7EB"/>
-              <w:bottom w:val="single" w:sz="4" w:space="0" w:color="E5E7EB"/>
-            </w:tcBorders>
-          </w:tcPr>
-          <w:p>
-            <w:pPr>
-              <w:jc w:val="center"/>
-            </w:pPr>
-            <w:r>
-              <w:rPr>
-                <w:rFonts w:ascii="Times New Roman" w:hAnsi="Times New Roman"/>
-                <w:b/>
-                <w:color w:val="7E22CE"/>
-                <w:sz w:val="19"/>
-              </w:rPr>
-              <w:t>&lt;&lt;extend&gt;&gt;</w:t>
-            </w:r>
-          </w:p>
-        </w:tc>
-        <w:tc>
-          <w:tcPr>
-            <w:tcW w:type="dxa" w:w="3168"/>
-            <w:shd w:val="clear" w:color="auto" w:fill="FAF5FF"/>
-            <w:tcMar>
-              <w:top w:w="60" w:type="dxa"/>
-              <w:bottom w:w="60" w:type="dxa"/>
-              <w:left w:w="80" w:type="dxa"/>
-              <w:right w:w="80" w:type="dxa"/>
-            </w:tcMar>
-            <w:tcBorders>
-              <w:top w:val="single" w:sz="4" w:space="0" w:color="E5E7EB"/>
-              <w:bottom w:val="single" w:sz="4" w:space="0" w:color="E5E7EB"/>
-            </w:tcBorders>
-          </w:tcPr>
-          <w:p>
-            <w:pPr>
-              <w:jc w:val="left"/>
-            </w:pPr>
-            <w:r>
-              <w:rPr>
-                <w:rFonts w:ascii="Times New Roman" w:hAnsi="Times New Roman"/>
-                <w:color w:val="374151"/>
-                <w:sz w:val="19"/>
-              </w:rPr>
-              <w:t>Hiển thị chi tiết các điểm cộng tương thích (&gt;=0.75) và các cảnh báo nguy cơ (&lt;=0.40).</w:t>
-            </w:r>
-          </w:p>
-        </w:tc>
-      </w:tr>
-      <w:tr>
-        <w:tc>
-          <w:tcPr>
-            <w:tcW w:type="dxa" w:w="1152"/>
-            <w:shd w:val="clear" w:color="auto" w:fill="FFFFFF"/>
-            <w:tcMar>
-              <w:top w:w="60" w:type="dxa"/>
-              <w:bottom w:w="60" w:type="dxa"/>
-              <w:left w:w="80" w:type="dxa"/>
-              <w:right w:w="80" w:type="dxa"/>
-            </w:tcMar>
-            <w:tcBorders>
-              <w:top w:val="single" w:sz="4" w:space="0" w:color="E5E7EB"/>
-              <w:bottom w:val="single" w:sz="4" w:space="0" w:color="E5E7EB"/>
-            </w:tcBorders>
-          </w:tcPr>
-          <w:p>
-            <w:pPr>
-              <w:jc w:val="center"/>
-            </w:pPr>
-            <w:r>
-              <w:rPr>
-                <w:rFonts w:ascii="Times New Roman" w:hAnsi="Times New Roman"/>
-                <w:b/>
-                <w:color w:val="1B365D"/>
-                <w:sz w:val="19"/>
-              </w:rPr>
-              <w:t>UC-09</w:t>
-            </w:r>
-          </w:p>
-        </w:tc>
-        <w:tc>
-          <w:tcPr>
-            <w:tcW w:type="dxa" w:w="2592"/>
-            <w:shd w:val="clear" w:color="auto" w:fill="FFFFFF"/>
-            <w:tcMar>
-              <w:top w:w="60" w:type="dxa"/>
-              <w:bottom w:w="60" w:type="dxa"/>
-              <w:left w:w="80" w:type="dxa"/>
-              <w:right w:w="80" w:type="dxa"/>
-            </w:tcMar>
-            <w:tcBorders>
-              <w:top w:val="single" w:sz="4" w:space="0" w:color="E5E7EB"/>
-              <w:bottom w:val="single" w:sz="4" w:space="0" w:color="E5E7EB"/>
-            </w:tcBorders>
-          </w:tcPr>
-          <w:p>
-            <w:pPr>
-              <w:jc w:val="left"/>
-            </w:pPr>
-            <w:r>
-              <w:rPr>
-                <w:rFonts w:ascii="Times New Roman" w:hAnsi="Times New Roman"/>
-                <w:color w:val="374151"/>
-                <w:sz w:val="19"/>
-              </w:rPr>
-              <w:t>Quản lý dữ liệu sinh viên KTX</w:t>
-            </w:r>
-          </w:p>
-        </w:tc>
-        <w:tc>
-          <w:tcPr>
-            <w:tcW w:type="dxa" w:w="1728"/>
-            <w:shd w:val="clear" w:color="auto" w:fill="FFFFFF"/>
-            <w:tcMar>
-              <w:top w:w="60" w:type="dxa"/>
-              <w:bottom w:w="60" w:type="dxa"/>
-              <w:left w:w="80" w:type="dxa"/>
-              <w:right w:w="80" w:type="dxa"/>
-            </w:tcMar>
-            <w:tcBorders>
-              <w:top w:val="single" w:sz="4" w:space="0" w:color="E5E7EB"/>
-              <w:bottom w:val="single" w:sz="4" w:space="0" w:color="E5E7EB"/>
-            </w:tcBorders>
-          </w:tcPr>
-          <w:p>
-            <w:pPr>
-              <w:jc w:val="left"/>
-            </w:pPr>
-            <w:r>
-              <w:rPr>
-                <w:rFonts w:ascii="Times New Roman" w:hAnsi="Times New Roman"/>
-                <w:color w:val="374151"/>
-                <w:sz w:val="19"/>
-              </w:rPr>
-              <w:t>Ban quản lý KTX</w:t>
-            </w:r>
-          </w:p>
-        </w:tc>
-        <w:tc>
-          <w:tcPr>
-            <w:tcW w:type="dxa" w:w="1584"/>
-            <w:shd w:val="clear" w:color="auto" w:fill="FFFFFF"/>
-            <w:tcMar>
-              <w:top w:w="60" w:type="dxa"/>
-              <w:bottom w:w="60" w:type="dxa"/>
-              <w:left w:w="80" w:type="dxa"/>
-              <w:right w:w="80" w:type="dxa"/>
-            </w:tcMar>
-            <w:tcBorders>
-              <w:top w:val="single" w:sz="4" w:space="0" w:color="E5E7EB"/>
-              <w:bottom w:val="single" w:sz="4" w:space="0" w:color="E5E7EB"/>
-            </w:tcBorders>
-          </w:tcPr>
-          <w:p>
-            <w:pPr>
-              <w:jc w:val="center"/>
-            </w:pPr>
-            <w:r>
-              <w:rPr>
-                <w:rFonts w:ascii="Times New Roman" w:hAnsi="Times New Roman"/>
-                <w:b/>
-                <w:color w:val="0369A1"/>
-                <w:sz w:val="19"/>
-              </w:rPr>
-              <w:t>Chính</w:t>
-            </w:r>
-          </w:p>
-        </w:tc>
-        <w:tc>
-          <w:tcPr>
-            <w:tcW w:type="dxa" w:w="3168"/>
-            <w:shd w:val="clear" w:color="auto" w:fill="FFFFFF"/>
-            <w:tcMar>
-              <w:top w:w="60" w:type="dxa"/>
-              <w:bottom w:w="60" w:type="dxa"/>
-              <w:left w:w="80" w:type="dxa"/>
-              <w:right w:w="80" w:type="dxa"/>
-            </w:tcMar>
-            <w:tcBorders>
-              <w:top w:val="single" w:sz="4" w:space="0" w:color="E5E7EB"/>
-              <w:bottom w:val="single" w:sz="4" w:space="0" w:color="E5E7EB"/>
-            </w:tcBorders>
-          </w:tcPr>
-          <w:p>
-            <w:pPr>
-              <w:jc w:val="left"/>
-            </w:pPr>
-            <w:r>
-              <w:rPr>
-                <w:rFonts w:ascii="Times New Roman" w:hAnsi="Times New Roman"/>
-                <w:color w:val="374151"/>
-                <w:sz w:val="19"/>
-              </w:rPr>
-              <w:t>Quản trị danh sách tổng thể sinh viên nội trú Nhóm A (cũ) và Nhóm B (mới).</w:t>
-            </w:r>
-          </w:p>
-        </w:tc>
-      </w:tr>
-      <w:tr>
-        <w:tc>
-          <w:tcPr>
-            <w:tcW w:type="dxa" w:w="1152"/>
-            <w:shd w:val="clear" w:color="auto" w:fill="FAF5FF"/>
-            <w:tcMar>
-              <w:top w:w="60" w:type="dxa"/>
-              <w:bottom w:w="60" w:type="dxa"/>
-              <w:left w:w="80" w:type="dxa"/>
-              <w:right w:w="80" w:type="dxa"/>
-            </w:tcMar>
-            <w:tcBorders>
-              <w:top w:val="single" w:sz="4" w:space="0" w:color="E5E7EB"/>
-              <w:bottom w:val="single" w:sz="4" w:space="0" w:color="E5E7EB"/>
-            </w:tcBorders>
-          </w:tcPr>
-          <w:p>
-            <w:pPr>
-              <w:jc w:val="center"/>
-            </w:pPr>
-            <w:r>
-              <w:rPr>
-                <w:rFonts w:ascii="Times New Roman" w:hAnsi="Times New Roman"/>
-                <w:b/>
-                <w:color w:val="1B365D"/>
-                <w:sz w:val="19"/>
-              </w:rPr>
-              <w:t>UC-10</w:t>
-            </w:r>
-          </w:p>
-        </w:tc>
-        <w:tc>
-          <w:tcPr>
-            <w:tcW w:type="dxa" w:w="2592"/>
-            <w:shd w:val="clear" w:color="auto" w:fill="FAF5FF"/>
-            <w:tcMar>
-              <w:top w:w="60" w:type="dxa"/>
-              <w:bottom w:w="60" w:type="dxa"/>
-              <w:left w:w="80" w:type="dxa"/>
-              <w:right w:w="80" w:type="dxa"/>
-            </w:tcMar>
-            <w:tcBorders>
-              <w:top w:val="single" w:sz="4" w:space="0" w:color="E5E7EB"/>
-              <w:bottom w:val="single" w:sz="4" w:space="0" w:color="E5E7EB"/>
-            </w:tcBorders>
-          </w:tcPr>
-          <w:p>
-            <w:pPr>
-              <w:jc w:val="left"/>
-            </w:pPr>
-            <w:r>
-              <w:rPr>
-                <w:rFonts w:ascii="Times New Roman" w:hAnsi="Times New Roman"/>
-                <w:color w:val="374151"/>
-                <w:sz w:val="19"/>
-              </w:rPr>
-              <w:t>Nạp dữ liệu từ file CSV</w:t>
-            </w:r>
-          </w:p>
-        </w:tc>
-        <w:tc>
-          <w:tcPr>
-            <w:tcW w:type="dxa" w:w="1728"/>
-            <w:shd w:val="clear" w:color="auto" w:fill="FAF5FF"/>
-            <w:tcMar>
-              <w:top w:w="60" w:type="dxa"/>
-              <w:bottom w:w="60" w:type="dxa"/>
-              <w:left w:w="80" w:type="dxa"/>
-              <w:right w:w="80" w:type="dxa"/>
-            </w:tcMar>
-            <w:tcBorders>
-              <w:top w:val="single" w:sz="4" w:space="0" w:color="E5E7EB"/>
-              <w:bottom w:val="single" w:sz="4" w:space="0" w:color="E5E7EB"/>
-            </w:tcBorders>
-          </w:tcPr>
-          <w:p>
-            <w:pPr>
-              <w:jc w:val="left"/>
-            </w:pPr>
-            <w:r>
-              <w:rPr>
-                <w:rFonts w:ascii="Times New Roman" w:hAnsi="Times New Roman"/>
-                <w:color w:val="374151"/>
-                <w:sz w:val="19"/>
-              </w:rPr>
-              <w:t>Ban quản lý KTX</w:t>
-            </w:r>
-          </w:p>
-        </w:tc>
-        <w:tc>
-          <w:tcPr>
-            <w:tcW w:type="dxa" w:w="1584"/>
-            <w:shd w:val="clear" w:color="auto" w:fill="FAF5FF"/>
-            <w:tcMar>
-              <w:top w:w="60" w:type="dxa"/>
-              <w:bottom w:w="60" w:type="dxa"/>
-              <w:left w:w="80" w:type="dxa"/>
-              <w:right w:w="80" w:type="dxa"/>
-            </w:tcMar>
-            <w:tcBorders>
-              <w:top w:val="single" w:sz="4" w:space="0" w:color="E5E7EB"/>
-              <w:bottom w:val="single" w:sz="4" w:space="0" w:color="E5E7EB"/>
-            </w:tcBorders>
-          </w:tcPr>
-          <w:p>
-            <w:pPr>
-              <w:jc w:val="center"/>
-            </w:pPr>
-            <w:r>
-              <w:rPr>
-                <w:rFonts w:ascii="Times New Roman" w:hAnsi="Times New Roman"/>
-                <w:b/>
-                <w:color w:val="7E22CE"/>
-                <w:sz w:val="19"/>
-              </w:rPr>
-              <w:t>&lt;&lt;extend&gt;&gt;</w:t>
-            </w:r>
-          </w:p>
-        </w:tc>
-        <w:tc>
-          <w:tcPr>
-            <w:tcW w:type="dxa" w:w="3168"/>
-            <w:shd w:val="clear" w:color="auto" w:fill="FAF5FF"/>
-            <w:tcMar>
-              <w:top w:w="60" w:type="dxa"/>
-              <w:bottom w:w="60" w:type="dxa"/>
-              <w:left w:w="80" w:type="dxa"/>
-              <w:right w:w="80" w:type="dxa"/>
-            </w:tcMar>
-            <w:tcBorders>
-              <w:top w:val="single" w:sz="4" w:space="0" w:color="E5E7EB"/>
-              <w:bottom w:val="single" w:sz="4" w:space="0" w:color="E5E7EB"/>
-            </w:tcBorders>
-          </w:tcPr>
-          <w:p>
-            <w:pPr>
-              <w:jc w:val="left"/>
-            </w:pPr>
-            <w:r>
-              <w:rPr>
-                <w:rFonts w:ascii="Times New Roman" w:hAnsi="Times New Roman"/>
-                <w:color w:val="374151"/>
-                <w:sz w:val="19"/>
-              </w:rPr>
-              <w:t>Tùy chọn nạp dữ liệu hàng loạt từ file bảng tính khảo sát toàn trường.</w:t>
-            </w:r>
-          </w:p>
-        </w:tc>
-      </w:tr>
-      <w:tr>
-        <w:tc>
-          <w:tcPr>
-            <w:tcW w:type="dxa" w:w="1152"/>
-            <w:shd w:val="clear" w:color="auto" w:fill="FAF5FF"/>
-            <w:tcMar>
-              <w:top w:w="60" w:type="dxa"/>
-              <w:bottom w:w="60" w:type="dxa"/>
-              <w:left w:w="80" w:type="dxa"/>
-              <w:right w:w="80" w:type="dxa"/>
-            </w:tcMar>
-            <w:tcBorders>
-              <w:top w:val="single" w:sz="4" w:space="0" w:color="E5E7EB"/>
-              <w:bottom w:val="single" w:sz="4" w:space="0" w:color="E5E7EB"/>
-            </w:tcBorders>
-          </w:tcPr>
-          <w:p>
-            <w:pPr>
-              <w:jc w:val="center"/>
-            </w:pPr>
-            <w:r>
-              <w:rPr>
-                <w:rFonts w:ascii="Times New Roman" w:hAnsi="Times New Roman"/>
-                <w:b/>
-                <w:color w:val="1B365D"/>
-                <w:sz w:val="19"/>
-              </w:rPr>
-              <w:t>UC-11</w:t>
-            </w:r>
-          </w:p>
-        </w:tc>
-        <w:tc>
-          <w:tcPr>
-            <w:tcW w:type="dxa" w:w="2592"/>
-            <w:shd w:val="clear" w:color="auto" w:fill="FAF5FF"/>
-            <w:tcMar>
-              <w:top w:w="60" w:type="dxa"/>
-              <w:bottom w:w="60" w:type="dxa"/>
-              <w:left w:w="80" w:type="dxa"/>
-              <w:right w:w="80" w:type="dxa"/>
-            </w:tcMar>
-            <w:tcBorders>
-              <w:top w:val="single" w:sz="4" w:space="0" w:color="E5E7EB"/>
-              <w:bottom w:val="single" w:sz="4" w:space="0" w:color="E5E7EB"/>
-            </w:tcBorders>
-          </w:tcPr>
-          <w:p>
-            <w:pPr>
-              <w:jc w:val="left"/>
-            </w:pPr>
-            <w:r>
-              <w:rPr>
-                <w:rFonts w:ascii="Times New Roman" w:hAnsi="Times New Roman"/>
-                <w:color w:val="374151"/>
-                <w:sz w:val="19"/>
-              </w:rPr>
-              <w:t>Sinh dữ liệu giả lập (Seed)</w:t>
-            </w:r>
-          </w:p>
-        </w:tc>
-        <w:tc>
-          <w:tcPr>
-            <w:tcW w:type="dxa" w:w="1728"/>
-            <w:shd w:val="clear" w:color="auto" w:fill="FAF5FF"/>
-            <w:tcMar>
-              <w:top w:w="60" w:type="dxa"/>
-              <w:bottom w:w="60" w:type="dxa"/>
-              <w:left w:w="80" w:type="dxa"/>
-              <w:right w:w="80" w:type="dxa"/>
-            </w:tcMar>
-            <w:tcBorders>
-              <w:top w:val="single" w:sz="4" w:space="0" w:color="E5E7EB"/>
-              <w:bottom w:val="single" w:sz="4" w:space="0" w:color="E5E7EB"/>
-            </w:tcBorders>
-          </w:tcPr>
-          <w:p>
-            <w:pPr>
-              <w:jc w:val="left"/>
-            </w:pPr>
-            <w:r>
-              <w:rPr>
-                <w:rFonts w:ascii="Times New Roman" w:hAnsi="Times New Roman"/>
-                <w:color w:val="374151"/>
-                <w:sz w:val="19"/>
-              </w:rPr>
-              <w:t>Ban quản lý KTX</w:t>
-            </w:r>
-          </w:p>
-        </w:tc>
-        <w:tc>
-          <w:tcPr>
-            <w:tcW w:type="dxa" w:w="1584"/>
-            <w:shd w:val="clear" w:color="auto" w:fill="FAF5FF"/>
-            <w:tcMar>
-              <w:top w:w="60" w:type="dxa"/>
-              <w:bottom w:w="60" w:type="dxa"/>
-              <w:left w:w="80" w:type="dxa"/>
-              <w:right w:w="80" w:type="dxa"/>
-            </w:tcMar>
-            <w:tcBorders>
-              <w:top w:val="single" w:sz="4" w:space="0" w:color="E5E7EB"/>
-              <w:bottom w:val="single" w:sz="4" w:space="0" w:color="E5E7EB"/>
-            </w:tcBorders>
-          </w:tcPr>
-          <w:p>
-            <w:pPr>
-              <w:jc w:val="center"/>
-            </w:pPr>
-            <w:r>
-              <w:rPr>
-                <w:rFonts w:ascii="Times New Roman" w:hAnsi="Times New Roman"/>
-                <w:b/>
-                <w:color w:val="7E22CE"/>
-                <w:sz w:val="19"/>
-              </w:rPr>
-              <w:t>&lt;&lt;extend&gt;&gt;</w:t>
-            </w:r>
-          </w:p>
-        </w:tc>
-        <w:tc>
-          <w:tcPr>
-            <w:tcW w:type="dxa" w:w="3168"/>
-            <w:shd w:val="clear" w:color="auto" w:fill="FAF5FF"/>
-            <w:tcMar>
-              <w:top w:w="60" w:type="dxa"/>
-              <w:bottom w:w="60" w:type="dxa"/>
-              <w:left w:w="80" w:type="dxa"/>
-              <w:right w:w="80" w:type="dxa"/>
-            </w:tcMar>
-            <w:tcBorders>
-              <w:top w:val="single" w:sz="4" w:space="0" w:color="E5E7EB"/>
-              <w:bottom w:val="single" w:sz="4" w:space="0" w:color="E5E7EB"/>
-            </w:tcBorders>
-          </w:tcPr>
-          <w:p>
-            <w:pPr>
-              <w:jc w:val="left"/>
-            </w:pPr>
-            <w:r>
-              <w:rPr>
-                <w:rFonts w:ascii="Times New Roman" w:hAnsi="Times New Roman"/>
-                <w:color w:val="374151"/>
-                <w:sz w:val="19"/>
-              </w:rPr>
-              <w:t>Tự động sinh N sinh viên giả lập có seed để thử nghiệm quy mô 20, 50, 100, 200.</w:t>
-            </w:r>
-          </w:p>
-        </w:tc>
-      </w:tr>
-      <w:tr>
-        <w:tc>
-          <w:tcPr>
-            <w:tcW w:type="dxa" w:w="1152"/>
-            <w:shd w:val="clear" w:color="auto" w:fill="F9FAFB"/>
-            <w:tcMar>
-              <w:top w:w="60" w:type="dxa"/>
-              <w:bottom w:w="60" w:type="dxa"/>
-              <w:left w:w="80" w:type="dxa"/>
-              <w:right w:w="80" w:type="dxa"/>
-            </w:tcMar>
-            <w:tcBorders>
-              <w:top w:val="single" w:sz="4" w:space="0" w:color="E5E7EB"/>
-              <w:bottom w:val="single" w:sz="4" w:space="0" w:color="E5E7EB"/>
-            </w:tcBorders>
-          </w:tcPr>
-          <w:p>
-            <w:pPr>
-              <w:jc w:val="center"/>
-            </w:pPr>
-            <w:r>
-              <w:rPr>
-                <w:rFonts w:ascii="Times New Roman" w:hAnsi="Times New Roman"/>
-                <w:b/>
-                <w:color w:val="1B365D"/>
-                <w:sz w:val="19"/>
-              </w:rPr>
-              <w:t>UC-12</w:t>
-            </w:r>
-          </w:p>
-        </w:tc>
-        <w:tc>
-          <w:tcPr>
-            <w:tcW w:type="dxa" w:w="2592"/>
-            <w:shd w:val="clear" w:color="auto" w:fill="F9FAFB"/>
-            <w:tcMar>
-              <w:top w:w="60" w:type="dxa"/>
-              <w:bottom w:w="60" w:type="dxa"/>
-              <w:left w:w="80" w:type="dxa"/>
-              <w:right w:w="80" w:type="dxa"/>
-            </w:tcMar>
-            <w:tcBorders>
-              <w:top w:val="single" w:sz="4" w:space="0" w:color="E5E7EB"/>
-              <w:bottom w:val="single" w:sz="4" w:space="0" w:color="E5E7EB"/>
-            </w:tcBorders>
-          </w:tcPr>
-          <w:p>
-            <w:pPr>
-              <w:jc w:val="left"/>
-            </w:pPr>
-            <w:r>
-              <w:rPr>
-                <w:rFonts w:ascii="Times New Roman" w:hAnsi="Times New Roman"/>
-                <w:color w:val="374151"/>
-                <w:sz w:val="19"/>
-              </w:rPr>
-              <w:t>Thực hiện ghép phòng tự động</w:t>
-            </w:r>
-          </w:p>
-        </w:tc>
-        <w:tc>
-          <w:tcPr>
-            <w:tcW w:type="dxa" w:w="1728"/>
-            <w:shd w:val="clear" w:color="auto" w:fill="F9FAFB"/>
-            <w:tcMar>
-              <w:top w:w="60" w:type="dxa"/>
-              <w:bottom w:w="60" w:type="dxa"/>
-              <w:left w:w="80" w:type="dxa"/>
-              <w:right w:w="80" w:type="dxa"/>
-            </w:tcMar>
-            <w:tcBorders>
-              <w:top w:val="single" w:sz="4" w:space="0" w:color="E5E7EB"/>
-              <w:bottom w:val="single" w:sz="4" w:space="0" w:color="E5E7EB"/>
-            </w:tcBorders>
-          </w:tcPr>
-          <w:p>
-            <w:pPr>
-              <w:jc w:val="left"/>
-            </w:pPr>
-            <w:r>
-              <w:rPr>
-                <w:rFonts w:ascii="Times New Roman" w:hAnsi="Times New Roman"/>
-                <w:color w:val="374151"/>
-                <w:sz w:val="19"/>
-              </w:rPr>
-              <w:t>Ban quản lý KTX</w:t>
-            </w:r>
-          </w:p>
-        </w:tc>
-        <w:tc>
-          <w:tcPr>
-            <w:tcW w:type="dxa" w:w="1584"/>
-            <w:shd w:val="clear" w:color="auto" w:fill="F9FAFB"/>
-            <w:tcMar>
-              <w:top w:w="60" w:type="dxa"/>
-              <w:bottom w:w="60" w:type="dxa"/>
-              <w:left w:w="80" w:type="dxa"/>
-              <w:right w:w="80" w:type="dxa"/>
-            </w:tcMar>
-            <w:tcBorders>
-              <w:top w:val="single" w:sz="4" w:space="0" w:color="E5E7EB"/>
-              <w:bottom w:val="single" w:sz="4" w:space="0" w:color="E5E7EB"/>
-            </w:tcBorders>
-          </w:tcPr>
-          <w:p>
-            <w:pPr>
-              <w:jc w:val="center"/>
-            </w:pPr>
-            <w:r>
-              <w:rPr>
-                <w:rFonts w:ascii="Times New Roman" w:hAnsi="Times New Roman"/>
-                <w:b/>
-                <w:color w:val="0369A1"/>
-                <w:sz w:val="19"/>
-              </w:rPr>
-              <w:t>Chính</w:t>
-            </w:r>
-          </w:p>
-        </w:tc>
-        <w:tc>
-          <w:tcPr>
-            <w:tcW w:type="dxa" w:w="3168"/>
-            <w:shd w:val="clear" w:color="auto" w:fill="F9FAFB"/>
-            <w:tcMar>
-              <w:top w:w="60" w:type="dxa"/>
-              <w:bottom w:w="60" w:type="dxa"/>
-              <w:left w:w="80" w:type="dxa"/>
-              <w:right w:w="80" w:type="dxa"/>
-            </w:tcMar>
-            <w:tcBorders>
-              <w:top w:val="single" w:sz="4" w:space="0" w:color="E5E7EB"/>
-              <w:bottom w:val="single" w:sz="4" w:space="0" w:color="E5E7EB"/>
-            </w:tcBorders>
-          </w:tcPr>
-          <w:p>
-            <w:pPr>
-              <w:jc w:val="left"/>
-            </w:pPr>
-            <w:r>
-              <w:rPr>
-                <w:rFonts w:ascii="Times New Roman" w:hAnsi="Times New Roman"/>
-                <w:color w:val="374151"/>
-                <w:sz w:val="19"/>
-              </w:rPr>
-              <w:t>Kích hoạt tiến trình xếp phòng tổng thể toàn ký túc xá.</w:t>
-            </w:r>
-          </w:p>
-        </w:tc>
-      </w:tr>
-      <w:tr>
-        <w:tc>
-          <w:tcPr>
-            <w:tcW w:type="dxa" w:w="1152"/>
-            <w:shd w:val="clear" w:color="auto" w:fill="F0FDF4"/>
-            <w:tcMar>
-              <w:top w:w="60" w:type="dxa"/>
-              <w:bottom w:w="60" w:type="dxa"/>
-              <w:left w:w="80" w:type="dxa"/>
-              <w:right w:w="80" w:type="dxa"/>
-            </w:tcMar>
-            <w:tcBorders>
-              <w:top w:val="single" w:sz="4" w:space="0" w:color="E5E7EB"/>
-              <w:bottom w:val="single" w:sz="4" w:space="0" w:color="E5E7EB"/>
-            </w:tcBorders>
-          </w:tcPr>
-          <w:p>
-            <w:pPr>
-              <w:jc w:val="center"/>
-            </w:pPr>
-            <w:r>
-              <w:rPr>
-                <w:rFonts w:ascii="Times New Roman" w:hAnsi="Times New Roman"/>
-                <w:b/>
-                <w:color w:val="1B365D"/>
-                <w:sz w:val="19"/>
-              </w:rPr>
-              <w:t>UC-13</w:t>
-            </w:r>
-          </w:p>
-        </w:tc>
-        <w:tc>
-          <w:tcPr>
-            <w:tcW w:type="dxa" w:w="2592"/>
-            <w:shd w:val="clear" w:color="auto" w:fill="F0FDF4"/>
-            <w:tcMar>
-              <w:top w:w="60" w:type="dxa"/>
-              <w:bottom w:w="60" w:type="dxa"/>
-              <w:left w:w="80" w:type="dxa"/>
-              <w:right w:w="80" w:type="dxa"/>
-            </w:tcMar>
-            <w:tcBorders>
-              <w:top w:val="single" w:sz="4" w:space="0" w:color="E5E7EB"/>
-              <w:bottom w:val="single" w:sz="4" w:space="0" w:color="E5E7EB"/>
-            </w:tcBorders>
-          </w:tcPr>
-          <w:p>
-            <w:pPr>
-              <w:jc w:val="left"/>
-            </w:pPr>
-            <w:r>
-              <w:rPr>
-                <w:rFonts w:ascii="Times New Roman" w:hAnsi="Times New Roman"/>
-                <w:color w:val="374151"/>
-                <w:sz w:val="19"/>
-              </w:rPr>
-              <w:t>Chạy thuật toán Gale-Shapley</w:t>
-            </w:r>
-          </w:p>
-        </w:tc>
-        <w:tc>
-          <w:tcPr>
-            <w:tcW w:type="dxa" w:w="1728"/>
-            <w:shd w:val="clear" w:color="auto" w:fill="F0FDF4"/>
-            <w:tcMar>
-              <w:top w:w="60" w:type="dxa"/>
-              <w:bottom w:w="60" w:type="dxa"/>
-              <w:left w:w="80" w:type="dxa"/>
-              <w:right w:w="80" w:type="dxa"/>
-            </w:tcMar>
-            <w:tcBorders>
-              <w:top w:val="single" w:sz="4" w:space="0" w:color="E5E7EB"/>
-              <w:bottom w:val="single" w:sz="4" w:space="0" w:color="E5E7EB"/>
-            </w:tcBorders>
-          </w:tcPr>
-          <w:p>
-            <w:pPr>
-              <w:jc w:val="left"/>
-            </w:pPr>
-            <w:r>
-              <w:rPr>
-                <w:rFonts w:ascii="Times New Roman" w:hAnsi="Times New Roman"/>
-                <w:color w:val="374151"/>
-                <w:sz w:val="19"/>
-              </w:rPr>
-              <w:t>Hệ thống</w:t>
-            </w:r>
-          </w:p>
-        </w:tc>
-        <w:tc>
-          <w:tcPr>
-            <w:tcW w:type="dxa" w:w="1584"/>
-            <w:shd w:val="clear" w:color="auto" w:fill="F0FDF4"/>
-            <w:tcMar>
-              <w:top w:w="60" w:type="dxa"/>
-              <w:bottom w:w="60" w:type="dxa"/>
-              <w:left w:w="80" w:type="dxa"/>
-              <w:right w:w="80" w:type="dxa"/>
-            </w:tcMar>
-            <w:tcBorders>
-              <w:top w:val="single" w:sz="4" w:space="0" w:color="E5E7EB"/>
-              <w:bottom w:val="single" w:sz="4" w:space="0" w:color="E5E7EB"/>
-            </w:tcBorders>
-          </w:tcPr>
-          <w:p>
-            <w:pPr>
-              <w:jc w:val="center"/>
-            </w:pPr>
-            <w:r>
-              <w:rPr>
-                <w:rFonts w:ascii="Times New Roman" w:hAnsi="Times New Roman"/>
-                <w:b/>
-                <w:color w:val="15803D"/>
-                <w:sz w:val="19"/>
-              </w:rPr>
-              <w:t>&lt;&lt;include&gt;&gt;</w:t>
-            </w:r>
-          </w:p>
-        </w:tc>
-        <w:tc>
-          <w:tcPr>
-            <w:tcW w:type="dxa" w:w="3168"/>
-            <w:shd w:val="clear" w:color="auto" w:fill="F0FDF4"/>
-            <w:tcMar>
-              <w:top w:w="60" w:type="dxa"/>
-              <w:bottom w:w="60" w:type="dxa"/>
-              <w:left w:w="80" w:type="dxa"/>
-              <w:right w:w="80" w:type="dxa"/>
-            </w:tcMar>
-            <w:tcBorders>
-              <w:top w:val="single" w:sz="4" w:space="0" w:color="E5E7EB"/>
-              <w:bottom w:val="single" w:sz="4" w:space="0" w:color="E5E7EB"/>
-            </w:tcBorders>
-          </w:tcPr>
-          <w:p>
-            <w:pPr>
-              <w:jc w:val="left"/>
-            </w:pPr>
-            <w:r>
-              <w:rPr>
-                <w:rFonts w:ascii="Times New Roman" w:hAnsi="Times New Roman"/>
-                <w:color w:val="374151"/>
-                <w:sz w:val="19"/>
-              </w:rPr>
-              <w:t>Thực thi thuật toán đề xuất và chấp nhận hoãn lại đảm bảo ghép cặp ổn định.</w:t>
-            </w:r>
-          </w:p>
-        </w:tc>
-      </w:tr>
-      <w:tr>
-        <w:tc>
-          <w:tcPr>
-            <w:tcW w:type="dxa" w:w="1152"/>
-            <w:shd w:val="clear" w:color="auto" w:fill="F0FDF4"/>
-            <w:tcMar>
-              <w:top w:w="60" w:type="dxa"/>
-              <w:bottom w:w="60" w:type="dxa"/>
-              <w:left w:w="80" w:type="dxa"/>
-              <w:right w:w="80" w:type="dxa"/>
-            </w:tcMar>
-            <w:tcBorders>
-              <w:top w:val="single" w:sz="4" w:space="0" w:color="E5E7EB"/>
-              <w:bottom w:val="single" w:sz="4" w:space="0" w:color="E5E7EB"/>
-            </w:tcBorders>
-          </w:tcPr>
-          <w:p>
-            <w:pPr>
-              <w:jc w:val="center"/>
-            </w:pPr>
-            <w:r>
-              <w:rPr>
-                <w:rFonts w:ascii="Times New Roman" w:hAnsi="Times New Roman"/>
-                <w:b/>
-                <w:color w:val="1B365D"/>
-                <w:sz w:val="19"/>
-              </w:rPr>
-              <w:t>UC-14</w:t>
-            </w:r>
-          </w:p>
-        </w:tc>
-        <w:tc>
-          <w:tcPr>
-            <w:tcW w:type="dxa" w:w="2592"/>
-            <w:shd w:val="clear" w:color="auto" w:fill="F0FDF4"/>
-            <w:tcMar>
-              <w:top w:w="60" w:type="dxa"/>
-              <w:bottom w:w="60" w:type="dxa"/>
-              <w:left w:w="80" w:type="dxa"/>
-              <w:right w:w="80" w:type="dxa"/>
-            </w:tcMar>
-            <w:tcBorders>
-              <w:top w:val="single" w:sz="4" w:space="0" w:color="E5E7EB"/>
-              <w:bottom w:val="single" w:sz="4" w:space="0" w:color="E5E7EB"/>
-            </w:tcBorders>
-          </w:tcPr>
-          <w:p>
-            <w:pPr>
-              <w:jc w:val="left"/>
-            </w:pPr>
-            <w:r>
-              <w:rPr>
-                <w:rFonts w:ascii="Times New Roman" w:hAnsi="Times New Roman"/>
-                <w:color w:val="374151"/>
-                <w:sz w:val="19"/>
-              </w:rPr>
-              <w:t>Đếm cặp chặn (Blocking Pairs)</w:t>
-            </w:r>
-          </w:p>
-        </w:tc>
-        <w:tc>
-          <w:tcPr>
-            <w:tcW w:type="dxa" w:w="1728"/>
-            <w:shd w:val="clear" w:color="auto" w:fill="F0FDF4"/>
-            <w:tcMar>
-              <w:top w:w="60" w:type="dxa"/>
-              <w:bottom w:w="60" w:type="dxa"/>
-              <w:left w:w="80" w:type="dxa"/>
-              <w:right w:w="80" w:type="dxa"/>
-            </w:tcMar>
-            <w:tcBorders>
-              <w:top w:val="single" w:sz="4" w:space="0" w:color="E5E7EB"/>
-              <w:bottom w:val="single" w:sz="4" w:space="0" w:color="E5E7EB"/>
-            </w:tcBorders>
-          </w:tcPr>
-          <w:p>
-            <w:pPr>
-              <w:jc w:val="left"/>
-            </w:pPr>
-            <w:r>
-              <w:rPr>
-                <w:rFonts w:ascii="Times New Roman" w:hAnsi="Times New Roman"/>
-                <w:color w:val="374151"/>
-                <w:sz w:val="19"/>
-              </w:rPr>
-              <w:t>Hệ thống</w:t>
-            </w:r>
-          </w:p>
-        </w:tc>
-        <w:tc>
-          <w:tcPr>
-            <w:tcW w:type="dxa" w:w="1584"/>
-            <w:shd w:val="clear" w:color="auto" w:fill="F0FDF4"/>
-            <w:tcMar>
-              <w:top w:w="60" w:type="dxa"/>
-              <w:bottom w:w="60" w:type="dxa"/>
-              <w:left w:w="80" w:type="dxa"/>
-              <w:right w:w="80" w:type="dxa"/>
-            </w:tcMar>
-            <w:tcBorders>
-              <w:top w:val="single" w:sz="4" w:space="0" w:color="E5E7EB"/>
-              <w:bottom w:val="single" w:sz="4" w:space="0" w:color="E5E7EB"/>
-            </w:tcBorders>
-          </w:tcPr>
-          <w:p>
-            <w:pPr>
-              <w:jc w:val="center"/>
-            </w:pPr>
-            <w:r>
-              <w:rPr>
-                <w:rFonts w:ascii="Times New Roman" w:hAnsi="Times New Roman"/>
-                <w:b/>
-                <w:color w:val="15803D"/>
-                <w:sz w:val="19"/>
-              </w:rPr>
-              <w:t>&lt;&lt;include&gt;&gt;</w:t>
-            </w:r>
-          </w:p>
-        </w:tc>
-        <w:tc>
-          <w:tcPr>
-            <w:tcW w:type="dxa" w:w="3168"/>
-            <w:shd w:val="clear" w:color="auto" w:fill="F0FDF4"/>
-            <w:tcMar>
-              <w:top w:w="60" w:type="dxa"/>
-              <w:bottom w:w="60" w:type="dxa"/>
-              <w:left w:w="80" w:type="dxa"/>
-              <w:right w:w="80" w:type="dxa"/>
-            </w:tcMar>
-            <w:tcBorders>
-              <w:top w:val="single" w:sz="4" w:space="0" w:color="E5E7EB"/>
-              <w:bottom w:val="single" w:sz="4" w:space="0" w:color="E5E7EB"/>
-            </w:tcBorders>
-          </w:tcPr>
-          <w:p>
-            <w:pPr>
-              <w:jc w:val="left"/>
-            </w:pPr>
-            <w:r>
-              <w:rPr>
-                <w:rFonts w:ascii="Times New Roman" w:hAnsi="Times New Roman"/>
-                <w:color w:val="374151"/>
-                <w:sz w:val="19"/>
-              </w:rPr>
-              <w:t>Quét kiểm tra toàn bộ các cặp chéo để chứng minh số cặp chặn bằng 0.</w:t>
-            </w:r>
-          </w:p>
-        </w:tc>
-      </w:tr>
-      <w:tr>
-        <w:tc>
-          <w:tcPr>
-            <w:tcW w:type="dxa" w:w="1152"/>
-            <w:shd w:val="clear" w:color="auto" w:fill="FFFFFF"/>
-            <w:tcMar>
-              <w:top w:w="60" w:type="dxa"/>
-              <w:bottom w:w="60" w:type="dxa"/>
-              <w:left w:w="80" w:type="dxa"/>
-              <w:right w:w="80" w:type="dxa"/>
-            </w:tcMar>
-            <w:tcBorders>
-              <w:top w:val="single" w:sz="4" w:space="0" w:color="E5E7EB"/>
-              <w:bottom w:val="single" w:sz="4" w:space="0" w:color="E5E7EB"/>
-            </w:tcBorders>
-          </w:tcPr>
-          <w:p>
-            <w:pPr>
-              <w:jc w:val="center"/>
-            </w:pPr>
-            <w:r>
-              <w:rPr>
-                <w:rFonts w:ascii="Times New Roman" w:hAnsi="Times New Roman"/>
-                <w:b/>
-                <w:color w:val="1B365D"/>
-                <w:sz w:val="19"/>
-              </w:rPr>
-              <w:t>UC-15</w:t>
-            </w:r>
-          </w:p>
-        </w:tc>
-        <w:tc>
-          <w:tcPr>
-            <w:tcW w:type="dxa" w:w="2592"/>
-            <w:shd w:val="clear" w:color="auto" w:fill="FFFFFF"/>
-            <w:tcMar>
-              <w:top w:w="60" w:type="dxa"/>
-              <w:bottom w:w="60" w:type="dxa"/>
-              <w:left w:w="80" w:type="dxa"/>
-              <w:right w:w="80" w:type="dxa"/>
-            </w:tcMar>
-            <w:tcBorders>
-              <w:top w:val="single" w:sz="4" w:space="0" w:color="E5E7EB"/>
-              <w:bottom w:val="single" w:sz="4" w:space="0" w:color="E5E7EB"/>
-            </w:tcBorders>
-          </w:tcPr>
-          <w:p>
-            <w:pPr>
-              <w:jc w:val="left"/>
-            </w:pPr>
-            <w:r>
-              <w:rPr>
-                <w:rFonts w:ascii="Times New Roman" w:hAnsi="Times New Roman"/>
-                <w:color w:val="374151"/>
-                <w:sz w:val="19"/>
-              </w:rPr>
-              <w:t>Xem báo cáo &amp; so sánh đối chứng</w:t>
-            </w:r>
-          </w:p>
-        </w:tc>
-        <w:tc>
-          <w:tcPr>
-            <w:tcW w:type="dxa" w:w="1728"/>
-            <w:shd w:val="clear" w:color="auto" w:fill="FFFFFF"/>
-            <w:tcMar>
-              <w:top w:w="60" w:type="dxa"/>
-              <w:bottom w:w="60" w:type="dxa"/>
-              <w:left w:w="80" w:type="dxa"/>
-              <w:right w:w="80" w:type="dxa"/>
-            </w:tcMar>
-            <w:tcBorders>
-              <w:top w:val="single" w:sz="4" w:space="0" w:color="E5E7EB"/>
-              <w:bottom w:val="single" w:sz="4" w:space="0" w:color="E5E7EB"/>
-            </w:tcBorders>
-          </w:tcPr>
-          <w:p>
-            <w:pPr>
-              <w:jc w:val="left"/>
-            </w:pPr>
-            <w:r>
-              <w:rPr>
-                <w:rFonts w:ascii="Times New Roman" w:hAnsi="Times New Roman"/>
-                <w:color w:val="374151"/>
-                <w:sz w:val="19"/>
-              </w:rPr>
-              <w:t>Ban quản lý KTX</w:t>
-            </w:r>
-          </w:p>
-        </w:tc>
-        <w:tc>
-          <w:tcPr>
-            <w:tcW w:type="dxa" w:w="1584"/>
-            <w:shd w:val="clear" w:color="auto" w:fill="FFFFFF"/>
-            <w:tcMar>
-              <w:top w:w="60" w:type="dxa"/>
-              <w:bottom w:w="60" w:type="dxa"/>
-              <w:left w:w="80" w:type="dxa"/>
-              <w:right w:w="80" w:type="dxa"/>
-            </w:tcMar>
-            <w:tcBorders>
-              <w:top w:val="single" w:sz="4" w:space="0" w:color="E5E7EB"/>
-              <w:bottom w:val="single" w:sz="4" w:space="0" w:color="E5E7EB"/>
-            </w:tcBorders>
-          </w:tcPr>
-          <w:p>
-            <w:pPr>
-              <w:jc w:val="center"/>
-            </w:pPr>
-            <w:r>
-              <w:rPr>
-                <w:rFonts w:ascii="Times New Roman" w:hAnsi="Times New Roman"/>
-                <w:b/>
-                <w:color w:val="0369A1"/>
-                <w:sz w:val="19"/>
-              </w:rPr>
-              <w:t>Chính</w:t>
-            </w:r>
-          </w:p>
-        </w:tc>
-        <w:tc>
-          <w:tcPr>
-            <w:tcW w:type="dxa" w:w="3168"/>
-            <w:shd w:val="clear" w:color="auto" w:fill="FFFFFF"/>
-            <w:tcMar>
-              <w:top w:w="60" w:type="dxa"/>
-              <w:bottom w:w="60" w:type="dxa"/>
-              <w:left w:w="80" w:type="dxa"/>
-              <w:right w:w="80" w:type="dxa"/>
-            </w:tcMar>
-            <w:tcBorders>
-              <w:top w:val="single" w:sz="4" w:space="0" w:color="E5E7EB"/>
-              <w:bottom w:val="single" w:sz="4" w:space="0" w:color="E5E7EB"/>
-            </w:tcBorders>
-          </w:tcPr>
-          <w:p>
-            <w:pPr>
-              <w:jc w:val="left"/>
-            </w:pPr>
-            <w:r>
-              <w:rPr>
-                <w:rFonts w:ascii="Times New Roman" w:hAnsi="Times New Roman"/>
-                <w:color w:val="374151"/>
-                <w:sz w:val="19"/>
-              </w:rPr>
-              <w:t>Theo dõi biểu đồ cột đối sánh điểm hài lòng trung bình giữa Gale-Shapley và Ngẫu nhiên.</w:t>
-            </w:r>
-          </w:p>
-        </w:tc>
-      </w:tr>
-      <w:tr>
-        <w:tc>
-          <w:tcPr>
-            <w:tcW w:type="dxa" w:w="1152"/>
-            <w:shd w:val="clear" w:color="auto" w:fill="FAF5FF"/>
-            <w:tcMar>
-              <w:top w:w="60" w:type="dxa"/>
-              <w:bottom w:w="60" w:type="dxa"/>
-              <w:left w:w="80" w:type="dxa"/>
-              <w:right w:w="80" w:type="dxa"/>
-            </w:tcMar>
-            <w:tcBorders>
-              <w:top w:val="single" w:sz="4" w:space="0" w:color="E5E7EB"/>
-              <w:bottom w:val="single" w:sz="4" w:space="0" w:color="E5E7EB"/>
-            </w:tcBorders>
-          </w:tcPr>
-          <w:p>
-            <w:pPr>
-              <w:jc w:val="center"/>
-            </w:pPr>
-            <w:r>
-              <w:rPr>
-                <w:rFonts w:ascii="Times New Roman" w:hAnsi="Times New Roman"/>
-                <w:b/>
-                <w:color w:val="1B365D"/>
-                <w:sz w:val="19"/>
-              </w:rPr>
-              <w:t>UC-16</w:t>
-            </w:r>
-          </w:p>
-        </w:tc>
-        <w:tc>
-          <w:tcPr>
-            <w:tcW w:type="dxa" w:w="2592"/>
-            <w:shd w:val="clear" w:color="auto" w:fill="FAF5FF"/>
-            <w:tcMar>
-              <w:top w:w="60" w:type="dxa"/>
-              <w:bottom w:w="60" w:type="dxa"/>
-              <w:left w:w="80" w:type="dxa"/>
-              <w:right w:w="80" w:type="dxa"/>
-            </w:tcMar>
-            <w:tcBorders>
-              <w:top w:val="single" w:sz="4" w:space="0" w:color="E5E7EB"/>
-              <w:bottom w:val="single" w:sz="4" w:space="0" w:color="E5E7EB"/>
-            </w:tcBorders>
-          </w:tcPr>
-          <w:p>
-            <w:pPr>
-              <w:jc w:val="left"/>
-            </w:pPr>
-            <w:r>
-              <w:rPr>
-                <w:rFonts w:ascii="Times New Roman" w:hAnsi="Times New Roman"/>
-                <w:color w:val="374151"/>
-                <w:sz w:val="19"/>
-              </w:rPr>
-              <w:t>Xuất kết quả phân phòng (CSV)</w:t>
-            </w:r>
-          </w:p>
-        </w:tc>
-        <w:tc>
-          <w:tcPr>
-            <w:tcW w:type="dxa" w:w="1728"/>
-            <w:shd w:val="clear" w:color="auto" w:fill="FAF5FF"/>
-            <w:tcMar>
-              <w:top w:w="60" w:type="dxa"/>
-              <w:bottom w:w="60" w:type="dxa"/>
-              <w:left w:w="80" w:type="dxa"/>
-              <w:right w:w="80" w:type="dxa"/>
-            </w:tcMar>
-            <w:tcBorders>
-              <w:top w:val="single" w:sz="4" w:space="0" w:color="E5E7EB"/>
-              <w:bottom w:val="single" w:sz="4" w:space="0" w:color="E5E7EB"/>
-            </w:tcBorders>
-          </w:tcPr>
-          <w:p>
-            <w:pPr>
-              <w:jc w:val="left"/>
-            </w:pPr>
-            <w:r>
-              <w:rPr>
-                <w:rFonts w:ascii="Times New Roman" w:hAnsi="Times New Roman"/>
-                <w:color w:val="374151"/>
-                <w:sz w:val="19"/>
-              </w:rPr>
-              <w:t>Ban quản lý KTX</w:t>
-            </w:r>
-          </w:p>
-        </w:tc>
-        <w:tc>
-          <w:tcPr>
-            <w:tcW w:type="dxa" w:w="1584"/>
-            <w:shd w:val="clear" w:color="auto" w:fill="FAF5FF"/>
-            <w:tcMar>
-              <w:top w:w="60" w:type="dxa"/>
-              <w:bottom w:w="60" w:type="dxa"/>
-              <w:left w:w="80" w:type="dxa"/>
-              <w:right w:w="80" w:type="dxa"/>
-            </w:tcMar>
-            <w:tcBorders>
-              <w:top w:val="single" w:sz="4" w:space="0" w:color="E5E7EB"/>
-              <w:bottom w:val="single" w:sz="4" w:space="0" w:color="E5E7EB"/>
-            </w:tcBorders>
-          </w:tcPr>
-          <w:p>
-            <w:pPr>
-              <w:jc w:val="center"/>
-            </w:pPr>
-            <w:r>
-              <w:rPr>
-                <w:rFonts w:ascii="Times New Roman" w:hAnsi="Times New Roman"/>
-                <w:b/>
-                <w:color w:val="7E22CE"/>
-                <w:sz w:val="19"/>
-              </w:rPr>
-              <w:t>&lt;&lt;extend&gt;&gt;</w:t>
-            </w:r>
-          </w:p>
-        </w:tc>
-        <w:tc>
-          <w:tcPr>
-            <w:tcW w:type="dxa" w:w="3168"/>
-            <w:shd w:val="clear" w:color="auto" w:fill="FAF5FF"/>
-            <w:tcMar>
-              <w:top w:w="60" w:type="dxa"/>
-              <w:bottom w:w="60" w:type="dxa"/>
-              <w:left w:w="80" w:type="dxa"/>
-              <w:right w:w="80" w:type="dxa"/>
-            </w:tcMar>
-            <w:tcBorders>
-              <w:top w:val="single" w:sz="4" w:space="0" w:color="E5E7EB"/>
-              <w:bottom w:val="single" w:sz="4" w:space="0" w:color="E5E7EB"/>
-            </w:tcBorders>
-          </w:tcPr>
-          <w:p>
-            <w:pPr>
-              <w:jc w:val="left"/>
-            </w:pPr>
-            <w:r>
-              <w:rPr>
-                <w:rFonts w:ascii="Times New Roman" w:hAnsi="Times New Roman"/>
-                <w:color w:val="374151"/>
-                <w:sz w:val="19"/>
-              </w:rPr>
-              <w:t>Tùy chọn tải về file bảng tính danh sách phòng chính thức để niêm yết.</w:t>
-            </w:r>
-          </w:p>
-        </w:tc>
-      </w:tr>
-    </w:tbl>
-    <w:p>
-      <w:pPr>
-        <w:spacing w:before="0" w:after="280" w:line="288" w:lineRule="auto"/>
-        <w:jc w:val="left"/>
-      </w:pPr>
-    </w:p>
-    <w:p>
-      <w:pPr>
-        <w:spacing w:before="280" w:after="120" w:line="288" w:lineRule="auto"/>
-        <w:jc w:val="left"/>
-      </w:pPr>
-      <w:r>
-        <w:rPr>
-          <w:rFonts w:ascii="Times New Roman" w:hAnsi="Times New Roman"/>
-          <w:b/>
-          <w:color w:val="1B365D"/>
-          <w:sz w:val="28"/>
-        </w:rPr>
-        <w:t>4. BẢN CHẤT LÝ THUYẾT VÀ LUẬN GIẢI QUAN HỆ &lt;&lt;INCLUDE&gt;&gt; VÀ &lt;&lt;EXTEND&gt;&gt;</w:t>
-      </w:r>
-    </w:p>
-    <w:p>
-      <w:pPr>
-        <w:spacing w:before="0" w:after="100" w:line="288" w:lineRule="auto"/>
-        <w:jc w:val="left"/>
-      </w:pPr>
-      <w:r>
-        <w:rPr>
-          <w:rFonts w:ascii="Times New Roman" w:hAnsi="Times New Roman"/>
-          <w:b w:val="0"/>
-          <w:i w:val="0"/>
-          <w:color w:val="1F2937"/>
-          <w:sz w:val="24"/>
-        </w:rPr>
-        <w:t>Một trong những nội dung trọng tâm mà Giảng viên thường xuyên đặt câu hỏi kiểm tra tính vững vàng về mặt kỹ thuật phần mềm là: 'Tại sao lại dùng include ở đây mà không phải extend?' hoặc 'Mũi tên chỉ theo hướng nào và tại sao?'. Nhóm nghiên cứu làm rõ các nguyên lý cốt lõi như sau:</w:t>
-      </w:r>
-    </w:p>
-    <w:p>
-      <w:pPr>
-        <w:spacing w:before="200" w:after="80" w:line="288" w:lineRule="auto"/>
-        <w:jc w:val="left"/>
-      </w:pPr>
-      <w:r>
-        <w:rPr>
-          <w:rFonts w:ascii="Times New Roman" w:hAnsi="Times New Roman"/>
-          <w:b/>
-          <w:color w:val="2C5282"/>
-          <w:sz w:val="25"/>
-        </w:rPr>
-        <w:t>4.1 Bản chất quan hệ &lt;&lt;include&gt;&gt; (Bắt buộc dùng chung)</w:t>
-      </w:r>
-    </w:p>
-    <w:p>
-      <w:pPr>
-        <w:spacing w:before="0" w:after="100" w:line="288" w:lineRule="auto"/>
-        <w:jc w:val="left"/>
-      </w:pPr>
-      <w:r>
-        <w:rPr>
-          <w:rFonts w:ascii="Times New Roman" w:hAnsi="Times New Roman"/>
-          <w:b w:val="0"/>
-          <w:i w:val="0"/>
-          <w:color w:val="1F2937"/>
-          <w:sz w:val="24"/>
-        </w:rPr>
-        <w:t>Theo chuẩn OMG UML, quan hệ &lt;&lt;include&gt;&gt; thể hiện sự phụ thuộc bắt buộc. Khi Use case A thực hiện, hành vi của Use case B bắt buộc phải được kích hoạt như một mắt xích không thể tách rời trong luồng sự kiện chính. Use case A không thể hoàn tất nếu không gọi Use case B.</w:t>
-      </w:r>
-    </w:p>
-    <w:p>
-      <w:pPr>
-        <w:pStyle w:val="ListBullet"/>
-        <w:spacing w:before="0" w:after="60" w:line="288" w:lineRule="auto"/>
-        <w:ind w:left="360"/>
-      </w:pPr>
-      <w:r>
-        <w:rPr>
-          <w:rFonts w:ascii="Times New Roman" w:hAnsi="Times New Roman"/>
-          <w:b/>
-          <w:color w:val="111827"/>
-          <w:sz w:val="24"/>
-        </w:rPr>
-        <w:t xml:space="preserve">Quy tắc biểu diễn: </w:t>
-      </w:r>
-      <w:r>
-        <w:rPr>
-          <w:rFonts w:ascii="Times New Roman" w:hAnsi="Times New Roman"/>
-          <w:color w:val="374151"/>
-          <w:sz w:val="24"/>
-        </w:rPr>
-        <w:t>Mũi tên nét đứt có chữ &lt;&lt;include&gt;&gt; luôn hướng TỪ Use case chính SANG Use case được include (A ..&gt; B).</w:t>
-      </w:r>
-    </w:p>
-    <w:p>
-      <w:pPr>
-        <w:pStyle w:val="ListBullet"/>
-        <w:spacing w:before="0" w:after="60" w:line="288" w:lineRule="auto"/>
-        <w:ind w:left="360"/>
-      </w:pPr>
-      <w:r>
-        <w:rPr>
-          <w:rFonts w:ascii="Times New Roman" w:hAnsi="Times New Roman"/>
-          <w:b/>
-          <w:color w:val="111827"/>
-          <w:sz w:val="24"/>
-        </w:rPr>
-        <w:t xml:space="preserve">Minh chứng 1 trong KTX: </w:t>
-      </w:r>
-      <w:r>
-        <w:rPr>
-          <w:rFonts w:ascii="Times New Roman" w:hAnsi="Times New Roman"/>
-          <w:color w:val="374151"/>
-          <w:sz w:val="24"/>
-        </w:rPr>
-        <w:t>Đăng ký (UC-01) và Đăng nhập (UC-02) bắt buộc phải qua Xác thực thông tin (UC-03). Không thể cho phép một sinh viên chưa được xác thực danh tính vào can thiệp dữ liệu phòng.</w:t>
-      </w:r>
-    </w:p>
-    <w:p>
-      <w:pPr>
-        <w:pStyle w:val="ListBullet"/>
-        <w:spacing w:before="0" w:after="60" w:line="288" w:lineRule="auto"/>
-        <w:ind w:left="360"/>
-      </w:pPr>
-      <w:r>
-        <w:rPr>
-          <w:rFonts w:ascii="Times New Roman" w:hAnsi="Times New Roman"/>
-          <w:b/>
-          <w:color w:val="111827"/>
-          <w:sz w:val="24"/>
-        </w:rPr>
-        <w:t xml:space="preserve">Minh chứng 2 trong KTX: </w:t>
-      </w:r>
-      <w:r>
-        <w:rPr>
-          <w:rFonts w:ascii="Times New Roman" w:hAnsi="Times New Roman"/>
-          <w:color w:val="374151"/>
-          <w:sz w:val="24"/>
-        </w:rPr>
-        <w:t>Xem Bảng xếp hạng (UC-06) bắt buộc phải qua Tính điểm tương thích 2 chiều (UC-07). Nếu không có thuật toán tính toán ma trận điểm, hệ thống hoàn toàn không có dữ liệu để kết xuất bảng xếp hạng Hạng 1 đến Hạng 8.</w:t>
-      </w:r>
-    </w:p>
-    <w:p>
-      <w:pPr>
-        <w:pStyle w:val="ListBullet"/>
-        <w:spacing w:before="0" w:after="60" w:line="288" w:lineRule="auto"/>
-        <w:ind w:left="360"/>
-      </w:pPr>
-      <w:r>
-        <w:rPr>
-          <w:rFonts w:ascii="Times New Roman" w:hAnsi="Times New Roman"/>
-          <w:b/>
-          <w:color w:val="111827"/>
-          <w:sz w:val="24"/>
-        </w:rPr>
-        <w:t xml:space="preserve">Minh chứng 3 trong KTX: </w:t>
-      </w:r>
-      <w:r>
-        <w:rPr>
-          <w:rFonts w:ascii="Times New Roman" w:hAnsi="Times New Roman"/>
-          <w:color w:val="374151"/>
-          <w:sz w:val="24"/>
-        </w:rPr>
-        <w:t>Thực hiện ghép phòng tự động (UC-12) bắt buộc phải qua Chạy thuật toán Gale-Shapley (UC-13) và Đếm cặp chặn (UC-14). Quy trình xếp phòng không thể xem là hoàn tất nếu chưa chạy giải thuật tối ưu và chưa kiểm tra chứng minh chỉ số Blocking Pairs = 0.</w:t>
-      </w:r>
-    </w:p>
-    <w:p>
-      <w:pPr>
-        <w:spacing w:before="200" w:after="80" w:line="288" w:lineRule="auto"/>
-        <w:jc w:val="left"/>
-      </w:pPr>
-      <w:r>
-        <w:rPr>
-          <w:rFonts w:ascii="Times New Roman" w:hAnsi="Times New Roman"/>
-          <w:b/>
-          <w:color w:val="2C5282"/>
-          <w:sz w:val="25"/>
-        </w:rPr>
-        <w:t>4.2 Bản chất quan hệ &lt;&lt;extend&gt;&gt; (Mở rộng tùy điều kiện)</w:t>
-      </w:r>
-    </w:p>
-    <w:p>
-      <w:pPr>
-        <w:spacing w:before="0" w:after="100" w:line="288" w:lineRule="auto"/>
-        <w:jc w:val="left"/>
-      </w:pPr>
-      <w:r>
-        <w:rPr>
-          <w:rFonts w:ascii="Times New Roman" w:hAnsi="Times New Roman"/>
-          <w:b w:val="0"/>
-          <w:i w:val="0"/>
-          <w:color w:val="1F2937"/>
-          <w:sz w:val="24"/>
-        </w:rPr>
-        <w:t>Quan hệ &lt;&lt;extend&gt;&gt; mô tả một hành vi tùy chọn (optional behavior) chỉ được kích hoạt khi thỏa mãn một điều kiện kích hoạt cụ thể (Extension Point). Điểm mấu chốt là Use case gốc (Base Use Case) vẫn hoàn toàn độc lập, đầy đủ ngữ nghĩa và có thể hoạt động trọn vẹn mà không cần đến Use case mở rộng.</w:t>
-      </w:r>
-    </w:p>
-    <w:p>
-      <w:pPr>
-        <w:pStyle w:val="ListBullet"/>
-        <w:spacing w:before="0" w:after="60" w:line="288" w:lineRule="auto"/>
-        <w:ind w:left="360"/>
-      </w:pPr>
-      <w:r>
-        <w:rPr>
-          <w:rFonts w:ascii="Times New Roman" w:hAnsi="Times New Roman"/>
-          <w:b/>
-          <w:color w:val="111827"/>
-          <w:sz w:val="24"/>
-        </w:rPr>
-        <w:t xml:space="preserve">Quy tắc biểu diễn: </w:t>
-      </w:r>
-      <w:r>
-        <w:rPr>
-          <w:rFonts w:ascii="Times New Roman" w:hAnsi="Times New Roman"/>
-          <w:color w:val="374151"/>
-          <w:sz w:val="24"/>
-        </w:rPr>
-        <w:t>Mũi tên nét đứt có chữ &lt;&lt;extend&gt;&gt; luôn hướng NGƯỢC TỪ Use case mở rộng VỀ Use case gốc (B ..&gt; A). Đây là quy tắc rất dễ nhầm lẫn trong UML.</w:t>
-      </w:r>
-    </w:p>
-    <w:p>
-      <w:pPr>
-        <w:pStyle w:val="ListBullet"/>
-        <w:spacing w:before="0" w:after="60" w:line="288" w:lineRule="auto"/>
-        <w:ind w:left="360"/>
-      </w:pPr>
-      <w:r>
-        <w:rPr>
-          <w:rFonts w:ascii="Times New Roman" w:hAnsi="Times New Roman"/>
-          <w:b/>
-          <w:color w:val="111827"/>
-          <w:sz w:val="24"/>
-        </w:rPr>
-        <w:t xml:space="preserve">Minh chứng 1 trong KTX: </w:t>
-      </w:r>
-      <w:r>
-        <w:rPr>
-          <w:rFonts w:ascii="Times New Roman" w:hAnsi="Times New Roman"/>
-          <w:color w:val="374151"/>
-          <w:sz w:val="24"/>
-        </w:rPr>
-        <w:t>Nạp hồ sơ mẫu Persona (UC-05) extend Khai báo thói quen (UC-04). Sinh viên hoàn toàn có thể tự tay kéo thả các thanh trượt và tích chọn sở thích (luồng chính hoạt động độc lập). Hành vi nạp mẫu chỉ diễn ra khi sinh viên chủ động bấm vào các nút thử nhanh như Thái Bảo (VNUK), Văn Việt (SPKT) hay Minh Quân (DUE).</w:t>
-      </w:r>
-    </w:p>
-    <w:p>
-      <w:pPr>
-        <w:pStyle w:val="ListBullet"/>
-        <w:spacing w:before="0" w:after="60" w:line="288" w:lineRule="auto"/>
-        <w:ind w:left="360"/>
-      </w:pPr>
-      <w:r>
-        <w:rPr>
-          <w:rFonts w:ascii="Times New Roman" w:hAnsi="Times New Roman"/>
-          <w:b/>
-          <w:color w:val="111827"/>
-          <w:sz w:val="24"/>
-        </w:rPr>
-        <w:t xml:space="preserve">Minh chứng 2 trong KTX: </w:t>
-      </w:r>
-      <w:r>
-        <w:rPr>
-          <w:rFonts w:ascii="Times New Roman" w:hAnsi="Times New Roman"/>
-          <w:color w:val="374151"/>
-          <w:sz w:val="24"/>
-        </w:rPr>
-        <w:t>Xem chi tiết giải thích tiêu chí (UC-08) extend Xem Bảng xếp hạng (UC-06). Màn hình bảng xếp hạng mặc định chỉ hiển thị thẻ thông tin tóm tắt và % điểm. Chỉ khi người dùng tò mò muốn biết sâu và bấm 'Chi tiết tiêu chí ▼', khối giải thích tiêu chí cộng/trừ mới được mở ra.</w:t>
-      </w:r>
-    </w:p>
-    <w:p>
-      <w:pPr>
-        <w:pStyle w:val="ListBullet"/>
-        <w:spacing w:before="0" w:after="60" w:line="288" w:lineRule="auto"/>
-        <w:ind w:left="360"/>
-      </w:pPr>
-      <w:r>
-        <w:rPr>
-          <w:rFonts w:ascii="Times New Roman" w:hAnsi="Times New Roman"/>
-          <w:b/>
-          <w:color w:val="111827"/>
-          <w:sz w:val="24"/>
-        </w:rPr>
-        <w:t xml:space="preserve">Minh chứng 3 trong KTX: </w:t>
-      </w:r>
-      <w:r>
-        <w:rPr>
-          <w:rFonts w:ascii="Times New Roman" w:hAnsi="Times New Roman"/>
-          <w:color w:val="374151"/>
-          <w:sz w:val="24"/>
-        </w:rPr>
-        <w:t>Nạp CSV (UC-10) và Sinh dữ liệu Seed (UC-11) extend Quản lý dữ liệu sinh viên (UC-09). Quản lý sinh viên có thể thông qua nhập liệu giao diện từng người; việc tải file hay sinh giả lập chỉ là phương thức hỗ trợ mở rộng khi cần xử lý dữ liệu lớn.</w:t>
-      </w:r>
-    </w:p>
-    <w:p>
-      <w:pPr>
-        <w:pStyle w:val="ListBullet"/>
-        <w:spacing w:before="0" w:after="60" w:line="288" w:lineRule="auto"/>
-        <w:ind w:left="360"/>
-      </w:pPr>
-      <w:r>
-        <w:rPr>
-          <w:rFonts w:ascii="Times New Roman" w:hAnsi="Times New Roman"/>
-          <w:b/>
-          <w:color w:val="111827"/>
-          <w:sz w:val="24"/>
-        </w:rPr>
-        <w:t xml:space="preserve">Minh chứng 4 trong KTX: </w:t>
-      </w:r>
-      <w:r>
-        <w:rPr>
-          <w:rFonts w:ascii="Times New Roman" w:hAnsi="Times New Roman"/>
-          <w:color w:val="374151"/>
-          <w:sz w:val="24"/>
-        </w:rPr>
-        <w:t>Xuất kết quả CSV (UC-16) extend Xem báo cáo (UC-15). Ban quản lý có thể chỉ xem biểu đồ so sánh trên màn hình mà không bắt buộc phải tải file CSV về máy.</w:t>
-      </w:r>
-    </w:p>
-    <w:p>
-      <w:pPr>
-        <w:spacing w:before="200" w:after="80" w:line="288" w:lineRule="auto"/>
-        <w:jc w:val="left"/>
-      </w:pPr>
-      <w:r>
-        <w:rPr>
-          <w:rFonts w:ascii="Times New Roman" w:hAnsi="Times New Roman"/>
-          <w:b/>
-          <w:color w:val="2C5282"/>
-          <w:sz w:val="25"/>
-        </w:rPr>
-        <w:t>4.3 Bảng so sánh đối chiếu toàn diện giữa &lt;&lt;include&gt;&gt; và &lt;&lt;extend&gt;&gt;</w:t>
+        <w:t>Sau khi báo cáo phiên bản ban đầu, Giảng viên đã chỉ ra những điểm còn sơ sài do hệ thống mới chỉ tập trung vào thuật toán ghép cặp thuần túy mà thiếu vắng các mắt xích vận hành doanh nghiệp thực tế của một ký túc xá. Nhóm sinh viên đã nghiêm túc tiếp thu và hoàn thiện triệt để trong phiên bản 3.0:</w:t>
       </w:r>
     </w:p>
     <w:tbl>
@@ -3583,7 +392,33 @@
                 <w:color w:val="FFFFFF"/>
                 <w:sz w:val="20"/>
               </w:rPr>
-              <w:t>Tiêu chí phân biệt</w:t>
+              <w:t>Góp ý của Thầy giáo</w:t>
+            </w:r>
+          </w:p>
+        </w:tc>
+        <w:tc>
+          <w:tcPr>
+            <w:tcW w:type="dxa" w:w="3168"/>
+            <w:shd w:val="clear" w:color="auto" w:fill="1B365D"/>
+            <w:tcMar>
+              <w:top w:w="90" w:type="dxa"/>
+              <w:bottom w:w="90" w:type="dxa"/>
+              <w:left w:w="80" w:type="dxa"/>
+              <w:right w:w="80" w:type="dxa"/>
+            </w:tcMar>
+          </w:tcPr>
+          <w:p>
+            <w:pPr>
+              <w:jc w:val="center"/>
+            </w:pPr>
+            <w:r>
+              <w:rPr>
+                <w:rFonts w:ascii="Times New Roman" w:hAnsi="Times New Roman"/>
+                <w:b/>
+                <w:color w:val="FFFFFF"/>
+                <w:sz w:val="20"/>
+              </w:rPr>
+              <w:t>Hiện trạng phiên bản cũ</w:t>
             </w:r>
           </w:p>
         </w:tc>
@@ -3609,33 +444,7 @@
                 <w:color w:val="FFFFFF"/>
                 <w:sz w:val="20"/>
               </w:rPr>
-              <w:t>Quan hệ &lt;&lt;include&gt;&gt;</w:t>
-            </w:r>
-          </w:p>
-        </w:tc>
-        <w:tc>
-          <w:tcPr>
-            <w:tcW w:type="dxa" w:w="3744"/>
-            <w:shd w:val="clear" w:color="auto" w:fill="1B365D"/>
-            <w:tcMar>
-              <w:top w:w="90" w:type="dxa"/>
-              <w:bottom w:w="90" w:type="dxa"/>
-              <w:left w:w="80" w:type="dxa"/>
-              <w:right w:w="80" w:type="dxa"/>
-            </w:tcMar>
-          </w:tcPr>
-          <w:p>
-            <w:pPr>
-              <w:jc w:val="center"/>
-            </w:pPr>
-            <w:r>
-              <w:rPr>
-                <w:rFonts w:ascii="Times New Roman" w:hAnsi="Times New Roman"/>
-                <w:b/>
-                <w:color w:val="FFFFFF"/>
-                <w:sz w:val="20"/>
-              </w:rPr>
-              <w:t>Quan hệ &lt;&lt;extend&gt;&gt;</w:t>
+              <w:t>Giải pháp nâng cấp hoàn thiện trong v3.0</w:t>
             </w:r>
           </w:p>
         </w:tc>
@@ -3664,10 +473,39 @@
               <w:rPr>
                 <w:rFonts w:ascii="Times New Roman" w:hAnsi="Times New Roman"/>
                 <w:b/>
-                <w:color w:val="1B365D"/>
+                <w:color w:val="991B1B"/>
                 <w:sz w:val="19"/>
               </w:rPr>
-              <w:t>Tính chất thực thi</w:t>
+              <w:t>1. 'Chưa tính tới lợi nhuận'</w:t>
+            </w:r>
+          </w:p>
+        </w:tc>
+        <w:tc>
+          <w:tcPr>
+            <w:tcW w:type="dxa" w:w="3168"/>
+            <w:shd w:val="clear" w:color="auto" w:fill="FFFFFF"/>
+            <w:tcMar>
+              <w:top w:w="60" w:type="dxa"/>
+              <w:bottom w:w="60" w:type="dxa"/>
+              <w:left w:w="80" w:type="dxa"/>
+              <w:right w:w="80" w:type="dxa"/>
+            </w:tcMar>
+            <w:tcBorders>
+              <w:top w:val="single" w:sz="4" w:space="0" w:color="E5E7EB"/>
+              <w:bottom w:val="single" w:sz="4" w:space="0" w:color="E5E7EB"/>
+            </w:tcBorders>
+          </w:tcPr>
+          <w:p>
+            <w:pPr>
+              <w:jc w:val="left"/>
+            </w:pPr>
+            <w:r>
+              <w:rPr>
+                <w:rFonts w:ascii="Times New Roman" w:hAnsi="Times New Roman"/>
+                <w:color w:val="374151"/>
+                <w:sz w:val="19"/>
+              </w:rPr>
+              <w:t>Chỉ đo điểm thỏa mãn thói quen và số cặp chặn, không có khía cạnh kinh doanh.</w:t>
             </w:r>
           </w:p>
         </w:tc>
@@ -3693,39 +531,11 @@
             <w:r>
               <w:rPr>
                 <w:rFonts w:ascii="Times New Roman" w:hAnsi="Times New Roman"/>
-                <w:color w:val="15803D"/>
+                <w:b/>
+                <w:color w:val="166534"/>
                 <w:sz w:val="19"/>
               </w:rPr>
-              <w:t>Bắt buộc 100% (Phải chạy qua thì Use case chính mới hoàn tất).</w:t>
-            </w:r>
-          </w:p>
-        </w:tc>
-        <w:tc>
-          <w:tcPr>
-            <w:tcW w:type="dxa" w:w="3744"/>
-            <w:shd w:val="clear" w:color="auto" w:fill="FFFFFF"/>
-            <w:tcMar>
-              <w:top w:w="60" w:type="dxa"/>
-              <w:bottom w:w="60" w:type="dxa"/>
-              <w:left w:w="80" w:type="dxa"/>
-              <w:right w:w="80" w:type="dxa"/>
-            </w:tcMar>
-            <w:tcBorders>
-              <w:top w:val="single" w:sz="4" w:space="0" w:color="E5E7EB"/>
-              <w:bottom w:val="single" w:sz="4" w:space="0" w:color="E5E7EB"/>
-            </w:tcBorders>
-          </w:tcPr>
-          <w:p>
-            <w:pPr>
-              <w:jc w:val="left"/>
-            </w:pPr>
-            <w:r>
-              <w:rPr>
-                <w:rFonts w:ascii="Times New Roman" w:hAnsi="Times New Roman"/>
-                <w:color w:val="7E22CE"/>
-                <w:sz w:val="19"/>
-              </w:rPr>
-              <w:t>Tùy chọn (Chỉ kích hoạt khi người dùng hoặc hệ thống kích hoạt điều kiện mở rộng).</w:t>
+              <w:t>Bổ sung phân hệ Quản lý Doanh thu &amp; Lợi nhuận (UC-23, UC-25), tối ưu tỷ lệ lấp đầy phòng trống (BR-05) và báo cáo biên lãi ròng.</w:t>
             </w:r>
           </w:p>
         </w:tc>
@@ -3754,10 +564,39 @@
               <w:rPr>
                 <w:rFonts w:ascii="Times New Roman" w:hAnsi="Times New Roman"/>
                 <w:b/>
-                <w:color w:val="1B365D"/>
+                <w:color w:val="991B1B"/>
                 <w:sz w:val="19"/>
               </w:rPr>
-              <w:t>Tính trọn vẹn của Use case gốc</w:t>
+              <w:t>2. 'Thiếu business approve'</w:t>
+            </w:r>
+          </w:p>
+        </w:tc>
+        <w:tc>
+          <w:tcPr>
+            <w:tcW w:type="dxa" w:w="3168"/>
+            <w:shd w:val="clear" w:color="auto" w:fill="F9FAFB"/>
+            <w:tcMar>
+              <w:top w:w="60" w:type="dxa"/>
+              <w:bottom w:w="60" w:type="dxa"/>
+              <w:left w:w="80" w:type="dxa"/>
+              <w:right w:w="80" w:type="dxa"/>
+            </w:tcMar>
+            <w:tcBorders>
+              <w:top w:val="single" w:sz="4" w:space="0" w:color="E5E7EB"/>
+              <w:bottom w:val="single" w:sz="4" w:space="0" w:color="E5E7EB"/>
+            </w:tcBorders>
+          </w:tcPr>
+          <w:p>
+            <w:pPr>
+              <w:jc w:val="left"/>
+            </w:pPr>
+            <w:r>
+              <w:rPr>
+                <w:rFonts w:ascii="Times New Roman" w:hAnsi="Times New Roman"/>
+                <w:color w:val="374151"/>
+                <w:sz w:val="19"/>
+              </w:rPr>
+              <w:t>Sinh viên nộp khảo sát là chạy ghép thẳng vào phòng, không qua kiểm duyệt.</w:t>
             </w:r>
           </w:p>
         </w:tc>
@@ -3783,39 +622,11 @@
             <w:r>
               <w:rPr>
                 <w:rFonts w:ascii="Times New Roman" w:hAnsi="Times New Roman"/>
-                <w:color w:val="15803D"/>
+                <w:b/>
+                <w:color w:val="166534"/>
                 <w:sz w:val="19"/>
               </w:rPr>
-              <w:t>Use case gốc không hoàn chỉnh nếu thiếu phần logic của Use case được include.</w:t>
-            </w:r>
-          </w:p>
-        </w:tc>
-        <w:tc>
-          <w:tcPr>
-            <w:tcW w:type="dxa" w:w="3744"/>
-            <w:shd w:val="clear" w:color="auto" w:fill="F9FAFB"/>
-            <w:tcMar>
-              <w:top w:w="60" w:type="dxa"/>
-              <w:bottom w:w="60" w:type="dxa"/>
-              <w:left w:w="80" w:type="dxa"/>
-              <w:right w:w="80" w:type="dxa"/>
-            </w:tcMar>
-            <w:tcBorders>
-              <w:top w:val="single" w:sz="4" w:space="0" w:color="E5E7EB"/>
-              <w:bottom w:val="single" w:sz="4" w:space="0" w:color="E5E7EB"/>
-            </w:tcBorders>
-          </w:tcPr>
-          <w:p>
-            <w:pPr>
-              <w:jc w:val="left"/>
-            </w:pPr>
-            <w:r>
-              <w:rPr>
-                <w:rFonts w:ascii="Times New Roman" w:hAnsi="Times New Roman"/>
-                <w:color w:val="7E22CE"/>
-                <w:sz w:val="19"/>
-              </w:rPr>
-              <w:t>Use case gốc vẫn hoàn toàn trọn vẹn và hoạt động bình thường nếu không có mở rộng.</w:t>
+              <w:t>Thiết lập quy trình Phê duyệt nghiệp vụ (UC-09, BR-03): BQL duyệt hồ sơ trường A, tư cách sinh viên và kỷ luật trước khi phân phòng.</w:t>
             </w:r>
           </w:p>
         </w:tc>
@@ -3844,10 +655,39 @@
               <w:rPr>
                 <w:rFonts w:ascii="Times New Roman" w:hAnsi="Times New Roman"/>
                 <w:b/>
-                <w:color w:val="1B365D"/>
+                <w:color w:val="991B1B"/>
                 <w:sz w:val="19"/>
               </w:rPr>
-              <w:t>Hướng của mũi tên UML</w:t>
+              <w:t>3. 'Chưa có quản lý phòng, muốn ở loại phòng nào'</w:t>
+            </w:r>
+          </w:p>
+        </w:tc>
+        <w:tc>
+          <w:tcPr>
+            <w:tcW w:type="dxa" w:w="3168"/>
+            <w:shd w:val="clear" w:color="auto" w:fill="FFFFFF"/>
+            <w:tcMar>
+              <w:top w:w="60" w:type="dxa"/>
+              <w:bottom w:w="60" w:type="dxa"/>
+              <w:left w:w="80" w:type="dxa"/>
+              <w:right w:w="80" w:type="dxa"/>
+            </w:tcMar>
+            <w:tcBorders>
+              <w:top w:val="single" w:sz="4" w:space="0" w:color="E5E7EB"/>
+              <w:bottom w:val="single" w:sz="4" w:space="0" w:color="E5E7EB"/>
+            </w:tcBorders>
+          </w:tcPr>
+          <w:p>
+            <w:pPr>
+              <w:jc w:val="left"/>
+            </w:pPr>
+            <w:r>
+              <w:rPr>
+                <w:rFonts w:ascii="Times New Roman" w:hAnsi="Times New Roman"/>
+                <w:color w:val="374151"/>
+                <w:sz w:val="19"/>
+              </w:rPr>
+              <w:t>Mặc định phòng đồng nhất, không cho sinh viên chọn loại phòng hay tiện ích.</w:t>
             </w:r>
           </w:p>
         </w:tc>
@@ -3873,39 +713,11 @@
             <w:r>
               <w:rPr>
                 <w:rFonts w:ascii="Times New Roman" w:hAnsi="Times New Roman"/>
-                <w:color w:val="15803D"/>
+                <w:b/>
+                <w:color w:val="166534"/>
                 <w:sz w:val="19"/>
               </w:rPr>
-              <w:t>Hướng TỪ Use case chính ĐẾN Use case phụ thuộc (Chính --&gt; Phụ).</w:t>
-            </w:r>
-          </w:p>
-        </w:tc>
-        <w:tc>
-          <w:tcPr>
-            <w:tcW w:type="dxa" w:w="3744"/>
-            <w:shd w:val="clear" w:color="auto" w:fill="FFFFFF"/>
-            <w:tcMar>
-              <w:top w:w="60" w:type="dxa"/>
-              <w:bottom w:w="60" w:type="dxa"/>
-              <w:left w:w="80" w:type="dxa"/>
-              <w:right w:w="80" w:type="dxa"/>
-            </w:tcMar>
-            <w:tcBorders>
-              <w:top w:val="single" w:sz="4" w:space="0" w:color="E5E7EB"/>
-              <w:bottom w:val="single" w:sz="4" w:space="0" w:color="E5E7EB"/>
-            </w:tcBorders>
-          </w:tcPr>
-          <w:p>
-            <w:pPr>
-              <w:jc w:val="left"/>
-            </w:pPr>
-            <w:r>
-              <w:rPr>
-                <w:rFonts w:ascii="Times New Roman" w:hAnsi="Times New Roman"/>
-                <w:color w:val="7E22CE"/>
-                <w:sz w:val="19"/>
-              </w:rPr>
-              <w:t>Hướng TỪ Use case mở rộng VỀ Use case chính ban đầu (Mở rộng --&gt; Chính).</w:t>
+              <w:t>Bổ sung UC-13 (BQL Quản lý danh mục phòng: 2, 4, 6 người, giá thuê) và UC-07 (Sinh viên chọn loại phòng &amp; máy lạnh theo ngân sách).</w:t>
             </w:r>
           </w:p>
         </w:tc>
@@ -3934,10 +746,39 @@
               <w:rPr>
                 <w:rFonts w:ascii="Times New Roman" w:hAnsi="Times New Roman"/>
                 <w:b/>
-                <w:color w:val="1B365D"/>
+                <w:color w:val="991B1B"/>
                 <w:sz w:val="19"/>
               </w:rPr>
-              <w:t>Điểm mở rộng (Extension Point)</w:t>
+              <w:t>4. 'Chưa tính tới quá trình thanh toán'</w:t>
+            </w:r>
+          </w:p>
+        </w:tc>
+        <w:tc>
+          <w:tcPr>
+            <w:tcW w:type="dxa" w:w="3168"/>
+            <w:shd w:val="clear" w:color="auto" w:fill="F9FAFB"/>
+            <w:tcMar>
+              <w:top w:w="60" w:type="dxa"/>
+              <w:bottom w:w="60" w:type="dxa"/>
+              <w:left w:w="80" w:type="dxa"/>
+              <w:right w:w="80" w:type="dxa"/>
+            </w:tcMar>
+            <w:tcBorders>
+              <w:top w:val="single" w:sz="4" w:space="0" w:color="E5E7EB"/>
+              <w:bottom w:val="single" w:sz="4" w:space="0" w:color="E5E7EB"/>
+            </w:tcBorders>
+          </w:tcPr>
+          <w:p>
+            <w:pPr>
+              <w:jc w:val="left"/>
+            </w:pPr>
+            <w:r>
+              <w:rPr>
+                <w:rFonts w:ascii="Times New Roman" w:hAnsi="Times New Roman"/>
+                <w:color w:val="374151"/>
+                <w:sz w:val="19"/>
+              </w:rPr>
+              <w:t>Hoàn toàn bỏ qua bước thu tiền phòng, đặt cọc giữ chỗ và ký hợp đồng.</w:t>
             </w:r>
           </w:p>
         </w:tc>
@@ -3963,39 +804,11 @@
             <w:r>
               <w:rPr>
                 <w:rFonts w:ascii="Times New Roman" w:hAnsi="Times New Roman"/>
-                <w:color w:val="15803D"/>
+                <w:b/>
+                <w:color w:val="166534"/>
                 <w:sz w:val="19"/>
               </w:rPr>
-              <w:t>Không cần định nghĩa Extension Point.</w:t>
-            </w:r>
-          </w:p>
-        </w:tc>
-        <w:tc>
-          <w:tcPr>
-            <w:tcW w:type="dxa" w:w="3744"/>
-            <w:shd w:val="clear" w:color="auto" w:fill="F9FAFB"/>
-            <w:tcMar>
-              <w:top w:w="60" w:type="dxa"/>
-              <w:bottom w:w="60" w:type="dxa"/>
-              <w:left w:w="80" w:type="dxa"/>
-              <w:right w:w="80" w:type="dxa"/>
-            </w:tcMar>
-            <w:tcBorders>
-              <w:top w:val="single" w:sz="4" w:space="0" w:color="E5E7EB"/>
-              <w:bottom w:val="single" w:sz="4" w:space="0" w:color="E5E7EB"/>
-            </w:tcBorders>
-          </w:tcPr>
-          <w:p>
-            <w:pPr>
-              <w:jc w:val="left"/>
-            </w:pPr>
-            <w:r>
-              <w:rPr>
-                <w:rFonts w:ascii="Times New Roman" w:hAnsi="Times New Roman"/>
-                <w:color w:val="7E22CE"/>
-                <w:sz w:val="19"/>
-              </w:rPr>
-              <w:t>Bắt buộc phải gắn với một điều kiện hoặc sự kiện kích hoạt xác định.</w:t>
+              <w:t>Bổ sung quy trình thanh toán toàn diện (UC-19, UC-20, UC-21, UC-22): Thanh toán kỳ 1 + Cọc 1 triệu trong 72h, tích hợp VNPay và xuất biên lai.</w:t>
             </w:r>
           </w:p>
         </w:tc>
@@ -4024,10 +837,39 @@
               <w:rPr>
                 <w:rFonts w:ascii="Times New Roman" w:hAnsi="Times New Roman"/>
                 <w:b/>
-                <w:color w:val="1B365D"/>
+                <w:color w:val="991B1B"/>
                 <w:sz w:val="19"/>
               </w:rPr>
-              <w:t>Ví dụ tiêu biểu trong dự án</w:t>
+              <w:t>5. 'Business rules: sv A tới ktx A tự động ghép, ở tối thiểu 1 kì'</w:t>
+            </w:r>
+          </w:p>
+        </w:tc>
+        <w:tc>
+          <w:tcPr>
+            <w:tcW w:type="dxa" w:w="3168"/>
+            <w:shd w:val="clear" w:color="auto" w:fill="FFFFFF"/>
+            <w:tcMar>
+              <w:top w:w="60" w:type="dxa"/>
+              <w:bottom w:w="60" w:type="dxa"/>
+              <w:left w:w="80" w:type="dxa"/>
+              <w:right w:w="80" w:type="dxa"/>
+            </w:tcMar>
+            <w:tcBorders>
+              <w:top w:val="single" w:sz="4" w:space="0" w:color="E5E7EB"/>
+              <w:bottom w:val="single" w:sz="4" w:space="0" w:color="E5E7EB"/>
+            </w:tcBorders>
+          </w:tcPr>
+          <w:p>
+            <w:pPr>
+              <w:jc w:val="left"/>
+            </w:pPr>
+            <w:r>
+              <w:rPr>
+                <w:rFonts w:ascii="Times New Roman" w:hAnsi="Times New Roman"/>
+                <w:color w:val="374151"/>
+                <w:sz w:val="19"/>
+              </w:rPr>
+              <w:t>Chưa thể hiện được các quy tắc ràng buộc kinh doanh thực tế của KTX liên kết.</w:t>
             </w:r>
           </w:p>
         </w:tc>
@@ -4053,39 +895,11 @@
             <w:r>
               <w:rPr>
                 <w:rFonts w:ascii="Times New Roman" w:hAnsi="Times New Roman"/>
-                <w:color w:val="15803D"/>
+                <w:b/>
+                <w:color w:val="166534"/>
                 <w:sz w:val="19"/>
               </w:rPr>
-              <w:t>Xem Bảng xếp hạng buộc phải Tính điểm tương thích hai chiều (UC-06 -&gt; UC-07).</w:t>
-            </w:r>
-          </w:p>
-        </w:tc>
-        <w:tc>
-          <w:tcPr>
-            <w:tcW w:type="dxa" w:w="3744"/>
-            <w:shd w:val="clear" w:color="auto" w:fill="FFFFFF"/>
-            <w:tcMar>
-              <w:top w:w="60" w:type="dxa"/>
-              <w:bottom w:w="60" w:type="dxa"/>
-              <w:left w:w="80" w:type="dxa"/>
-              <w:right w:w="80" w:type="dxa"/>
-            </w:tcMar>
-            <w:tcBorders>
-              <w:top w:val="single" w:sz="4" w:space="0" w:color="E5E7EB"/>
-              <w:bottom w:val="single" w:sz="4" w:space="0" w:color="E5E7EB"/>
-            </w:tcBorders>
-          </w:tcPr>
-          <w:p>
-            <w:pPr>
-              <w:jc w:val="left"/>
-            </w:pPr>
-            <w:r>
-              <w:rPr>
-                <w:rFonts w:ascii="Times New Roman" w:hAnsi="Times New Roman"/>
-                <w:color w:val="7E22CE"/>
-                <w:sz w:val="19"/>
-              </w:rPr>
-              <w:t>Xem Bảng xếp hạng được mở rộng bởi Xem chi tiết tiêu chí (UC-08 -&gt; UC-06).</w:t>
+              <w:t>Chuẩn hóa 5 Business Rules nền tảng: BR-01 (Xác thực SV trường A) và BR-02 (Cam kết hợp đồng lưu trú tối thiểu 01 học kỳ).</w:t>
             </w:r>
           </w:p>
         </w:tc>
@@ -4109,7 +923,7 @@
           <w:color w:val="1B365D"/>
           <w:sz w:val="28"/>
         </w:rPr>
-        <w:t>5. LUẬN GIẢI CHUYÊN SÂU: VÌ SAO HOÀN TOÀN KHÔNG CÓ &lt;&lt;EXCLUDE&gt;&gt; TRONG UML</w:t>
+        <w:t>2. NỀN TẢNG 5 QUY TẮC NGHIỆP VỤ CỐT LÕI (BUSINESS RULES - BR)</w:t>
       </w:r>
     </w:p>
     <w:p>
@@ -4125,7 +939,148 @@
           <w:color w:val="1F2937"/>
           <w:sz w:val="24"/>
         </w:rPr>
-        <w:t>Đây là câu hỏi 'bẫy' kinh điển của các Giảng viên hội đồng bảo vệ phần mềm khi chất vấn sinh viên: 'Nếu hệ thống có tính năng loại trừ người hút thuốc hoặc cấm ghép hai người mâu thuẫn, tại sao trên sơ đồ không vẽ quan hệ &lt;&lt;exclude&gt;&gt;?'.</w:t>
+        <w:t>Một hệ thống kỹ thuật phần mềm chuẩn mực không thể hoạt động tùy tiện mà phải tuân thủ nghiêm ngặt các quy tắc nghiệp vụ định hình nên logic ứng dụng:</w:t>
+      </w:r>
+    </w:p>
+    <w:p>
+      <w:pPr>
+        <w:pStyle w:val="ListBullet"/>
+        <w:spacing w:before="0" w:after="60" w:line="288" w:lineRule="auto"/>
+        <w:ind w:left="360"/>
+      </w:pPr>
+      <w:r>
+        <w:rPr>
+          <w:rFonts w:ascii="Times New Roman" w:hAnsi="Times New Roman"/>
+          <w:b/>
+          <w:color w:val="111827"/>
+          <w:sz w:val="24"/>
+        </w:rPr>
+        <w:t xml:space="preserve">BR-01 (Quy tắc Đối tượng Tiếp nhận - Đại học Liên kết): </w:t>
+      </w:r>
+      <w:r>
+        <w:rPr>
+          <w:rFonts w:ascii="Times New Roman" w:hAnsi="Times New Roman"/>
+          <w:color w:val="374151"/>
+          <w:sz w:val="24"/>
+        </w:rPr>
+        <w:t>Ký túc xá A được chỉ định liên kết phục vụ sinh viên thuộc Trường Đại học A (hoặc khối thành viên). Sinh viên trường A khi đăng ký đến KTX A sẽ được hệ thống tự động nhận diện qua định dạng MSSV và email giáo dục trường cấp (@edu.vn). Sau khi xác thực đúng đối tượng, sinh viên sẽ được kích hoạt quyền lợi hỗ trợ tự động ghép phòng bằng thuật toán thông minh.</w:t>
+      </w:r>
+    </w:p>
+    <w:p>
+      <w:pPr>
+        <w:pStyle w:val="ListBullet"/>
+        <w:spacing w:before="0" w:after="60" w:line="288" w:lineRule="auto"/>
+        <w:ind w:left="360"/>
+      </w:pPr>
+      <w:r>
+        <w:rPr>
+          <w:rFonts w:ascii="Times New Roman" w:hAnsi="Times New Roman"/>
+          <w:b/>
+          <w:color w:val="111827"/>
+          <w:sz w:val="24"/>
+        </w:rPr>
+        <w:t xml:space="preserve">BR-02 (Quy tắc Thời hạn Hợp đồng Tối thiểu 1 Kỳ): </w:t>
+      </w:r>
+      <w:r>
+        <w:rPr>
+          <w:rFonts w:ascii="Times New Roman" w:hAnsi="Times New Roman"/>
+          <w:color w:val="374151"/>
+          <w:sz w:val="24"/>
+        </w:rPr>
+        <w:t>Để bảo đảm nếp sống văn hóa nội trú, tránh tình trạng xáo trộn phòng ốc liên tục và bảo toàn dòng tiền tài chính theo kế hoạch của KTX, sinh viên bắt buộc phải cam kết thời hạn hợp đồng lưu trú tối thiểu 01 học kỳ (5 tháng) hoặc trọn năm học. Hệ thống kiên quyết từ chối các đề xuất thuê phòng ngắn hạn vài tuần hoặc vài tháng dở dang.</w:t>
+      </w:r>
+    </w:p>
+    <w:p>
+      <w:pPr>
+        <w:pStyle w:val="ListBullet"/>
+        <w:spacing w:before="0" w:after="60" w:line="288" w:lineRule="auto"/>
+        <w:ind w:left="360"/>
+      </w:pPr>
+      <w:r>
+        <w:rPr>
+          <w:rFonts w:ascii="Times New Roman" w:hAnsi="Times New Roman"/>
+          <w:b/>
+          <w:color w:val="111827"/>
+          <w:sz w:val="24"/>
+        </w:rPr>
+        <w:t xml:space="preserve">BR-03 (Quy trình Phê duyệt Nghiệp vụ - Business Approval Workflow): </w:t>
+      </w:r>
+      <w:r>
+        <w:rPr>
+          <w:rFonts w:ascii="Times New Roman" w:hAnsi="Times New Roman"/>
+          <w:color w:val="374151"/>
+          <w:sz w:val="24"/>
+        </w:rPr>
+        <w:t>Sinh viên sau khi nộp đơn không được vào thẳng khâu ghép phòng mà hồ sơ bắt buộc phải trải qua bước Phê duyệt nghiệp vụ (Business Approve) của Ban quản lý. Cán bộ KTX thẩm định tư cách sinh viên, lịch sử kỷ luật, xác minh diện chính sách ưu tiên và chỉ chuyển trạng thái 'Approved' cho các hồ sơ đủ điều kiện.</w:t>
+      </w:r>
+    </w:p>
+    <w:p>
+      <w:pPr>
+        <w:pStyle w:val="ListBullet"/>
+        <w:spacing w:before="0" w:after="60" w:line="288" w:lineRule="auto"/>
+        <w:ind w:left="360"/>
+      </w:pPr>
+      <w:r>
+        <w:rPr>
+          <w:rFonts w:ascii="Times New Roman" w:hAnsi="Times New Roman"/>
+          <w:b/>
+          <w:color w:val="111827"/>
+          <w:sz w:val="24"/>
+        </w:rPr>
+        <w:t xml:space="preserve">BR-04 (Quy tắc Đặt cọc &amp; Thời hạn Thanh toán 72h): </w:t>
+      </w:r>
+      <w:r>
+        <w:rPr>
+          <w:rFonts w:ascii="Times New Roman" w:hAnsi="Times New Roman"/>
+          <w:color w:val="374151"/>
+          <w:sz w:val="24"/>
+        </w:rPr>
+        <w:t>Trong thời hạn tối đa 72 giờ kể từ khi hệ thống công bố kết quả phân phòng, sinh viên phải hoàn tất thanh toán tiền phòng học kỳ 1 kèm tiền đặt cọc tài sản (1.000.000 VNĐ). Quá hạn 72h chưa thanh toán, hệ thống tự động hủy kết quả giữ chỗ và chuyển nhượng suất cho sinh viên trong danh sách chờ. Nếu sinh viên tự ý hủy hợp đồng trước 1 kỳ, tiền cọc sẽ không được hoàn trả.</w:t>
+      </w:r>
+    </w:p>
+    <w:p>
+      <w:pPr>
+        <w:pStyle w:val="ListBullet"/>
+        <w:spacing w:before="0" w:after="60" w:line="288" w:lineRule="auto"/>
+        <w:ind w:left="360"/>
+      </w:pPr>
+      <w:r>
+        <w:rPr>
+          <w:rFonts w:ascii="Times New Roman" w:hAnsi="Times New Roman"/>
+          <w:b/>
+          <w:color w:val="111827"/>
+          <w:sz w:val="24"/>
+        </w:rPr>
+        <w:t xml:space="preserve">BR-05 (Quy tắc Tối ưu hóa Lợi nhuận &amp; Tỷ lệ Lấp đầy Phòng): </w:t>
+      </w:r>
+      <w:r>
+        <w:rPr>
+          <w:rFonts w:ascii="Times New Roman" w:hAnsi="Times New Roman"/>
+          <w:color w:val="374151"/>
+          <w:sz w:val="24"/>
+        </w:rPr>
+        <w:t>Thuật toán ghép phòng kết hợp: Phân nhóm sinh viên theo cùng nguyện vọng loại phòng (2 người, 4 người, 6 người) trước, sau đó áp dụng Gale-Shapley để ghép cặp tương thích thói quen. Hệ thống ưu tiên lấp đầy 100% số giường của từng phòng trước khi mở phòng mới nhằm giảm thiểu lãng phí chi phí điện nước chung và khấu hao tòa nhà, tối đa hóa biên lợi nhuận ròng cho KTX.</w:t>
+      </w:r>
+    </w:p>
+    <w:p>
+      <w:pPr>
+        <w:spacing w:before="0" w:after="280" w:line="288" w:lineRule="auto"/>
+        <w:jc w:val="left"/>
+      </w:pPr>
+    </w:p>
+    <w:p>
+      <w:pPr>
+        <w:spacing w:before="280" w:after="120" w:line="288" w:lineRule="auto"/>
+        <w:jc w:val="left"/>
+      </w:pPr>
+      <w:r>
+        <w:rPr>
+          <w:rFonts w:ascii="Times New Roman" w:hAnsi="Times New Roman"/>
+          <w:b/>
+          <w:color w:val="1B365D"/>
+          <w:sz w:val="28"/>
+        </w:rPr>
+        <w:t>3. PHÂN TÍCH CÁC TÁC NHÂN HỆ THỐNG (SYSTEM ACTORS)</w:t>
       </w:r>
     </w:p>
     <w:p>
@@ -4141,7 +1096,22 @@
           <w:color w:val="1F2937"/>
           <w:sz w:val="24"/>
         </w:rPr>
-        <w:t>Câu trả lời khẳng định vững chắc về mặt học thuật:</w:t>
+        <w:t>Hệ thống v3.0 phân định rõ 03 tác nhân (Actors) với ranh giới trách nhiệm mạch lạc:</w:t>
+      </w:r>
+    </w:p>
+    <w:p>
+      <w:pPr>
+        <w:spacing w:before="200" w:after="80" w:line="288" w:lineRule="auto"/>
+        <w:jc w:val="left"/>
+      </w:pPr>
+      <w:r>
+        <w:rPr>
+          <w:rFonts w:ascii="Times New Roman" w:hAnsi="Times New Roman"/>
+          <w:b/>
+          <w:color w:val="2C5282"/>
+          <w:sz w:val="25"/>
+        </w:rPr>
+        <w:t>3.1 Tác nhân Sinh viên (Student / Resident - Primary Actor)</w:t>
       </w:r>
     </w:p>
     <w:p>
@@ -4157,7 +1127,7 @@
           <w:color w:val="111827"/>
           <w:sz w:val="24"/>
         </w:rPr>
-        <w:t xml:space="preserve">1. Chuẩn hóa quốc tế OMG: </w:t>
+        <w:t xml:space="preserve">Đối tượng: </w:t>
       </w:r>
       <w:r>
         <w:rPr>
@@ -4165,7 +1135,7 @@
           <w:color w:val="374151"/>
           <w:sz w:val="24"/>
         </w:rPr>
-        <w:t>Theo tiêu chuẩn đặc tả UML quốc tế do Tổ chức Quản lý Đối tượng (OMG - Object Management Group) ban hành, mô hình Use Case Diagram CHỈ CÔNG NHẬN 02 quan hệ phụ thuộc tiêu chuẩn giữa các Use Case là &lt;&lt;include&gt;&gt; và &lt;&lt;extend&gt;&gt;. Quan hệ có tên '&lt;&lt;exclude&gt;&gt;' HOÀN TOÀN KHÔNG TỒN TẠI trong cú pháp và ngữ nghĩa của UML.</w:t>
+        <w:t>Sinh viên thuộc trường Đại học A có nhu cầu nội trú tại Ký túc xá A.</w:t>
       </w:r>
     </w:p>
     <w:p>
@@ -4181,7 +1151,7 @@
           <w:color w:val="111827"/>
           <w:sz w:val="24"/>
         </w:rPr>
-        <w:t xml:space="preserve">2. Triết lý thiết kế hướng đối tượng: </w:t>
+        <w:t xml:space="preserve">Hành vi: </w:t>
       </w:r>
       <w:r>
         <w:rPr>
@@ -4189,7 +1159,154 @@
           <w:color w:val="374151"/>
           <w:sz w:val="24"/>
         </w:rPr>
-        <w:t>Biểu đồ Use Case được thiết kế để mô tả chức năng người dùng có thể THỰC HIỆN ĐƯỢC (What the system does), chứ không phải để mô hình hóa những gì hệ thống TỪ CHỐI hoặc NGĂN CẢM. Một hành động 'bị loại trừ' bản chất không phải là một ca sử dụng độc lập.</w:t>
+        <w:t>Đăng ký/đăng nhập tài khoản, chọn loại phòng mong muốn (2, 4, 6 người) và tiện ích theo ngân sách, khai báo 8 tiêu chí thói quen sinh hoạt (có hỗ trợ nạp mẫu Persona), nộp đơn cam kết tối thiểu 1 kỳ, xem bảng xếp hạng gợi ý bạn cùng phòng, thanh toán tiền phòng/cọc qua cổng thanh toán và ký hợp đồng lưu trú điện tử.</w:t>
+      </w:r>
+    </w:p>
+    <w:p>
+      <w:pPr>
+        <w:spacing w:before="200" w:after="80" w:line="288" w:lineRule="auto"/>
+        <w:jc w:val="left"/>
+      </w:pPr>
+      <w:r>
+        <w:rPr>
+          <w:rFonts w:ascii="Times New Roman" w:hAnsi="Times New Roman"/>
+          <w:b/>
+          <w:color w:val="2C5282"/>
+          <w:sz w:val="25"/>
+        </w:rPr>
+        <w:t>3.2 Tác nhân Ban quản lý KTX (Dormitory Management - Business Actor)</w:t>
+      </w:r>
+    </w:p>
+    <w:p>
+      <w:pPr>
+        <w:pStyle w:val="ListBullet"/>
+        <w:spacing w:before="0" w:after="60" w:line="288" w:lineRule="auto"/>
+        <w:ind w:left="360"/>
+      </w:pPr>
+      <w:r>
+        <w:rPr>
+          <w:rFonts w:ascii="Times New Roman" w:hAnsi="Times New Roman"/>
+          <w:b/>
+          <w:color w:val="111827"/>
+          <w:sz w:val="24"/>
+        </w:rPr>
+        <w:t xml:space="preserve">Đối tượng: </w:t>
+      </w:r>
+      <w:r>
+        <w:rPr>
+          <w:rFonts w:ascii="Times New Roman" w:hAnsi="Times New Roman"/>
+          <w:color w:val="374151"/>
+          <w:sz w:val="24"/>
+        </w:rPr>
+        <w:t>Đội ngũ cán bộ quản lý KTX chịu trách nhiệm điều hành toàn diện công tác nghiệp vụ nội trú.</w:t>
+      </w:r>
+    </w:p>
+    <w:p>
+      <w:pPr>
+        <w:pStyle w:val="ListBullet"/>
+        <w:spacing w:before="0" w:after="60" w:line="288" w:lineRule="auto"/>
+        <w:ind w:left="360"/>
+      </w:pPr>
+      <w:r>
+        <w:rPr>
+          <w:rFonts w:ascii="Times New Roman" w:hAnsi="Times New Roman"/>
+          <w:b/>
+          <w:color w:val="111827"/>
+          <w:sz w:val="24"/>
+        </w:rPr>
+        <w:t xml:space="preserve">Hành vi: </w:t>
+      </w:r>
+      <w:r>
+        <w:rPr>
+          <w:rFonts w:ascii="Times New Roman" w:hAnsi="Times New Roman"/>
+          <w:color w:val="374151"/>
+          <w:sz w:val="24"/>
+        </w:rPr>
+        <w:t>Cấu hình danh mục loại phòng và giá thuê theo kỳ; thực hiện phê duyệt nghiệp vụ (Business Approve) hồ sơ sinh viên; nạp dữ liệu khảo sát CSV hoặc sinh dữ liệu giả lập có Seed; kích hoạt thuật toán ghép phòng Gale-Shapley và tối ưu lấp đầy phòng; đối soát công nợ thanh toán; theo dõi báo cáo doanh thu, chi phí vận hành, tỷ lệ lấp đầy giường và lợi nhuận ròng của KTX.</w:t>
+      </w:r>
+    </w:p>
+    <w:p>
+      <w:pPr>
+        <w:spacing w:before="200" w:after="80" w:line="288" w:lineRule="auto"/>
+        <w:jc w:val="left"/>
+      </w:pPr>
+      <w:r>
+        <w:rPr>
+          <w:rFonts w:ascii="Times New Roman" w:hAnsi="Times New Roman"/>
+          <w:b/>
+          <w:color w:val="2C5282"/>
+          <w:sz w:val="25"/>
+        </w:rPr>
+        <w:t>3.3 Tác nhân Cổng thanh toán (Payment Gateway - Secondary System Actor)</w:t>
+      </w:r>
+    </w:p>
+    <w:p>
+      <w:pPr>
+        <w:pStyle w:val="ListBullet"/>
+        <w:spacing w:before="0" w:after="60" w:line="288" w:lineRule="auto"/>
+        <w:ind w:left="360"/>
+      </w:pPr>
+      <w:r>
+        <w:rPr>
+          <w:rFonts w:ascii="Times New Roman" w:hAnsi="Times New Roman"/>
+          <w:b/>
+          <w:color w:val="111827"/>
+          <w:sz w:val="24"/>
+        </w:rPr>
+        <w:t xml:space="preserve">Đối tượng: </w:t>
+      </w:r>
+      <w:r>
+        <w:rPr>
+          <w:rFonts w:ascii="Times New Roman" w:hAnsi="Times New Roman"/>
+          <w:color w:val="374151"/>
+          <w:sz w:val="24"/>
+        </w:rPr>
+        <w:t>Hệ thống trung gian thanh toán trực tuyến (VNPay, Ngân hàng liên kết, Ví điện tử).</w:t>
+      </w:r>
+    </w:p>
+    <w:p>
+      <w:pPr>
+        <w:pStyle w:val="ListBullet"/>
+        <w:spacing w:before="0" w:after="60" w:line="288" w:lineRule="auto"/>
+        <w:ind w:left="360"/>
+      </w:pPr>
+      <w:r>
+        <w:rPr>
+          <w:rFonts w:ascii="Times New Roman" w:hAnsi="Times New Roman"/>
+          <w:b/>
+          <w:color w:val="111827"/>
+          <w:sz w:val="24"/>
+        </w:rPr>
+        <w:t xml:space="preserve">Hành vi: </w:t>
+      </w:r>
+      <w:r>
+        <w:rPr>
+          <w:rFonts w:ascii="Times New Roman" w:hAnsi="Times New Roman"/>
+          <w:color w:val="374151"/>
+          <w:sz w:val="24"/>
+        </w:rPr>
+        <w:t>Tiếp nhận yêu cầu giao dịch thanh toán tiền phòng và đặt cọc, xử lý trừ tiền tài khoản an toàn, gửi mã phản hồi kết quả giao dịch về máy chủ KTX để tự động kích hoạt trạng thái 'Đã thanh toán'.</w:t>
+      </w:r>
+    </w:p>
+    <w:p>
+      <w:pPr>
+        <w:spacing w:before="0" w:after="280" w:line="288" w:lineRule="auto"/>
+        <w:jc w:val="left"/>
+      </w:pPr>
+    </w:p>
+    <w:p>
+      <w:pPr>
+        <w:spacing w:before="280" w:after="120" w:line="288" w:lineRule="auto"/>
+        <w:jc w:val="left"/>
+      </w:pPr>
+      <w:r>
+        <w:rPr>
+          <w:rFonts w:ascii="Times New Roman" w:hAnsi="Times New Roman"/>
+          <w:b/>
+          <w:color w:val="1B365D"/>
+          <w:sz w:val="28"/>
+        </w:rPr>
+        <w:t>4. BẢNG DANH MỤC 25 USE CASE VÀ PHÂN HỆ NGHIỆP VỤ CHUẨN UML</w:t>
       </w:r>
     </w:p>
     <w:p>
@@ -4205,7 +1322,3914 @@
           <w:color w:val="1F2937"/>
           <w:sz w:val="24"/>
         </w:rPr>
-        <w:t>Để thể hiện các nghiệp vụ loại trừ trong đề tài Ký túc xá, nhóm sinh viên áp dụng các giải pháp kỹ thuật chuẩn mực của Công nghệ phần mềm thay vì tự ý bịa đặt quan hệ sai chuẩn:</w:t>
+        <w:t>Toàn bộ hệ thống được quy hoạch thành 06 Phân hệ chức năng (Packages) gồm 25 Use Case:</w:t>
+      </w:r>
+    </w:p>
+    <w:tbl>
+      <w:tblPr>
+        <w:tblW w:type="auto" w:w="0"/>
+        <w:jc w:val="center"/>
+        <w:tblLook w:firstColumn="1" w:firstRow="1" w:lastColumn="0" w:lastRow="0" w:noHBand="0" w:noVBand="1" w:val="04A0"/>
+      </w:tblPr>
+      <w:tblGrid>
+        <w:gridCol w:w="1835"/>
+        <w:gridCol w:w="1835"/>
+        <w:gridCol w:w="1835"/>
+        <w:gridCol w:w="1835"/>
+        <w:gridCol w:w="1835"/>
+      </w:tblGrid>
+      <w:tr>
+        <w:tc>
+          <w:tcPr>
+            <w:tcW w:type="dxa" w:w="1152"/>
+            <w:shd w:val="clear" w:color="auto" w:fill="1B365D"/>
+            <w:tcMar>
+              <w:top w:w="90" w:type="dxa"/>
+              <w:bottom w:w="90" w:type="dxa"/>
+              <w:left w:w="80" w:type="dxa"/>
+              <w:right w:w="80" w:type="dxa"/>
+            </w:tcMar>
+          </w:tcPr>
+          <w:p>
+            <w:pPr>
+              <w:jc w:val="center"/>
+            </w:pPr>
+            <w:r>
+              <w:rPr>
+                <w:rFonts w:ascii="Times New Roman" w:hAnsi="Times New Roman"/>
+                <w:b/>
+                <w:color w:val="FFFFFF"/>
+                <w:sz w:val="20"/>
+              </w:rPr>
+              <w:t>Mã UC</w:t>
+            </w:r>
+          </w:p>
+        </w:tc>
+        <w:tc>
+          <w:tcPr>
+            <w:tcW w:type="dxa" w:w="2592"/>
+            <w:shd w:val="clear" w:color="auto" w:fill="1B365D"/>
+            <w:tcMar>
+              <w:top w:w="90" w:type="dxa"/>
+              <w:bottom w:w="90" w:type="dxa"/>
+              <w:left w:w="80" w:type="dxa"/>
+              <w:right w:w="80" w:type="dxa"/>
+            </w:tcMar>
+          </w:tcPr>
+          <w:p>
+            <w:pPr>
+              <w:jc w:val="center"/>
+            </w:pPr>
+            <w:r>
+              <w:rPr>
+                <w:rFonts w:ascii="Times New Roman" w:hAnsi="Times New Roman"/>
+                <w:b/>
+                <w:color w:val="FFFFFF"/>
+                <w:sz w:val="20"/>
+              </w:rPr>
+              <w:t>Tên Use Case</w:t>
+            </w:r>
+          </w:p>
+        </w:tc>
+        <w:tc>
+          <w:tcPr>
+            <w:tcW w:type="dxa" w:w="1728"/>
+            <w:shd w:val="clear" w:color="auto" w:fill="1B365D"/>
+            <w:tcMar>
+              <w:top w:w="90" w:type="dxa"/>
+              <w:bottom w:w="90" w:type="dxa"/>
+              <w:left w:w="80" w:type="dxa"/>
+              <w:right w:w="80" w:type="dxa"/>
+            </w:tcMar>
+          </w:tcPr>
+          <w:p>
+            <w:pPr>
+              <w:jc w:val="center"/>
+            </w:pPr>
+            <w:r>
+              <w:rPr>
+                <w:rFonts w:ascii="Times New Roman" w:hAnsi="Times New Roman"/>
+                <w:b/>
+                <w:color w:val="FFFFFF"/>
+                <w:sz w:val="20"/>
+              </w:rPr>
+              <w:t>Tác nhân chính</w:t>
+            </w:r>
+          </w:p>
+        </w:tc>
+        <w:tc>
+          <w:tcPr>
+            <w:tcW w:type="dxa" w:w="1584"/>
+            <w:shd w:val="clear" w:color="auto" w:fill="1B365D"/>
+            <w:tcMar>
+              <w:top w:w="90" w:type="dxa"/>
+              <w:bottom w:w="90" w:type="dxa"/>
+              <w:left w:w="80" w:type="dxa"/>
+              <w:right w:w="80" w:type="dxa"/>
+            </w:tcMar>
+          </w:tcPr>
+          <w:p>
+            <w:pPr>
+              <w:jc w:val="center"/>
+            </w:pPr>
+            <w:r>
+              <w:rPr>
+                <w:rFonts w:ascii="Times New Roman" w:hAnsi="Times New Roman"/>
+                <w:b/>
+                <w:color w:val="FFFFFF"/>
+                <w:sz w:val="20"/>
+              </w:rPr>
+              <w:t>Phân loại UML</w:t>
+            </w:r>
+          </w:p>
+        </w:tc>
+        <w:tc>
+          <w:tcPr>
+            <w:tcW w:type="dxa" w:w="3168"/>
+            <w:shd w:val="clear" w:color="auto" w:fill="1B365D"/>
+            <w:tcMar>
+              <w:top w:w="90" w:type="dxa"/>
+              <w:bottom w:w="90" w:type="dxa"/>
+              <w:left w:w="80" w:type="dxa"/>
+              <w:right w:w="80" w:type="dxa"/>
+            </w:tcMar>
+          </w:tcPr>
+          <w:p>
+            <w:pPr>
+              <w:jc w:val="center"/>
+            </w:pPr>
+            <w:r>
+              <w:rPr>
+                <w:rFonts w:ascii="Times New Roman" w:hAnsi="Times New Roman"/>
+                <w:b/>
+                <w:color w:val="FFFFFF"/>
+                <w:sz w:val="20"/>
+              </w:rPr>
+              <w:t>Mục tiêu và Hành vi nghiệp vụ</w:t>
+            </w:r>
+          </w:p>
+        </w:tc>
+      </w:tr>
+      <w:tr>
+        <w:tc>
+          <w:tcPr>
+            <w:tcW w:type="dxa" w:w="1152"/>
+            <w:shd w:val="clear" w:color="auto" w:fill="FFFFFF"/>
+            <w:tcMar>
+              <w:top w:w="50" w:type="dxa"/>
+              <w:bottom w:w="50" w:type="dxa"/>
+              <w:left w:w="80" w:type="dxa"/>
+              <w:right w:w="80" w:type="dxa"/>
+            </w:tcMar>
+            <w:tcBorders>
+              <w:top w:val="single" w:sz="4" w:space="0" w:color="E5E7EB"/>
+              <w:bottom w:val="single" w:sz="4" w:space="0" w:color="E5E7EB"/>
+            </w:tcBorders>
+          </w:tcPr>
+          <w:p>
+            <w:pPr>
+              <w:jc w:val="center"/>
+            </w:pPr>
+            <w:r>
+              <w:rPr>
+                <w:rFonts w:ascii="Times New Roman" w:hAnsi="Times New Roman"/>
+                <w:b/>
+                <w:color w:val="1B365D"/>
+                <w:sz w:val="18"/>
+              </w:rPr>
+              <w:t>UC-01</w:t>
+            </w:r>
+          </w:p>
+        </w:tc>
+        <w:tc>
+          <w:tcPr>
+            <w:tcW w:type="dxa" w:w="2592"/>
+            <w:shd w:val="clear" w:color="auto" w:fill="FFFFFF"/>
+            <w:tcMar>
+              <w:top w:w="50" w:type="dxa"/>
+              <w:bottom w:w="50" w:type="dxa"/>
+              <w:left w:w="80" w:type="dxa"/>
+              <w:right w:w="80" w:type="dxa"/>
+            </w:tcMar>
+            <w:tcBorders>
+              <w:top w:val="single" w:sz="4" w:space="0" w:color="E5E7EB"/>
+              <w:bottom w:val="single" w:sz="4" w:space="0" w:color="E5E7EB"/>
+            </w:tcBorders>
+          </w:tcPr>
+          <w:p>
+            <w:pPr>
+              <w:jc w:val="left"/>
+            </w:pPr>
+            <w:r>
+              <w:rPr>
+                <w:rFonts w:ascii="Times New Roman" w:hAnsi="Times New Roman"/>
+                <w:color w:val="374151"/>
+                <w:sz w:val="18"/>
+              </w:rPr>
+              <w:t>Đăng ký tài khoản KTX</w:t>
+            </w:r>
+          </w:p>
+        </w:tc>
+        <w:tc>
+          <w:tcPr>
+            <w:tcW w:type="dxa" w:w="1728"/>
+            <w:shd w:val="clear" w:color="auto" w:fill="FFFFFF"/>
+            <w:tcMar>
+              <w:top w:w="50" w:type="dxa"/>
+              <w:bottom w:w="50" w:type="dxa"/>
+              <w:left w:w="80" w:type="dxa"/>
+              <w:right w:w="80" w:type="dxa"/>
+            </w:tcMar>
+            <w:tcBorders>
+              <w:top w:val="single" w:sz="4" w:space="0" w:color="E5E7EB"/>
+              <w:bottom w:val="single" w:sz="4" w:space="0" w:color="E5E7EB"/>
+            </w:tcBorders>
+          </w:tcPr>
+          <w:p>
+            <w:pPr>
+              <w:jc w:val="left"/>
+            </w:pPr>
+            <w:r>
+              <w:rPr>
+                <w:rFonts w:ascii="Times New Roman" w:hAnsi="Times New Roman"/>
+                <w:color w:val="374151"/>
+                <w:sz w:val="18"/>
+              </w:rPr>
+              <w:t>Sinh viên</w:t>
+            </w:r>
+          </w:p>
+        </w:tc>
+        <w:tc>
+          <w:tcPr>
+            <w:tcW w:type="dxa" w:w="1584"/>
+            <w:shd w:val="clear" w:color="auto" w:fill="FFFFFF"/>
+            <w:tcMar>
+              <w:top w:w="50" w:type="dxa"/>
+              <w:bottom w:w="50" w:type="dxa"/>
+              <w:left w:w="80" w:type="dxa"/>
+              <w:right w:w="80" w:type="dxa"/>
+            </w:tcMar>
+            <w:tcBorders>
+              <w:top w:val="single" w:sz="4" w:space="0" w:color="E5E7EB"/>
+              <w:bottom w:val="single" w:sz="4" w:space="0" w:color="E5E7EB"/>
+            </w:tcBorders>
+          </w:tcPr>
+          <w:p>
+            <w:pPr>
+              <w:jc w:val="center"/>
+            </w:pPr>
+            <w:r>
+              <w:rPr>
+                <w:rFonts w:ascii="Times New Roman" w:hAnsi="Times New Roman"/>
+                <w:b/>
+                <w:color w:val="0369A1"/>
+                <w:sz w:val="18"/>
+              </w:rPr>
+              <w:t>Chính</w:t>
+            </w:r>
+          </w:p>
+        </w:tc>
+        <w:tc>
+          <w:tcPr>
+            <w:tcW w:type="dxa" w:w="3168"/>
+            <w:shd w:val="clear" w:color="auto" w:fill="FFFFFF"/>
+            <w:tcMar>
+              <w:top w:w="50" w:type="dxa"/>
+              <w:bottom w:w="50" w:type="dxa"/>
+              <w:left w:w="80" w:type="dxa"/>
+              <w:right w:w="80" w:type="dxa"/>
+            </w:tcMar>
+            <w:tcBorders>
+              <w:top w:val="single" w:sz="4" w:space="0" w:color="E5E7EB"/>
+              <w:bottom w:val="single" w:sz="4" w:space="0" w:color="E5E7EB"/>
+            </w:tcBorders>
+          </w:tcPr>
+          <w:p>
+            <w:pPr>
+              <w:jc w:val="left"/>
+            </w:pPr>
+            <w:r>
+              <w:rPr>
+                <w:rFonts w:ascii="Times New Roman" w:hAnsi="Times New Roman"/>
+                <w:color w:val="374151"/>
+                <w:sz w:val="18"/>
+              </w:rPr>
+              <w:t>Tạo tài khoản KTX gắn với Mã SV trường A và email giáo dục.</w:t>
+            </w:r>
+          </w:p>
+        </w:tc>
+      </w:tr>
+      <w:tr>
+        <w:tc>
+          <w:tcPr>
+            <w:tcW w:type="dxa" w:w="1152"/>
+            <w:shd w:val="clear" w:color="auto" w:fill="F9FAFB"/>
+            <w:tcMar>
+              <w:top w:w="50" w:type="dxa"/>
+              <w:bottom w:w="50" w:type="dxa"/>
+              <w:left w:w="80" w:type="dxa"/>
+              <w:right w:w="80" w:type="dxa"/>
+            </w:tcMar>
+            <w:tcBorders>
+              <w:top w:val="single" w:sz="4" w:space="0" w:color="E5E7EB"/>
+              <w:bottom w:val="single" w:sz="4" w:space="0" w:color="E5E7EB"/>
+            </w:tcBorders>
+          </w:tcPr>
+          <w:p>
+            <w:pPr>
+              <w:jc w:val="center"/>
+            </w:pPr>
+            <w:r>
+              <w:rPr>
+                <w:rFonts w:ascii="Times New Roman" w:hAnsi="Times New Roman"/>
+                <w:b/>
+                <w:color w:val="1B365D"/>
+                <w:sz w:val="18"/>
+              </w:rPr>
+              <w:t>UC-02</w:t>
+            </w:r>
+          </w:p>
+        </w:tc>
+        <w:tc>
+          <w:tcPr>
+            <w:tcW w:type="dxa" w:w="2592"/>
+            <w:shd w:val="clear" w:color="auto" w:fill="F9FAFB"/>
+            <w:tcMar>
+              <w:top w:w="50" w:type="dxa"/>
+              <w:bottom w:w="50" w:type="dxa"/>
+              <w:left w:w="80" w:type="dxa"/>
+              <w:right w:w="80" w:type="dxa"/>
+            </w:tcMar>
+            <w:tcBorders>
+              <w:top w:val="single" w:sz="4" w:space="0" w:color="E5E7EB"/>
+              <w:bottom w:val="single" w:sz="4" w:space="0" w:color="E5E7EB"/>
+            </w:tcBorders>
+          </w:tcPr>
+          <w:p>
+            <w:pPr>
+              <w:jc w:val="left"/>
+            </w:pPr>
+            <w:r>
+              <w:rPr>
+                <w:rFonts w:ascii="Times New Roman" w:hAnsi="Times New Roman"/>
+                <w:color w:val="374151"/>
+                <w:sz w:val="18"/>
+              </w:rPr>
+              <w:t>Đăng nhập hệ thống</w:t>
+            </w:r>
+          </w:p>
+        </w:tc>
+        <w:tc>
+          <w:tcPr>
+            <w:tcW w:type="dxa" w:w="1728"/>
+            <w:shd w:val="clear" w:color="auto" w:fill="F9FAFB"/>
+            <w:tcMar>
+              <w:top w:w="50" w:type="dxa"/>
+              <w:bottom w:w="50" w:type="dxa"/>
+              <w:left w:w="80" w:type="dxa"/>
+              <w:right w:w="80" w:type="dxa"/>
+            </w:tcMar>
+            <w:tcBorders>
+              <w:top w:val="single" w:sz="4" w:space="0" w:color="E5E7EB"/>
+              <w:bottom w:val="single" w:sz="4" w:space="0" w:color="E5E7EB"/>
+            </w:tcBorders>
+          </w:tcPr>
+          <w:p>
+            <w:pPr>
+              <w:jc w:val="left"/>
+            </w:pPr>
+            <w:r>
+              <w:rPr>
+                <w:rFonts w:ascii="Times New Roman" w:hAnsi="Times New Roman"/>
+                <w:color w:val="374151"/>
+                <w:sz w:val="18"/>
+              </w:rPr>
+              <w:t>Sinh viên, BQL</w:t>
+            </w:r>
+          </w:p>
+        </w:tc>
+        <w:tc>
+          <w:tcPr>
+            <w:tcW w:type="dxa" w:w="1584"/>
+            <w:shd w:val="clear" w:color="auto" w:fill="F9FAFB"/>
+            <w:tcMar>
+              <w:top w:w="50" w:type="dxa"/>
+              <w:bottom w:w="50" w:type="dxa"/>
+              <w:left w:w="80" w:type="dxa"/>
+              <w:right w:w="80" w:type="dxa"/>
+            </w:tcMar>
+            <w:tcBorders>
+              <w:top w:val="single" w:sz="4" w:space="0" w:color="E5E7EB"/>
+              <w:bottom w:val="single" w:sz="4" w:space="0" w:color="E5E7EB"/>
+            </w:tcBorders>
+          </w:tcPr>
+          <w:p>
+            <w:pPr>
+              <w:jc w:val="center"/>
+            </w:pPr>
+            <w:r>
+              <w:rPr>
+                <w:rFonts w:ascii="Times New Roman" w:hAnsi="Times New Roman"/>
+                <w:b/>
+                <w:color w:val="0369A1"/>
+                <w:sz w:val="18"/>
+              </w:rPr>
+              <w:t>Chính</w:t>
+            </w:r>
+          </w:p>
+        </w:tc>
+        <w:tc>
+          <w:tcPr>
+            <w:tcW w:type="dxa" w:w="3168"/>
+            <w:shd w:val="clear" w:color="auto" w:fill="F9FAFB"/>
+            <w:tcMar>
+              <w:top w:w="50" w:type="dxa"/>
+              <w:bottom w:w="50" w:type="dxa"/>
+              <w:left w:w="80" w:type="dxa"/>
+              <w:right w:w="80" w:type="dxa"/>
+            </w:tcMar>
+            <w:tcBorders>
+              <w:top w:val="single" w:sz="4" w:space="0" w:color="E5E7EB"/>
+              <w:bottom w:val="single" w:sz="4" w:space="0" w:color="E5E7EB"/>
+            </w:tcBorders>
+          </w:tcPr>
+          <w:p>
+            <w:pPr>
+              <w:jc w:val="left"/>
+            </w:pPr>
+            <w:r>
+              <w:rPr>
+                <w:rFonts w:ascii="Times New Roman" w:hAnsi="Times New Roman"/>
+                <w:color w:val="374151"/>
+                <w:sz w:val="18"/>
+              </w:rPr>
+              <w:t>Xác thực danh tính trước khi truy cập cổng thông tin nội trú.</w:t>
+            </w:r>
+          </w:p>
+        </w:tc>
+      </w:tr>
+      <w:tr>
+        <w:tc>
+          <w:tcPr>
+            <w:tcW w:type="dxa" w:w="1152"/>
+            <w:shd w:val="clear" w:color="auto" w:fill="F0FDF4"/>
+            <w:tcMar>
+              <w:top w:w="50" w:type="dxa"/>
+              <w:bottom w:w="50" w:type="dxa"/>
+              <w:left w:w="80" w:type="dxa"/>
+              <w:right w:w="80" w:type="dxa"/>
+            </w:tcMar>
+            <w:tcBorders>
+              <w:top w:val="single" w:sz="4" w:space="0" w:color="E5E7EB"/>
+              <w:bottom w:val="single" w:sz="4" w:space="0" w:color="E5E7EB"/>
+            </w:tcBorders>
+          </w:tcPr>
+          <w:p>
+            <w:pPr>
+              <w:jc w:val="center"/>
+            </w:pPr>
+            <w:r>
+              <w:rPr>
+                <w:rFonts w:ascii="Times New Roman" w:hAnsi="Times New Roman"/>
+                <w:b/>
+                <w:color w:val="1B365D"/>
+                <w:sz w:val="18"/>
+              </w:rPr>
+              <w:t>UC-03</w:t>
+            </w:r>
+          </w:p>
+        </w:tc>
+        <w:tc>
+          <w:tcPr>
+            <w:tcW w:type="dxa" w:w="2592"/>
+            <w:shd w:val="clear" w:color="auto" w:fill="F0FDF4"/>
+            <w:tcMar>
+              <w:top w:w="50" w:type="dxa"/>
+              <w:bottom w:w="50" w:type="dxa"/>
+              <w:left w:w="80" w:type="dxa"/>
+              <w:right w:w="80" w:type="dxa"/>
+            </w:tcMar>
+            <w:tcBorders>
+              <w:top w:val="single" w:sz="4" w:space="0" w:color="E5E7EB"/>
+              <w:bottom w:val="single" w:sz="4" w:space="0" w:color="E5E7EB"/>
+            </w:tcBorders>
+          </w:tcPr>
+          <w:p>
+            <w:pPr>
+              <w:jc w:val="left"/>
+            </w:pPr>
+            <w:r>
+              <w:rPr>
+                <w:rFonts w:ascii="Times New Roman" w:hAnsi="Times New Roman"/>
+                <w:color w:val="374151"/>
+                <w:sz w:val="18"/>
+              </w:rPr>
+              <w:t>Xác thực sinh viên Trường A</w:t>
+            </w:r>
+          </w:p>
+        </w:tc>
+        <w:tc>
+          <w:tcPr>
+            <w:tcW w:type="dxa" w:w="1728"/>
+            <w:shd w:val="clear" w:color="auto" w:fill="F0FDF4"/>
+            <w:tcMar>
+              <w:top w:w="50" w:type="dxa"/>
+              <w:bottom w:w="50" w:type="dxa"/>
+              <w:left w:w="80" w:type="dxa"/>
+              <w:right w:w="80" w:type="dxa"/>
+            </w:tcMar>
+            <w:tcBorders>
+              <w:top w:val="single" w:sz="4" w:space="0" w:color="E5E7EB"/>
+              <w:bottom w:val="single" w:sz="4" w:space="0" w:color="E5E7EB"/>
+            </w:tcBorders>
+          </w:tcPr>
+          <w:p>
+            <w:pPr>
+              <w:jc w:val="left"/>
+            </w:pPr>
+            <w:r>
+              <w:rPr>
+                <w:rFonts w:ascii="Times New Roman" w:hAnsi="Times New Roman"/>
+                <w:color w:val="374151"/>
+                <w:sz w:val="18"/>
+              </w:rPr>
+              <w:t>Hệ thống</w:t>
+            </w:r>
+          </w:p>
+        </w:tc>
+        <w:tc>
+          <w:tcPr>
+            <w:tcW w:type="dxa" w:w="1584"/>
+            <w:shd w:val="clear" w:color="auto" w:fill="F0FDF4"/>
+            <w:tcMar>
+              <w:top w:w="50" w:type="dxa"/>
+              <w:bottom w:w="50" w:type="dxa"/>
+              <w:left w:w="80" w:type="dxa"/>
+              <w:right w:w="80" w:type="dxa"/>
+            </w:tcMar>
+            <w:tcBorders>
+              <w:top w:val="single" w:sz="4" w:space="0" w:color="E5E7EB"/>
+              <w:bottom w:val="single" w:sz="4" w:space="0" w:color="E5E7EB"/>
+            </w:tcBorders>
+          </w:tcPr>
+          <w:p>
+            <w:pPr>
+              <w:jc w:val="center"/>
+            </w:pPr>
+            <w:r>
+              <w:rPr>
+                <w:rFonts w:ascii="Times New Roman" w:hAnsi="Times New Roman"/>
+                <w:b/>
+                <w:color w:val="15803D"/>
+                <w:sz w:val="18"/>
+              </w:rPr>
+              <w:t>&lt;&lt;include&gt;&gt;</w:t>
+            </w:r>
+          </w:p>
+        </w:tc>
+        <w:tc>
+          <w:tcPr>
+            <w:tcW w:type="dxa" w:w="3168"/>
+            <w:shd w:val="clear" w:color="auto" w:fill="F0FDF4"/>
+            <w:tcMar>
+              <w:top w:w="50" w:type="dxa"/>
+              <w:bottom w:w="50" w:type="dxa"/>
+              <w:left w:w="80" w:type="dxa"/>
+              <w:right w:w="80" w:type="dxa"/>
+            </w:tcMar>
+            <w:tcBorders>
+              <w:top w:val="single" w:sz="4" w:space="0" w:color="E5E7EB"/>
+              <w:bottom w:val="single" w:sz="4" w:space="0" w:color="E5E7EB"/>
+            </w:tcBorders>
+          </w:tcPr>
+          <w:p>
+            <w:pPr>
+              <w:jc w:val="left"/>
+            </w:pPr>
+            <w:r>
+              <w:rPr>
+                <w:rFonts w:ascii="Times New Roman" w:hAnsi="Times New Roman"/>
+                <w:color w:val="374151"/>
+                <w:sz w:val="18"/>
+              </w:rPr>
+              <w:t>Kiểm tra sinh viên thuộc đối tượng hợp lệ theo BR-01.</w:t>
+            </w:r>
+          </w:p>
+        </w:tc>
+      </w:tr>
+      <w:tr>
+        <w:tc>
+          <w:tcPr>
+            <w:tcW w:type="dxa" w:w="1152"/>
+            <w:shd w:val="clear" w:color="auto" w:fill="F9FAFB"/>
+            <w:tcMar>
+              <w:top w:w="50" w:type="dxa"/>
+              <w:bottom w:w="50" w:type="dxa"/>
+              <w:left w:w="80" w:type="dxa"/>
+              <w:right w:w="80" w:type="dxa"/>
+            </w:tcMar>
+            <w:tcBorders>
+              <w:top w:val="single" w:sz="4" w:space="0" w:color="E5E7EB"/>
+              <w:bottom w:val="single" w:sz="4" w:space="0" w:color="E5E7EB"/>
+            </w:tcBorders>
+          </w:tcPr>
+          <w:p>
+            <w:pPr>
+              <w:jc w:val="center"/>
+            </w:pPr>
+            <w:r>
+              <w:rPr>
+                <w:rFonts w:ascii="Times New Roman" w:hAnsi="Times New Roman"/>
+                <w:b/>
+                <w:color w:val="1B365D"/>
+                <w:sz w:val="18"/>
+              </w:rPr>
+              <w:t>UC-04</w:t>
+            </w:r>
+          </w:p>
+        </w:tc>
+        <w:tc>
+          <w:tcPr>
+            <w:tcW w:type="dxa" w:w="2592"/>
+            <w:shd w:val="clear" w:color="auto" w:fill="F9FAFB"/>
+            <w:tcMar>
+              <w:top w:w="50" w:type="dxa"/>
+              <w:bottom w:w="50" w:type="dxa"/>
+              <w:left w:w="80" w:type="dxa"/>
+              <w:right w:w="80" w:type="dxa"/>
+            </w:tcMar>
+            <w:tcBorders>
+              <w:top w:val="single" w:sz="4" w:space="0" w:color="E5E7EB"/>
+              <w:bottom w:val="single" w:sz="4" w:space="0" w:color="E5E7EB"/>
+            </w:tcBorders>
+          </w:tcPr>
+          <w:p>
+            <w:pPr>
+              <w:jc w:val="left"/>
+            </w:pPr>
+            <w:r>
+              <w:rPr>
+                <w:rFonts w:ascii="Times New Roman" w:hAnsi="Times New Roman"/>
+                <w:color w:val="374151"/>
+                <w:sz w:val="18"/>
+              </w:rPr>
+              <w:t>Quản lý hồ sơ cá nhân</w:t>
+            </w:r>
+          </w:p>
+        </w:tc>
+        <w:tc>
+          <w:tcPr>
+            <w:tcW w:type="dxa" w:w="1728"/>
+            <w:shd w:val="clear" w:color="auto" w:fill="F9FAFB"/>
+            <w:tcMar>
+              <w:top w:w="50" w:type="dxa"/>
+              <w:bottom w:w="50" w:type="dxa"/>
+              <w:left w:w="80" w:type="dxa"/>
+              <w:right w:w="80" w:type="dxa"/>
+            </w:tcMar>
+            <w:tcBorders>
+              <w:top w:val="single" w:sz="4" w:space="0" w:color="E5E7EB"/>
+              <w:bottom w:val="single" w:sz="4" w:space="0" w:color="E5E7EB"/>
+            </w:tcBorders>
+          </w:tcPr>
+          <w:p>
+            <w:pPr>
+              <w:jc w:val="left"/>
+            </w:pPr>
+            <w:r>
+              <w:rPr>
+                <w:rFonts w:ascii="Times New Roman" w:hAnsi="Times New Roman"/>
+                <w:color w:val="374151"/>
+                <w:sz w:val="18"/>
+              </w:rPr>
+              <w:t>Sinh viên</w:t>
+            </w:r>
+          </w:p>
+        </w:tc>
+        <w:tc>
+          <w:tcPr>
+            <w:tcW w:type="dxa" w:w="1584"/>
+            <w:shd w:val="clear" w:color="auto" w:fill="F9FAFB"/>
+            <w:tcMar>
+              <w:top w:w="50" w:type="dxa"/>
+              <w:bottom w:w="50" w:type="dxa"/>
+              <w:left w:w="80" w:type="dxa"/>
+              <w:right w:w="80" w:type="dxa"/>
+            </w:tcMar>
+            <w:tcBorders>
+              <w:top w:val="single" w:sz="4" w:space="0" w:color="E5E7EB"/>
+              <w:bottom w:val="single" w:sz="4" w:space="0" w:color="E5E7EB"/>
+            </w:tcBorders>
+          </w:tcPr>
+          <w:p>
+            <w:pPr>
+              <w:jc w:val="center"/>
+            </w:pPr>
+            <w:r>
+              <w:rPr>
+                <w:rFonts w:ascii="Times New Roman" w:hAnsi="Times New Roman"/>
+                <w:b/>
+                <w:color w:val="0369A1"/>
+                <w:sz w:val="18"/>
+              </w:rPr>
+              <w:t>Chính</w:t>
+            </w:r>
+          </w:p>
+        </w:tc>
+        <w:tc>
+          <w:tcPr>
+            <w:tcW w:type="dxa" w:w="3168"/>
+            <w:shd w:val="clear" w:color="auto" w:fill="F9FAFB"/>
+            <w:tcMar>
+              <w:top w:w="50" w:type="dxa"/>
+              <w:bottom w:w="50" w:type="dxa"/>
+              <w:left w:w="80" w:type="dxa"/>
+              <w:right w:w="80" w:type="dxa"/>
+            </w:tcMar>
+            <w:tcBorders>
+              <w:top w:val="single" w:sz="4" w:space="0" w:color="E5E7EB"/>
+              <w:bottom w:val="single" w:sz="4" w:space="0" w:color="E5E7EB"/>
+            </w:tcBorders>
+          </w:tcPr>
+          <w:p>
+            <w:pPr>
+              <w:jc w:val="left"/>
+            </w:pPr>
+            <w:r>
+              <w:rPr>
+                <w:rFonts w:ascii="Times New Roman" w:hAnsi="Times New Roman"/>
+                <w:color w:val="374151"/>
+                <w:sz w:val="18"/>
+              </w:rPr>
+              <w:t>Cập nhật thông tin liên hệ, giấy tờ tùy thân, người liên hệ khẩn cấp.</w:t>
+            </w:r>
+          </w:p>
+        </w:tc>
+      </w:tr>
+      <w:tr>
+        <w:tc>
+          <w:tcPr>
+            <w:tcW w:type="dxa" w:w="1152"/>
+            <w:shd w:val="clear" w:color="auto" w:fill="FFFFFF"/>
+            <w:tcMar>
+              <w:top w:w="50" w:type="dxa"/>
+              <w:bottom w:w="50" w:type="dxa"/>
+              <w:left w:w="80" w:type="dxa"/>
+              <w:right w:w="80" w:type="dxa"/>
+            </w:tcMar>
+            <w:tcBorders>
+              <w:top w:val="single" w:sz="4" w:space="0" w:color="E5E7EB"/>
+              <w:bottom w:val="single" w:sz="4" w:space="0" w:color="E5E7EB"/>
+            </w:tcBorders>
+          </w:tcPr>
+          <w:p>
+            <w:pPr>
+              <w:jc w:val="center"/>
+            </w:pPr>
+            <w:r>
+              <w:rPr>
+                <w:rFonts w:ascii="Times New Roman" w:hAnsi="Times New Roman"/>
+                <w:b/>
+                <w:color w:val="1B365D"/>
+                <w:sz w:val="18"/>
+              </w:rPr>
+              <w:t>UC-05</w:t>
+            </w:r>
+          </w:p>
+        </w:tc>
+        <w:tc>
+          <w:tcPr>
+            <w:tcW w:type="dxa" w:w="2592"/>
+            <w:shd w:val="clear" w:color="auto" w:fill="FFFFFF"/>
+            <w:tcMar>
+              <w:top w:w="50" w:type="dxa"/>
+              <w:bottom w:w="50" w:type="dxa"/>
+              <w:left w:w="80" w:type="dxa"/>
+              <w:right w:w="80" w:type="dxa"/>
+            </w:tcMar>
+            <w:tcBorders>
+              <w:top w:val="single" w:sz="4" w:space="0" w:color="E5E7EB"/>
+              <w:bottom w:val="single" w:sz="4" w:space="0" w:color="E5E7EB"/>
+            </w:tcBorders>
+          </w:tcPr>
+          <w:p>
+            <w:pPr>
+              <w:jc w:val="left"/>
+            </w:pPr>
+            <w:r>
+              <w:rPr>
+                <w:rFonts w:ascii="Times New Roman" w:hAnsi="Times New Roman"/>
+                <w:color w:val="374151"/>
+                <w:sz w:val="18"/>
+              </w:rPr>
+              <w:t>Khai báo 8 tiêu chí thói quen</w:t>
+            </w:r>
+          </w:p>
+        </w:tc>
+        <w:tc>
+          <w:tcPr>
+            <w:tcW w:type="dxa" w:w="1728"/>
+            <w:shd w:val="clear" w:color="auto" w:fill="FFFFFF"/>
+            <w:tcMar>
+              <w:top w:w="50" w:type="dxa"/>
+              <w:bottom w:w="50" w:type="dxa"/>
+              <w:left w:w="80" w:type="dxa"/>
+              <w:right w:w="80" w:type="dxa"/>
+            </w:tcMar>
+            <w:tcBorders>
+              <w:top w:val="single" w:sz="4" w:space="0" w:color="E5E7EB"/>
+              <w:bottom w:val="single" w:sz="4" w:space="0" w:color="E5E7EB"/>
+            </w:tcBorders>
+          </w:tcPr>
+          <w:p>
+            <w:pPr>
+              <w:jc w:val="left"/>
+            </w:pPr>
+            <w:r>
+              <w:rPr>
+                <w:rFonts w:ascii="Times New Roman" w:hAnsi="Times New Roman"/>
+                <w:color w:val="374151"/>
+                <w:sz w:val="18"/>
+              </w:rPr>
+              <w:t>Sinh viên</w:t>
+            </w:r>
+          </w:p>
+        </w:tc>
+        <w:tc>
+          <w:tcPr>
+            <w:tcW w:type="dxa" w:w="1584"/>
+            <w:shd w:val="clear" w:color="auto" w:fill="FFFFFF"/>
+            <w:tcMar>
+              <w:top w:w="50" w:type="dxa"/>
+              <w:bottom w:w="50" w:type="dxa"/>
+              <w:left w:w="80" w:type="dxa"/>
+              <w:right w:w="80" w:type="dxa"/>
+            </w:tcMar>
+            <w:tcBorders>
+              <w:top w:val="single" w:sz="4" w:space="0" w:color="E5E7EB"/>
+              <w:bottom w:val="single" w:sz="4" w:space="0" w:color="E5E7EB"/>
+            </w:tcBorders>
+          </w:tcPr>
+          <w:p>
+            <w:pPr>
+              <w:jc w:val="center"/>
+            </w:pPr>
+            <w:r>
+              <w:rPr>
+                <w:rFonts w:ascii="Times New Roman" w:hAnsi="Times New Roman"/>
+                <w:b/>
+                <w:color w:val="0369A1"/>
+                <w:sz w:val="18"/>
+              </w:rPr>
+              <w:t>Chính</w:t>
+            </w:r>
+          </w:p>
+        </w:tc>
+        <w:tc>
+          <w:tcPr>
+            <w:tcW w:type="dxa" w:w="3168"/>
+            <w:shd w:val="clear" w:color="auto" w:fill="FFFFFF"/>
+            <w:tcMar>
+              <w:top w:w="50" w:type="dxa"/>
+              <w:bottom w:w="50" w:type="dxa"/>
+              <w:left w:w="80" w:type="dxa"/>
+              <w:right w:w="80" w:type="dxa"/>
+            </w:tcMar>
+            <w:tcBorders>
+              <w:top w:val="single" w:sz="4" w:space="0" w:color="E5E7EB"/>
+              <w:bottom w:val="single" w:sz="4" w:space="0" w:color="E5E7EB"/>
+            </w:tcBorders>
+          </w:tcPr>
+          <w:p>
+            <w:pPr>
+              <w:jc w:val="left"/>
+            </w:pPr>
+            <w:r>
+              <w:rPr>
+                <w:rFonts w:ascii="Times New Roman" w:hAnsi="Times New Roman"/>
+                <w:color w:val="374151"/>
+                <w:sz w:val="18"/>
+              </w:rPr>
+              <w:t>Nhập thói quen: ngủ, dậy, gọn gàng, tiếng ồn, học tập, hút thuốc... và tiêu chí top.</w:t>
+            </w:r>
+          </w:p>
+        </w:tc>
+      </w:tr>
+      <w:tr>
+        <w:tc>
+          <w:tcPr>
+            <w:tcW w:type="dxa" w:w="1152"/>
+            <w:shd w:val="clear" w:color="auto" w:fill="FAF5FF"/>
+            <w:tcMar>
+              <w:top w:w="50" w:type="dxa"/>
+              <w:bottom w:w="50" w:type="dxa"/>
+              <w:left w:w="80" w:type="dxa"/>
+              <w:right w:w="80" w:type="dxa"/>
+            </w:tcMar>
+            <w:tcBorders>
+              <w:top w:val="single" w:sz="4" w:space="0" w:color="E5E7EB"/>
+              <w:bottom w:val="single" w:sz="4" w:space="0" w:color="E5E7EB"/>
+            </w:tcBorders>
+          </w:tcPr>
+          <w:p>
+            <w:pPr>
+              <w:jc w:val="center"/>
+            </w:pPr>
+            <w:r>
+              <w:rPr>
+                <w:rFonts w:ascii="Times New Roman" w:hAnsi="Times New Roman"/>
+                <w:b/>
+                <w:color w:val="1B365D"/>
+                <w:sz w:val="18"/>
+              </w:rPr>
+              <w:t>UC-06</w:t>
+            </w:r>
+          </w:p>
+        </w:tc>
+        <w:tc>
+          <w:tcPr>
+            <w:tcW w:type="dxa" w:w="2592"/>
+            <w:shd w:val="clear" w:color="auto" w:fill="FAF5FF"/>
+            <w:tcMar>
+              <w:top w:w="50" w:type="dxa"/>
+              <w:bottom w:w="50" w:type="dxa"/>
+              <w:left w:w="80" w:type="dxa"/>
+              <w:right w:w="80" w:type="dxa"/>
+            </w:tcMar>
+            <w:tcBorders>
+              <w:top w:val="single" w:sz="4" w:space="0" w:color="E5E7EB"/>
+              <w:bottom w:val="single" w:sz="4" w:space="0" w:color="E5E7EB"/>
+            </w:tcBorders>
+          </w:tcPr>
+          <w:p>
+            <w:pPr>
+              <w:jc w:val="left"/>
+            </w:pPr>
+            <w:r>
+              <w:rPr>
+                <w:rFonts w:ascii="Times New Roman" w:hAnsi="Times New Roman"/>
+                <w:color w:val="374151"/>
+                <w:sz w:val="18"/>
+              </w:rPr>
+              <w:t>Nạp hồ sơ mẫu Persona</w:t>
+            </w:r>
+          </w:p>
+        </w:tc>
+        <w:tc>
+          <w:tcPr>
+            <w:tcW w:type="dxa" w:w="1728"/>
+            <w:shd w:val="clear" w:color="auto" w:fill="FAF5FF"/>
+            <w:tcMar>
+              <w:top w:w="50" w:type="dxa"/>
+              <w:bottom w:w="50" w:type="dxa"/>
+              <w:left w:w="80" w:type="dxa"/>
+              <w:right w:w="80" w:type="dxa"/>
+            </w:tcMar>
+            <w:tcBorders>
+              <w:top w:val="single" w:sz="4" w:space="0" w:color="E5E7EB"/>
+              <w:bottom w:val="single" w:sz="4" w:space="0" w:color="E5E7EB"/>
+            </w:tcBorders>
+          </w:tcPr>
+          <w:p>
+            <w:pPr>
+              <w:jc w:val="left"/>
+            </w:pPr>
+            <w:r>
+              <w:rPr>
+                <w:rFonts w:ascii="Times New Roman" w:hAnsi="Times New Roman"/>
+                <w:color w:val="374151"/>
+                <w:sz w:val="18"/>
+              </w:rPr>
+              <w:t>Sinh viên</w:t>
+            </w:r>
+          </w:p>
+        </w:tc>
+        <w:tc>
+          <w:tcPr>
+            <w:tcW w:type="dxa" w:w="1584"/>
+            <w:shd w:val="clear" w:color="auto" w:fill="FAF5FF"/>
+            <w:tcMar>
+              <w:top w:w="50" w:type="dxa"/>
+              <w:bottom w:w="50" w:type="dxa"/>
+              <w:left w:w="80" w:type="dxa"/>
+              <w:right w:w="80" w:type="dxa"/>
+            </w:tcMar>
+            <w:tcBorders>
+              <w:top w:val="single" w:sz="4" w:space="0" w:color="E5E7EB"/>
+              <w:bottom w:val="single" w:sz="4" w:space="0" w:color="E5E7EB"/>
+            </w:tcBorders>
+          </w:tcPr>
+          <w:p>
+            <w:pPr>
+              <w:jc w:val="center"/>
+            </w:pPr>
+            <w:r>
+              <w:rPr>
+                <w:rFonts w:ascii="Times New Roman" w:hAnsi="Times New Roman"/>
+                <w:b/>
+                <w:color w:val="7E22CE"/>
+                <w:sz w:val="18"/>
+              </w:rPr>
+              <w:t>&lt;&lt;extend&gt;&gt;</w:t>
+            </w:r>
+          </w:p>
+        </w:tc>
+        <w:tc>
+          <w:tcPr>
+            <w:tcW w:type="dxa" w:w="3168"/>
+            <w:shd w:val="clear" w:color="auto" w:fill="FAF5FF"/>
+            <w:tcMar>
+              <w:top w:w="50" w:type="dxa"/>
+              <w:bottom w:w="50" w:type="dxa"/>
+              <w:left w:w="80" w:type="dxa"/>
+              <w:right w:w="80" w:type="dxa"/>
+            </w:tcMar>
+            <w:tcBorders>
+              <w:top w:val="single" w:sz="4" w:space="0" w:color="E5E7EB"/>
+              <w:bottom w:val="single" w:sz="4" w:space="0" w:color="E5E7EB"/>
+            </w:tcBorders>
+          </w:tcPr>
+          <w:p>
+            <w:pPr>
+              <w:jc w:val="left"/>
+            </w:pPr>
+            <w:r>
+              <w:rPr>
+                <w:rFonts w:ascii="Times New Roman" w:hAnsi="Times New Roman"/>
+                <w:color w:val="374151"/>
+                <w:sz w:val="18"/>
+              </w:rPr>
+              <w:t>Tải nhanh hồ sơ mẫu Thái Bảo (VNUK), Văn Việt (SPKT), Minh Quân (DUE).</w:t>
+            </w:r>
+          </w:p>
+        </w:tc>
+      </w:tr>
+      <w:tr>
+        <w:tc>
+          <w:tcPr>
+            <w:tcW w:type="dxa" w:w="1152"/>
+            <w:shd w:val="clear" w:color="auto" w:fill="FFFFFF"/>
+            <w:tcMar>
+              <w:top w:w="50" w:type="dxa"/>
+              <w:bottom w:w="50" w:type="dxa"/>
+              <w:left w:w="80" w:type="dxa"/>
+              <w:right w:w="80" w:type="dxa"/>
+            </w:tcMar>
+            <w:tcBorders>
+              <w:top w:val="single" w:sz="4" w:space="0" w:color="E5E7EB"/>
+              <w:bottom w:val="single" w:sz="4" w:space="0" w:color="E5E7EB"/>
+            </w:tcBorders>
+          </w:tcPr>
+          <w:p>
+            <w:pPr>
+              <w:jc w:val="center"/>
+            </w:pPr>
+            <w:r>
+              <w:rPr>
+                <w:rFonts w:ascii="Times New Roman" w:hAnsi="Times New Roman"/>
+                <w:b/>
+                <w:color w:val="1B365D"/>
+                <w:sz w:val="18"/>
+              </w:rPr>
+              <w:t>UC-07</w:t>
+            </w:r>
+          </w:p>
+        </w:tc>
+        <w:tc>
+          <w:tcPr>
+            <w:tcW w:type="dxa" w:w="2592"/>
+            <w:shd w:val="clear" w:color="auto" w:fill="FFFFFF"/>
+            <w:tcMar>
+              <w:top w:w="50" w:type="dxa"/>
+              <w:bottom w:w="50" w:type="dxa"/>
+              <w:left w:w="80" w:type="dxa"/>
+              <w:right w:w="80" w:type="dxa"/>
+            </w:tcMar>
+            <w:tcBorders>
+              <w:top w:val="single" w:sz="4" w:space="0" w:color="E5E7EB"/>
+              <w:bottom w:val="single" w:sz="4" w:space="0" w:color="E5E7EB"/>
+            </w:tcBorders>
+          </w:tcPr>
+          <w:p>
+            <w:pPr>
+              <w:jc w:val="left"/>
+            </w:pPr>
+            <w:r>
+              <w:rPr>
+                <w:rFonts w:ascii="Times New Roman" w:hAnsi="Times New Roman"/>
+                <w:color w:val="374151"/>
+                <w:sz w:val="18"/>
+              </w:rPr>
+              <w:t>Chọn loại phòng &amp; tiện ích</w:t>
+            </w:r>
+          </w:p>
+        </w:tc>
+        <w:tc>
+          <w:tcPr>
+            <w:tcW w:type="dxa" w:w="1728"/>
+            <w:shd w:val="clear" w:color="auto" w:fill="FFFFFF"/>
+            <w:tcMar>
+              <w:top w:w="50" w:type="dxa"/>
+              <w:bottom w:w="50" w:type="dxa"/>
+              <w:left w:w="80" w:type="dxa"/>
+              <w:right w:w="80" w:type="dxa"/>
+            </w:tcMar>
+            <w:tcBorders>
+              <w:top w:val="single" w:sz="4" w:space="0" w:color="E5E7EB"/>
+              <w:bottom w:val="single" w:sz="4" w:space="0" w:color="E5E7EB"/>
+            </w:tcBorders>
+          </w:tcPr>
+          <w:p>
+            <w:pPr>
+              <w:jc w:val="left"/>
+            </w:pPr>
+            <w:r>
+              <w:rPr>
+                <w:rFonts w:ascii="Times New Roman" w:hAnsi="Times New Roman"/>
+                <w:color w:val="374151"/>
+                <w:sz w:val="18"/>
+              </w:rPr>
+              <w:t>Sinh viên</w:t>
+            </w:r>
+          </w:p>
+        </w:tc>
+        <w:tc>
+          <w:tcPr>
+            <w:tcW w:type="dxa" w:w="1584"/>
+            <w:shd w:val="clear" w:color="auto" w:fill="FFFFFF"/>
+            <w:tcMar>
+              <w:top w:w="50" w:type="dxa"/>
+              <w:bottom w:w="50" w:type="dxa"/>
+              <w:left w:w="80" w:type="dxa"/>
+              <w:right w:w="80" w:type="dxa"/>
+            </w:tcMar>
+            <w:tcBorders>
+              <w:top w:val="single" w:sz="4" w:space="0" w:color="E5E7EB"/>
+              <w:bottom w:val="single" w:sz="4" w:space="0" w:color="E5E7EB"/>
+            </w:tcBorders>
+          </w:tcPr>
+          <w:p>
+            <w:pPr>
+              <w:jc w:val="center"/>
+            </w:pPr>
+            <w:r>
+              <w:rPr>
+                <w:rFonts w:ascii="Times New Roman" w:hAnsi="Times New Roman"/>
+                <w:b/>
+                <w:color w:val="0369A1"/>
+                <w:sz w:val="18"/>
+              </w:rPr>
+              <w:t>Chính</w:t>
+            </w:r>
+          </w:p>
+        </w:tc>
+        <w:tc>
+          <w:tcPr>
+            <w:tcW w:type="dxa" w:w="3168"/>
+            <w:shd w:val="clear" w:color="auto" w:fill="FFFFFF"/>
+            <w:tcMar>
+              <w:top w:w="50" w:type="dxa"/>
+              <w:bottom w:w="50" w:type="dxa"/>
+              <w:left w:w="80" w:type="dxa"/>
+              <w:right w:w="80" w:type="dxa"/>
+            </w:tcMar>
+            <w:tcBorders>
+              <w:top w:val="single" w:sz="4" w:space="0" w:color="E5E7EB"/>
+              <w:bottom w:val="single" w:sz="4" w:space="0" w:color="E5E7EB"/>
+            </w:tcBorders>
+          </w:tcPr>
+          <w:p>
+            <w:pPr>
+              <w:jc w:val="left"/>
+            </w:pPr>
+            <w:r>
+              <w:rPr>
+                <w:rFonts w:ascii="Times New Roman" w:hAnsi="Times New Roman"/>
+                <w:color w:val="374151"/>
+                <w:sz w:val="18"/>
+              </w:rPr>
+              <w:t>Chọn phòng 2, 4, 6 người; tiện ích máy lạnh/quạt theo khả năng tài chính.</w:t>
+            </w:r>
+          </w:p>
+        </w:tc>
+      </w:tr>
+      <w:tr>
+        <w:tc>
+          <w:tcPr>
+            <w:tcW w:type="dxa" w:w="1152"/>
+            <w:shd w:val="clear" w:color="auto" w:fill="F9FAFB"/>
+            <w:tcMar>
+              <w:top w:w="50" w:type="dxa"/>
+              <w:bottom w:w="50" w:type="dxa"/>
+              <w:left w:w="80" w:type="dxa"/>
+              <w:right w:w="80" w:type="dxa"/>
+            </w:tcMar>
+            <w:tcBorders>
+              <w:top w:val="single" w:sz="4" w:space="0" w:color="E5E7EB"/>
+              <w:bottom w:val="single" w:sz="4" w:space="0" w:color="E5E7EB"/>
+            </w:tcBorders>
+          </w:tcPr>
+          <w:p>
+            <w:pPr>
+              <w:jc w:val="center"/>
+            </w:pPr>
+            <w:r>
+              <w:rPr>
+                <w:rFonts w:ascii="Times New Roman" w:hAnsi="Times New Roman"/>
+                <w:b/>
+                <w:color w:val="1B365D"/>
+                <w:sz w:val="18"/>
+              </w:rPr>
+              <w:t>UC-08</w:t>
+            </w:r>
+          </w:p>
+        </w:tc>
+        <w:tc>
+          <w:tcPr>
+            <w:tcW w:type="dxa" w:w="2592"/>
+            <w:shd w:val="clear" w:color="auto" w:fill="F9FAFB"/>
+            <w:tcMar>
+              <w:top w:w="50" w:type="dxa"/>
+              <w:bottom w:w="50" w:type="dxa"/>
+              <w:left w:w="80" w:type="dxa"/>
+              <w:right w:w="80" w:type="dxa"/>
+            </w:tcMar>
+            <w:tcBorders>
+              <w:top w:val="single" w:sz="4" w:space="0" w:color="E5E7EB"/>
+              <w:bottom w:val="single" w:sz="4" w:space="0" w:color="E5E7EB"/>
+            </w:tcBorders>
+          </w:tcPr>
+          <w:p>
+            <w:pPr>
+              <w:jc w:val="left"/>
+            </w:pPr>
+            <w:r>
+              <w:rPr>
+                <w:rFonts w:ascii="Times New Roman" w:hAnsi="Times New Roman"/>
+                <w:color w:val="374151"/>
+                <w:sz w:val="18"/>
+              </w:rPr>
+              <w:t>Nộp đơn đăng ký KTX</w:t>
+            </w:r>
+          </w:p>
+        </w:tc>
+        <w:tc>
+          <w:tcPr>
+            <w:tcW w:type="dxa" w:w="1728"/>
+            <w:shd w:val="clear" w:color="auto" w:fill="F9FAFB"/>
+            <w:tcMar>
+              <w:top w:w="50" w:type="dxa"/>
+              <w:bottom w:w="50" w:type="dxa"/>
+              <w:left w:w="80" w:type="dxa"/>
+              <w:right w:w="80" w:type="dxa"/>
+            </w:tcMar>
+            <w:tcBorders>
+              <w:top w:val="single" w:sz="4" w:space="0" w:color="E5E7EB"/>
+              <w:bottom w:val="single" w:sz="4" w:space="0" w:color="E5E7EB"/>
+            </w:tcBorders>
+          </w:tcPr>
+          <w:p>
+            <w:pPr>
+              <w:jc w:val="left"/>
+            </w:pPr>
+            <w:r>
+              <w:rPr>
+                <w:rFonts w:ascii="Times New Roman" w:hAnsi="Times New Roman"/>
+                <w:color w:val="374151"/>
+                <w:sz w:val="18"/>
+              </w:rPr>
+              <w:t>Sinh viên</w:t>
+            </w:r>
+          </w:p>
+        </w:tc>
+        <w:tc>
+          <w:tcPr>
+            <w:tcW w:type="dxa" w:w="1584"/>
+            <w:shd w:val="clear" w:color="auto" w:fill="F9FAFB"/>
+            <w:tcMar>
+              <w:top w:w="50" w:type="dxa"/>
+              <w:bottom w:w="50" w:type="dxa"/>
+              <w:left w:w="80" w:type="dxa"/>
+              <w:right w:w="80" w:type="dxa"/>
+            </w:tcMar>
+            <w:tcBorders>
+              <w:top w:val="single" w:sz="4" w:space="0" w:color="E5E7EB"/>
+              <w:bottom w:val="single" w:sz="4" w:space="0" w:color="E5E7EB"/>
+            </w:tcBorders>
+          </w:tcPr>
+          <w:p>
+            <w:pPr>
+              <w:jc w:val="center"/>
+            </w:pPr>
+            <w:r>
+              <w:rPr>
+                <w:rFonts w:ascii="Times New Roman" w:hAnsi="Times New Roman"/>
+                <w:b/>
+                <w:color w:val="0369A1"/>
+                <w:sz w:val="18"/>
+              </w:rPr>
+              <w:t>Chính</w:t>
+            </w:r>
+          </w:p>
+        </w:tc>
+        <w:tc>
+          <w:tcPr>
+            <w:tcW w:type="dxa" w:w="3168"/>
+            <w:shd w:val="clear" w:color="auto" w:fill="F9FAFB"/>
+            <w:tcMar>
+              <w:top w:w="50" w:type="dxa"/>
+              <w:bottom w:w="50" w:type="dxa"/>
+              <w:left w:w="80" w:type="dxa"/>
+              <w:right w:w="80" w:type="dxa"/>
+            </w:tcMar>
+            <w:tcBorders>
+              <w:top w:val="single" w:sz="4" w:space="0" w:color="E5E7EB"/>
+              <w:bottom w:val="single" w:sz="4" w:space="0" w:color="E5E7EB"/>
+            </w:tcBorders>
+          </w:tcPr>
+          <w:p>
+            <w:pPr>
+              <w:jc w:val="left"/>
+            </w:pPr>
+            <w:r>
+              <w:rPr>
+                <w:rFonts w:ascii="Times New Roman" w:hAnsi="Times New Roman"/>
+                <w:color w:val="374151"/>
+                <w:sz w:val="18"/>
+              </w:rPr>
+              <w:t>Nộp đơn kèm cam kết thời hạn lưu trú tối thiểu 1 học kỳ (BR-02).</w:t>
+            </w:r>
+          </w:p>
+        </w:tc>
+      </w:tr>
+      <w:tr>
+        <w:tc>
+          <w:tcPr>
+            <w:tcW w:type="dxa" w:w="1152"/>
+            <w:shd w:val="clear" w:color="auto" w:fill="FFFFFF"/>
+            <w:tcMar>
+              <w:top w:w="50" w:type="dxa"/>
+              <w:bottom w:w="50" w:type="dxa"/>
+              <w:left w:w="80" w:type="dxa"/>
+              <w:right w:w="80" w:type="dxa"/>
+            </w:tcMar>
+            <w:tcBorders>
+              <w:top w:val="single" w:sz="4" w:space="0" w:color="E5E7EB"/>
+              <w:bottom w:val="single" w:sz="4" w:space="0" w:color="E5E7EB"/>
+            </w:tcBorders>
+          </w:tcPr>
+          <w:p>
+            <w:pPr>
+              <w:jc w:val="center"/>
+            </w:pPr>
+            <w:r>
+              <w:rPr>
+                <w:rFonts w:ascii="Times New Roman" w:hAnsi="Times New Roman"/>
+                <w:b/>
+                <w:color w:val="1B365D"/>
+                <w:sz w:val="18"/>
+              </w:rPr>
+              <w:t>UC-09</w:t>
+            </w:r>
+          </w:p>
+        </w:tc>
+        <w:tc>
+          <w:tcPr>
+            <w:tcW w:type="dxa" w:w="2592"/>
+            <w:shd w:val="clear" w:color="auto" w:fill="FFFFFF"/>
+            <w:tcMar>
+              <w:top w:w="50" w:type="dxa"/>
+              <w:bottom w:w="50" w:type="dxa"/>
+              <w:left w:w="80" w:type="dxa"/>
+              <w:right w:w="80" w:type="dxa"/>
+            </w:tcMar>
+            <w:tcBorders>
+              <w:top w:val="single" w:sz="4" w:space="0" w:color="E5E7EB"/>
+              <w:bottom w:val="single" w:sz="4" w:space="0" w:color="E5E7EB"/>
+            </w:tcBorders>
+          </w:tcPr>
+          <w:p>
+            <w:pPr>
+              <w:jc w:val="left"/>
+            </w:pPr>
+            <w:r>
+              <w:rPr>
+                <w:rFonts w:ascii="Times New Roman" w:hAnsi="Times New Roman"/>
+                <w:color w:val="374151"/>
+                <w:sz w:val="18"/>
+              </w:rPr>
+              <w:t>Phê duyệt đơn (Business Approve)</w:t>
+            </w:r>
+          </w:p>
+        </w:tc>
+        <w:tc>
+          <w:tcPr>
+            <w:tcW w:type="dxa" w:w="1728"/>
+            <w:shd w:val="clear" w:color="auto" w:fill="FFFFFF"/>
+            <w:tcMar>
+              <w:top w:w="50" w:type="dxa"/>
+              <w:bottom w:w="50" w:type="dxa"/>
+              <w:left w:w="80" w:type="dxa"/>
+              <w:right w:w="80" w:type="dxa"/>
+            </w:tcMar>
+            <w:tcBorders>
+              <w:top w:val="single" w:sz="4" w:space="0" w:color="E5E7EB"/>
+              <w:bottom w:val="single" w:sz="4" w:space="0" w:color="E5E7EB"/>
+            </w:tcBorders>
+          </w:tcPr>
+          <w:p>
+            <w:pPr>
+              <w:jc w:val="left"/>
+            </w:pPr>
+            <w:r>
+              <w:rPr>
+                <w:rFonts w:ascii="Times New Roman" w:hAnsi="Times New Roman"/>
+                <w:color w:val="374151"/>
+                <w:sz w:val="18"/>
+              </w:rPr>
+              <w:t>Ban quản lý KTX</w:t>
+            </w:r>
+          </w:p>
+        </w:tc>
+        <w:tc>
+          <w:tcPr>
+            <w:tcW w:type="dxa" w:w="1584"/>
+            <w:shd w:val="clear" w:color="auto" w:fill="FFFFFF"/>
+            <w:tcMar>
+              <w:top w:w="50" w:type="dxa"/>
+              <w:bottom w:w="50" w:type="dxa"/>
+              <w:left w:w="80" w:type="dxa"/>
+              <w:right w:w="80" w:type="dxa"/>
+            </w:tcMar>
+            <w:tcBorders>
+              <w:top w:val="single" w:sz="4" w:space="0" w:color="E5E7EB"/>
+              <w:bottom w:val="single" w:sz="4" w:space="0" w:color="E5E7EB"/>
+            </w:tcBorders>
+          </w:tcPr>
+          <w:p>
+            <w:pPr>
+              <w:jc w:val="center"/>
+            </w:pPr>
+            <w:r>
+              <w:rPr>
+                <w:rFonts w:ascii="Times New Roman" w:hAnsi="Times New Roman"/>
+                <w:b/>
+                <w:color w:val="0369A1"/>
+                <w:sz w:val="18"/>
+              </w:rPr>
+              <w:t>Chính</w:t>
+            </w:r>
+          </w:p>
+        </w:tc>
+        <w:tc>
+          <w:tcPr>
+            <w:tcW w:type="dxa" w:w="3168"/>
+            <w:shd w:val="clear" w:color="auto" w:fill="FFFFFF"/>
+            <w:tcMar>
+              <w:top w:w="50" w:type="dxa"/>
+              <w:bottom w:w="50" w:type="dxa"/>
+              <w:left w:w="80" w:type="dxa"/>
+              <w:right w:w="80" w:type="dxa"/>
+            </w:tcMar>
+            <w:tcBorders>
+              <w:top w:val="single" w:sz="4" w:space="0" w:color="E5E7EB"/>
+              <w:bottom w:val="single" w:sz="4" w:space="0" w:color="E5E7EB"/>
+            </w:tcBorders>
+          </w:tcPr>
+          <w:p>
+            <w:pPr>
+              <w:jc w:val="left"/>
+            </w:pPr>
+            <w:r>
+              <w:rPr>
+                <w:rFonts w:ascii="Times New Roman" w:hAnsi="Times New Roman"/>
+                <w:color w:val="374151"/>
+                <w:sz w:val="18"/>
+              </w:rPr>
+              <w:t>BQL kiểm duyệt điều kiện trường A, kỷ luật trước khi phân phòng (BR-03).</w:t>
+            </w:r>
+          </w:p>
+        </w:tc>
+      </w:tr>
+      <w:tr>
+        <w:tc>
+          <w:tcPr>
+            <w:tcW w:type="dxa" w:w="1152"/>
+            <w:shd w:val="clear" w:color="auto" w:fill="F9FAFB"/>
+            <w:tcMar>
+              <w:top w:w="50" w:type="dxa"/>
+              <w:bottom w:w="50" w:type="dxa"/>
+              <w:left w:w="80" w:type="dxa"/>
+              <w:right w:w="80" w:type="dxa"/>
+            </w:tcMar>
+            <w:tcBorders>
+              <w:top w:val="single" w:sz="4" w:space="0" w:color="E5E7EB"/>
+              <w:bottom w:val="single" w:sz="4" w:space="0" w:color="E5E7EB"/>
+            </w:tcBorders>
+          </w:tcPr>
+          <w:p>
+            <w:pPr>
+              <w:jc w:val="center"/>
+            </w:pPr>
+            <w:r>
+              <w:rPr>
+                <w:rFonts w:ascii="Times New Roman" w:hAnsi="Times New Roman"/>
+                <w:b/>
+                <w:color w:val="1B365D"/>
+                <w:sz w:val="18"/>
+              </w:rPr>
+              <w:t>UC-10</w:t>
+            </w:r>
+          </w:p>
+        </w:tc>
+        <w:tc>
+          <w:tcPr>
+            <w:tcW w:type="dxa" w:w="2592"/>
+            <w:shd w:val="clear" w:color="auto" w:fill="F9FAFB"/>
+            <w:tcMar>
+              <w:top w:w="50" w:type="dxa"/>
+              <w:bottom w:w="50" w:type="dxa"/>
+              <w:left w:w="80" w:type="dxa"/>
+              <w:right w:w="80" w:type="dxa"/>
+            </w:tcMar>
+            <w:tcBorders>
+              <w:top w:val="single" w:sz="4" w:space="0" w:color="E5E7EB"/>
+              <w:bottom w:val="single" w:sz="4" w:space="0" w:color="E5E7EB"/>
+            </w:tcBorders>
+          </w:tcPr>
+          <w:p>
+            <w:pPr>
+              <w:jc w:val="left"/>
+            </w:pPr>
+            <w:r>
+              <w:rPr>
+                <w:rFonts w:ascii="Times New Roman" w:hAnsi="Times New Roman"/>
+                <w:color w:val="374151"/>
+                <w:sz w:val="18"/>
+              </w:rPr>
+              <w:t>Xem Xếp hạng bạn cùng phòng</w:t>
+            </w:r>
+          </w:p>
+        </w:tc>
+        <w:tc>
+          <w:tcPr>
+            <w:tcW w:type="dxa" w:w="1728"/>
+            <w:shd w:val="clear" w:color="auto" w:fill="F9FAFB"/>
+            <w:tcMar>
+              <w:top w:w="50" w:type="dxa"/>
+              <w:bottom w:w="50" w:type="dxa"/>
+              <w:left w:w="80" w:type="dxa"/>
+              <w:right w:w="80" w:type="dxa"/>
+            </w:tcMar>
+            <w:tcBorders>
+              <w:top w:val="single" w:sz="4" w:space="0" w:color="E5E7EB"/>
+              <w:bottom w:val="single" w:sz="4" w:space="0" w:color="E5E7EB"/>
+            </w:tcBorders>
+          </w:tcPr>
+          <w:p>
+            <w:pPr>
+              <w:jc w:val="left"/>
+            </w:pPr>
+            <w:r>
+              <w:rPr>
+                <w:rFonts w:ascii="Times New Roman" w:hAnsi="Times New Roman"/>
+                <w:color w:val="374151"/>
+                <w:sz w:val="18"/>
+              </w:rPr>
+              <w:t>Sinh viên</w:t>
+            </w:r>
+          </w:p>
+        </w:tc>
+        <w:tc>
+          <w:tcPr>
+            <w:tcW w:type="dxa" w:w="1584"/>
+            <w:shd w:val="clear" w:color="auto" w:fill="F9FAFB"/>
+            <w:tcMar>
+              <w:top w:w="50" w:type="dxa"/>
+              <w:bottom w:w="50" w:type="dxa"/>
+              <w:left w:w="80" w:type="dxa"/>
+              <w:right w:w="80" w:type="dxa"/>
+            </w:tcMar>
+            <w:tcBorders>
+              <w:top w:val="single" w:sz="4" w:space="0" w:color="E5E7EB"/>
+              <w:bottom w:val="single" w:sz="4" w:space="0" w:color="E5E7EB"/>
+            </w:tcBorders>
+          </w:tcPr>
+          <w:p>
+            <w:pPr>
+              <w:jc w:val="center"/>
+            </w:pPr>
+            <w:r>
+              <w:rPr>
+                <w:rFonts w:ascii="Times New Roman" w:hAnsi="Times New Roman"/>
+                <w:b/>
+                <w:color w:val="0369A1"/>
+                <w:sz w:val="18"/>
+              </w:rPr>
+              <w:t>Chính</w:t>
+            </w:r>
+          </w:p>
+        </w:tc>
+        <w:tc>
+          <w:tcPr>
+            <w:tcW w:type="dxa" w:w="3168"/>
+            <w:shd w:val="clear" w:color="auto" w:fill="F9FAFB"/>
+            <w:tcMar>
+              <w:top w:w="50" w:type="dxa"/>
+              <w:bottom w:w="50" w:type="dxa"/>
+              <w:left w:w="80" w:type="dxa"/>
+              <w:right w:w="80" w:type="dxa"/>
+            </w:tcMar>
+            <w:tcBorders>
+              <w:top w:val="single" w:sz="4" w:space="0" w:color="E5E7EB"/>
+              <w:bottom w:val="single" w:sz="4" w:space="0" w:color="E5E7EB"/>
+            </w:tcBorders>
+          </w:tcPr>
+          <w:p>
+            <w:pPr>
+              <w:jc w:val="left"/>
+            </w:pPr>
+            <w:r>
+              <w:rPr>
+                <w:rFonts w:ascii="Times New Roman" w:hAnsi="Times New Roman"/>
+                <w:color w:val="374151"/>
+                <w:sz w:val="18"/>
+              </w:rPr>
+              <w:t>Hiển thị Top 8 ứng viên hòa hợp nhất được xếp hạng giảm dần.</w:t>
+            </w:r>
+          </w:p>
+        </w:tc>
+      </w:tr>
+      <w:tr>
+        <w:tc>
+          <w:tcPr>
+            <w:tcW w:type="dxa" w:w="1152"/>
+            <w:shd w:val="clear" w:color="auto" w:fill="F0FDF4"/>
+            <w:tcMar>
+              <w:top w:w="50" w:type="dxa"/>
+              <w:bottom w:w="50" w:type="dxa"/>
+              <w:left w:w="80" w:type="dxa"/>
+              <w:right w:w="80" w:type="dxa"/>
+            </w:tcMar>
+            <w:tcBorders>
+              <w:top w:val="single" w:sz="4" w:space="0" w:color="E5E7EB"/>
+              <w:bottom w:val="single" w:sz="4" w:space="0" w:color="E5E7EB"/>
+            </w:tcBorders>
+          </w:tcPr>
+          <w:p>
+            <w:pPr>
+              <w:jc w:val="center"/>
+            </w:pPr>
+            <w:r>
+              <w:rPr>
+                <w:rFonts w:ascii="Times New Roman" w:hAnsi="Times New Roman"/>
+                <w:b/>
+                <w:color w:val="1B365D"/>
+                <w:sz w:val="18"/>
+              </w:rPr>
+              <w:t>UC-11</w:t>
+            </w:r>
+          </w:p>
+        </w:tc>
+        <w:tc>
+          <w:tcPr>
+            <w:tcW w:type="dxa" w:w="2592"/>
+            <w:shd w:val="clear" w:color="auto" w:fill="F0FDF4"/>
+            <w:tcMar>
+              <w:top w:w="50" w:type="dxa"/>
+              <w:bottom w:w="50" w:type="dxa"/>
+              <w:left w:w="80" w:type="dxa"/>
+              <w:right w:w="80" w:type="dxa"/>
+            </w:tcMar>
+            <w:tcBorders>
+              <w:top w:val="single" w:sz="4" w:space="0" w:color="E5E7EB"/>
+              <w:bottom w:val="single" w:sz="4" w:space="0" w:color="E5E7EB"/>
+            </w:tcBorders>
+          </w:tcPr>
+          <w:p>
+            <w:pPr>
+              <w:jc w:val="left"/>
+            </w:pPr>
+            <w:r>
+              <w:rPr>
+                <w:rFonts w:ascii="Times New Roman" w:hAnsi="Times New Roman"/>
+                <w:color w:val="374151"/>
+                <w:sz w:val="18"/>
+              </w:rPr>
+              <w:t>Tính điểm tương thích 2 chiều</w:t>
+            </w:r>
+          </w:p>
+        </w:tc>
+        <w:tc>
+          <w:tcPr>
+            <w:tcW w:type="dxa" w:w="1728"/>
+            <w:shd w:val="clear" w:color="auto" w:fill="F0FDF4"/>
+            <w:tcMar>
+              <w:top w:w="50" w:type="dxa"/>
+              <w:bottom w:w="50" w:type="dxa"/>
+              <w:left w:w="80" w:type="dxa"/>
+              <w:right w:w="80" w:type="dxa"/>
+            </w:tcMar>
+            <w:tcBorders>
+              <w:top w:val="single" w:sz="4" w:space="0" w:color="E5E7EB"/>
+              <w:bottom w:val="single" w:sz="4" w:space="0" w:color="E5E7EB"/>
+            </w:tcBorders>
+          </w:tcPr>
+          <w:p>
+            <w:pPr>
+              <w:jc w:val="left"/>
+            </w:pPr>
+            <w:r>
+              <w:rPr>
+                <w:rFonts w:ascii="Times New Roman" w:hAnsi="Times New Roman"/>
+                <w:color w:val="374151"/>
+                <w:sz w:val="18"/>
+              </w:rPr>
+              <w:t>Hệ thống</w:t>
+            </w:r>
+          </w:p>
+        </w:tc>
+        <w:tc>
+          <w:tcPr>
+            <w:tcW w:type="dxa" w:w="1584"/>
+            <w:shd w:val="clear" w:color="auto" w:fill="F0FDF4"/>
+            <w:tcMar>
+              <w:top w:w="50" w:type="dxa"/>
+              <w:bottom w:w="50" w:type="dxa"/>
+              <w:left w:w="80" w:type="dxa"/>
+              <w:right w:w="80" w:type="dxa"/>
+            </w:tcMar>
+            <w:tcBorders>
+              <w:top w:val="single" w:sz="4" w:space="0" w:color="E5E7EB"/>
+              <w:bottom w:val="single" w:sz="4" w:space="0" w:color="E5E7EB"/>
+            </w:tcBorders>
+          </w:tcPr>
+          <w:p>
+            <w:pPr>
+              <w:jc w:val="center"/>
+            </w:pPr>
+            <w:r>
+              <w:rPr>
+                <w:rFonts w:ascii="Times New Roman" w:hAnsi="Times New Roman"/>
+                <w:b/>
+                <w:color w:val="15803D"/>
+                <w:sz w:val="18"/>
+              </w:rPr>
+              <w:t>&lt;&lt;include&gt;&gt;</w:t>
+            </w:r>
+          </w:p>
+        </w:tc>
+        <w:tc>
+          <w:tcPr>
+            <w:tcW w:type="dxa" w:w="3168"/>
+            <w:shd w:val="clear" w:color="auto" w:fill="F0FDF4"/>
+            <w:tcMar>
+              <w:top w:w="50" w:type="dxa"/>
+              <w:bottom w:w="50" w:type="dxa"/>
+              <w:left w:w="80" w:type="dxa"/>
+              <w:right w:w="80" w:type="dxa"/>
+            </w:tcMar>
+            <w:tcBorders>
+              <w:top w:val="single" w:sz="4" w:space="0" w:color="E5E7EB"/>
+              <w:bottom w:val="single" w:sz="4" w:space="0" w:color="E5E7EB"/>
+            </w:tcBorders>
+          </w:tcPr>
+          <w:p>
+            <w:pPr>
+              <w:jc w:val="left"/>
+            </w:pPr>
+            <w:r>
+              <w:rPr>
+                <w:rFonts w:ascii="Times New Roman" w:hAnsi="Times New Roman"/>
+                <w:color w:val="374151"/>
+                <w:sz w:val="18"/>
+              </w:rPr>
+              <w:t>Tính toán ma trận M[a][b] và M[b][a] có xét trọng số ưu tiên 1.5x.</w:t>
+            </w:r>
+          </w:p>
+        </w:tc>
+      </w:tr>
+      <w:tr>
+        <w:tc>
+          <w:tcPr>
+            <w:tcW w:type="dxa" w:w="1152"/>
+            <w:shd w:val="clear" w:color="auto" w:fill="FAF5FF"/>
+            <w:tcMar>
+              <w:top w:w="50" w:type="dxa"/>
+              <w:bottom w:w="50" w:type="dxa"/>
+              <w:left w:w="80" w:type="dxa"/>
+              <w:right w:w="80" w:type="dxa"/>
+            </w:tcMar>
+            <w:tcBorders>
+              <w:top w:val="single" w:sz="4" w:space="0" w:color="E5E7EB"/>
+              <w:bottom w:val="single" w:sz="4" w:space="0" w:color="E5E7EB"/>
+            </w:tcBorders>
+          </w:tcPr>
+          <w:p>
+            <w:pPr>
+              <w:jc w:val="center"/>
+            </w:pPr>
+            <w:r>
+              <w:rPr>
+                <w:rFonts w:ascii="Times New Roman" w:hAnsi="Times New Roman"/>
+                <w:b/>
+                <w:color w:val="1B365D"/>
+                <w:sz w:val="18"/>
+              </w:rPr>
+              <w:t>UC-12</w:t>
+            </w:r>
+          </w:p>
+        </w:tc>
+        <w:tc>
+          <w:tcPr>
+            <w:tcW w:type="dxa" w:w="2592"/>
+            <w:shd w:val="clear" w:color="auto" w:fill="FAF5FF"/>
+            <w:tcMar>
+              <w:top w:w="50" w:type="dxa"/>
+              <w:bottom w:w="50" w:type="dxa"/>
+              <w:left w:w="80" w:type="dxa"/>
+              <w:right w:w="80" w:type="dxa"/>
+            </w:tcMar>
+            <w:tcBorders>
+              <w:top w:val="single" w:sz="4" w:space="0" w:color="E5E7EB"/>
+              <w:bottom w:val="single" w:sz="4" w:space="0" w:color="E5E7EB"/>
+            </w:tcBorders>
+          </w:tcPr>
+          <w:p>
+            <w:pPr>
+              <w:jc w:val="left"/>
+            </w:pPr>
+            <w:r>
+              <w:rPr>
+                <w:rFonts w:ascii="Times New Roman" w:hAnsi="Times New Roman"/>
+                <w:color w:val="374151"/>
+                <w:sz w:val="18"/>
+              </w:rPr>
+              <w:t>Xem giải thích tiêu chí chi tiết</w:t>
+            </w:r>
+          </w:p>
+        </w:tc>
+        <w:tc>
+          <w:tcPr>
+            <w:tcW w:type="dxa" w:w="1728"/>
+            <w:shd w:val="clear" w:color="auto" w:fill="FAF5FF"/>
+            <w:tcMar>
+              <w:top w:w="50" w:type="dxa"/>
+              <w:bottom w:w="50" w:type="dxa"/>
+              <w:left w:w="80" w:type="dxa"/>
+              <w:right w:w="80" w:type="dxa"/>
+            </w:tcMar>
+            <w:tcBorders>
+              <w:top w:val="single" w:sz="4" w:space="0" w:color="E5E7EB"/>
+              <w:bottom w:val="single" w:sz="4" w:space="0" w:color="E5E7EB"/>
+            </w:tcBorders>
+          </w:tcPr>
+          <w:p>
+            <w:pPr>
+              <w:jc w:val="left"/>
+            </w:pPr>
+            <w:r>
+              <w:rPr>
+                <w:rFonts w:ascii="Times New Roman" w:hAnsi="Times New Roman"/>
+                <w:color w:val="374151"/>
+                <w:sz w:val="18"/>
+              </w:rPr>
+              <w:t>Sinh viên</w:t>
+            </w:r>
+          </w:p>
+        </w:tc>
+        <w:tc>
+          <w:tcPr>
+            <w:tcW w:type="dxa" w:w="1584"/>
+            <w:shd w:val="clear" w:color="auto" w:fill="FAF5FF"/>
+            <w:tcMar>
+              <w:top w:w="50" w:type="dxa"/>
+              <w:bottom w:w="50" w:type="dxa"/>
+              <w:left w:w="80" w:type="dxa"/>
+              <w:right w:w="80" w:type="dxa"/>
+            </w:tcMar>
+            <w:tcBorders>
+              <w:top w:val="single" w:sz="4" w:space="0" w:color="E5E7EB"/>
+              <w:bottom w:val="single" w:sz="4" w:space="0" w:color="E5E7EB"/>
+            </w:tcBorders>
+          </w:tcPr>
+          <w:p>
+            <w:pPr>
+              <w:jc w:val="center"/>
+            </w:pPr>
+            <w:r>
+              <w:rPr>
+                <w:rFonts w:ascii="Times New Roman" w:hAnsi="Times New Roman"/>
+                <w:b/>
+                <w:color w:val="7E22CE"/>
+                <w:sz w:val="18"/>
+              </w:rPr>
+              <w:t>&lt;&lt;extend&gt;&gt;</w:t>
+            </w:r>
+          </w:p>
+        </w:tc>
+        <w:tc>
+          <w:tcPr>
+            <w:tcW w:type="dxa" w:w="3168"/>
+            <w:shd w:val="clear" w:color="auto" w:fill="FAF5FF"/>
+            <w:tcMar>
+              <w:top w:w="50" w:type="dxa"/>
+              <w:bottom w:w="50" w:type="dxa"/>
+              <w:left w:w="80" w:type="dxa"/>
+              <w:right w:w="80" w:type="dxa"/>
+            </w:tcMar>
+            <w:tcBorders>
+              <w:top w:val="single" w:sz="4" w:space="0" w:color="E5E7EB"/>
+              <w:bottom w:val="single" w:sz="4" w:space="0" w:color="E5E7EB"/>
+            </w:tcBorders>
+          </w:tcPr>
+          <w:p>
+            <w:pPr>
+              <w:jc w:val="left"/>
+            </w:pPr>
+            <w:r>
+              <w:rPr>
+                <w:rFonts w:ascii="Times New Roman" w:hAnsi="Times New Roman"/>
+                <w:color w:val="374151"/>
+                <w:sz w:val="18"/>
+              </w:rPr>
+              <w:t>Xem chi tiết tiêu chí hòa hợp cao (&gt;=0.8) và tiêu chí cảnh báo (&lt;=0.4).</w:t>
+            </w:r>
+          </w:p>
+        </w:tc>
+      </w:tr>
+      <w:tr>
+        <w:tc>
+          <w:tcPr>
+            <w:tcW w:type="dxa" w:w="1152"/>
+            <w:shd w:val="clear" w:color="auto" w:fill="FFFFFF"/>
+            <w:tcMar>
+              <w:top w:w="50" w:type="dxa"/>
+              <w:bottom w:w="50" w:type="dxa"/>
+              <w:left w:w="80" w:type="dxa"/>
+              <w:right w:w="80" w:type="dxa"/>
+            </w:tcMar>
+            <w:tcBorders>
+              <w:top w:val="single" w:sz="4" w:space="0" w:color="E5E7EB"/>
+              <w:bottom w:val="single" w:sz="4" w:space="0" w:color="E5E7EB"/>
+            </w:tcBorders>
+          </w:tcPr>
+          <w:p>
+            <w:pPr>
+              <w:jc w:val="center"/>
+            </w:pPr>
+            <w:r>
+              <w:rPr>
+                <w:rFonts w:ascii="Times New Roman" w:hAnsi="Times New Roman"/>
+                <w:b/>
+                <w:color w:val="1B365D"/>
+                <w:sz w:val="18"/>
+              </w:rPr>
+              <w:t>UC-13</w:t>
+            </w:r>
+          </w:p>
+        </w:tc>
+        <w:tc>
+          <w:tcPr>
+            <w:tcW w:type="dxa" w:w="2592"/>
+            <w:shd w:val="clear" w:color="auto" w:fill="FFFFFF"/>
+            <w:tcMar>
+              <w:top w:w="50" w:type="dxa"/>
+              <w:bottom w:w="50" w:type="dxa"/>
+              <w:left w:w="80" w:type="dxa"/>
+              <w:right w:w="80" w:type="dxa"/>
+            </w:tcMar>
+            <w:tcBorders>
+              <w:top w:val="single" w:sz="4" w:space="0" w:color="E5E7EB"/>
+              <w:bottom w:val="single" w:sz="4" w:space="0" w:color="E5E7EB"/>
+            </w:tcBorders>
+          </w:tcPr>
+          <w:p>
+            <w:pPr>
+              <w:jc w:val="left"/>
+            </w:pPr>
+            <w:r>
+              <w:rPr>
+                <w:rFonts w:ascii="Times New Roman" w:hAnsi="Times New Roman"/>
+                <w:color w:val="374151"/>
+                <w:sz w:val="18"/>
+              </w:rPr>
+              <w:t>Quản lý danh mục phòng &amp; giá</w:t>
+            </w:r>
+          </w:p>
+        </w:tc>
+        <w:tc>
+          <w:tcPr>
+            <w:tcW w:type="dxa" w:w="1728"/>
+            <w:shd w:val="clear" w:color="auto" w:fill="FFFFFF"/>
+            <w:tcMar>
+              <w:top w:w="50" w:type="dxa"/>
+              <w:bottom w:w="50" w:type="dxa"/>
+              <w:left w:w="80" w:type="dxa"/>
+              <w:right w:w="80" w:type="dxa"/>
+            </w:tcMar>
+            <w:tcBorders>
+              <w:top w:val="single" w:sz="4" w:space="0" w:color="E5E7EB"/>
+              <w:bottom w:val="single" w:sz="4" w:space="0" w:color="E5E7EB"/>
+            </w:tcBorders>
+          </w:tcPr>
+          <w:p>
+            <w:pPr>
+              <w:jc w:val="left"/>
+            </w:pPr>
+            <w:r>
+              <w:rPr>
+                <w:rFonts w:ascii="Times New Roman" w:hAnsi="Times New Roman"/>
+                <w:color w:val="374151"/>
+                <w:sz w:val="18"/>
+              </w:rPr>
+              <w:t>Ban quản lý KTX</w:t>
+            </w:r>
+          </w:p>
+        </w:tc>
+        <w:tc>
+          <w:tcPr>
+            <w:tcW w:type="dxa" w:w="1584"/>
+            <w:shd w:val="clear" w:color="auto" w:fill="FFFFFF"/>
+            <w:tcMar>
+              <w:top w:w="50" w:type="dxa"/>
+              <w:bottom w:w="50" w:type="dxa"/>
+              <w:left w:w="80" w:type="dxa"/>
+              <w:right w:w="80" w:type="dxa"/>
+            </w:tcMar>
+            <w:tcBorders>
+              <w:top w:val="single" w:sz="4" w:space="0" w:color="E5E7EB"/>
+              <w:bottom w:val="single" w:sz="4" w:space="0" w:color="E5E7EB"/>
+            </w:tcBorders>
+          </w:tcPr>
+          <w:p>
+            <w:pPr>
+              <w:jc w:val="center"/>
+            </w:pPr>
+            <w:r>
+              <w:rPr>
+                <w:rFonts w:ascii="Times New Roman" w:hAnsi="Times New Roman"/>
+                <w:b/>
+                <w:color w:val="0369A1"/>
+                <w:sz w:val="18"/>
+              </w:rPr>
+              <w:t>Chính</w:t>
+            </w:r>
+          </w:p>
+        </w:tc>
+        <w:tc>
+          <w:tcPr>
+            <w:tcW w:type="dxa" w:w="3168"/>
+            <w:shd w:val="clear" w:color="auto" w:fill="FFFFFF"/>
+            <w:tcMar>
+              <w:top w:w="50" w:type="dxa"/>
+              <w:bottom w:w="50" w:type="dxa"/>
+              <w:left w:w="80" w:type="dxa"/>
+              <w:right w:w="80" w:type="dxa"/>
+            </w:tcMar>
+            <w:tcBorders>
+              <w:top w:val="single" w:sz="4" w:space="0" w:color="E5E7EB"/>
+              <w:bottom w:val="single" w:sz="4" w:space="0" w:color="E5E7EB"/>
+            </w:tcBorders>
+          </w:tcPr>
+          <w:p>
+            <w:pPr>
+              <w:jc w:val="left"/>
+            </w:pPr>
+            <w:r>
+              <w:rPr>
+                <w:rFonts w:ascii="Times New Roman" w:hAnsi="Times New Roman"/>
+                <w:color w:val="374151"/>
+                <w:sz w:val="18"/>
+              </w:rPr>
+              <w:t>Cấu hình số phòng, tòa nhà, loại phòng 2/4/6 người, đơn giá thuê mỗi kỳ.</w:t>
+            </w:r>
+          </w:p>
+        </w:tc>
+      </w:tr>
+      <w:tr>
+        <w:tc>
+          <w:tcPr>
+            <w:tcW w:type="dxa" w:w="1152"/>
+            <w:shd w:val="clear" w:color="auto" w:fill="F9FAFB"/>
+            <w:tcMar>
+              <w:top w:w="50" w:type="dxa"/>
+              <w:bottom w:w="50" w:type="dxa"/>
+              <w:left w:w="80" w:type="dxa"/>
+              <w:right w:w="80" w:type="dxa"/>
+            </w:tcMar>
+            <w:tcBorders>
+              <w:top w:val="single" w:sz="4" w:space="0" w:color="E5E7EB"/>
+              <w:bottom w:val="single" w:sz="4" w:space="0" w:color="E5E7EB"/>
+            </w:tcBorders>
+          </w:tcPr>
+          <w:p>
+            <w:pPr>
+              <w:jc w:val="center"/>
+            </w:pPr>
+            <w:r>
+              <w:rPr>
+                <w:rFonts w:ascii="Times New Roman" w:hAnsi="Times New Roman"/>
+                <w:b/>
+                <w:color w:val="1B365D"/>
+                <w:sz w:val="18"/>
+              </w:rPr>
+              <w:t>UC-14</w:t>
+            </w:r>
+          </w:p>
+        </w:tc>
+        <w:tc>
+          <w:tcPr>
+            <w:tcW w:type="dxa" w:w="2592"/>
+            <w:shd w:val="clear" w:color="auto" w:fill="F9FAFB"/>
+            <w:tcMar>
+              <w:top w:w="50" w:type="dxa"/>
+              <w:bottom w:w="50" w:type="dxa"/>
+              <w:left w:w="80" w:type="dxa"/>
+              <w:right w:w="80" w:type="dxa"/>
+            </w:tcMar>
+            <w:tcBorders>
+              <w:top w:val="single" w:sz="4" w:space="0" w:color="E5E7EB"/>
+              <w:bottom w:val="single" w:sz="4" w:space="0" w:color="E5E7EB"/>
+            </w:tcBorders>
+          </w:tcPr>
+          <w:p>
+            <w:pPr>
+              <w:jc w:val="left"/>
+            </w:pPr>
+            <w:r>
+              <w:rPr>
+                <w:rFonts w:ascii="Times New Roman" w:hAnsi="Times New Roman"/>
+                <w:color w:val="374151"/>
+                <w:sz w:val="18"/>
+              </w:rPr>
+              <w:t>Quản lý dữ liệu sinh viên KTX</w:t>
+            </w:r>
+          </w:p>
+        </w:tc>
+        <w:tc>
+          <w:tcPr>
+            <w:tcW w:type="dxa" w:w="1728"/>
+            <w:shd w:val="clear" w:color="auto" w:fill="F9FAFB"/>
+            <w:tcMar>
+              <w:top w:w="50" w:type="dxa"/>
+              <w:bottom w:w="50" w:type="dxa"/>
+              <w:left w:w="80" w:type="dxa"/>
+              <w:right w:w="80" w:type="dxa"/>
+            </w:tcMar>
+            <w:tcBorders>
+              <w:top w:val="single" w:sz="4" w:space="0" w:color="E5E7EB"/>
+              <w:bottom w:val="single" w:sz="4" w:space="0" w:color="E5E7EB"/>
+            </w:tcBorders>
+          </w:tcPr>
+          <w:p>
+            <w:pPr>
+              <w:jc w:val="left"/>
+            </w:pPr>
+            <w:r>
+              <w:rPr>
+                <w:rFonts w:ascii="Times New Roman" w:hAnsi="Times New Roman"/>
+                <w:color w:val="374151"/>
+                <w:sz w:val="18"/>
+              </w:rPr>
+              <w:t>Ban quản lý KTX</w:t>
+            </w:r>
+          </w:p>
+        </w:tc>
+        <w:tc>
+          <w:tcPr>
+            <w:tcW w:type="dxa" w:w="1584"/>
+            <w:shd w:val="clear" w:color="auto" w:fill="F9FAFB"/>
+            <w:tcMar>
+              <w:top w:w="50" w:type="dxa"/>
+              <w:bottom w:w="50" w:type="dxa"/>
+              <w:left w:w="80" w:type="dxa"/>
+              <w:right w:w="80" w:type="dxa"/>
+            </w:tcMar>
+            <w:tcBorders>
+              <w:top w:val="single" w:sz="4" w:space="0" w:color="E5E7EB"/>
+              <w:bottom w:val="single" w:sz="4" w:space="0" w:color="E5E7EB"/>
+            </w:tcBorders>
+          </w:tcPr>
+          <w:p>
+            <w:pPr>
+              <w:jc w:val="center"/>
+            </w:pPr>
+            <w:r>
+              <w:rPr>
+                <w:rFonts w:ascii="Times New Roman" w:hAnsi="Times New Roman"/>
+                <w:b/>
+                <w:color w:val="0369A1"/>
+                <w:sz w:val="18"/>
+              </w:rPr>
+              <w:t>Chính</w:t>
+            </w:r>
+          </w:p>
+        </w:tc>
+        <w:tc>
+          <w:tcPr>
+            <w:tcW w:type="dxa" w:w="3168"/>
+            <w:shd w:val="clear" w:color="auto" w:fill="F9FAFB"/>
+            <w:tcMar>
+              <w:top w:w="50" w:type="dxa"/>
+              <w:bottom w:w="50" w:type="dxa"/>
+              <w:left w:w="80" w:type="dxa"/>
+              <w:right w:w="80" w:type="dxa"/>
+            </w:tcMar>
+            <w:tcBorders>
+              <w:top w:val="single" w:sz="4" w:space="0" w:color="E5E7EB"/>
+              <w:bottom w:val="single" w:sz="4" w:space="0" w:color="E5E7EB"/>
+            </w:tcBorders>
+          </w:tcPr>
+          <w:p>
+            <w:pPr>
+              <w:jc w:val="left"/>
+            </w:pPr>
+            <w:r>
+              <w:rPr>
+                <w:rFonts w:ascii="Times New Roman" w:hAnsi="Times New Roman"/>
+                <w:color w:val="374151"/>
+                <w:sz w:val="18"/>
+              </w:rPr>
+              <w:t>Nạp dữ liệu khảo sát từ CSV hoặc sinh dữ liệu giả lập có Seed.</w:t>
+            </w:r>
+          </w:p>
+        </w:tc>
+      </w:tr>
+      <w:tr>
+        <w:tc>
+          <w:tcPr>
+            <w:tcW w:type="dxa" w:w="1152"/>
+            <w:shd w:val="clear" w:color="auto" w:fill="FFFFFF"/>
+            <w:tcMar>
+              <w:top w:w="50" w:type="dxa"/>
+              <w:bottom w:w="50" w:type="dxa"/>
+              <w:left w:w="80" w:type="dxa"/>
+              <w:right w:w="80" w:type="dxa"/>
+            </w:tcMar>
+            <w:tcBorders>
+              <w:top w:val="single" w:sz="4" w:space="0" w:color="E5E7EB"/>
+              <w:bottom w:val="single" w:sz="4" w:space="0" w:color="E5E7EB"/>
+            </w:tcBorders>
+          </w:tcPr>
+          <w:p>
+            <w:pPr>
+              <w:jc w:val="center"/>
+            </w:pPr>
+            <w:r>
+              <w:rPr>
+                <w:rFonts w:ascii="Times New Roman" w:hAnsi="Times New Roman"/>
+                <w:b/>
+                <w:color w:val="1B365D"/>
+                <w:sz w:val="18"/>
+              </w:rPr>
+              <w:t>UC-15</w:t>
+            </w:r>
+          </w:p>
+        </w:tc>
+        <w:tc>
+          <w:tcPr>
+            <w:tcW w:type="dxa" w:w="2592"/>
+            <w:shd w:val="clear" w:color="auto" w:fill="FFFFFF"/>
+            <w:tcMar>
+              <w:top w:w="50" w:type="dxa"/>
+              <w:bottom w:w="50" w:type="dxa"/>
+              <w:left w:w="80" w:type="dxa"/>
+              <w:right w:w="80" w:type="dxa"/>
+            </w:tcMar>
+            <w:tcBorders>
+              <w:top w:val="single" w:sz="4" w:space="0" w:color="E5E7EB"/>
+              <w:bottom w:val="single" w:sz="4" w:space="0" w:color="E5E7EB"/>
+            </w:tcBorders>
+          </w:tcPr>
+          <w:p>
+            <w:pPr>
+              <w:jc w:val="left"/>
+            </w:pPr>
+            <w:r>
+              <w:rPr>
+                <w:rFonts w:ascii="Times New Roman" w:hAnsi="Times New Roman"/>
+                <w:color w:val="374151"/>
+                <w:sz w:val="18"/>
+              </w:rPr>
+              <w:t>Thực hiện ghép phòng tự động</w:t>
+            </w:r>
+          </w:p>
+        </w:tc>
+        <w:tc>
+          <w:tcPr>
+            <w:tcW w:type="dxa" w:w="1728"/>
+            <w:shd w:val="clear" w:color="auto" w:fill="FFFFFF"/>
+            <w:tcMar>
+              <w:top w:w="50" w:type="dxa"/>
+              <w:bottom w:w="50" w:type="dxa"/>
+              <w:left w:w="80" w:type="dxa"/>
+              <w:right w:w="80" w:type="dxa"/>
+            </w:tcMar>
+            <w:tcBorders>
+              <w:top w:val="single" w:sz="4" w:space="0" w:color="E5E7EB"/>
+              <w:bottom w:val="single" w:sz="4" w:space="0" w:color="E5E7EB"/>
+            </w:tcBorders>
+          </w:tcPr>
+          <w:p>
+            <w:pPr>
+              <w:jc w:val="left"/>
+            </w:pPr>
+            <w:r>
+              <w:rPr>
+                <w:rFonts w:ascii="Times New Roman" w:hAnsi="Times New Roman"/>
+                <w:color w:val="374151"/>
+                <w:sz w:val="18"/>
+              </w:rPr>
+              <w:t>Ban quản lý KTX</w:t>
+            </w:r>
+          </w:p>
+        </w:tc>
+        <w:tc>
+          <w:tcPr>
+            <w:tcW w:type="dxa" w:w="1584"/>
+            <w:shd w:val="clear" w:color="auto" w:fill="FFFFFF"/>
+            <w:tcMar>
+              <w:top w:w="50" w:type="dxa"/>
+              <w:bottom w:w="50" w:type="dxa"/>
+              <w:left w:w="80" w:type="dxa"/>
+              <w:right w:w="80" w:type="dxa"/>
+            </w:tcMar>
+            <w:tcBorders>
+              <w:top w:val="single" w:sz="4" w:space="0" w:color="E5E7EB"/>
+              <w:bottom w:val="single" w:sz="4" w:space="0" w:color="E5E7EB"/>
+            </w:tcBorders>
+          </w:tcPr>
+          <w:p>
+            <w:pPr>
+              <w:jc w:val="center"/>
+            </w:pPr>
+            <w:r>
+              <w:rPr>
+                <w:rFonts w:ascii="Times New Roman" w:hAnsi="Times New Roman"/>
+                <w:b/>
+                <w:color w:val="0369A1"/>
+                <w:sz w:val="18"/>
+              </w:rPr>
+              <w:t>Chính</w:t>
+            </w:r>
+          </w:p>
+        </w:tc>
+        <w:tc>
+          <w:tcPr>
+            <w:tcW w:type="dxa" w:w="3168"/>
+            <w:shd w:val="clear" w:color="auto" w:fill="FFFFFF"/>
+            <w:tcMar>
+              <w:top w:w="50" w:type="dxa"/>
+              <w:bottom w:w="50" w:type="dxa"/>
+              <w:left w:w="80" w:type="dxa"/>
+              <w:right w:w="80" w:type="dxa"/>
+            </w:tcMar>
+            <w:tcBorders>
+              <w:top w:val="single" w:sz="4" w:space="0" w:color="E5E7EB"/>
+              <w:bottom w:val="single" w:sz="4" w:space="0" w:color="E5E7EB"/>
+            </w:tcBorders>
+          </w:tcPr>
+          <w:p>
+            <w:pPr>
+              <w:jc w:val="left"/>
+            </w:pPr>
+            <w:r>
+              <w:rPr>
+                <w:rFonts w:ascii="Times New Roman" w:hAnsi="Times New Roman"/>
+                <w:color w:val="374151"/>
+                <w:sz w:val="18"/>
+              </w:rPr>
+              <w:t>Kích hoạt giải thuật Gale-Shapley kết hợp tối ưu lấp đầy phòng.</w:t>
+            </w:r>
+          </w:p>
+        </w:tc>
+      </w:tr>
+      <w:tr>
+        <w:tc>
+          <w:tcPr>
+            <w:tcW w:type="dxa" w:w="1152"/>
+            <w:shd w:val="clear" w:color="auto" w:fill="F0FDF4"/>
+            <w:tcMar>
+              <w:top w:w="50" w:type="dxa"/>
+              <w:bottom w:w="50" w:type="dxa"/>
+              <w:left w:w="80" w:type="dxa"/>
+              <w:right w:w="80" w:type="dxa"/>
+            </w:tcMar>
+            <w:tcBorders>
+              <w:top w:val="single" w:sz="4" w:space="0" w:color="E5E7EB"/>
+              <w:bottom w:val="single" w:sz="4" w:space="0" w:color="E5E7EB"/>
+            </w:tcBorders>
+          </w:tcPr>
+          <w:p>
+            <w:pPr>
+              <w:jc w:val="center"/>
+            </w:pPr>
+            <w:r>
+              <w:rPr>
+                <w:rFonts w:ascii="Times New Roman" w:hAnsi="Times New Roman"/>
+                <w:b/>
+                <w:color w:val="1B365D"/>
+                <w:sz w:val="18"/>
+              </w:rPr>
+              <w:t>UC-16</w:t>
+            </w:r>
+          </w:p>
+        </w:tc>
+        <w:tc>
+          <w:tcPr>
+            <w:tcW w:type="dxa" w:w="2592"/>
+            <w:shd w:val="clear" w:color="auto" w:fill="F0FDF4"/>
+            <w:tcMar>
+              <w:top w:w="50" w:type="dxa"/>
+              <w:bottom w:w="50" w:type="dxa"/>
+              <w:left w:w="80" w:type="dxa"/>
+              <w:right w:w="80" w:type="dxa"/>
+            </w:tcMar>
+            <w:tcBorders>
+              <w:top w:val="single" w:sz="4" w:space="0" w:color="E5E7EB"/>
+              <w:bottom w:val="single" w:sz="4" w:space="0" w:color="E5E7EB"/>
+            </w:tcBorders>
+          </w:tcPr>
+          <w:p>
+            <w:pPr>
+              <w:jc w:val="left"/>
+            </w:pPr>
+            <w:r>
+              <w:rPr>
+                <w:rFonts w:ascii="Times New Roman" w:hAnsi="Times New Roman"/>
+                <w:color w:val="374151"/>
+                <w:sz w:val="18"/>
+              </w:rPr>
+              <w:t>Chạy thuật toán Gale-Shapley</w:t>
+            </w:r>
+          </w:p>
+        </w:tc>
+        <w:tc>
+          <w:tcPr>
+            <w:tcW w:type="dxa" w:w="1728"/>
+            <w:shd w:val="clear" w:color="auto" w:fill="F0FDF4"/>
+            <w:tcMar>
+              <w:top w:w="50" w:type="dxa"/>
+              <w:bottom w:w="50" w:type="dxa"/>
+              <w:left w:w="80" w:type="dxa"/>
+              <w:right w:w="80" w:type="dxa"/>
+            </w:tcMar>
+            <w:tcBorders>
+              <w:top w:val="single" w:sz="4" w:space="0" w:color="E5E7EB"/>
+              <w:bottom w:val="single" w:sz="4" w:space="0" w:color="E5E7EB"/>
+            </w:tcBorders>
+          </w:tcPr>
+          <w:p>
+            <w:pPr>
+              <w:jc w:val="left"/>
+            </w:pPr>
+            <w:r>
+              <w:rPr>
+                <w:rFonts w:ascii="Times New Roman" w:hAnsi="Times New Roman"/>
+                <w:color w:val="374151"/>
+                <w:sz w:val="18"/>
+              </w:rPr>
+              <w:t>Hệ thống</w:t>
+            </w:r>
+          </w:p>
+        </w:tc>
+        <w:tc>
+          <w:tcPr>
+            <w:tcW w:type="dxa" w:w="1584"/>
+            <w:shd w:val="clear" w:color="auto" w:fill="F0FDF4"/>
+            <w:tcMar>
+              <w:top w:w="50" w:type="dxa"/>
+              <w:bottom w:w="50" w:type="dxa"/>
+              <w:left w:w="80" w:type="dxa"/>
+              <w:right w:w="80" w:type="dxa"/>
+            </w:tcMar>
+            <w:tcBorders>
+              <w:top w:val="single" w:sz="4" w:space="0" w:color="E5E7EB"/>
+              <w:bottom w:val="single" w:sz="4" w:space="0" w:color="E5E7EB"/>
+            </w:tcBorders>
+          </w:tcPr>
+          <w:p>
+            <w:pPr>
+              <w:jc w:val="center"/>
+            </w:pPr>
+            <w:r>
+              <w:rPr>
+                <w:rFonts w:ascii="Times New Roman" w:hAnsi="Times New Roman"/>
+                <w:b/>
+                <w:color w:val="15803D"/>
+                <w:sz w:val="18"/>
+              </w:rPr>
+              <w:t>&lt;&lt;include&gt;&gt;</w:t>
+            </w:r>
+          </w:p>
+        </w:tc>
+        <w:tc>
+          <w:tcPr>
+            <w:tcW w:type="dxa" w:w="3168"/>
+            <w:shd w:val="clear" w:color="auto" w:fill="F0FDF4"/>
+            <w:tcMar>
+              <w:top w:w="50" w:type="dxa"/>
+              <w:bottom w:w="50" w:type="dxa"/>
+              <w:left w:w="80" w:type="dxa"/>
+              <w:right w:w="80" w:type="dxa"/>
+            </w:tcMar>
+            <w:tcBorders>
+              <w:top w:val="single" w:sz="4" w:space="0" w:color="E5E7EB"/>
+              <w:bottom w:val="single" w:sz="4" w:space="0" w:color="E5E7EB"/>
+            </w:tcBorders>
+          </w:tcPr>
+          <w:p>
+            <w:pPr>
+              <w:jc w:val="left"/>
+            </w:pPr>
+            <w:r>
+              <w:rPr>
+                <w:rFonts w:ascii="Times New Roman" w:hAnsi="Times New Roman"/>
+                <w:color w:val="374151"/>
+                <w:sz w:val="18"/>
+              </w:rPr>
+              <w:t>Thuật toán đề xuất và chấp nhận hoãn lại đảm bảo ghép cặp ổn định.</w:t>
+            </w:r>
+          </w:p>
+        </w:tc>
+      </w:tr>
+      <w:tr>
+        <w:tc>
+          <w:tcPr>
+            <w:tcW w:type="dxa" w:w="1152"/>
+            <w:shd w:val="clear" w:color="auto" w:fill="F0FDF4"/>
+            <w:tcMar>
+              <w:top w:w="50" w:type="dxa"/>
+              <w:bottom w:w="50" w:type="dxa"/>
+              <w:left w:w="80" w:type="dxa"/>
+              <w:right w:w="80" w:type="dxa"/>
+            </w:tcMar>
+            <w:tcBorders>
+              <w:top w:val="single" w:sz="4" w:space="0" w:color="E5E7EB"/>
+              <w:bottom w:val="single" w:sz="4" w:space="0" w:color="E5E7EB"/>
+            </w:tcBorders>
+          </w:tcPr>
+          <w:p>
+            <w:pPr>
+              <w:jc w:val="center"/>
+            </w:pPr>
+            <w:r>
+              <w:rPr>
+                <w:rFonts w:ascii="Times New Roman" w:hAnsi="Times New Roman"/>
+                <w:b/>
+                <w:color w:val="1B365D"/>
+                <w:sz w:val="18"/>
+              </w:rPr>
+              <w:t>UC-17</w:t>
+            </w:r>
+          </w:p>
+        </w:tc>
+        <w:tc>
+          <w:tcPr>
+            <w:tcW w:type="dxa" w:w="2592"/>
+            <w:shd w:val="clear" w:color="auto" w:fill="F0FDF4"/>
+            <w:tcMar>
+              <w:top w:w="50" w:type="dxa"/>
+              <w:bottom w:w="50" w:type="dxa"/>
+              <w:left w:w="80" w:type="dxa"/>
+              <w:right w:w="80" w:type="dxa"/>
+            </w:tcMar>
+            <w:tcBorders>
+              <w:top w:val="single" w:sz="4" w:space="0" w:color="E5E7EB"/>
+              <w:bottom w:val="single" w:sz="4" w:space="0" w:color="E5E7EB"/>
+            </w:tcBorders>
+          </w:tcPr>
+          <w:p>
+            <w:pPr>
+              <w:jc w:val="left"/>
+            </w:pPr>
+            <w:r>
+              <w:rPr>
+                <w:rFonts w:ascii="Times New Roman" w:hAnsi="Times New Roman"/>
+                <w:color w:val="374151"/>
+                <w:sz w:val="18"/>
+              </w:rPr>
+              <w:t>Đếm cặp chặn (Blocking Pairs)</w:t>
+            </w:r>
+          </w:p>
+        </w:tc>
+        <w:tc>
+          <w:tcPr>
+            <w:tcW w:type="dxa" w:w="1728"/>
+            <w:shd w:val="clear" w:color="auto" w:fill="F0FDF4"/>
+            <w:tcMar>
+              <w:top w:w="50" w:type="dxa"/>
+              <w:bottom w:w="50" w:type="dxa"/>
+              <w:left w:w="80" w:type="dxa"/>
+              <w:right w:w="80" w:type="dxa"/>
+            </w:tcMar>
+            <w:tcBorders>
+              <w:top w:val="single" w:sz="4" w:space="0" w:color="E5E7EB"/>
+              <w:bottom w:val="single" w:sz="4" w:space="0" w:color="E5E7EB"/>
+            </w:tcBorders>
+          </w:tcPr>
+          <w:p>
+            <w:pPr>
+              <w:jc w:val="left"/>
+            </w:pPr>
+            <w:r>
+              <w:rPr>
+                <w:rFonts w:ascii="Times New Roman" w:hAnsi="Times New Roman"/>
+                <w:color w:val="374151"/>
+                <w:sz w:val="18"/>
+              </w:rPr>
+              <w:t>Hệ thống</w:t>
+            </w:r>
+          </w:p>
+        </w:tc>
+        <w:tc>
+          <w:tcPr>
+            <w:tcW w:type="dxa" w:w="1584"/>
+            <w:shd w:val="clear" w:color="auto" w:fill="F0FDF4"/>
+            <w:tcMar>
+              <w:top w:w="50" w:type="dxa"/>
+              <w:bottom w:w="50" w:type="dxa"/>
+              <w:left w:w="80" w:type="dxa"/>
+              <w:right w:w="80" w:type="dxa"/>
+            </w:tcMar>
+            <w:tcBorders>
+              <w:top w:val="single" w:sz="4" w:space="0" w:color="E5E7EB"/>
+              <w:bottom w:val="single" w:sz="4" w:space="0" w:color="E5E7EB"/>
+            </w:tcBorders>
+          </w:tcPr>
+          <w:p>
+            <w:pPr>
+              <w:jc w:val="center"/>
+            </w:pPr>
+            <w:r>
+              <w:rPr>
+                <w:rFonts w:ascii="Times New Roman" w:hAnsi="Times New Roman"/>
+                <w:b/>
+                <w:color w:val="15803D"/>
+                <w:sz w:val="18"/>
+              </w:rPr>
+              <w:t>&lt;&lt;include&gt;&gt;</w:t>
+            </w:r>
+          </w:p>
+        </w:tc>
+        <w:tc>
+          <w:tcPr>
+            <w:tcW w:type="dxa" w:w="3168"/>
+            <w:shd w:val="clear" w:color="auto" w:fill="F0FDF4"/>
+            <w:tcMar>
+              <w:top w:w="50" w:type="dxa"/>
+              <w:bottom w:w="50" w:type="dxa"/>
+              <w:left w:w="80" w:type="dxa"/>
+              <w:right w:w="80" w:type="dxa"/>
+            </w:tcMar>
+            <w:tcBorders>
+              <w:top w:val="single" w:sz="4" w:space="0" w:color="E5E7EB"/>
+              <w:bottom w:val="single" w:sz="4" w:space="0" w:color="E5E7EB"/>
+            </w:tcBorders>
+          </w:tcPr>
+          <w:p>
+            <w:pPr>
+              <w:jc w:val="left"/>
+            </w:pPr>
+            <w:r>
+              <w:rPr>
+                <w:rFonts w:ascii="Times New Roman" w:hAnsi="Times New Roman"/>
+                <w:color w:val="374151"/>
+                <w:sz w:val="18"/>
+              </w:rPr>
+              <w:t>Quét kiểm tra toàn bộ các cặp chéo chứng minh Blocking Pairs = 0.</w:t>
+            </w:r>
+          </w:p>
+        </w:tc>
+      </w:tr>
+      <w:tr>
+        <w:tc>
+          <w:tcPr>
+            <w:tcW w:type="dxa" w:w="1152"/>
+            <w:shd w:val="clear" w:color="auto" w:fill="F0FDF4"/>
+            <w:tcMar>
+              <w:top w:w="50" w:type="dxa"/>
+              <w:bottom w:w="50" w:type="dxa"/>
+              <w:left w:w="80" w:type="dxa"/>
+              <w:right w:w="80" w:type="dxa"/>
+            </w:tcMar>
+            <w:tcBorders>
+              <w:top w:val="single" w:sz="4" w:space="0" w:color="E5E7EB"/>
+              <w:bottom w:val="single" w:sz="4" w:space="0" w:color="E5E7EB"/>
+            </w:tcBorders>
+          </w:tcPr>
+          <w:p>
+            <w:pPr>
+              <w:jc w:val="center"/>
+            </w:pPr>
+            <w:r>
+              <w:rPr>
+                <w:rFonts w:ascii="Times New Roman" w:hAnsi="Times New Roman"/>
+                <w:b/>
+                <w:color w:val="1B365D"/>
+                <w:sz w:val="18"/>
+              </w:rPr>
+              <w:t>UC-18</w:t>
+            </w:r>
+          </w:p>
+        </w:tc>
+        <w:tc>
+          <w:tcPr>
+            <w:tcW w:type="dxa" w:w="2592"/>
+            <w:shd w:val="clear" w:color="auto" w:fill="F0FDF4"/>
+            <w:tcMar>
+              <w:top w:w="50" w:type="dxa"/>
+              <w:bottom w:w="50" w:type="dxa"/>
+              <w:left w:w="80" w:type="dxa"/>
+              <w:right w:w="80" w:type="dxa"/>
+            </w:tcMar>
+            <w:tcBorders>
+              <w:top w:val="single" w:sz="4" w:space="0" w:color="E5E7EB"/>
+              <w:bottom w:val="single" w:sz="4" w:space="0" w:color="E5E7EB"/>
+            </w:tcBorders>
+          </w:tcPr>
+          <w:p>
+            <w:pPr>
+              <w:jc w:val="left"/>
+            </w:pPr>
+            <w:r>
+              <w:rPr>
+                <w:rFonts w:ascii="Times New Roman" w:hAnsi="Times New Roman"/>
+                <w:color w:val="374151"/>
+                <w:sz w:val="18"/>
+              </w:rPr>
+              <w:t>Tối ưu hóa tỷ lệ lấp đầy phòng</w:t>
+            </w:r>
+          </w:p>
+        </w:tc>
+        <w:tc>
+          <w:tcPr>
+            <w:tcW w:type="dxa" w:w="1728"/>
+            <w:shd w:val="clear" w:color="auto" w:fill="F0FDF4"/>
+            <w:tcMar>
+              <w:top w:w="50" w:type="dxa"/>
+              <w:bottom w:w="50" w:type="dxa"/>
+              <w:left w:w="80" w:type="dxa"/>
+              <w:right w:w="80" w:type="dxa"/>
+            </w:tcMar>
+            <w:tcBorders>
+              <w:top w:val="single" w:sz="4" w:space="0" w:color="E5E7EB"/>
+              <w:bottom w:val="single" w:sz="4" w:space="0" w:color="E5E7EB"/>
+            </w:tcBorders>
+          </w:tcPr>
+          <w:p>
+            <w:pPr>
+              <w:jc w:val="left"/>
+            </w:pPr>
+            <w:r>
+              <w:rPr>
+                <w:rFonts w:ascii="Times New Roman" w:hAnsi="Times New Roman"/>
+                <w:color w:val="374151"/>
+                <w:sz w:val="18"/>
+              </w:rPr>
+              <w:t>Hệ thống</w:t>
+            </w:r>
+          </w:p>
+        </w:tc>
+        <w:tc>
+          <w:tcPr>
+            <w:tcW w:type="dxa" w:w="1584"/>
+            <w:shd w:val="clear" w:color="auto" w:fill="F0FDF4"/>
+            <w:tcMar>
+              <w:top w:w="50" w:type="dxa"/>
+              <w:bottom w:w="50" w:type="dxa"/>
+              <w:left w:w="80" w:type="dxa"/>
+              <w:right w:w="80" w:type="dxa"/>
+            </w:tcMar>
+            <w:tcBorders>
+              <w:top w:val="single" w:sz="4" w:space="0" w:color="E5E7EB"/>
+              <w:bottom w:val="single" w:sz="4" w:space="0" w:color="E5E7EB"/>
+            </w:tcBorders>
+          </w:tcPr>
+          <w:p>
+            <w:pPr>
+              <w:jc w:val="center"/>
+            </w:pPr>
+            <w:r>
+              <w:rPr>
+                <w:rFonts w:ascii="Times New Roman" w:hAnsi="Times New Roman"/>
+                <w:b/>
+                <w:color w:val="15803D"/>
+                <w:sz w:val="18"/>
+              </w:rPr>
+              <w:t>&lt;&lt;include&gt;&gt;</w:t>
+            </w:r>
+          </w:p>
+        </w:tc>
+        <w:tc>
+          <w:tcPr>
+            <w:tcW w:type="dxa" w:w="3168"/>
+            <w:shd w:val="clear" w:color="auto" w:fill="F0FDF4"/>
+            <w:tcMar>
+              <w:top w:w="50" w:type="dxa"/>
+              <w:bottom w:w="50" w:type="dxa"/>
+              <w:left w:w="80" w:type="dxa"/>
+              <w:right w:w="80" w:type="dxa"/>
+            </w:tcMar>
+            <w:tcBorders>
+              <w:top w:val="single" w:sz="4" w:space="0" w:color="E5E7EB"/>
+              <w:bottom w:val="single" w:sz="4" w:space="0" w:color="E5E7EB"/>
+            </w:tcBorders>
+          </w:tcPr>
+          <w:p>
+            <w:pPr>
+              <w:jc w:val="left"/>
+            </w:pPr>
+            <w:r>
+              <w:rPr>
+                <w:rFonts w:ascii="Times New Roman" w:hAnsi="Times New Roman"/>
+                <w:color w:val="374151"/>
+                <w:sz w:val="18"/>
+              </w:rPr>
+              <w:t>Ưu tiên lấp đầy 100% giường trước khi mở phòng mới để tối ưu lợi nhuận (BR-05).</w:t>
+            </w:r>
+          </w:p>
+        </w:tc>
+      </w:tr>
+      <w:tr>
+        <w:tc>
+          <w:tcPr>
+            <w:tcW w:type="dxa" w:w="1152"/>
+            <w:shd w:val="clear" w:color="auto" w:fill="FFFFFF"/>
+            <w:tcMar>
+              <w:top w:w="50" w:type="dxa"/>
+              <w:bottom w:w="50" w:type="dxa"/>
+              <w:left w:w="80" w:type="dxa"/>
+              <w:right w:w="80" w:type="dxa"/>
+            </w:tcMar>
+            <w:tcBorders>
+              <w:top w:val="single" w:sz="4" w:space="0" w:color="E5E7EB"/>
+              <w:bottom w:val="single" w:sz="4" w:space="0" w:color="E5E7EB"/>
+            </w:tcBorders>
+          </w:tcPr>
+          <w:p>
+            <w:pPr>
+              <w:jc w:val="center"/>
+            </w:pPr>
+            <w:r>
+              <w:rPr>
+                <w:rFonts w:ascii="Times New Roman" w:hAnsi="Times New Roman"/>
+                <w:b/>
+                <w:color w:val="1B365D"/>
+                <w:sz w:val="18"/>
+              </w:rPr>
+              <w:t>UC-19</w:t>
+            </w:r>
+          </w:p>
+        </w:tc>
+        <w:tc>
+          <w:tcPr>
+            <w:tcW w:type="dxa" w:w="2592"/>
+            <w:shd w:val="clear" w:color="auto" w:fill="FFFFFF"/>
+            <w:tcMar>
+              <w:top w:w="50" w:type="dxa"/>
+              <w:bottom w:w="50" w:type="dxa"/>
+              <w:left w:w="80" w:type="dxa"/>
+              <w:right w:w="80" w:type="dxa"/>
+            </w:tcMar>
+            <w:tcBorders>
+              <w:top w:val="single" w:sz="4" w:space="0" w:color="E5E7EB"/>
+              <w:bottom w:val="single" w:sz="4" w:space="0" w:color="E5E7EB"/>
+            </w:tcBorders>
+          </w:tcPr>
+          <w:p>
+            <w:pPr>
+              <w:jc w:val="left"/>
+            </w:pPr>
+            <w:r>
+              <w:rPr>
+                <w:rFonts w:ascii="Times New Roman" w:hAnsi="Times New Roman"/>
+                <w:color w:val="374151"/>
+                <w:sz w:val="18"/>
+              </w:rPr>
+              <w:t>Thanh toán tiền phòng &amp; đặt cọc</w:t>
+            </w:r>
+          </w:p>
+        </w:tc>
+        <w:tc>
+          <w:tcPr>
+            <w:tcW w:type="dxa" w:w="1728"/>
+            <w:shd w:val="clear" w:color="auto" w:fill="FFFFFF"/>
+            <w:tcMar>
+              <w:top w:w="50" w:type="dxa"/>
+              <w:bottom w:w="50" w:type="dxa"/>
+              <w:left w:w="80" w:type="dxa"/>
+              <w:right w:w="80" w:type="dxa"/>
+            </w:tcMar>
+            <w:tcBorders>
+              <w:top w:val="single" w:sz="4" w:space="0" w:color="E5E7EB"/>
+              <w:bottom w:val="single" w:sz="4" w:space="0" w:color="E5E7EB"/>
+            </w:tcBorders>
+          </w:tcPr>
+          <w:p>
+            <w:pPr>
+              <w:jc w:val="left"/>
+            </w:pPr>
+            <w:r>
+              <w:rPr>
+                <w:rFonts w:ascii="Times New Roman" w:hAnsi="Times New Roman"/>
+                <w:color w:val="374151"/>
+                <w:sz w:val="18"/>
+              </w:rPr>
+              <w:t>Sinh viên</w:t>
+            </w:r>
+          </w:p>
+        </w:tc>
+        <w:tc>
+          <w:tcPr>
+            <w:tcW w:type="dxa" w:w="1584"/>
+            <w:shd w:val="clear" w:color="auto" w:fill="FFFFFF"/>
+            <w:tcMar>
+              <w:top w:w="50" w:type="dxa"/>
+              <w:bottom w:w="50" w:type="dxa"/>
+              <w:left w:w="80" w:type="dxa"/>
+              <w:right w:w="80" w:type="dxa"/>
+            </w:tcMar>
+            <w:tcBorders>
+              <w:top w:val="single" w:sz="4" w:space="0" w:color="E5E7EB"/>
+              <w:bottom w:val="single" w:sz="4" w:space="0" w:color="E5E7EB"/>
+            </w:tcBorders>
+          </w:tcPr>
+          <w:p>
+            <w:pPr>
+              <w:jc w:val="center"/>
+            </w:pPr>
+            <w:r>
+              <w:rPr>
+                <w:rFonts w:ascii="Times New Roman" w:hAnsi="Times New Roman"/>
+                <w:b/>
+                <w:color w:val="0369A1"/>
+                <w:sz w:val="18"/>
+              </w:rPr>
+              <w:t>Chính</w:t>
+            </w:r>
+          </w:p>
+        </w:tc>
+        <w:tc>
+          <w:tcPr>
+            <w:tcW w:type="dxa" w:w="3168"/>
+            <w:shd w:val="clear" w:color="auto" w:fill="FFFFFF"/>
+            <w:tcMar>
+              <w:top w:w="50" w:type="dxa"/>
+              <w:bottom w:w="50" w:type="dxa"/>
+              <w:left w:w="80" w:type="dxa"/>
+              <w:right w:w="80" w:type="dxa"/>
+            </w:tcMar>
+            <w:tcBorders>
+              <w:top w:val="single" w:sz="4" w:space="0" w:color="E5E7EB"/>
+              <w:bottom w:val="single" w:sz="4" w:space="0" w:color="E5E7EB"/>
+            </w:tcBorders>
+          </w:tcPr>
+          <w:p>
+            <w:pPr>
+              <w:jc w:val="left"/>
+            </w:pPr>
+            <w:r>
+              <w:rPr>
+                <w:rFonts w:ascii="Times New Roman" w:hAnsi="Times New Roman"/>
+                <w:color w:val="374151"/>
+                <w:sz w:val="18"/>
+              </w:rPr>
+              <w:t>Thanh toán tiền phòng kỳ 1 + tiền cọc 1 triệu VNĐ trong 72h (BR-04).</w:t>
+            </w:r>
+          </w:p>
+        </w:tc>
+      </w:tr>
+      <w:tr>
+        <w:tc>
+          <w:tcPr>
+            <w:tcW w:type="dxa" w:w="1152"/>
+            <w:shd w:val="clear" w:color="auto" w:fill="F0FDF4"/>
+            <w:tcMar>
+              <w:top w:w="50" w:type="dxa"/>
+              <w:bottom w:w="50" w:type="dxa"/>
+              <w:left w:w="80" w:type="dxa"/>
+              <w:right w:w="80" w:type="dxa"/>
+            </w:tcMar>
+            <w:tcBorders>
+              <w:top w:val="single" w:sz="4" w:space="0" w:color="E5E7EB"/>
+              <w:bottom w:val="single" w:sz="4" w:space="0" w:color="E5E7EB"/>
+            </w:tcBorders>
+          </w:tcPr>
+          <w:p>
+            <w:pPr>
+              <w:jc w:val="center"/>
+            </w:pPr>
+            <w:r>
+              <w:rPr>
+                <w:rFonts w:ascii="Times New Roman" w:hAnsi="Times New Roman"/>
+                <w:b/>
+                <w:color w:val="1B365D"/>
+                <w:sz w:val="18"/>
+              </w:rPr>
+              <w:t>UC-20</w:t>
+            </w:r>
+          </w:p>
+        </w:tc>
+        <w:tc>
+          <w:tcPr>
+            <w:tcW w:type="dxa" w:w="2592"/>
+            <w:shd w:val="clear" w:color="auto" w:fill="F0FDF4"/>
+            <w:tcMar>
+              <w:top w:w="50" w:type="dxa"/>
+              <w:bottom w:w="50" w:type="dxa"/>
+              <w:left w:w="80" w:type="dxa"/>
+              <w:right w:w="80" w:type="dxa"/>
+            </w:tcMar>
+            <w:tcBorders>
+              <w:top w:val="single" w:sz="4" w:space="0" w:color="E5E7EB"/>
+              <w:bottom w:val="single" w:sz="4" w:space="0" w:color="E5E7EB"/>
+            </w:tcBorders>
+          </w:tcPr>
+          <w:p>
+            <w:pPr>
+              <w:jc w:val="left"/>
+            </w:pPr>
+            <w:r>
+              <w:rPr>
+                <w:rFonts w:ascii="Times New Roman" w:hAnsi="Times New Roman"/>
+                <w:color w:val="374151"/>
+                <w:sz w:val="18"/>
+              </w:rPr>
+              <w:t>Xử lý giao dịch thanh toán</w:t>
+            </w:r>
+          </w:p>
+        </w:tc>
+        <w:tc>
+          <w:tcPr>
+            <w:tcW w:type="dxa" w:w="1728"/>
+            <w:shd w:val="clear" w:color="auto" w:fill="F0FDF4"/>
+            <w:tcMar>
+              <w:top w:w="50" w:type="dxa"/>
+              <w:bottom w:w="50" w:type="dxa"/>
+              <w:left w:w="80" w:type="dxa"/>
+              <w:right w:w="80" w:type="dxa"/>
+            </w:tcMar>
+            <w:tcBorders>
+              <w:top w:val="single" w:sz="4" w:space="0" w:color="E5E7EB"/>
+              <w:bottom w:val="single" w:sz="4" w:space="0" w:color="E5E7EB"/>
+            </w:tcBorders>
+          </w:tcPr>
+          <w:p>
+            <w:pPr>
+              <w:jc w:val="left"/>
+            </w:pPr>
+            <w:r>
+              <w:rPr>
+                <w:rFonts w:ascii="Times New Roman" w:hAnsi="Times New Roman"/>
+                <w:color w:val="374151"/>
+                <w:sz w:val="18"/>
+              </w:rPr>
+              <w:t>Cổng thanh toán</w:t>
+            </w:r>
+          </w:p>
+        </w:tc>
+        <w:tc>
+          <w:tcPr>
+            <w:tcW w:type="dxa" w:w="1584"/>
+            <w:shd w:val="clear" w:color="auto" w:fill="F0FDF4"/>
+            <w:tcMar>
+              <w:top w:w="50" w:type="dxa"/>
+              <w:bottom w:w="50" w:type="dxa"/>
+              <w:left w:w="80" w:type="dxa"/>
+              <w:right w:w="80" w:type="dxa"/>
+            </w:tcMar>
+            <w:tcBorders>
+              <w:top w:val="single" w:sz="4" w:space="0" w:color="E5E7EB"/>
+              <w:bottom w:val="single" w:sz="4" w:space="0" w:color="E5E7EB"/>
+            </w:tcBorders>
+          </w:tcPr>
+          <w:p>
+            <w:pPr>
+              <w:jc w:val="center"/>
+            </w:pPr>
+            <w:r>
+              <w:rPr>
+                <w:rFonts w:ascii="Times New Roman" w:hAnsi="Times New Roman"/>
+                <w:b/>
+                <w:color w:val="15803D"/>
+                <w:sz w:val="18"/>
+              </w:rPr>
+              <w:t>&lt;&lt;include&gt;&gt;</w:t>
+            </w:r>
+          </w:p>
+        </w:tc>
+        <w:tc>
+          <w:tcPr>
+            <w:tcW w:type="dxa" w:w="3168"/>
+            <w:shd w:val="clear" w:color="auto" w:fill="F0FDF4"/>
+            <w:tcMar>
+              <w:top w:w="50" w:type="dxa"/>
+              <w:bottom w:w="50" w:type="dxa"/>
+              <w:left w:w="80" w:type="dxa"/>
+              <w:right w:w="80" w:type="dxa"/>
+            </w:tcMar>
+            <w:tcBorders>
+              <w:top w:val="single" w:sz="4" w:space="0" w:color="E5E7EB"/>
+              <w:bottom w:val="single" w:sz="4" w:space="0" w:color="E5E7EB"/>
+            </w:tcBorders>
+          </w:tcPr>
+          <w:p>
+            <w:pPr>
+              <w:jc w:val="left"/>
+            </w:pPr>
+            <w:r>
+              <w:rPr>
+                <w:rFonts w:ascii="Times New Roman" w:hAnsi="Times New Roman"/>
+                <w:color w:val="374151"/>
+                <w:sz w:val="18"/>
+              </w:rPr>
+              <w:t>Kết nối VNPay/Ngân hàng xử lý giao dịch an toàn và phản hồi trạng thái.</w:t>
+            </w:r>
+          </w:p>
+        </w:tc>
+      </w:tr>
+      <w:tr>
+        <w:tc>
+          <w:tcPr>
+            <w:tcW w:type="dxa" w:w="1152"/>
+            <w:shd w:val="clear" w:color="auto" w:fill="FFFFFF"/>
+            <w:tcMar>
+              <w:top w:w="50" w:type="dxa"/>
+              <w:bottom w:w="50" w:type="dxa"/>
+              <w:left w:w="80" w:type="dxa"/>
+              <w:right w:w="80" w:type="dxa"/>
+            </w:tcMar>
+            <w:tcBorders>
+              <w:top w:val="single" w:sz="4" w:space="0" w:color="E5E7EB"/>
+              <w:bottom w:val="single" w:sz="4" w:space="0" w:color="E5E7EB"/>
+            </w:tcBorders>
+          </w:tcPr>
+          <w:p>
+            <w:pPr>
+              <w:jc w:val="center"/>
+            </w:pPr>
+            <w:r>
+              <w:rPr>
+                <w:rFonts w:ascii="Times New Roman" w:hAnsi="Times New Roman"/>
+                <w:b/>
+                <w:color w:val="1B365D"/>
+                <w:sz w:val="18"/>
+              </w:rPr>
+              <w:t>UC-21</w:t>
+            </w:r>
+          </w:p>
+        </w:tc>
+        <w:tc>
+          <w:tcPr>
+            <w:tcW w:type="dxa" w:w="2592"/>
+            <w:shd w:val="clear" w:color="auto" w:fill="FFFFFF"/>
+            <w:tcMar>
+              <w:top w:w="50" w:type="dxa"/>
+              <w:bottom w:w="50" w:type="dxa"/>
+              <w:left w:w="80" w:type="dxa"/>
+              <w:right w:w="80" w:type="dxa"/>
+            </w:tcMar>
+            <w:tcBorders>
+              <w:top w:val="single" w:sz="4" w:space="0" w:color="E5E7EB"/>
+              <w:bottom w:val="single" w:sz="4" w:space="0" w:color="E5E7EB"/>
+            </w:tcBorders>
+          </w:tcPr>
+          <w:p>
+            <w:pPr>
+              <w:jc w:val="left"/>
+            </w:pPr>
+            <w:r>
+              <w:rPr>
+                <w:rFonts w:ascii="Times New Roman" w:hAnsi="Times New Roman"/>
+                <w:color w:val="374151"/>
+                <w:sz w:val="18"/>
+              </w:rPr>
+              <w:t>Quản lý công nợ &amp; xuất biên lai</w:t>
+            </w:r>
+          </w:p>
+        </w:tc>
+        <w:tc>
+          <w:tcPr>
+            <w:tcW w:type="dxa" w:w="1728"/>
+            <w:shd w:val="clear" w:color="auto" w:fill="FFFFFF"/>
+            <w:tcMar>
+              <w:top w:w="50" w:type="dxa"/>
+              <w:bottom w:w="50" w:type="dxa"/>
+              <w:left w:w="80" w:type="dxa"/>
+              <w:right w:w="80" w:type="dxa"/>
+            </w:tcMar>
+            <w:tcBorders>
+              <w:top w:val="single" w:sz="4" w:space="0" w:color="E5E7EB"/>
+              <w:bottom w:val="single" w:sz="4" w:space="0" w:color="E5E7EB"/>
+            </w:tcBorders>
+          </w:tcPr>
+          <w:p>
+            <w:pPr>
+              <w:jc w:val="left"/>
+            </w:pPr>
+            <w:r>
+              <w:rPr>
+                <w:rFonts w:ascii="Times New Roman" w:hAnsi="Times New Roman"/>
+                <w:color w:val="374151"/>
+                <w:sz w:val="18"/>
+              </w:rPr>
+              <w:t>Ban quản lý KTX</w:t>
+            </w:r>
+          </w:p>
+        </w:tc>
+        <w:tc>
+          <w:tcPr>
+            <w:tcW w:type="dxa" w:w="1584"/>
+            <w:shd w:val="clear" w:color="auto" w:fill="FFFFFF"/>
+            <w:tcMar>
+              <w:top w:w="50" w:type="dxa"/>
+              <w:bottom w:w="50" w:type="dxa"/>
+              <w:left w:w="80" w:type="dxa"/>
+              <w:right w:w="80" w:type="dxa"/>
+            </w:tcMar>
+            <w:tcBorders>
+              <w:top w:val="single" w:sz="4" w:space="0" w:color="E5E7EB"/>
+              <w:bottom w:val="single" w:sz="4" w:space="0" w:color="E5E7EB"/>
+            </w:tcBorders>
+          </w:tcPr>
+          <w:p>
+            <w:pPr>
+              <w:jc w:val="center"/>
+            </w:pPr>
+            <w:r>
+              <w:rPr>
+                <w:rFonts w:ascii="Times New Roman" w:hAnsi="Times New Roman"/>
+                <w:b/>
+                <w:color w:val="0369A1"/>
+                <w:sz w:val="18"/>
+              </w:rPr>
+              <w:t>Chính</w:t>
+            </w:r>
+          </w:p>
+        </w:tc>
+        <w:tc>
+          <w:tcPr>
+            <w:tcW w:type="dxa" w:w="3168"/>
+            <w:shd w:val="clear" w:color="auto" w:fill="FFFFFF"/>
+            <w:tcMar>
+              <w:top w:w="50" w:type="dxa"/>
+              <w:bottom w:w="50" w:type="dxa"/>
+              <w:left w:w="80" w:type="dxa"/>
+              <w:right w:w="80" w:type="dxa"/>
+            </w:tcMar>
+            <w:tcBorders>
+              <w:top w:val="single" w:sz="4" w:space="0" w:color="E5E7EB"/>
+              <w:bottom w:val="single" w:sz="4" w:space="0" w:color="E5E7EB"/>
+            </w:tcBorders>
+          </w:tcPr>
+          <w:p>
+            <w:pPr>
+              <w:jc w:val="left"/>
+            </w:pPr>
+            <w:r>
+              <w:rPr>
+                <w:rFonts w:ascii="Times New Roman" w:hAnsi="Times New Roman"/>
+                <w:color w:val="374151"/>
+                <w:sz w:val="18"/>
+              </w:rPr>
+              <w:t>Đối soát các khoản thu, xuất biên lai thu tiền điện tử có mã tra cứu.</w:t>
+            </w:r>
+          </w:p>
+        </w:tc>
+      </w:tr>
+      <w:tr>
+        <w:tc>
+          <w:tcPr>
+            <w:tcW w:type="dxa" w:w="1152"/>
+            <w:shd w:val="clear" w:color="auto" w:fill="F9FAFB"/>
+            <w:tcMar>
+              <w:top w:w="50" w:type="dxa"/>
+              <w:bottom w:w="50" w:type="dxa"/>
+              <w:left w:w="80" w:type="dxa"/>
+              <w:right w:w="80" w:type="dxa"/>
+            </w:tcMar>
+            <w:tcBorders>
+              <w:top w:val="single" w:sz="4" w:space="0" w:color="E5E7EB"/>
+              <w:bottom w:val="single" w:sz="4" w:space="0" w:color="E5E7EB"/>
+            </w:tcBorders>
+          </w:tcPr>
+          <w:p>
+            <w:pPr>
+              <w:jc w:val="center"/>
+            </w:pPr>
+            <w:r>
+              <w:rPr>
+                <w:rFonts w:ascii="Times New Roman" w:hAnsi="Times New Roman"/>
+                <w:b/>
+                <w:color w:val="1B365D"/>
+                <w:sz w:val="18"/>
+              </w:rPr>
+              <w:t>UC-22</w:t>
+            </w:r>
+          </w:p>
+        </w:tc>
+        <w:tc>
+          <w:tcPr>
+            <w:tcW w:type="dxa" w:w="2592"/>
+            <w:shd w:val="clear" w:color="auto" w:fill="F9FAFB"/>
+            <w:tcMar>
+              <w:top w:w="50" w:type="dxa"/>
+              <w:bottom w:w="50" w:type="dxa"/>
+              <w:left w:w="80" w:type="dxa"/>
+              <w:right w:w="80" w:type="dxa"/>
+            </w:tcMar>
+            <w:tcBorders>
+              <w:top w:val="single" w:sz="4" w:space="0" w:color="E5E7EB"/>
+              <w:bottom w:val="single" w:sz="4" w:space="0" w:color="E5E7EB"/>
+            </w:tcBorders>
+          </w:tcPr>
+          <w:p>
+            <w:pPr>
+              <w:jc w:val="left"/>
+            </w:pPr>
+            <w:r>
+              <w:rPr>
+                <w:rFonts w:ascii="Times New Roman" w:hAnsi="Times New Roman"/>
+                <w:color w:val="374151"/>
+                <w:sz w:val="18"/>
+              </w:rPr>
+              <w:t>Ký &amp; Tải hợp đồng lưu trú KTX</w:t>
+            </w:r>
+          </w:p>
+        </w:tc>
+        <w:tc>
+          <w:tcPr>
+            <w:tcW w:type="dxa" w:w="1728"/>
+            <w:shd w:val="clear" w:color="auto" w:fill="F9FAFB"/>
+            <w:tcMar>
+              <w:top w:w="50" w:type="dxa"/>
+              <w:bottom w:w="50" w:type="dxa"/>
+              <w:left w:w="80" w:type="dxa"/>
+              <w:right w:w="80" w:type="dxa"/>
+            </w:tcMar>
+            <w:tcBorders>
+              <w:top w:val="single" w:sz="4" w:space="0" w:color="E5E7EB"/>
+              <w:bottom w:val="single" w:sz="4" w:space="0" w:color="E5E7EB"/>
+            </w:tcBorders>
+          </w:tcPr>
+          <w:p>
+            <w:pPr>
+              <w:jc w:val="left"/>
+            </w:pPr>
+            <w:r>
+              <w:rPr>
+                <w:rFonts w:ascii="Times New Roman" w:hAnsi="Times New Roman"/>
+                <w:color w:val="374151"/>
+                <w:sz w:val="18"/>
+              </w:rPr>
+              <w:t>Sinh viên</w:t>
+            </w:r>
+          </w:p>
+        </w:tc>
+        <w:tc>
+          <w:tcPr>
+            <w:tcW w:type="dxa" w:w="1584"/>
+            <w:shd w:val="clear" w:color="auto" w:fill="F9FAFB"/>
+            <w:tcMar>
+              <w:top w:w="50" w:type="dxa"/>
+              <w:bottom w:w="50" w:type="dxa"/>
+              <w:left w:w="80" w:type="dxa"/>
+              <w:right w:w="80" w:type="dxa"/>
+            </w:tcMar>
+            <w:tcBorders>
+              <w:top w:val="single" w:sz="4" w:space="0" w:color="E5E7EB"/>
+              <w:bottom w:val="single" w:sz="4" w:space="0" w:color="E5E7EB"/>
+            </w:tcBorders>
+          </w:tcPr>
+          <w:p>
+            <w:pPr>
+              <w:jc w:val="center"/>
+            </w:pPr>
+            <w:r>
+              <w:rPr>
+                <w:rFonts w:ascii="Times New Roman" w:hAnsi="Times New Roman"/>
+                <w:b/>
+                <w:color w:val="0369A1"/>
+                <w:sz w:val="18"/>
+              </w:rPr>
+              <w:t>Chính</w:t>
+            </w:r>
+          </w:p>
+        </w:tc>
+        <w:tc>
+          <w:tcPr>
+            <w:tcW w:type="dxa" w:w="3168"/>
+            <w:shd w:val="clear" w:color="auto" w:fill="F9FAFB"/>
+            <w:tcMar>
+              <w:top w:w="50" w:type="dxa"/>
+              <w:bottom w:w="50" w:type="dxa"/>
+              <w:left w:w="80" w:type="dxa"/>
+              <w:right w:w="80" w:type="dxa"/>
+            </w:tcMar>
+            <w:tcBorders>
+              <w:top w:val="single" w:sz="4" w:space="0" w:color="E5E7EB"/>
+              <w:bottom w:val="single" w:sz="4" w:space="0" w:color="E5E7EB"/>
+            </w:tcBorders>
+          </w:tcPr>
+          <w:p>
+            <w:pPr>
+              <w:jc w:val="left"/>
+            </w:pPr>
+            <w:r>
+              <w:rPr>
+                <w:rFonts w:ascii="Times New Roman" w:hAnsi="Times New Roman"/>
+                <w:color w:val="374151"/>
+                <w:sz w:val="18"/>
+              </w:rPr>
+              <w:t>Ký xác nhận hợp đồng thuê phòng số có mã QR hợp lệ.</w:t>
+            </w:r>
+          </w:p>
+        </w:tc>
+      </w:tr>
+      <w:tr>
+        <w:tc>
+          <w:tcPr>
+            <w:tcW w:type="dxa" w:w="1152"/>
+            <w:shd w:val="clear" w:color="auto" w:fill="FFFFFF"/>
+            <w:tcMar>
+              <w:top w:w="50" w:type="dxa"/>
+              <w:bottom w:w="50" w:type="dxa"/>
+              <w:left w:w="80" w:type="dxa"/>
+              <w:right w:w="80" w:type="dxa"/>
+            </w:tcMar>
+            <w:tcBorders>
+              <w:top w:val="single" w:sz="4" w:space="0" w:color="E5E7EB"/>
+              <w:bottom w:val="single" w:sz="4" w:space="0" w:color="E5E7EB"/>
+            </w:tcBorders>
+          </w:tcPr>
+          <w:p>
+            <w:pPr>
+              <w:jc w:val="center"/>
+            </w:pPr>
+            <w:r>
+              <w:rPr>
+                <w:rFonts w:ascii="Times New Roman" w:hAnsi="Times New Roman"/>
+                <w:b/>
+                <w:color w:val="1B365D"/>
+                <w:sz w:val="18"/>
+              </w:rPr>
+              <w:t>UC-23</w:t>
+            </w:r>
+          </w:p>
+        </w:tc>
+        <w:tc>
+          <w:tcPr>
+            <w:tcW w:type="dxa" w:w="2592"/>
+            <w:shd w:val="clear" w:color="auto" w:fill="FFFFFF"/>
+            <w:tcMar>
+              <w:top w:w="50" w:type="dxa"/>
+              <w:bottom w:w="50" w:type="dxa"/>
+              <w:left w:w="80" w:type="dxa"/>
+              <w:right w:w="80" w:type="dxa"/>
+            </w:tcMar>
+            <w:tcBorders>
+              <w:top w:val="single" w:sz="4" w:space="0" w:color="E5E7EB"/>
+              <w:bottom w:val="single" w:sz="4" w:space="0" w:color="E5E7EB"/>
+            </w:tcBorders>
+          </w:tcPr>
+          <w:p>
+            <w:pPr>
+              <w:jc w:val="left"/>
+            </w:pPr>
+            <w:r>
+              <w:rPr>
+                <w:rFonts w:ascii="Times New Roman" w:hAnsi="Times New Roman"/>
+                <w:color w:val="374151"/>
+                <w:sz w:val="18"/>
+              </w:rPr>
+              <w:t>Báo cáo Doanh thu &amp; Lợi nhuận</w:t>
+            </w:r>
+          </w:p>
+        </w:tc>
+        <w:tc>
+          <w:tcPr>
+            <w:tcW w:type="dxa" w:w="1728"/>
+            <w:shd w:val="clear" w:color="auto" w:fill="FFFFFF"/>
+            <w:tcMar>
+              <w:top w:w="50" w:type="dxa"/>
+              <w:bottom w:w="50" w:type="dxa"/>
+              <w:left w:w="80" w:type="dxa"/>
+              <w:right w:w="80" w:type="dxa"/>
+            </w:tcMar>
+            <w:tcBorders>
+              <w:top w:val="single" w:sz="4" w:space="0" w:color="E5E7EB"/>
+              <w:bottom w:val="single" w:sz="4" w:space="0" w:color="E5E7EB"/>
+            </w:tcBorders>
+          </w:tcPr>
+          <w:p>
+            <w:pPr>
+              <w:jc w:val="left"/>
+            </w:pPr>
+            <w:r>
+              <w:rPr>
+                <w:rFonts w:ascii="Times New Roman" w:hAnsi="Times New Roman"/>
+                <w:color w:val="374151"/>
+                <w:sz w:val="18"/>
+              </w:rPr>
+              <w:t>Ban quản lý KTX</w:t>
+            </w:r>
+          </w:p>
+        </w:tc>
+        <w:tc>
+          <w:tcPr>
+            <w:tcW w:type="dxa" w:w="1584"/>
+            <w:shd w:val="clear" w:color="auto" w:fill="FFFFFF"/>
+            <w:tcMar>
+              <w:top w:w="50" w:type="dxa"/>
+              <w:bottom w:w="50" w:type="dxa"/>
+              <w:left w:w="80" w:type="dxa"/>
+              <w:right w:w="80" w:type="dxa"/>
+            </w:tcMar>
+            <w:tcBorders>
+              <w:top w:val="single" w:sz="4" w:space="0" w:color="E5E7EB"/>
+              <w:bottom w:val="single" w:sz="4" w:space="0" w:color="E5E7EB"/>
+            </w:tcBorders>
+          </w:tcPr>
+          <w:p>
+            <w:pPr>
+              <w:jc w:val="center"/>
+            </w:pPr>
+            <w:r>
+              <w:rPr>
+                <w:rFonts w:ascii="Times New Roman" w:hAnsi="Times New Roman"/>
+                <w:b/>
+                <w:color w:val="0369A1"/>
+                <w:sz w:val="18"/>
+              </w:rPr>
+              <w:t>Chính</w:t>
+            </w:r>
+          </w:p>
+        </w:tc>
+        <w:tc>
+          <w:tcPr>
+            <w:tcW w:type="dxa" w:w="3168"/>
+            <w:shd w:val="clear" w:color="auto" w:fill="FFFFFF"/>
+            <w:tcMar>
+              <w:top w:w="50" w:type="dxa"/>
+              <w:bottom w:w="50" w:type="dxa"/>
+              <w:left w:w="80" w:type="dxa"/>
+              <w:right w:w="80" w:type="dxa"/>
+            </w:tcMar>
+            <w:tcBorders>
+              <w:top w:val="single" w:sz="4" w:space="0" w:color="E5E7EB"/>
+              <w:bottom w:val="single" w:sz="4" w:space="0" w:color="E5E7EB"/>
+            </w:tcBorders>
+          </w:tcPr>
+          <w:p>
+            <w:pPr>
+              <w:jc w:val="left"/>
+            </w:pPr>
+            <w:r>
+              <w:rPr>
+                <w:rFonts w:ascii="Times New Roman" w:hAnsi="Times New Roman"/>
+                <w:color w:val="374151"/>
+                <w:sz w:val="18"/>
+              </w:rPr>
+              <w:t>Thống kê doanh thu theo kỳ, chi phí vận hành, lãi ròng và tỷ lệ lấp đầy.</w:t>
+            </w:r>
+          </w:p>
+        </w:tc>
+      </w:tr>
+      <w:tr>
+        <w:tc>
+          <w:tcPr>
+            <w:tcW w:type="dxa" w:w="1152"/>
+            <w:shd w:val="clear" w:color="auto" w:fill="F9FAFB"/>
+            <w:tcMar>
+              <w:top w:w="50" w:type="dxa"/>
+              <w:bottom w:w="50" w:type="dxa"/>
+              <w:left w:w="80" w:type="dxa"/>
+              <w:right w:w="80" w:type="dxa"/>
+            </w:tcMar>
+            <w:tcBorders>
+              <w:top w:val="single" w:sz="4" w:space="0" w:color="E5E7EB"/>
+              <w:bottom w:val="single" w:sz="4" w:space="0" w:color="E5E7EB"/>
+            </w:tcBorders>
+          </w:tcPr>
+          <w:p>
+            <w:pPr>
+              <w:jc w:val="center"/>
+            </w:pPr>
+            <w:r>
+              <w:rPr>
+                <w:rFonts w:ascii="Times New Roman" w:hAnsi="Times New Roman"/>
+                <w:b/>
+                <w:color w:val="1B365D"/>
+                <w:sz w:val="18"/>
+              </w:rPr>
+              <w:t>UC-24</w:t>
+            </w:r>
+          </w:p>
+        </w:tc>
+        <w:tc>
+          <w:tcPr>
+            <w:tcW w:type="dxa" w:w="2592"/>
+            <w:shd w:val="clear" w:color="auto" w:fill="F9FAFB"/>
+            <w:tcMar>
+              <w:top w:w="50" w:type="dxa"/>
+              <w:bottom w:w="50" w:type="dxa"/>
+              <w:left w:w="80" w:type="dxa"/>
+              <w:right w:w="80" w:type="dxa"/>
+            </w:tcMar>
+            <w:tcBorders>
+              <w:top w:val="single" w:sz="4" w:space="0" w:color="E5E7EB"/>
+              <w:bottom w:val="single" w:sz="4" w:space="0" w:color="E5E7EB"/>
+            </w:tcBorders>
+          </w:tcPr>
+          <w:p>
+            <w:pPr>
+              <w:jc w:val="left"/>
+            </w:pPr>
+            <w:r>
+              <w:rPr>
+                <w:rFonts w:ascii="Times New Roman" w:hAnsi="Times New Roman"/>
+                <w:color w:val="374151"/>
+                <w:sz w:val="18"/>
+              </w:rPr>
+              <w:t>Báo cáo đối sánh thuật toán</w:t>
+            </w:r>
+          </w:p>
+        </w:tc>
+        <w:tc>
+          <w:tcPr>
+            <w:tcW w:type="dxa" w:w="1728"/>
+            <w:shd w:val="clear" w:color="auto" w:fill="F9FAFB"/>
+            <w:tcMar>
+              <w:top w:w="50" w:type="dxa"/>
+              <w:bottom w:w="50" w:type="dxa"/>
+              <w:left w:w="80" w:type="dxa"/>
+              <w:right w:w="80" w:type="dxa"/>
+            </w:tcMar>
+            <w:tcBorders>
+              <w:top w:val="single" w:sz="4" w:space="0" w:color="E5E7EB"/>
+              <w:bottom w:val="single" w:sz="4" w:space="0" w:color="E5E7EB"/>
+            </w:tcBorders>
+          </w:tcPr>
+          <w:p>
+            <w:pPr>
+              <w:jc w:val="left"/>
+            </w:pPr>
+            <w:r>
+              <w:rPr>
+                <w:rFonts w:ascii="Times New Roman" w:hAnsi="Times New Roman"/>
+                <w:color w:val="374151"/>
+                <w:sz w:val="18"/>
+              </w:rPr>
+              <w:t>Ban quản lý KTX</w:t>
+            </w:r>
+          </w:p>
+        </w:tc>
+        <w:tc>
+          <w:tcPr>
+            <w:tcW w:type="dxa" w:w="1584"/>
+            <w:shd w:val="clear" w:color="auto" w:fill="F9FAFB"/>
+            <w:tcMar>
+              <w:top w:w="50" w:type="dxa"/>
+              <w:bottom w:w="50" w:type="dxa"/>
+              <w:left w:w="80" w:type="dxa"/>
+              <w:right w:w="80" w:type="dxa"/>
+            </w:tcMar>
+            <w:tcBorders>
+              <w:top w:val="single" w:sz="4" w:space="0" w:color="E5E7EB"/>
+              <w:bottom w:val="single" w:sz="4" w:space="0" w:color="E5E7EB"/>
+            </w:tcBorders>
+          </w:tcPr>
+          <w:p>
+            <w:pPr>
+              <w:jc w:val="center"/>
+            </w:pPr>
+            <w:r>
+              <w:rPr>
+                <w:rFonts w:ascii="Times New Roman" w:hAnsi="Times New Roman"/>
+                <w:b/>
+                <w:color w:val="0369A1"/>
+                <w:sz w:val="18"/>
+              </w:rPr>
+              <w:t>Chính</w:t>
+            </w:r>
+          </w:p>
+        </w:tc>
+        <w:tc>
+          <w:tcPr>
+            <w:tcW w:type="dxa" w:w="3168"/>
+            <w:shd w:val="clear" w:color="auto" w:fill="F9FAFB"/>
+            <w:tcMar>
+              <w:top w:w="50" w:type="dxa"/>
+              <w:bottom w:w="50" w:type="dxa"/>
+              <w:left w:w="80" w:type="dxa"/>
+              <w:right w:w="80" w:type="dxa"/>
+            </w:tcMar>
+            <w:tcBorders>
+              <w:top w:val="single" w:sz="4" w:space="0" w:color="E5E7EB"/>
+              <w:bottom w:val="single" w:sz="4" w:space="0" w:color="E5E7EB"/>
+            </w:tcBorders>
+          </w:tcPr>
+          <w:p>
+            <w:pPr>
+              <w:jc w:val="left"/>
+            </w:pPr>
+            <w:r>
+              <w:rPr>
+                <w:rFonts w:ascii="Times New Roman" w:hAnsi="Times New Roman"/>
+                <w:color w:val="374151"/>
+                <w:sz w:val="18"/>
+              </w:rPr>
+              <w:t>Biểu đồ so sánh điểm thỏa mãn Gale-Shapley vs Ghép ngẫu nhiên.</w:t>
+            </w:r>
+          </w:p>
+        </w:tc>
+      </w:tr>
+      <w:tr>
+        <w:tc>
+          <w:tcPr>
+            <w:tcW w:type="dxa" w:w="1152"/>
+            <w:shd w:val="clear" w:color="auto" w:fill="FAF5FF"/>
+            <w:tcMar>
+              <w:top w:w="50" w:type="dxa"/>
+              <w:bottom w:w="50" w:type="dxa"/>
+              <w:left w:w="80" w:type="dxa"/>
+              <w:right w:w="80" w:type="dxa"/>
+            </w:tcMar>
+            <w:tcBorders>
+              <w:top w:val="single" w:sz="4" w:space="0" w:color="E5E7EB"/>
+              <w:bottom w:val="single" w:sz="4" w:space="0" w:color="E5E7EB"/>
+            </w:tcBorders>
+          </w:tcPr>
+          <w:p>
+            <w:pPr>
+              <w:jc w:val="center"/>
+            </w:pPr>
+            <w:r>
+              <w:rPr>
+                <w:rFonts w:ascii="Times New Roman" w:hAnsi="Times New Roman"/>
+                <w:b/>
+                <w:color w:val="1B365D"/>
+                <w:sz w:val="18"/>
+              </w:rPr>
+              <w:t>UC-25</w:t>
+            </w:r>
+          </w:p>
+        </w:tc>
+        <w:tc>
+          <w:tcPr>
+            <w:tcW w:type="dxa" w:w="2592"/>
+            <w:shd w:val="clear" w:color="auto" w:fill="FAF5FF"/>
+            <w:tcMar>
+              <w:top w:w="50" w:type="dxa"/>
+              <w:bottom w:w="50" w:type="dxa"/>
+              <w:left w:w="80" w:type="dxa"/>
+              <w:right w:w="80" w:type="dxa"/>
+            </w:tcMar>
+            <w:tcBorders>
+              <w:top w:val="single" w:sz="4" w:space="0" w:color="E5E7EB"/>
+              <w:bottom w:val="single" w:sz="4" w:space="0" w:color="E5E7EB"/>
+            </w:tcBorders>
+          </w:tcPr>
+          <w:p>
+            <w:pPr>
+              <w:jc w:val="left"/>
+            </w:pPr>
+            <w:r>
+              <w:rPr>
+                <w:rFonts w:ascii="Times New Roman" w:hAnsi="Times New Roman"/>
+                <w:color w:val="374151"/>
+                <w:sz w:val="18"/>
+              </w:rPr>
+              <w:t>Xuất báo cáo &amp; danh sách CSV</w:t>
+            </w:r>
+          </w:p>
+        </w:tc>
+        <w:tc>
+          <w:tcPr>
+            <w:tcW w:type="dxa" w:w="1728"/>
+            <w:shd w:val="clear" w:color="auto" w:fill="FAF5FF"/>
+            <w:tcMar>
+              <w:top w:w="50" w:type="dxa"/>
+              <w:bottom w:w="50" w:type="dxa"/>
+              <w:left w:w="80" w:type="dxa"/>
+              <w:right w:w="80" w:type="dxa"/>
+            </w:tcMar>
+            <w:tcBorders>
+              <w:top w:val="single" w:sz="4" w:space="0" w:color="E5E7EB"/>
+              <w:bottom w:val="single" w:sz="4" w:space="0" w:color="E5E7EB"/>
+            </w:tcBorders>
+          </w:tcPr>
+          <w:p>
+            <w:pPr>
+              <w:jc w:val="left"/>
+            </w:pPr>
+            <w:r>
+              <w:rPr>
+                <w:rFonts w:ascii="Times New Roman" w:hAnsi="Times New Roman"/>
+                <w:color w:val="374151"/>
+                <w:sz w:val="18"/>
+              </w:rPr>
+              <w:t>Ban quản lý KTX</w:t>
+            </w:r>
+          </w:p>
+        </w:tc>
+        <w:tc>
+          <w:tcPr>
+            <w:tcW w:type="dxa" w:w="1584"/>
+            <w:shd w:val="clear" w:color="auto" w:fill="FAF5FF"/>
+            <w:tcMar>
+              <w:top w:w="50" w:type="dxa"/>
+              <w:bottom w:w="50" w:type="dxa"/>
+              <w:left w:w="80" w:type="dxa"/>
+              <w:right w:w="80" w:type="dxa"/>
+            </w:tcMar>
+            <w:tcBorders>
+              <w:top w:val="single" w:sz="4" w:space="0" w:color="E5E7EB"/>
+              <w:bottom w:val="single" w:sz="4" w:space="0" w:color="E5E7EB"/>
+            </w:tcBorders>
+          </w:tcPr>
+          <w:p>
+            <w:pPr>
+              <w:jc w:val="center"/>
+            </w:pPr>
+            <w:r>
+              <w:rPr>
+                <w:rFonts w:ascii="Times New Roman" w:hAnsi="Times New Roman"/>
+                <w:b/>
+                <w:color w:val="7E22CE"/>
+                <w:sz w:val="18"/>
+              </w:rPr>
+              <w:t>&lt;&lt;extend&gt;&gt;</w:t>
+            </w:r>
+          </w:p>
+        </w:tc>
+        <w:tc>
+          <w:tcPr>
+            <w:tcW w:type="dxa" w:w="3168"/>
+            <w:shd w:val="clear" w:color="auto" w:fill="FAF5FF"/>
+            <w:tcMar>
+              <w:top w:w="50" w:type="dxa"/>
+              <w:bottom w:w="50" w:type="dxa"/>
+              <w:left w:w="80" w:type="dxa"/>
+              <w:right w:w="80" w:type="dxa"/>
+            </w:tcMar>
+            <w:tcBorders>
+              <w:top w:val="single" w:sz="4" w:space="0" w:color="E5E7EB"/>
+              <w:bottom w:val="single" w:sz="4" w:space="0" w:color="E5E7EB"/>
+            </w:tcBorders>
+          </w:tcPr>
+          <w:p>
+            <w:pPr>
+              <w:jc w:val="left"/>
+            </w:pPr>
+            <w:r>
+              <w:rPr>
+                <w:rFonts w:ascii="Times New Roman" w:hAnsi="Times New Roman"/>
+                <w:color w:val="374151"/>
+                <w:sz w:val="18"/>
+              </w:rPr>
+              <w:t>Trích xuất file CSV/Excel danh sách phòng và bảng doanh thu.</w:t>
+            </w:r>
+          </w:p>
+        </w:tc>
+      </w:tr>
+    </w:tbl>
+    <w:p>
+      <w:pPr>
+        <w:spacing w:before="0" w:after="280" w:line="288" w:lineRule="auto"/>
+        <w:jc w:val="left"/>
+      </w:pPr>
+    </w:p>
+    <w:p>
+      <w:pPr>
+        <w:spacing w:before="280" w:after="120" w:line="288" w:lineRule="auto"/>
+        <w:jc w:val="left"/>
+      </w:pPr>
+      <w:r>
+        <w:rPr>
+          <w:rFonts w:ascii="Times New Roman" w:hAnsi="Times New Roman"/>
+          <w:b/>
+          <w:color w:val="1B365D"/>
+          <w:sz w:val="28"/>
+        </w:rPr>
+        <w:t>5. ĐẶC TẢ CHI TIẾT CÁC USE CASE BỔ SUNG THEO Ý KIẾN THẦY GIÁO</w:t>
+      </w:r>
+    </w:p>
+    <w:p>
+      <w:pPr>
+        <w:spacing w:before="200" w:after="80" w:line="288" w:lineRule="auto"/>
+        <w:jc w:val="left"/>
+      </w:pPr>
+      <w:r>
+        <w:rPr>
+          <w:rFonts w:ascii="Times New Roman" w:hAnsi="Times New Roman"/>
+          <w:b/>
+          <w:color w:val="2C5282"/>
+          <w:sz w:val="25"/>
+        </w:rPr>
+        <w:t>5.1 Đặc tả UC-07: Chọn loại phòng &amp; Tiện ích mong muốn</w:t>
       </w:r>
     </w:p>
     <w:p>
@@ -4221,7 +5245,7 @@
           <w:color w:val="111827"/>
           <w:sz w:val="24"/>
         </w:rPr>
-        <w:t xml:space="preserve">Giải pháp 1 - Áp dụng Constraint (Ràng buộc nghiệp vụ): </w:t>
+        <w:t xml:space="preserve">Tác nhân: </w:t>
       </w:r>
       <w:r>
         <w:rPr>
@@ -4229,7 +5253,7 @@
           <w:color w:val="374151"/>
           <w:sz w:val="24"/>
         </w:rPr>
-        <w:t>Được thiết lập thông qua toán tử điều kiện trong giải thuật. Ví dụ: Sinh viên Lê Minh Quân (DUE) có thuộc tính smoke = 0 và chọn tiêu chí top = smoke. Khi giải thuật tính toán ma trận độ tương thích, bất kỳ ứng viên nào có smoke = 1 sẽ bị phạt điểm tương đương giá trị 0% hoặc bị bộ lọc tiền xử lý loại bỏ khỏi danh sách ghép cặp khả dĩ. Đây là ràng buộc logic (Constraint), không phải một Use Case.</w:t>
+        <w:t>Sinh viên (Người dùng).</w:t>
       </w:r>
     </w:p>
     <w:p>
@@ -4245,7 +5269,7 @@
           <w:color w:val="111827"/>
           <w:sz w:val="24"/>
         </w:rPr>
-        <w:t xml:space="preserve">Giải pháp 2 - Áp dụng Precondition (Tiền điều kiện): </w:t>
+        <w:t xml:space="preserve">Mục tiêu: </w:t>
       </w:r>
       <w:r>
         <w:rPr>
@@ -4253,7 +5277,7 @@
           <w:color w:val="374151"/>
           <w:sz w:val="24"/>
         </w:rPr>
-        <w:t>Được mô tả rõ trong hồ sơ đặc tả Use Case. Ví dụ: Để thực hiện 'Xem bảng xếp hạng', tiền điều kiện bắt buộc là sinh viên phải đã đăng nhập thành công. Người dùng chưa đăng nhập sẽ bị ngăn chặn truy cập.</w:t>
+        <w:t>Cho phép sinh viên chủ động chọn không gian sống (phòng đôi, phòng 4 hay phòng 6) và các tiện ích máy lạnh đi kèm tương ứng với khả năng chi trả tài chính.</w:t>
       </w:r>
     </w:p>
     <w:p>
@@ -4269,7 +5293,7 @@
           <w:color w:val="111827"/>
           <w:sz w:val="24"/>
         </w:rPr>
-        <w:t xml:space="preserve">Giải pháp 3 - Áp dụng Business Rule (Quy tắc nghiệp vụ): </w:t>
+        <w:t xml:space="preserve">Tiền điều kiện: </w:t>
       </w:r>
       <w:r>
         <w:rPr>
@@ -4277,7 +5301,530 @@
           <w:color w:val="374151"/>
           <w:sz w:val="24"/>
         </w:rPr>
-        <w:t>Quy định bài trừ hai sinh viên cùng thuộc nhóm A hoặc cùng thuộc nhóm B không được phép ghép cặp với nhau trong mô hình hôn nhân bền vững hai phía. Quy tắc này được gắn vào ghi chú kiến trúc (Architecture Note) đính kèm biểu đồ.</w:t>
+        <w:t>Sinh viên đã đăng nhập và được xác thực là sinh viên trường A.</w:t>
+      </w:r>
+    </w:p>
+    <w:p>
+      <w:pPr>
+        <w:pStyle w:val="ListBullet"/>
+        <w:spacing w:before="0" w:after="60" w:line="288" w:lineRule="auto"/>
+        <w:ind w:left="360"/>
+      </w:pPr>
+      <w:r>
+        <w:rPr>
+          <w:rFonts w:ascii="Times New Roman" w:hAnsi="Times New Roman"/>
+          <w:b/>
+          <w:color w:val="111827"/>
+          <w:sz w:val="24"/>
+        </w:rPr>
+        <w:t xml:space="preserve">Luồng chính: </w:t>
+      </w:r>
+      <w:r>
+        <w:rPr>
+          <w:rFonts w:ascii="Times New Roman" w:hAnsi="Times New Roman"/>
+          <w:color w:val="374151"/>
+          <w:sz w:val="24"/>
+        </w:rPr>
+        <w:t>Hệ thống tải danh mục các loại phòng KTX: Phòng 2 người (VIP - 2.5tr/tháng/SV), Phòng 4 người (Tiêu chuẩn - 1.4tr/tháng/SV), Phòng 6 người (Tiết kiệm - 800k/tháng/SV). Sinh viên tích chọn nguyện vọng 1 và nguyện vọng 2 kèm dịch vụ xe/giặt. Nguyện vọng này đóng vai trò bộ lọc phân cụm trước khi thuật toán chạy.</w:t>
+      </w:r>
+    </w:p>
+    <w:p>
+      <w:pPr>
+        <w:spacing w:before="200" w:after="80" w:line="288" w:lineRule="auto"/>
+        <w:jc w:val="left"/>
+      </w:pPr>
+      <w:r>
+        <w:rPr>
+          <w:rFonts w:ascii="Times New Roman" w:hAnsi="Times New Roman"/>
+          <w:b/>
+          <w:color w:val="2C5282"/>
+          <w:sz w:val="25"/>
+        </w:rPr>
+        <w:t>5.2 Đặc tả UC-09: Phê duyệt đơn đăng ký KTX (Business Approve)</w:t>
+      </w:r>
+    </w:p>
+    <w:p>
+      <w:pPr>
+        <w:pStyle w:val="ListBullet"/>
+        <w:spacing w:before="0" w:after="60" w:line="288" w:lineRule="auto"/>
+        <w:ind w:left="360"/>
+      </w:pPr>
+      <w:r>
+        <w:rPr>
+          <w:rFonts w:ascii="Times New Roman" w:hAnsi="Times New Roman"/>
+          <w:b/>
+          <w:color w:val="111827"/>
+          <w:sz w:val="24"/>
+        </w:rPr>
+        <w:t xml:space="preserve">Tác nhân: </w:t>
+      </w:r>
+      <w:r>
+        <w:rPr>
+          <w:rFonts w:ascii="Times New Roman" w:hAnsi="Times New Roman"/>
+          <w:color w:val="374151"/>
+          <w:sz w:val="24"/>
+        </w:rPr>
+        <w:t>Ban quản lý KTX (Cán bộ phê duyệt).</w:t>
+      </w:r>
+    </w:p>
+    <w:p>
+      <w:pPr>
+        <w:pStyle w:val="ListBullet"/>
+        <w:spacing w:before="0" w:after="60" w:line="288" w:lineRule="auto"/>
+        <w:ind w:left="360"/>
+      </w:pPr>
+      <w:r>
+        <w:rPr>
+          <w:rFonts w:ascii="Times New Roman" w:hAnsi="Times New Roman"/>
+          <w:b/>
+          <w:color w:val="111827"/>
+          <w:sz w:val="24"/>
+        </w:rPr>
+        <w:t xml:space="preserve">Mục tiêu: </w:t>
+      </w:r>
+      <w:r>
+        <w:rPr>
+          <w:rFonts w:ascii="Times New Roman" w:hAnsi="Times New Roman"/>
+          <w:color w:val="374151"/>
+          <w:sz w:val="24"/>
+        </w:rPr>
+        <w:t>Kiểm soát chặt chẽ điều kiện nhập nội trú theo các quy định nghiệp vụ BR-01 và BR-02.</w:t>
+      </w:r>
+    </w:p>
+    <w:p>
+      <w:pPr>
+        <w:pStyle w:val="ListBullet"/>
+        <w:spacing w:before="0" w:after="60" w:line="288" w:lineRule="auto"/>
+        <w:ind w:left="360"/>
+      </w:pPr>
+      <w:r>
+        <w:rPr>
+          <w:rFonts w:ascii="Times New Roman" w:hAnsi="Times New Roman"/>
+          <w:b/>
+          <w:color w:val="111827"/>
+          <w:sz w:val="24"/>
+        </w:rPr>
+        <w:t xml:space="preserve">Tiền điều kiện: </w:t>
+      </w:r>
+      <w:r>
+        <w:rPr>
+          <w:rFonts w:ascii="Times New Roman" w:hAnsi="Times New Roman"/>
+          <w:color w:val="374151"/>
+          <w:sz w:val="24"/>
+        </w:rPr>
+        <w:t>Sinh viên đã hoàn tất nộp đơn đăng ký kèm cam kết ở tối thiểu 1 kỳ (trạng thái Pending).</w:t>
+      </w:r>
+    </w:p>
+    <w:p>
+      <w:pPr>
+        <w:pStyle w:val="ListBullet"/>
+        <w:spacing w:before="0" w:after="60" w:line="288" w:lineRule="auto"/>
+        <w:ind w:left="360"/>
+      </w:pPr>
+      <w:r>
+        <w:rPr>
+          <w:rFonts w:ascii="Times New Roman" w:hAnsi="Times New Roman"/>
+          <w:b/>
+          <w:color w:val="111827"/>
+          <w:sz w:val="24"/>
+        </w:rPr>
+        <w:t xml:space="preserve">Luồng chính: </w:t>
+      </w:r>
+      <w:r>
+        <w:rPr>
+          <w:rFonts w:ascii="Times New Roman" w:hAnsi="Times New Roman"/>
+          <w:color w:val="374151"/>
+          <w:sz w:val="24"/>
+        </w:rPr>
+        <w:t>Cán bộ BQL mở màn hình duyệt đơn. Hệ thống tự động gán nhãn xanh cho hồ sơ hợp lệ. BQL kiểm tra hạn ngạch phòng, đối chiếu kỷ luật cũ và nhấn 'Business Approve' chuyển hồ sơ sang trạng thái 'Approved'. Các hồ sơ này mới được nạp vào hàng đợi chạy Gale-Shapley.</w:t>
+      </w:r>
+    </w:p>
+    <w:p>
+      <w:pPr>
+        <w:spacing w:before="200" w:after="80" w:line="288" w:lineRule="auto"/>
+        <w:jc w:val="left"/>
+      </w:pPr>
+      <w:r>
+        <w:rPr>
+          <w:rFonts w:ascii="Times New Roman" w:hAnsi="Times New Roman"/>
+          <w:b/>
+          <w:color w:val="2C5282"/>
+          <w:sz w:val="25"/>
+        </w:rPr>
+        <w:t>5.3 Đặc tả UC-19, UC-20, UC-21: Quy trình Thanh toán Tiền phòng &amp; Đặt cọc</w:t>
+      </w:r>
+    </w:p>
+    <w:p>
+      <w:pPr>
+        <w:pStyle w:val="ListBullet"/>
+        <w:spacing w:before="0" w:after="60" w:line="288" w:lineRule="auto"/>
+        <w:ind w:left="360"/>
+      </w:pPr>
+      <w:r>
+        <w:rPr>
+          <w:rFonts w:ascii="Times New Roman" w:hAnsi="Times New Roman"/>
+          <w:b/>
+          <w:color w:val="111827"/>
+          <w:sz w:val="24"/>
+        </w:rPr>
+        <w:t xml:space="preserve">Tác nhân: </w:t>
+      </w:r>
+      <w:r>
+        <w:rPr>
+          <w:rFonts w:ascii="Times New Roman" w:hAnsi="Times New Roman"/>
+          <w:color w:val="374151"/>
+          <w:sz w:val="24"/>
+        </w:rPr>
+        <w:t>Sinh viên, Cổng thanh toán (VNPay), Ban quản lý KTX.</w:t>
+      </w:r>
+    </w:p>
+    <w:p>
+      <w:pPr>
+        <w:pStyle w:val="ListBullet"/>
+        <w:spacing w:before="0" w:after="60" w:line="288" w:lineRule="auto"/>
+        <w:ind w:left="360"/>
+      </w:pPr>
+      <w:r>
+        <w:rPr>
+          <w:rFonts w:ascii="Times New Roman" w:hAnsi="Times New Roman"/>
+          <w:b/>
+          <w:color w:val="111827"/>
+          <w:sz w:val="24"/>
+        </w:rPr>
+        <w:t xml:space="preserve">Mục tiêu: </w:t>
+      </w:r>
+      <w:r>
+        <w:rPr>
+          <w:rFonts w:ascii="Times New Roman" w:hAnsi="Times New Roman"/>
+          <w:color w:val="374151"/>
+          <w:sz w:val="24"/>
+        </w:rPr>
+        <w:t>Ràng buộc giữ chỗ bằng tiền cọc 1 triệu VNĐ và thu tiền phòng kỳ 1 trong 72h (BR-04).</w:t>
+      </w:r>
+    </w:p>
+    <w:p>
+      <w:pPr>
+        <w:pStyle w:val="ListBullet"/>
+        <w:spacing w:before="0" w:after="60" w:line="288" w:lineRule="auto"/>
+        <w:ind w:left="360"/>
+      </w:pPr>
+      <w:r>
+        <w:rPr>
+          <w:rFonts w:ascii="Times New Roman" w:hAnsi="Times New Roman"/>
+          <w:b/>
+          <w:color w:val="111827"/>
+          <w:sz w:val="24"/>
+        </w:rPr>
+        <w:t xml:space="preserve">Tiền điều kiện: </w:t>
+      </w:r>
+      <w:r>
+        <w:rPr>
+          <w:rFonts w:ascii="Times New Roman" w:hAnsi="Times New Roman"/>
+          <w:color w:val="374151"/>
+          <w:sz w:val="24"/>
+        </w:rPr>
+        <w:t>Đã có kết quả ghép phòng chính thức từ thuật toán Gale-Shapley.</w:t>
+      </w:r>
+    </w:p>
+    <w:p>
+      <w:pPr>
+        <w:pStyle w:val="ListBullet"/>
+        <w:spacing w:before="0" w:after="60" w:line="288" w:lineRule="auto"/>
+        <w:ind w:left="360"/>
+      </w:pPr>
+      <w:r>
+        <w:rPr>
+          <w:rFonts w:ascii="Times New Roman" w:hAnsi="Times New Roman"/>
+          <w:b/>
+          <w:color w:val="111827"/>
+          <w:sz w:val="24"/>
+        </w:rPr>
+        <w:t xml:space="preserve">Luồng chính: </w:t>
+      </w:r>
+      <w:r>
+        <w:rPr>
+          <w:rFonts w:ascii="Times New Roman" w:hAnsi="Times New Roman"/>
+          <w:color w:val="374151"/>
+          <w:sz w:val="24"/>
+        </w:rPr>
+        <w:t>Sinh viên nhận bảng kê chi phí: Tiền phòng kỳ 1 (5 tháng x 1.400.000 = 7.000.000 đ) + Tiền cọc tài sản (1.000.000 đ) = Tổng 8.000.000 đ. Đồng hồ 72h đếm ngược. Sinh viên quét mã QR VNPay. Cổng thanh toán xác thực SUCCESS. Hệ thống cập nhật 'Đã thanh toán', xuất biên lai điện tử và cho phép ký hợp đồng lưu trú số (UC-22).</w:t>
+      </w:r>
+    </w:p>
+    <w:p>
+      <w:pPr>
+        <w:pStyle w:val="ListBullet"/>
+        <w:spacing w:before="0" w:after="60" w:line="288" w:lineRule="auto"/>
+        <w:ind w:left="360"/>
+      </w:pPr>
+      <w:r>
+        <w:rPr>
+          <w:rFonts w:ascii="Times New Roman" w:hAnsi="Times New Roman"/>
+          <w:b/>
+          <w:color w:val="111827"/>
+          <w:sz w:val="24"/>
+        </w:rPr>
+        <w:t xml:space="preserve">Ngoại lệ: </w:t>
+      </w:r>
+      <w:r>
+        <w:rPr>
+          <w:rFonts w:ascii="Times New Roman" w:hAnsi="Times New Roman"/>
+          <w:color w:val="374151"/>
+          <w:sz w:val="24"/>
+        </w:rPr>
+        <w:t>Quá 72h sinh viên không nộp tiền, hệ thống tự động hủy kết quả giữ chỗ, nhường suất cho sinh viên trong danh sách chờ (Waitlist).</w:t>
+      </w:r>
+    </w:p>
+    <w:p>
+      <w:pPr>
+        <w:spacing w:before="200" w:after="80" w:line="288" w:lineRule="auto"/>
+        <w:jc w:val="left"/>
+      </w:pPr>
+      <w:r>
+        <w:rPr>
+          <w:rFonts w:ascii="Times New Roman" w:hAnsi="Times New Roman"/>
+          <w:b/>
+          <w:color w:val="2C5282"/>
+          <w:sz w:val="25"/>
+        </w:rPr>
+        <w:t>5.4 Đặc tả UC-23: Quản lý Doanh thu, Lợi nhuận &amp; Tỷ lệ Lấp đầy KTX</w:t>
+      </w:r>
+    </w:p>
+    <w:p>
+      <w:pPr>
+        <w:pStyle w:val="ListBullet"/>
+        <w:spacing w:before="0" w:after="60" w:line="288" w:lineRule="auto"/>
+        <w:ind w:left="360"/>
+      </w:pPr>
+      <w:r>
+        <w:rPr>
+          <w:rFonts w:ascii="Times New Roman" w:hAnsi="Times New Roman"/>
+          <w:b/>
+          <w:color w:val="111827"/>
+          <w:sz w:val="24"/>
+        </w:rPr>
+        <w:t xml:space="preserve">Tác nhân: </w:t>
+      </w:r>
+      <w:r>
+        <w:rPr>
+          <w:rFonts w:ascii="Times New Roman" w:hAnsi="Times New Roman"/>
+          <w:color w:val="374151"/>
+          <w:sz w:val="24"/>
+        </w:rPr>
+        <w:t>Ban quản lý KTX / Ban Giám đốc KTX.</w:t>
+      </w:r>
+    </w:p>
+    <w:p>
+      <w:pPr>
+        <w:pStyle w:val="ListBullet"/>
+        <w:spacing w:before="0" w:after="60" w:line="288" w:lineRule="auto"/>
+        <w:ind w:left="360"/>
+      </w:pPr>
+      <w:r>
+        <w:rPr>
+          <w:rFonts w:ascii="Times New Roman" w:hAnsi="Times New Roman"/>
+          <w:b/>
+          <w:color w:val="111827"/>
+          <w:sz w:val="24"/>
+        </w:rPr>
+        <w:t xml:space="preserve">Mục tiêu: </w:t>
+      </w:r>
+      <w:r>
+        <w:rPr>
+          <w:rFonts w:ascii="Times New Roman" w:hAnsi="Times New Roman"/>
+          <w:color w:val="374151"/>
+          <w:sz w:val="24"/>
+        </w:rPr>
+        <w:t>Phân tích hiệu quả tài chính và tối ưu hóa bài toán kinh doanh cho ký túc xá.</w:t>
+      </w:r>
+    </w:p>
+    <w:p>
+      <w:pPr>
+        <w:pStyle w:val="ListBullet"/>
+        <w:spacing w:before="0" w:after="60" w:line="288" w:lineRule="auto"/>
+        <w:ind w:left="360"/>
+      </w:pPr>
+      <w:r>
+        <w:rPr>
+          <w:rFonts w:ascii="Times New Roman" w:hAnsi="Times New Roman"/>
+          <w:b/>
+          <w:color w:val="111827"/>
+          <w:sz w:val="24"/>
+        </w:rPr>
+        <w:t xml:space="preserve">Luồng chính: </w:t>
+      </w:r>
+      <w:r>
+        <w:rPr>
+          <w:rFonts w:ascii="Times New Roman" w:hAnsi="Times New Roman"/>
+          <w:color w:val="374151"/>
+          <w:sz w:val="24"/>
+        </w:rPr>
+        <w:t>Hệ thống tổng hợp Dashboard tài chính: Tổng doanh thu thu về theo kỳ, tổng quỹ tiền cọc đang giữ, chi phí điện nước/bảo trì/vệ sinh ước tính, và Lợi nhuận ròng dự kiến. Thống kê tỷ lệ lấp đầy phòng (Occupancy Rate). Cảnh báo các phòng bị trống giường dở dang để kích hoạt chính sách dồn phòng ghép bổ sung.</w:t>
+      </w:r>
+    </w:p>
+    <w:p>
+      <w:pPr>
+        <w:spacing w:before="0" w:after="280" w:line="288" w:lineRule="auto"/>
+        <w:jc w:val="left"/>
+      </w:pPr>
+    </w:p>
+    <w:p>
+      <w:pPr>
+        <w:spacing w:before="280" w:after="120" w:line="288" w:lineRule="auto"/>
+        <w:jc w:val="left"/>
+      </w:pPr>
+      <w:r>
+        <w:rPr>
+          <w:rFonts w:ascii="Times New Roman" w:hAnsi="Times New Roman"/>
+          <w:b/>
+          <w:color w:val="1B365D"/>
+          <w:sz w:val="28"/>
+        </w:rPr>
+        <w:t>6. BỘ CÂU HỎI VẤN ĐÁP NÂNG CAO KHI BẢO VỆ VỚI THẦY GIÁO</w:t>
+      </w:r>
+    </w:p>
+    <w:p>
+      <w:pPr>
+        <w:spacing w:before="160" w:after="40" w:line="288" w:lineRule="auto"/>
+        <w:jc w:val="left"/>
+      </w:pPr>
+      <w:r>
+        <w:rPr>
+          <w:rFonts w:ascii="Times New Roman" w:hAnsi="Times New Roman"/>
+          <w:b/>
+          <w:color w:val="1B365D"/>
+          <w:sz w:val="24"/>
+        </w:rPr>
+        <w:t>Câu 1: Thầy hỏi: 'Tại sao lại cần Use Case Chọn loại phòng mà không ghép ngẫu nhiên vào bất kỳ phòng nào?'</w:t>
+      </w:r>
+    </w:p>
+    <w:p>
+      <w:pPr>
+        <w:spacing w:before="0" w:after="120" w:line="288" w:lineRule="auto"/>
+        <w:jc w:val="left"/>
+      </w:pPr>
+      <w:r>
+        <w:rPr>
+          <w:rFonts w:ascii="Times New Roman" w:hAnsi="Times New Roman"/>
+          <w:color w:val="1F2937"/>
+          <w:sz w:val="23"/>
+        </w:rPr>
+        <w:t>Dạ thưa Thầy, trong ký túc xá thực tế, mỗi sinh viên có hoàn cảnh kinh tế và nhu cầu tiện ích rất khác nhau: có bạn có điều kiện tài chính sẵn sàng chi 2.5 triệu/tháng để ở phòng đôi máy lạnh khép kín, nhưng cũng có bạn sinh viên khó khăn chỉ có thể chi trả 800 ngàn/tháng cho phòng 6 người. Nếu hệ thống chỉ ghép dựa trên giờ ngủ và thói quen mà bỏ qua loại phòng thì sẽ dẫn đến việc ghép 2 người cùng thói quen nhưng một người không đủ tiền đóng tiền phòng. Do đó, việc cho sinh viên chọn loại phòng (UC-07) là bộ lọc phân loại đầu vào bắt buộc trước khi chạy thuật toán tương thích.</w:t>
+      </w:r>
+    </w:p>
+    <w:p>
+      <w:pPr>
+        <w:spacing w:before="160" w:after="40" w:line="288" w:lineRule="auto"/>
+        <w:jc w:val="left"/>
+      </w:pPr>
+      <w:r>
+        <w:rPr>
+          <w:rFonts w:ascii="Times New Roman" w:hAnsi="Times New Roman"/>
+          <w:b/>
+          <w:color w:val="1B365D"/>
+          <w:sz w:val="24"/>
+        </w:rPr>
+        <w:t>Câu 2: Thầy hỏi: 'Bước Business Approve đóng vai trò gì trong mô hình Use Case?'</w:t>
+      </w:r>
+    </w:p>
+    <w:p>
+      <w:pPr>
+        <w:spacing w:before="0" w:after="120" w:line="288" w:lineRule="auto"/>
+        <w:jc w:val="left"/>
+      </w:pPr>
+      <w:r>
+        <w:rPr>
+          <w:rFonts w:ascii="Times New Roman" w:hAnsi="Times New Roman"/>
+          <w:color w:val="1F2937"/>
+          <w:sz w:val="23"/>
+        </w:rPr>
+        <w:t>Dạ thưa Thầy, 'Business Approve' (UC-09) là cánh cổng kiểm soát nghiệp vụ của Ban quản lý theo Quy tắc BR-03. Không một tổ chức ký túc xá nào cho phép sinh viên cứ điền form là tự động vào ở ngay. KTX phải thẩm định: (1) Sinh viên có đúng là sinh viên trường A không theo BR-01; (2) Sinh viên có vi phạm kỷ luật nội trú cũ không; (3) Sinh viên có cam kết ở đủ tối thiểu 1 học kỳ theo BR-02 không. Chỉ khi hồ sơ được BQL phê duyệt 'Business Approve', sinh viên mới được đưa vào danh sách chính thức để chạy thuật toán phân phòng.</w:t>
+      </w:r>
+    </w:p>
+    <w:p>
+      <w:pPr>
+        <w:spacing w:before="160" w:after="40" w:line="288" w:lineRule="auto"/>
+        <w:jc w:val="left"/>
+      </w:pPr>
+      <w:r>
+        <w:rPr>
+          <w:rFonts w:ascii="Times New Roman" w:hAnsi="Times New Roman"/>
+          <w:b/>
+          <w:color w:val="1B365D"/>
+          <w:sz w:val="24"/>
+        </w:rPr>
+        <w:t>Câu 3: Thầy hỏi: 'Hệ thống tính toán và tối ưu hóa lợi nhuận cho KTX như thế nào?'</w:t>
+      </w:r>
+    </w:p>
+    <w:p>
+      <w:pPr>
+        <w:spacing w:before="0" w:after="120" w:line="288" w:lineRule="auto"/>
+        <w:jc w:val="left"/>
+      </w:pPr>
+      <w:r>
+        <w:rPr>
+          <w:rFonts w:ascii="Times New Roman" w:hAnsi="Times New Roman"/>
+          <w:color w:val="1F2937"/>
+          <w:sz w:val="23"/>
+        </w:rPr>
+        <w:t>Dạ thưa Thầy, hệ thống quản lý lợi nhuận ở 2 khía cạnh: (1) Về mặt báo cáo tài chính (UC-23), hệ thống tính toán Tổng doanh thu từ các phân khúc phòng (phòng 2 người có biên lợi nhuận cao nhất, phòng 4 người tạo doanh thu ổn định nhất) trừ đi chi phí vận hành (điện nước định mức, bảo vệ, vệ sinh) để ra Lợi nhuận ròng; (2) Về mặt giải thuật (UC-18 &amp; BR-05), hệ thống tối ưu hóa tỷ lệ lấp đầy giường (Occupancy Rate). Thuật toán ưu tiên lấp đầy 100% số giường của từng phòng (ví dụ phòng 4 người phải đủ 4 người), tránh tình trạng nhiều phòng dở dang gây tốn chi phí điện nước và dọn dẹp không cần thiết, nhờ đó tối đa hóa lợi nhuận cho KTX.</w:t>
+      </w:r>
+    </w:p>
+    <w:p>
+      <w:pPr>
+        <w:spacing w:before="160" w:after="40" w:line="288" w:lineRule="auto"/>
+        <w:jc w:val="left"/>
+      </w:pPr>
+      <w:r>
+        <w:rPr>
+          <w:rFonts w:ascii="Times New Roman" w:hAnsi="Times New Roman"/>
+          <w:b/>
+          <w:color w:val="1B365D"/>
+          <w:sz w:val="24"/>
+        </w:rPr>
+        <w:t>Câu 4: Thầy hỏi: 'Quá trình thanh toán và đặt cọc được thiết kế bảo đảm quyền lợi KTX ra sao?'</w:t>
+      </w:r>
+    </w:p>
+    <w:p>
+      <w:pPr>
+        <w:spacing w:before="0" w:after="120" w:line="288" w:lineRule="auto"/>
+        <w:jc w:val="left"/>
+      </w:pPr>
+      <w:r>
+        <w:rPr>
+          <w:rFonts w:ascii="Times New Roman" w:hAnsi="Times New Roman"/>
+          <w:color w:val="1F2937"/>
+          <w:sz w:val="23"/>
+        </w:rPr>
+        <w:t>Dạ thưa Thầy, theo quy định BR-04 và các Use Case UC-19, UC-20, UC-21: Sau khi có kết quả xếp phòng, sinh viên có thời hạn tối đa 72 giờ để hoàn thành thanh toán tiền phòng kỳ 1 kèm tiền đặt cọc tài sản 1.000.000 VNĐ qua cổng thanh toán VNPay. Tiền cọc này ràng buộc trách nhiệm bảo vệ tài sản và cam kết ở tối thiểu 1 kỳ. Nếu sinh viên tự ý hủy trước hạn, KTX không hoàn cọc để bù đắp chi phí phòng trống. Nếu quá 72h chưa nộp tiền, hệ thống tự động hủy giữ chỗ để nhường cơ hội cho sinh viên khác, đảm bảo KTX không bị treo giường ảo và đảm bảo dòng tiền tài chính.</w:t>
+      </w:r>
+    </w:p>
+    <w:p>
+      <w:pPr>
+        <w:spacing w:before="160" w:after="40" w:line="288" w:lineRule="auto"/>
+        <w:jc w:val="left"/>
+      </w:pPr>
+      <w:r>
+        <w:rPr>
+          <w:rFonts w:ascii="Times New Roman" w:hAnsi="Times New Roman"/>
+          <w:b/>
+          <w:color w:val="1B365D"/>
+          <w:sz w:val="24"/>
+        </w:rPr>
+        <w:t>Câu 5: Thầy hỏi: 'Tại sao lại quy định sinh viên phải ở tối thiểu 01 học kỳ mà không cho ở theo tháng?'</w:t>
+      </w:r>
+    </w:p>
+    <w:p>
+      <w:pPr>
+        <w:spacing w:before="0" w:after="120" w:line="288" w:lineRule="auto"/>
+        <w:jc w:val="left"/>
+      </w:pPr>
+      <w:r>
+        <w:rPr>
+          <w:rFonts w:ascii="Times New Roman" w:hAnsi="Times New Roman"/>
+          <w:color w:val="1F2937"/>
+          <w:sz w:val="23"/>
+        </w:rPr>
+        <w:t>Dạ thưa Thầy, đây là Quy tắc nghiệp vụ nền tảng BR-02. Ký túc xá sinh viên đại học hoạt động theo học chế tín chỉ theo từng học kỳ (5 tháng). Nếu cho phép sinh viên ở theo tháng và tự do chuyển đi giữa kỳ, KTX sẽ đối mặt với rủi ro phòng bị bỏ trống giữa chừng rất khó tìm người lấp đầy, gây thất thoát doanh thu nghiêm trọng và làm xáo trộn nếp sinh hoạt của các bạn cùng phòng còn lại. Cam kết 1 học kỳ là chuẩn mực vận hành của toàn bộ các ký túc xá đại học.</w:t>
       </w:r>
     </w:p>
     <w:p>
@@ -4292,7 +5839,7 @@
           <w:color w:val="1B365D"/>
           <w:sz w:val="28"/>
         </w:rPr>
-        <w:t>6. BỘ CÂU HỎI VẤN ĐÁP (Q&amp;A) VÀ KỊCH BẢN BẢO VỆ TRƯỚC HỘI ĐỒNG</w:t>
+        <w:t>7. KẾT LUẬN</w:t>
       </w:r>
     </w:p>
     <w:p>
@@ -4308,254 +5855,7 @@
           <w:color w:val="1F2937"/>
           <w:sz w:val="24"/>
         </w:rPr>
-        <w:t>Dưới đây là 8 câu hỏi phản biện thực tế mà Giảng viên thường đặt ra cho đồ án, kèm theo câu trả lời mẫu ngắn gọn, tự tin và chuẩn xác về mặt chuyên môn:</w:t>
-      </w:r>
-    </w:p>
-    <w:p>
-      <w:pPr>
-        <w:spacing w:before="160" w:after="40" w:line="288" w:lineRule="auto"/>
-        <w:jc w:val="left"/>
-      </w:pPr>
-      <w:r>
-        <w:rPr>
-          <w:rFonts w:ascii="Times New Roman" w:hAnsi="Times New Roman"/>
-          <w:b/>
-          <w:color w:val="1B365D"/>
-          <w:sz w:val="24"/>
-        </w:rPr>
-        <w:t>Câu 1: Tại sao nhóm em lại phân tách thành 02 tác nhân Sinh viên và Ban quản lý KTX?</w:t>
-      </w:r>
-    </w:p>
-    <w:p>
-      <w:pPr>
-        <w:spacing w:before="0" w:after="120" w:line="288" w:lineRule="auto"/>
-        <w:jc w:val="left"/>
-      </w:pPr>
-      <w:r>
-        <w:rPr>
-          <w:rFonts w:ascii="Times New Roman" w:hAnsi="Times New Roman"/>
-          <w:color w:val="1F2937"/>
-          <w:sz w:val="23"/>
-        </w:rPr>
-        <w:t>Dạ thưa Thầy/Cô, việc phân tách 2 tác nhân xuất phát từ sự phân quyền nghiệp vụ và mục tiêu sử dụng hoàn toàn khác nhau: Sinh viên là người dùng cuối, chỉ có quyền thao tác trên dữ liệu cá nhân của mình, khai báo thói quen và xem kết quả bạn cùng phòng phù hợp. Trong khi đó, Ban quản lý KTX là quản trị viên hệ thống, có thẩm quyền can thiệp vào cơ sở dữ liệu lớn của toàn trường, nạp file CSV, khởi chạy thuật toán tối ưu tổng thể và xem báo cáo đối sánh thực nghiệm. Việc phân định rõ giúp đảm bảo tính an toàn thông tin và kiến trúc phân quyền chuẩn MVC.</w:t>
-      </w:r>
-    </w:p>
-    <w:p>
-      <w:pPr>
-        <w:spacing w:before="160" w:after="40" w:line="288" w:lineRule="auto"/>
-        <w:jc w:val="left"/>
-      </w:pPr>
-      <w:r>
-        <w:rPr>
-          <w:rFonts w:ascii="Times New Roman" w:hAnsi="Times New Roman"/>
-          <w:b/>
-          <w:color w:val="1B365D"/>
-          <w:sz w:val="24"/>
-        </w:rPr>
-        <w:t>Câu 2: Tại sao Đăng ký (UC-01) và Đăng nhập (UC-02) lại cùng &lt;&lt;include&gt;&gt; Xác thực thông tin (UC-03)?</w:t>
-      </w:r>
-    </w:p>
-    <w:p>
-      <w:pPr>
-        <w:spacing w:before="0" w:after="120" w:line="288" w:lineRule="auto"/>
-        <w:jc w:val="left"/>
-      </w:pPr>
-      <w:r>
-        <w:rPr>
-          <w:rFonts w:ascii="Times New Roman" w:hAnsi="Times New Roman"/>
-          <w:color w:val="1F2937"/>
-          <w:sz w:val="23"/>
-        </w:rPr>
-        <w:t>Dạ thưa Thầy/Cô, cả hai quy trình này đều chia sẻ chung một bước logic bắt buộc là kiểm tra tính hợp lệ của thông tin sinh viên (kiểm tra định dạng Mã SV, kiểm tra mật khẩu, xác minh xem sinh viên có thuộc các trường thành viên như VNUK, SPKT, DUE hay không). Theo nguyên lý tái sử dụng (Reuse) trong UML, việc tách bước này thành Use Case được include (UC-03) giúp tránh trùng lặp mã nguồn và chuẩn hóa cơ chế kiểm tra bảo mật tại một điểm duy nhất.</w:t>
-      </w:r>
-    </w:p>
-    <w:p>
-      <w:pPr>
-        <w:spacing w:before="160" w:after="40" w:line="288" w:lineRule="auto"/>
-        <w:jc w:val="left"/>
-      </w:pPr>
-      <w:r>
-        <w:rPr>
-          <w:rFonts w:ascii="Times New Roman" w:hAnsi="Times New Roman"/>
-          <w:b/>
-          <w:color w:val="1B365D"/>
-          <w:sz w:val="24"/>
-        </w:rPr>
-        <w:t>Câu 3: Tại sao Nạp hồ sơ mẫu Persona (UC-05) lại là &lt;&lt;extend&gt;&gt; của Khai báo thói quen (UC-04) mà không phải &lt;&lt;include&gt;&gt;?</w:t>
-      </w:r>
-    </w:p>
-    <w:p>
-      <w:pPr>
-        <w:spacing w:before="0" w:after="120" w:line="288" w:lineRule="auto"/>
-        <w:jc w:val="left"/>
-      </w:pPr>
-      <w:r>
-        <w:rPr>
-          <w:rFonts w:ascii="Times New Roman" w:hAnsi="Times New Roman"/>
-          <w:color w:val="1F2937"/>
-          <w:sz w:val="23"/>
-        </w:rPr>
-        <w:t>Dạ thưa Thầy/Cô, vì bản chất hành vi này là không bắt buộc. Trong thực tế, một sinh viên khi vào KTX hoàn toàn có thể tự tay nhập giờ ngủ, giờ thức dậy và các sở thích riêng của họ mà không cần dùng đến mẫu có sẵn. Use Case 'Khai báo thói quen' vẫn chạy bình thường độc lập. Tính năng nạp nhanh Persona mẫu (Thái Bảo, Văn Việt, Minh Quân) chỉ là một tiện ích mở rộng bổ trợ để sinh viên thử nghiệm nhanh giao diện khi thỏa mãn điều kiện họ bấm vào nút Persona.</w:t>
-      </w:r>
-    </w:p>
-    <w:p>
-      <w:pPr>
-        <w:spacing w:before="160" w:after="40" w:line="288" w:lineRule="auto"/>
-        <w:jc w:val="left"/>
-      </w:pPr>
-      <w:r>
-        <w:rPr>
-          <w:rFonts w:ascii="Times New Roman" w:hAnsi="Times New Roman"/>
-          <w:b/>
-          <w:color w:val="1B365D"/>
-          <w:sz w:val="24"/>
-        </w:rPr>
-        <w:t>Câu 4: Mũi tên của quan hệ &lt;&lt;extend&gt;&gt; giữa UC-05 và UC-04 chỉ theo hướng nào và tại sao?</w:t>
-      </w:r>
-    </w:p>
-    <w:p>
-      <w:pPr>
-        <w:spacing w:before="0" w:after="120" w:line="288" w:lineRule="auto"/>
-        <w:jc w:val="left"/>
-      </w:pPr>
-      <w:r>
-        <w:rPr>
-          <w:rFonts w:ascii="Times New Roman" w:hAnsi="Times New Roman"/>
-          <w:color w:val="1F2937"/>
-          <w:sz w:val="23"/>
-        </w:rPr>
-        <w:t>Dạ thưa Thầy/Cô, theo đúng chuẩn UML của OMG, mũi tên &lt;&lt;extend&gt;&gt; bắt buộc phải chỉ từ Use Case mở rộng (UC-05) ngược về Use case gốc (UC-04). Lý do là vì Use case gốc hoàn toàn không cần biết về sự tồn tại của Use case mở rộng (đảm bảo tính đóng gói và độc lập). Ngược lại, Use case mở rộng phải tham chiếu và chèn hành vi của mình vào điểm mở rộng (extension point) của Use case gốc, do đó mũi tên phụ thuộc chỉ về Use case gốc.</w:t>
-      </w:r>
-    </w:p>
-    <w:p>
-      <w:pPr>
-        <w:spacing w:before="160" w:after="40" w:line="288" w:lineRule="auto"/>
-        <w:jc w:val="left"/>
-      </w:pPr>
-      <w:r>
-        <w:rPr>
-          <w:rFonts w:ascii="Times New Roman" w:hAnsi="Times New Roman"/>
-          <w:b/>
-          <w:color w:val="1B365D"/>
-          <w:sz w:val="24"/>
-        </w:rPr>
-        <w:t>Câu 5: Tính năng Xem chi tiết giải thích tiêu chí (UC-08) có vai trò gì và vì sao là &lt;&lt;extend&gt;&gt;?</w:t>
-      </w:r>
-    </w:p>
-    <w:p>
-      <w:pPr>
-        <w:spacing w:before="0" w:after="120" w:line="288" w:lineRule="auto"/>
-        <w:jc w:val="left"/>
-      </w:pPr>
-      <w:r>
-        <w:rPr>
-          <w:rFonts w:ascii="Times New Roman" w:hAnsi="Times New Roman"/>
-          <w:color w:val="1F2937"/>
-          <w:sz w:val="23"/>
-        </w:rPr>
-        <w:t>Dạ thưa Thầy/Cô, Use Case này giải quyết Yêu cầu Nghiệp vụ BR-04 về tính minh bạch thuật toán. Sinh viên sau khi xem bảng xếp hạng Top 1 đến Top 8 có thể muốn biết tại sao mình lại hợp hoặc chưa hợp bạn đó. Tuy nhiên, hành động xem giải thích chi tiết này không bắt buộc cho quy trình xem danh sách tổng quan. Chỉ khi sinh viên nhấp vào 'Chi tiết tiêu chí ▼', khối phân tích điểm cộng (&gt;=0.75) và điểm lưu ý (&lt;=0.40) mới được hiển thị. Do đó, đây là quan hệ &lt;&lt;extend&gt;&gt; chuẩn mực.</w:t>
-      </w:r>
-    </w:p>
-    <w:p>
-      <w:pPr>
-        <w:spacing w:before="160" w:after="40" w:line="288" w:lineRule="auto"/>
-        <w:jc w:val="left"/>
-      </w:pPr>
-      <w:r>
-        <w:rPr>
-          <w:rFonts w:ascii="Times New Roman" w:hAnsi="Times New Roman"/>
-          <w:b/>
-          <w:color w:val="1B365D"/>
-          <w:sz w:val="24"/>
-        </w:rPr>
-        <w:t>Câu 6: Tại sao Thuật toán Gale-Shapley (UC-13) và Đếm cặp chặn (UC-14) lại là &lt;&lt;include&gt;&gt; của Ghép phòng tự động (UC-12)?</w:t>
-      </w:r>
-    </w:p>
-    <w:p>
-      <w:pPr>
-        <w:spacing w:before="0" w:after="120" w:line="288" w:lineRule="auto"/>
-        <w:jc w:val="left"/>
-      </w:pPr>
-      <w:r>
-        <w:rPr>
-          <w:rFonts w:ascii="Times New Roman" w:hAnsi="Times New Roman"/>
-          <w:color w:val="1F2937"/>
-          <w:sz w:val="23"/>
-        </w:rPr>
-        <w:t>Dạ thưa Thầy/Cô, để hoàn tất quy trình phân phòng cho KTX, Ban quản lý không thể ghép thủ công mà bắt buộc hệ thống phải thực thi giải thuật Gale-Shapley hai chiều. Hơn thế nữa, mục tiêu cốt lõi của đề tài là đảm bảo không sinh viên nào muốn tự ý bỏ phòng để sang phòng khác (tính ổn định cao). Do đó, bước quét ma trận kiểm tra số cặp chặn (Blocking Pairs) là bắt buộc thực hiện kèm theo ngay sau khi ghép để chứng minh tính đúng đắn của giải thuật trước khi công bố kết quả.</w:t>
-      </w:r>
-    </w:p>
-    <w:p>
-      <w:pPr>
-        <w:spacing w:before="160" w:after="40" w:line="288" w:lineRule="auto"/>
-        <w:jc w:val="left"/>
-      </w:pPr>
-      <w:r>
-        <w:rPr>
-          <w:rFonts w:ascii="Times New Roman" w:hAnsi="Times New Roman"/>
-          <w:b/>
-          <w:color w:val="1B365D"/>
-          <w:sz w:val="24"/>
-        </w:rPr>
-        <w:t>Câu 7: Nếu có trường hợp sinh viên ghét nhau hoặc sinh viên hút thuốc không được ở chung người dị ứng, sao nhóm không vẽ quan hệ &lt;&lt;exclude&gt;&gt;?</w:t>
-      </w:r>
-    </w:p>
-    <w:p>
-      <w:pPr>
-        <w:spacing w:before="0" w:after="120" w:line="288" w:lineRule="auto"/>
-        <w:jc w:val="left"/>
-      </w:pPr>
-      <w:r>
-        <w:rPr>
-          <w:rFonts w:ascii="Times New Roman" w:hAnsi="Times New Roman"/>
-          <w:color w:val="1F2937"/>
-          <w:sz w:val="23"/>
-        </w:rPr>
-        <w:t>Dạ thưa Thầy/Cô, chuẩn UML quốc tế không hề có quan hệ nào tên là &lt;&lt;exclude&gt;&gt;. Biểu đồ Use Case chỉ mô hình hóa chức năng người dùng có thể thực hiện. Các điều kiện cấm đoán hoặc loại trừ lẫn nhau được nhóm em mô hình hóa dưới dạng Ràng buộc nghiệp vụ (Constraint) và cài đặt thông qua trọng số trong ma trận điểm và bộ lọc logic của giải thuật, hoàn toàn tuân thủ chặt chẽ chuẩn mực kỹ thuật phần mềm.</w:t>
-      </w:r>
-    </w:p>
-    <w:p>
-      <w:pPr>
-        <w:spacing w:before="160" w:after="40" w:line="288" w:lineRule="auto"/>
-        <w:jc w:val="left"/>
-      </w:pPr>
-      <w:r>
-        <w:rPr>
-          <w:rFonts w:ascii="Times New Roman" w:hAnsi="Times New Roman"/>
-          <w:b/>
-          <w:color w:val="1B365D"/>
-          <w:sz w:val="24"/>
-        </w:rPr>
-        <w:t>Câu 8: Nhóm em đã kiểm chứng biểu đồ này trên phần mềm chạy thực tế chưa?</w:t>
-      </w:r>
-    </w:p>
-    <w:p>
-      <w:pPr>
-        <w:spacing w:before="0" w:after="120" w:line="288" w:lineRule="auto"/>
-        <w:jc w:val="left"/>
-      </w:pPr>
-      <w:r>
-        <w:rPr>
-          <w:rFonts w:ascii="Times New Roman" w:hAnsi="Times New Roman"/>
-          <w:color w:val="1F2937"/>
-          <w:sz w:val="23"/>
-        </w:rPr>
-        <w:t>Dạ thưa Thầy/Cô, toàn bộ 16 Use Case trên biểu đồ đã được nhóm em hiện thực hóa hoàn chỉnh bằng ứng dụng Web chạy trên nền FastAPI và HTML5/Tailwind CSS. Hệ thống đã có trang đăng nhập xác thực tài khoản sinh viên, form nhập 8 tiêu chí có nạp nhanh 3 Persona mẫu, bảng hiển thị Top 8 bạn cùng phòng tương thích và chức năng xem chi tiết tiêu chí hai chiều. Thầy/Cô có thể trực tiếp trải nghiệm và kiểm chứng toàn bộ luồng hoạt động trên hệ thống cục bộ của nhóm.</w:t>
-      </w:r>
-    </w:p>
-    <w:p>
-      <w:pPr>
-        <w:spacing w:before="280" w:after="120" w:line="288" w:lineRule="auto"/>
-        <w:jc w:val="left"/>
-      </w:pPr>
-      <w:r>
-        <w:rPr>
-          <w:rFonts w:ascii="Times New Roman" w:hAnsi="Times New Roman"/>
-          <w:b/>
-          <w:color w:val="1B365D"/>
-          <w:sz w:val="28"/>
-        </w:rPr>
-        <w:t>7. KẾT LUẬN VÀ KIẾN NGHỊ</w:t>
+        <w:t>Với việc nâng cấp lên Phiên bản 3.0, mô hình Use Case của Đề tài đã chuyển hóa từ một sơ đồ thuật toán thuần túy thành một Kiến trúc Giải pháp Quản trị Ký túc xá Toàn diện. Sơ đồ không chỉ đáp ứng chuẩn mực học thuật của ngôn ngữ UML quốc tế (phân định chính xác include/extend), mà còn phản ánh chân thực, sắc sảo toàn bộ các mắt xích quản trị thực tế: từ chọn loại phòng, phê duyệt nghiệp vụ, thanh toán cọc giữ chỗ cho đến bài toán tối ưu hóa doanh thu và lợi nhuận cho KTX.</w:t>
       </w:r>
     </w:p>
     <w:p>
@@ -4571,28 +5871,12 @@
           <w:color w:val="1F2937"/>
           <w:sz w:val="24"/>
         </w:rPr>
-        <w:t>Biểu đồ Use Case được xây dựng cho hệ thống Ghép bạn cùng phòng KTX không chỉ đáp ứng nghiêm ngặt các quy chuẩn kỹ thuật của ngôn ngữ mô hình hóa UML, mà còn phản ánh chân thực các đòi hỏi nghiệp vụ đời thường trong môi trường nội trú đại học. Việc phân định chính xác giữa quan hệ &lt;&lt;include&gt;&gt; (tính bắt buộc, tái sử dụng) và &lt;&lt;extend&gt;&gt; (tính tùy chọn có điều kiện), đồng thời loại bỏ quan niệm sai lầm về &lt;&lt;exclude&gt;&gt;, là minh chứng cho sự chuẩn bị nghiêm túc, sâu sắc về mặt học thuật của nhóm sinh viên.</w:t>
-      </w:r>
-    </w:p>
-    <w:p>
-      <w:pPr>
-        <w:spacing w:before="0" w:after="100" w:line="288" w:lineRule="auto"/>
-        <w:jc w:val="left"/>
-      </w:pPr>
-      <w:r>
-        <w:rPr>
-          <w:rFonts w:ascii="Times New Roman" w:hAnsi="Times New Roman"/>
-          <w:b w:val="0"/>
-          <w:i w:val="0"/>
-          <w:color w:val="1F2937"/>
-          <w:sz w:val="24"/>
-        </w:rPr>
-        <w:t>Tài liệu này là căn cứ vững chắc để nhóm tự tin bảo vệ đề tài trước Giảng viên và Hội đồng đánh giá, đồng thời làm kim chỉ nam để tiếp tục hoàn thiện các pha triển khai mã nguồn và kiểm thử hệ thống trong các giai đoạn tiếp theo.</w:t>
+        <w:t>Tài liệu này là vũ khí học thuật vững chắc nhất để nhóm tự tin giải trình và đạt điểm số tối đa trước Giảng viên hướng dẫn và Hội đồng chấm đồ án.</w:t>
       </w:r>
     </w:p>
     <w:sectPr>
       <w:pgSz w:w="11909" w:h="16834"/>
-      <w:pgMar w:top="1296" w:right="1296" w:bottom="1296" w:left="1440" w:header="720" w:footer="720" w:gutter="0"/>
+      <w:pgMar w:top="1224" w:right="1296" w:bottom="1224" w:left="1440" w:header="720" w:footer="720" w:gutter="0"/>
       <w:cols w:space="720"/>
       <w:docGrid w:linePitch="360"/>
     </w:sectPr>

--- a/docs/Tai_Lieu_Giai_Thich_So_Do_Use_Case_KTX.docx
+++ b/docs/Tai_Lieu_Giai_Thich_So_Do_Use_Case_KTX.docx
@@ -626,7 +626,7 @@
                 <w:color w:val="166534"/>
                 <w:sz w:val="19"/>
               </w:rPr>
-              <w:t>Thiết lập quy trình Phê duyệt nghiệp vụ (UC-09, BR-03): BQL duyệt hồ sơ trường A, tư cách sinh viên và kỷ luật trước khi phân phòng.</w:t>
+              <w:t>Thiết lập quy trình Phê duyệt nghiệp vụ (UC-09, BR-03): Hệ thống duyệt hồ sơ trường A, tư cách sinh viên và kỷ luật trước khi phân phòng.</w:t>
             </w:r>
           </w:p>
         </w:tc>
@@ -717,7 +717,7 @@
                 <w:color w:val="166534"/>
                 <w:sz w:val="19"/>
               </w:rPr>
-              <w:t>Bổ sung UC-13 (BQL Quản lý danh mục phòng: 2, 4, 6 người, giá thuê) và UC-07 (Sinh viên chọn loại phòng &amp; máy lạnh theo ngân sách).</w:t>
+              <w:t>Bổ sung UC-13 (Hệ thống Quản lý danh mục phòng: 2, 4, 6 người, giá thuê) và UC-07 (Sinh viên chọn loại phòng &amp; máy lạnh theo ngân sách).</w:t>
             </w:r>
           </w:p>
         </w:tc>
@@ -1174,7 +1174,7 @@
           <w:color w:val="2C5282"/>
           <w:sz w:val="25"/>
         </w:rPr>
-        <w:t>3.2 Tác nhân Ban quản lý KTX (Dormitory Management - Business Actor)</w:t>
+        <w:t>3.2 Tác nhân Hệ thống KTX (System - System/Managing Actor)</w:t>
       </w:r>
     </w:p>
     <w:p>
@@ -1704,7 +1704,7 @@
                 <w:color w:val="374151"/>
                 <w:sz w:val="18"/>
               </w:rPr>
-              <w:t>Sinh viên, BQL</w:t>
+              <w:t>Sinh viên, Hệ thống</w:t>
             </w:r>
           </w:p>
         </w:tc>
@@ -2747,7 +2747,7 @@
                 <w:color w:val="374151"/>
                 <w:sz w:val="18"/>
               </w:rPr>
-              <w:t>Ban quản lý KTX</w:t>
+              <w:t>Hệ thống (System)</w:t>
             </w:r>
           </w:p>
         </w:tc>
@@ -2806,7 +2806,7 @@
                 <w:color w:val="374151"/>
                 <w:sz w:val="18"/>
               </w:rPr>
-              <w:t>BQL kiểm duyệt điều kiện trường A, kỷ luật trước khi phân phòng (BR-03).</w:t>
+              <w:t>Hệ thống kiểm duyệt điều kiện trường A, kỷ luật trước khi phân phòng (BR-03).</w:t>
             </w:r>
           </w:p>
         </w:tc>
@@ -3343,7 +3343,7 @@
                 <w:color w:val="374151"/>
                 <w:sz w:val="18"/>
               </w:rPr>
-              <w:t>Ban quản lý KTX</w:t>
+              <w:t>Hệ thống (System)</w:t>
             </w:r>
           </w:p>
         </w:tc>
@@ -3492,7 +3492,7 @@
                 <w:color w:val="374151"/>
                 <w:sz w:val="18"/>
               </w:rPr>
-              <w:t>Ban quản lý KTX</w:t>
+              <w:t>Hệ thống (System)</w:t>
             </w:r>
           </w:p>
         </w:tc>
@@ -3641,7 +3641,7 @@
                 <w:color w:val="374151"/>
                 <w:sz w:val="18"/>
               </w:rPr>
-              <w:t>Ban quản lý KTX</w:t>
+              <w:t>Hệ thống (System)</w:t>
             </w:r>
           </w:p>
         </w:tc>
@@ -4535,7 +4535,7 @@
                 <w:color w:val="374151"/>
                 <w:sz w:val="18"/>
               </w:rPr>
-              <w:t>Ban quản lý KTX</w:t>
+              <w:t>Hệ thống (System)</w:t>
             </w:r>
           </w:p>
         </w:tc>
@@ -4833,7 +4833,7 @@
                 <w:color w:val="374151"/>
                 <w:sz w:val="18"/>
               </w:rPr>
-              <w:t>Ban quản lý KTX</w:t>
+              <w:t>Hệ thống (System)</w:t>
             </w:r>
           </w:p>
         </w:tc>
@@ -4982,7 +4982,7 @@
                 <w:color w:val="374151"/>
                 <w:sz w:val="18"/>
               </w:rPr>
-              <w:t>Ban quản lý KTX</w:t>
+              <w:t>Hệ thống (System)</w:t>
             </w:r>
           </w:p>
         </w:tc>
@@ -5131,7 +5131,7 @@
                 <w:color w:val="374151"/>
                 <w:sz w:val="18"/>
               </w:rPr>
-              <w:t>Ban quản lý KTX</w:t>
+              <w:t>Hệ thống (System)</w:t>
             </w:r>
           </w:p>
         </w:tc>
@@ -5364,7 +5364,7 @@
           <w:color w:val="374151"/>
           <w:sz w:val="24"/>
         </w:rPr>
-        <w:t>Ban quản lý KTX (Cán bộ phê duyệt).</w:t>
+        <w:t>Hệ thống (System) (Cán bộ phê duyệt).</w:t>
       </w:r>
     </w:p>
     <w:p>
@@ -5436,7 +5436,7 @@
           <w:color w:val="374151"/>
           <w:sz w:val="24"/>
         </w:rPr>
-        <w:t>Cán bộ BQL mở màn hình duyệt đơn. Hệ thống tự động gán nhãn xanh cho hồ sơ hợp lệ. BQL kiểm tra hạn ngạch phòng, đối chiếu kỷ luật cũ và nhấn 'Business Approve' chuyển hồ sơ sang trạng thái 'Approved'. Các hồ sơ này mới được nạp vào hàng đợi chạy Gale-Shapley.</w:t>
+        <w:t>Cán bộ Hệ thống mở màn hình duyệt đơn. Hệ thống tự động gán nhãn xanh cho hồ sơ hợp lệ. Hệ thống kiểm tra hạn ngạch phòng, đối chiếu kỷ luật cũ và nhấn 'Business Approve' chuyển hồ sơ sang trạng thái 'Approved'. Các hồ sơ này mới được nạp vào hàng đợi chạy Gale-Shapley.</w:t>
       </w:r>
     </w:p>
     <w:p>
@@ -5475,7 +5475,7 @@
           <w:color w:val="374151"/>
           <w:sz w:val="24"/>
         </w:rPr>
-        <w:t>Sinh viên, Cổng thanh toán (VNPay), Ban quản lý KTX.</w:t>
+        <w:t>Sinh viên, Cổng thanh toán (VNPay), Hệ thống (System).</w:t>
       </w:r>
     </w:p>
     <w:p>
@@ -5610,7 +5610,7 @@
           <w:color w:val="374151"/>
           <w:sz w:val="24"/>
         </w:rPr>
-        <w:t>Ban quản lý KTX / Ban Giám đốc KTX.</w:t>
+        <w:t>Hệ thống (System) / Ban Giám đốc KTX.</w:t>
       </w:r>
     </w:p>
     <w:p>
@@ -5737,7 +5737,7 @@
           <w:color w:val="1F2937"/>
           <w:sz w:val="23"/>
         </w:rPr>
-        <w:t>Dạ thưa Thầy, 'Business Approve' (UC-09) là cánh cổng kiểm soát nghiệp vụ của Ban quản lý theo Quy tắc BR-03. Không một tổ chức ký túc xá nào cho phép sinh viên cứ điền form là tự động vào ở ngay. KTX phải thẩm định: (1) Sinh viên có đúng là sinh viên trường A không theo BR-01; (2) Sinh viên có vi phạm kỷ luật nội trú cũ không; (3) Sinh viên có cam kết ở đủ tối thiểu 1 học kỳ theo BR-02 không. Chỉ khi hồ sơ được BQL phê duyệt 'Business Approve', sinh viên mới được đưa vào danh sách chính thức để chạy thuật toán phân phòng.</w:t>
+        <w:t>Dạ thưa Thầy, 'Business Approve' (UC-09) là cánh cổng kiểm soát nghiệp vụ của Ban quản lý theo Quy tắc BR-03. Không một tổ chức ký túc xá nào cho phép sinh viên cứ điền form là tự động vào ở ngay. KTX phải thẩm định: (1) Sinh viên có đúng là sinh viên trường A không theo BR-01; (2) Sinh viên có vi phạm kỷ luật nội trú cũ không; (3) Sinh viên có cam kết ở đủ tối thiểu 1 học kỳ theo BR-02 không. Chỉ khi hồ sơ được Hệ thống phê duyệt 'Business Approve', sinh viên mới được đưa vào danh sách chính thức để chạy thuật toán phân phòng.</w:t>
       </w:r>
     </w:p>
     <w:p>
